--- a/final-submission-v3/RA-MARS-journal-draft-final-v3.docx
+++ b/final-submission-v3/RA-MARS-journal-draft-final-v3.docx
@@ -8387,343 +8387,343 @@
         <w:pStyle w:val="FirstParagraph"/>
       </w:pPr>
       <w:r>
-        <w:t xml:space="preserve">[1] P. Stodola, J. Nohel, and L. Horák, “Dynamic reconnaissance operations with UAV swarms: adapting to environmental changes,” Scientific Reports, 2025.</w:t>
-      </w:r>
-    </w:p>
-    <w:p>
-      <w:pPr>
-        <w:pStyle w:val="BodyText"/>
-      </w:pPr>
-      <w:r>
-        <w:t xml:space="preserve">[2] S. Bi, K. Li, S. Hu, W. Ni, C. Wang, and X. Wang, “Detection and Mitigation of Position Spoofing Attacks on Cooperative UAV Swarm Formations,” IEEE Transactions on Information Forensics and Security, 2024.</w:t>
-      </w:r>
-    </w:p>
-    <w:p>
-      <w:pPr>
-        <w:pStyle w:val="BodyText"/>
-      </w:pPr>
-      <w:r>
-        <w:t xml:space="preserve">[3] P. Mykytyn, M. Brzozowski, Z. Dyka, and P. Langendoerfer, “GPS-Spoofing Attack Detection Mechanism for UAV Swarms,” 2023 IEEE Mediterranean Conference on Embedded Computing, 2023.</w:t>
-      </w:r>
-    </w:p>
-    <w:p>
-      <w:pPr>
-        <w:pStyle w:val="BodyText"/>
-      </w:pPr>
-      <w:r>
-        <w:t xml:space="preserve">[4] L. Alhoraibi, D. Alghazzawi, and R. Alhebshi, “Detection of GPS Spoofing Attacks in UAVs Based on Adversarial Machine Learning Model,” Sensors, vol. 24, no. 18, article 6156, 2024.</w:t>
-      </w:r>
-    </w:p>
-    <w:p>
-      <w:pPr>
-        <w:pStyle w:val="BodyText"/>
-      </w:pPr>
-      <w:r>
-        <w:t xml:space="preserve">[5] G. Wang, X. Lv, and X. Yan, “A Two-Stage Distributed Task Assignment Algorithm Based on Contract Net Protocol for Multi-UAV Cooperative Reconnaissance Task Reassignment in Dynamic Environments,” Sensors, vol. 23, no. 18, article 7980, 2023.</w:t>
-      </w:r>
-    </w:p>
-    <w:p>
-      <w:pPr>
-        <w:pStyle w:val="BodyText"/>
-      </w:pPr>
-      <w:r>
-        <w:t xml:space="preserve">[6] Z. Lv, L. Xiao, Y. Du, G. Niu, C. Xing, and W. Xu, “Multi-Agent Reinforcement Learning Based UAV Swarm Communications Against Jamming,” IEEE Transactions on Wireless Communications, vol. 22, pp. 9063–9075, 2023.</w:t>
-      </w:r>
-    </w:p>
-    <w:p>
-      <w:pPr>
-        <w:pStyle w:val="BodyText"/>
-      </w:pPr>
-      <w:r>
-        <w:t xml:space="preserve">[7] J. Ghelani, P. Gharia, and H. El-Ocla, “Gradient Monitored Reinforcement Learning for Jamming Attack Detection in FANETs,” IEEE Access, vol. 12, pp. 23081–23095, 2024.</w:t>
-      </w:r>
-    </w:p>
-    <w:p>
-      <w:pPr>
-        <w:pStyle w:val="BodyText"/>
-      </w:pPr>
-      <w:r>
-        <w:t xml:space="preserve">[8] Z. Lv, L. Xiao, Y. Chen, H. Chen, and X. Ji, “Safe Multi-Agent Reinforcement Learning for Wireless Applications Against Adversarial Communications,” IEEE Transactions on Information Forensics and Security, vol. 19, pp. 6824–6839, 2024.</w:t>
-      </w:r>
-    </w:p>
-    <w:p>
-      <w:pPr>
-        <w:pStyle w:val="BodyText"/>
-      </w:pPr>
-      <w:r>
-        <w:t xml:space="preserve">[9] C. Greco, P. Pace, S. Basagni, and G. Fortino, “Jamming Detection at the Edge of Drone Networks Using Multi-layer Perceptrons and Decision Trees,” Applied Soft Computing, vol. 111, article 107806, 2021.</w:t>
-      </w:r>
-    </w:p>
-    <w:p>
-      <w:pPr>
-        <w:pStyle w:val="BodyText"/>
-      </w:pPr>
-      <w:r>
-        <w:t xml:space="preserve">[10] Z. Shao, H. Yang, L. Xiao, W. Su, Y. Chen, and Z. Xiong, “Deep Reinforcement Learning-Based Resource Management for UAV-Assisted Mobile Edge Computing Against Jamming,” IEEE Transactions on Mobile Computing, vol. 23, no. 12, pp. 13358–13374, 2024.</w:t>
-      </w:r>
-    </w:p>
-    <w:p>
-      <w:pPr>
-        <w:pStyle w:val="BodyText"/>
-      </w:pPr>
-      <w:r>
-        <w:t xml:space="preserve">[11] Z. Yu, Z. Wang, J. Yu, D. Liu, H. H. Song, and Z. Li, “Cybersecurity of Unmanned Aerial Vehicles: A Survey,” IEEE Aerospace and Electronic Systems Magazine, vol. 39, no. 9, pp. 182–215, 2024.</w:t>
-      </w:r>
-    </w:p>
-    <w:p>
-      <w:pPr>
-        <w:pStyle w:val="BodyText"/>
-      </w:pPr>
-      <w:r>
-        <w:t xml:space="preserve">[12] Y. Mekdad, A. Aris, L. Babun, A. El Fergougui, M. Conti, R. Lazzeretti, and A. S. Uluagac, “A Survey on Security and Privacy Issues of UAVs,” Computer Networks, vol. 224, article 109626, 2023.</w:t>
-      </w:r>
-    </w:p>
-    <w:p>
-      <w:pPr>
-        <w:pStyle w:val="BodyText"/>
-      </w:pPr>
-      <w:r>
-        <w:t xml:space="preserve">[13] Z. Wang, K. Han, Y. Yang, and W. Tian, “A Survey on Cybersecurity Attacks and Defenses for Unmanned Aerial Systems,” Journal of Systems Architecture, vol. 138, article 102870, 2023.</w:t>
-      </w:r>
-    </w:p>
-    <w:p>
-      <w:pPr>
-        <w:pStyle w:val="BodyText"/>
-      </w:pPr>
-      <w:r>
-        <w:t xml:space="preserve">[14] N. Bai, S. Wang, T. Zhang, N. N. Xiong, and S. Li, “A Survey on Unmanned Aerial Systems Cybersecurity,” Journal of Systems Architecture, vol. 156, article 103282, 2024.</w:t>
-      </w:r>
-    </w:p>
-    <w:p>
-      <w:pPr>
-        <w:pStyle w:val="BodyText"/>
-      </w:pPr>
-      <w:r>
-        <w:t xml:space="preserve">[15] R. Sarenche, F. Aghili, T. Yoshizawa, and D. Singelée, “DASLog: Decentralized Auditable Secure Logging for UAV Ecosystems,” IEEE Internet of Things Journal, vol. 10, no. 23, pp. 20264–20284, 2023.</w:t>
-      </w:r>
-    </w:p>
-    <w:p>
-      <w:pPr>
-        <w:pStyle w:val="BodyText"/>
-      </w:pPr>
-      <w:r>
-        <w:t xml:space="preserve">[16] R. Karmakar, G. Kaddoum, and O. Akhrif, “A Blockchain-Based Distributed and Intelligent Clustering-Enabled Authentication Protocol for UAV Swarms,” IEEE Transactions on Mobile Computing, 2024.</w:t>
-      </w:r>
-    </w:p>
-    <w:p>
-      <w:pPr>
-        <w:pStyle w:val="BodyText"/>
-      </w:pPr>
-      <w:r>
-        <w:t xml:space="preserve">[17] R. Xiong, Q. Xiao, Z. Wang, Z. Xu, and F. Shan, “Leveraging Lightweight Blockchain for Secure Collaborative Computing in UAV Ad-Hoc Networks,” Computer Networks, vol. 251, article 110612, 2024.</w:t>
-      </w:r>
-    </w:p>
-    <w:p>
-      <w:pPr>
-        <w:pStyle w:val="BodyText"/>
-      </w:pPr>
-      <w:r>
-        <w:t xml:space="preserve">[18] X. Tang, X. Lan, L. Li, Y. Zhang, and Z. Han, “Incentivizing Proof-of-Stake Blockchain for Secured Data Collection in UAV-Assisted IoT: A Multi-Agent Reinforcement Learning Approach,” IEEE Journal on Selected Areas in Communications, vol. 40, no. 12, pp. 3470–3484, 2022.</w:t>
-      </w:r>
-    </w:p>
-    <w:p>
-      <w:pPr>
-        <w:pStyle w:val="BodyText"/>
-      </w:pPr>
-      <w:r>
-        <w:t xml:space="preserve">[19] S. Hafeez, A. R. Khan, M. Al-Quraan, L. Mohjazi, A. Zoha, M. A. Imran, and Y. Sun, “Blockchain-Assisted UAV Communication Systems: A Comprehensive Survey,” IEEE Open Journal of Vehicular Technology, vol. 4, pp. 558–580, 2023.</w:t>
-      </w:r>
-    </w:p>
-    <w:p>
-      <w:pPr>
-        <w:pStyle w:val="BodyText"/>
-      </w:pPr>
-      <w:r>
-        <w:t xml:space="preserve">[20] L. Liu and J. Yang, “A Dynamic Mission Abort Policy for the Swarm Executing Missions and Its Solution Method by Tailored Deep Reinforcement Learning,” Reliability Engineering &amp; System Safety, vol. 234, article 109149, 2023.</w:t>
-      </w:r>
-    </w:p>
-    <w:p>
-      <w:pPr>
-        <w:pStyle w:val="BodyText"/>
-      </w:pPr>
-      <w:r>
-        <w:t xml:space="preserve">[21] X. Zhou, Y. Huang, G. Bai, B. Xu, and J. Tao, “The Resilience Evaluation of Unmanned Autonomous Swarm with Informed Agents under Partial Failure,” Reliability Engineering &amp; System Safety, vol. 244, article 109920, 2024.</w:t>
-      </w:r>
-    </w:p>
-    <w:p>
-      <w:pPr>
-        <w:pStyle w:val="BodyText"/>
-      </w:pPr>
-      <w:r>
-        <w:t xml:space="preserve">[22] T. Liu, G. Bai, J. Tao, Y. Zhang, and Y. Fang, “A Multistate Network Approach for Resilience Analysis of UAV Swarm Considering Information Exchange Capacity,” Reliability Engineering &amp; System Safety, vol. 241, article 109606, 2024.</w:t>
-      </w:r>
-    </w:p>
-    <w:p>
-      <w:pPr>
-        <w:pStyle w:val="BodyText"/>
-      </w:pPr>
-      <w:r>
-        <w:t xml:space="preserve">[23] Q. Sun, H. Li, Y. Zhong, K. Ren, and Y. Zhang, “Deep Reinforcement Learning-Based Resilience Enhancement Strategy of Unmanned Weapon System-of-Systems under Inevitable Interferences,” Reliability Engineering &amp; System Safety, vol. 242, article 109749, 2024.</w:t>
-      </w:r>
-    </w:p>
-    <w:p>
-      <w:pPr>
-        <w:pStyle w:val="BodyText"/>
-      </w:pPr>
-      <w:r>
-        <w:t xml:space="preserve">[24] C. Zhang, T. Liu, G. Bai, J. Tao, and W. Zhu, “A Dynamic Resilience Evaluation Method for Cross-Domain Swarms in Confrontation,” Reliability Engineering &amp; System Safety, vol. 244, article 109904, 2024.</w:t>
-      </w:r>
-    </w:p>
-    <w:p>
-      <w:pPr>
-        <w:pStyle w:val="BodyText"/>
-      </w:pPr>
-      <w:r>
-        <w:t xml:space="preserve">[25] S. C. Hassler, U. A. Mughal, and M. Ismail, “Cyber-Physical Intrusion Detection System for Unmanned Aerial Vehicles,” IEEE Transactions on Intelligent Transportation Systems, vol. 25, no. 6, pp. 6106–6117, 2024.</w:t>
-      </w:r>
-    </w:p>
-    <w:p>
-      <w:pPr>
-        <w:pStyle w:val="BodyText"/>
-      </w:pPr>
-      <w:r>
-        <w:t xml:space="preserve">[26] H. J. Hadi, Y. Cao, S. Li, Y. Hu, J. Wang, and S. Wang, “Real-Time Collaborative Intrusion Detection System in UAV Networks Using Deep Learning,” IEEE Internet of Things Journal, vol. 11, no. 20, pp. 33371–33391, 2024.</w:t>
-      </w:r>
-    </w:p>
-    <w:p>
-      <w:pPr>
-        <w:pStyle w:val="BodyText"/>
-      </w:pPr>
-      <w:r>
-        <w:t xml:space="preserve">[27] R. A. AL-Syouf, R. M. Bani-Hani, and O. Y. AL-Jarrah, “Machine Learning Approaches to Intrusion Detection in Unmanned Aerial Vehicles (UAVs),” Neural Computing and Applications, vol. 36, no. 29, pp. 18009–18041, 2024.</w:t>
-      </w:r>
-    </w:p>
-    <w:p>
-      <w:pPr>
-        <w:pStyle w:val="BodyText"/>
-      </w:pPr>
-      <w:r>
-        <w:t xml:space="preserve">[28] J. Medhi, R. Liu, Q. Wang, and X. Chen, “A Lightweight and Efficient Intrusion Detection System (IDS) for Unmanned Aerial Vehicles,” Neural Computing and Applications, vol. 37, no. 20, pp. 15819–15836, 2025.</w:t>
-      </w:r>
-    </w:p>
-    <w:p>
-      <w:pPr>
-        <w:pStyle w:val="BodyText"/>
-      </w:pPr>
-      <w:r>
-        <w:t xml:space="preserve">[29] Y. Luo, Y. Xiao, L. Cheng, G. Peng, and D. Yao, “Deep Learning-Based Anomaly Detection in Cyber-Physical Systems: Progress and Opportunities,” ACM Computing Surveys, vol. 54, no. 5, article 106, 2021.</w:t>
-      </w:r>
-    </w:p>
-    <w:p>
-      <w:pPr>
-        <w:pStyle w:val="BodyText"/>
-      </w:pPr>
-      <w:r>
-        <w:t xml:space="preserve">[30] L. Xiang, F. Wang, W. Xu, T. Zhang, M. Pan, and Z. Han, “Dynamic UAV Swarm Collaboration for Multi-Targets Tracking Under Malicious Jamming: Joint Power, Path and Target Association Optimization,” IEEE Transactions on Vehicular Technology, vol. 73, no. 4, pp. 5410–5425, 2024.</w:t>
-      </w:r>
-    </w:p>
-    <w:p>
-      <w:pPr>
-        <w:pStyle w:val="BodyText"/>
-      </w:pPr>
-      <w:r>
-        <w:t xml:space="preserve">[31] Z. Yin, J. Li, Z. Wang, Y. Qian, Y. Lin, F. Shu, and W. Chen, “UAV Communication Against Intelligent Jamming: A Stackelberg Game Approach With Federated Reinforcement Learning,” IEEE Transactions on Green Communications and Networking, vol. 8, no. 4, pp. 1796–1808, 2024.</w:t>
-      </w:r>
-    </w:p>
-    <w:p>
-      <w:pPr>
-        <w:pStyle w:val="BodyText"/>
-      </w:pPr>
-      <w:r>
-        <w:t xml:space="preserve">[32] Y. Su, N. Qi, Z. Huang, R. Yao, and L. Jia, “Cooperative Anti-Jamming and Interference Mitigation for UAV Networks: A Local Altruistic Game Approach,” China Communications, vol. 21, no. 2, pp. 183–196, 2024.</w:t>
-      </w:r>
-    </w:p>
-    <w:p>
-      <w:pPr>
-        <w:pStyle w:val="BodyText"/>
-      </w:pPr>
-      <w:r>
-        <w:t xml:space="preserve">[33] C. Fang, Y. Feng, X. Li, and Y. Yang, “Multi-UAV Energy-Efficient Detection Coverage Under Jamming Environment: A Hierarchical Collaborative Learning Approach,” IEEE Transactions on Vehicular Technology, vol. 74, pp. 7351–7363, 2025.</w:t>
-      </w:r>
-    </w:p>
-    <w:p>
-      <w:pPr>
-        <w:pStyle w:val="BodyText"/>
-      </w:pPr>
-      <w:r>
-        <w:t xml:space="preserve">[34] X. Ma, M. Gao, Y. Zhao, and M. Yu, “A Novel Navigation Spoofing Algorithm for UAV Based on GPS/INS-Integrated Navigation,” IEEE Transactions on Vehicular Technology, vol. 73, no. 10, pp. 15424–15439, 2024.</w:t>
-      </w:r>
-    </w:p>
-    <w:p>
-      <w:pPr>
-        <w:pStyle w:val="BodyText"/>
-      </w:pPr>
-      <w:r>
-        <w:t xml:space="preserve">[35] S. A. Negru, P. Geragersian, I. Petrunin, and W. Guo, “Resilient Multi-Sensor UAV Navigation with a Hybrid Federated Fusion Architecture,” Sensors, vol. 24, no. 3, article 981, 2024.</w:t>
-      </w:r>
-    </w:p>
-    <w:p>
-      <w:pPr>
-        <w:pStyle w:val="BodyText"/>
-      </w:pPr>
-      <w:r>
-        <w:t xml:space="preserve">[36] I. Jarraya, A. Al-Batati, M. B. Kadri, M. Abdelkader, A. Ammar, W. Boulila, and A. Koubaa, “GNSS-Denied Unmanned Aerial Vehicle Navigation: Analyzing Computational Complexity, Sensor Fusion, and Localization Methodologies,” Satellite Navigation, vol. 6, article 9, 2025.</w:t>
-      </w:r>
-    </w:p>
-    <w:p>
-      <w:pPr>
-        <w:pStyle w:val="BodyText"/>
-      </w:pPr>
-      <w:r>
-        <w:t xml:space="preserve">[37] C. Meng, Q. Hu, S. S. Ge, and D. Li, “Trusted Multisource Fusion Navigation for UAV Under GNSS Interference and Spoofing Attacks,” IEEE/ASME Transactions on Mechatronics, vol. 30, no. 6, pp. 4165–4175, 2025.</w:t>
-      </w:r>
-    </w:p>
-    <w:p>
-      <w:pPr>
-        <w:pStyle w:val="BodyText"/>
-      </w:pPr>
-      <w:r>
-        <w:t xml:space="preserve">[38] Y. Zeng, Z. Lu, X. Zhao, Z. Xiao, S. Ni, Z. Han, and K. Li, “GNSS Jamming and Spoofing Threats in UAV Navigation: Countermeasure Status and Challenges,” IEEE Communications Surveys &amp; Tutorials, vol. 28, pp. 5909–5948, 2026.</w:t>
-      </w:r>
-    </w:p>
-    <w:p>
-      <w:pPr>
-        <w:pStyle w:val="BodyText"/>
-      </w:pPr>
-      <w:r>
-        <w:t xml:space="preserve">[39] B. Zhao, M. Huo, Z. Li, W. Feng, Z. Yu, N. Qi, and S. Wang, “Graph-Based Multi-Agent Reinforcement Learning for Collaborative Search and Tracking of Multiple UAVs,” Chinese Journal of Aeronautics, vol. 38, no. 3, article 103214, 2025.</w:t>
-      </w:r>
-    </w:p>
-    <w:p>
-      <w:pPr>
-        <w:pStyle w:val="BodyText"/>
-      </w:pPr>
-      <w:r>
-        <w:t xml:space="preserve">[40] Z. Zhang, J. Jiang, H. Xu, and W.-A. Zhang, “Distributed Dynamic Task Allocation for Unmanned Aerial Vehicle Swarm Systems: A Networked Evolutionary Game-Theoretic Approach,” Chinese Journal of Aeronautics, vol. 37, no. 6, pp. 182–204, 2024.</w:t>
-      </w:r>
-    </w:p>
-    <w:p>
-      <w:pPr>
-        <w:pStyle w:val="BodyText"/>
-      </w:pPr>
-      <w:r>
-        <w:t xml:space="preserve">[41] D. Liu, L. Dou, R. Zhang, X. Zhang, and Q. Zong, “Multi-Agent Reinforcement Learning-Based Coordinated Dynamic Task Allocation for Heterogeneous UAVs,” IEEE Transactions on Vehicular Technology, vol. 72, no. 4, pp. 4372–4383, 2023.</w:t>
-      </w:r>
-    </w:p>
-    <w:p>
-      <w:pPr>
-        <w:pStyle w:val="BodyText"/>
-      </w:pPr>
-      <w:r>
-        <w:t xml:space="preserve">[42] K. Li, J. Liu, X. Gu, Y. Yang, C. Chang, H. Chen, L. Wan, and Y. Lin, “Dynamic Decision-Making of UAV Swarm Based on Constrained Multi-Objective Optimization Under Incomplete Interference Information,” Chinese Journal of Aeronautics, article 103846, 2025.</w:t>
-      </w:r>
-    </w:p>
-    <w:p>
-      <w:pPr>
-        <w:pStyle w:val="BodyText"/>
-      </w:pPr>
-      <w:r>
-        <w:t xml:space="preserve">[43] X. Wang, Z. Zhao, L. Yi, Z. Ning, L. Guo, F. R. Yu, and S. Guo, “A Survey on Security of UAV Swarm Networks: Attacks and Countermeasures,” ACM Computing Surveys, vol. 57, no. 3, article 3703625, 2024.</w:t>
+        <w:t xml:space="preserve">[1] P. Stodola, J. Nohel, and L. Horák, “Dynamic reconnaissance operations with UAV swarms: adapting to environmental changes,” Scientific Reports, vol. 15, article 15092, 2025, doi: 10.1038/s41598-025-00201-4.</w:t>
+      </w:r>
+    </w:p>
+    <w:p>
+      <w:pPr>
+        <w:pStyle w:val="BodyText"/>
+      </w:pPr>
+      <w:r>
+        <w:t xml:space="preserve">[2] S. Bi, K. Li, S. Hu, W. Ni, C. Wang, and X. Wang, “Detection and Mitigation of Position Spoofing Attacks on Cooperative UAV Swarm Formations,” IEEE Transactions on Information Forensics and Security, vol. 19, pp. 1883–1895, 2024, doi: 10.1109/TIFS.2023.3341398.</w:t>
+      </w:r>
+    </w:p>
+    <w:p>
+      <w:pPr>
+        <w:pStyle w:val="BodyText"/>
+      </w:pPr>
+      <w:r>
+        <w:t xml:space="preserve">[3] P. Mykytyn, M. Brzozowski, Z. Dyka, and P. Langendoerfer, “GPS-Spoofing Attack Detection Mechanism for UAV Swarms,” in 2023 12th Mediterranean Conference on Embedded Computing (MECO), 2023, doi: 10.1109/MECO58584.2023.10154998.</w:t>
+      </w:r>
+    </w:p>
+    <w:p>
+      <w:pPr>
+        <w:pStyle w:val="BodyText"/>
+      </w:pPr>
+      <w:r>
+        <w:t xml:space="preserve">[4] L. Alhoraibi, D. Alghazzawi, and R. Alhebshi, “Detection of GPS Spoofing Attacks in UAVs Based on Adversarial Machine Learning Model,” Sensors, vol. 24, no. 18, article 6156, 2024, doi: 10.3390/s24186156.</w:t>
+      </w:r>
+    </w:p>
+    <w:p>
+      <w:pPr>
+        <w:pStyle w:val="BodyText"/>
+      </w:pPr>
+      <w:r>
+        <w:t xml:space="preserve">[5] G. Wang, X. Lv, and X. Yan, “A Two-Stage Distributed Task Assignment Algorithm Based on Contract Net Protocol for Multi-UAV Cooperative Reconnaissance Task Reassignment in Dynamic Environments,” Sensors, vol. 23, no. 18, article 7980, 2023, doi: 10.3390/s23187980.</w:t>
+      </w:r>
+    </w:p>
+    <w:p>
+      <w:pPr>
+        <w:pStyle w:val="BodyText"/>
+      </w:pPr>
+      <w:r>
+        <w:t xml:space="preserve">[6] Z. Lv, L. Xiao, Y. Du, G. Niu, C. Xing, and W. Xu, “Multi-Agent Reinforcement Learning Based UAV Swarm Communications Against Jamming,” IEEE Transactions on Wireless Communications, vol. 22, no. 12, pp. 9063–9075, 2023, doi: 10.1109/TWC.2023.3268082.</w:t>
+      </w:r>
+    </w:p>
+    <w:p>
+      <w:pPr>
+        <w:pStyle w:val="BodyText"/>
+      </w:pPr>
+      <w:r>
+        <w:t xml:space="preserve">[7] J. Ghelani, P. Gharia, and H. El-Ocla, “Gradient Monitored Reinforcement Learning for Jamming Attack Detection in FANETs,” IEEE Access, vol. 12, pp. 23081–23095, 2024, doi: 10.1109/ACCESS.2024.3361945.</w:t>
+      </w:r>
+    </w:p>
+    <w:p>
+      <w:pPr>
+        <w:pStyle w:val="BodyText"/>
+      </w:pPr>
+      <w:r>
+        <w:t xml:space="preserve">[8] Z. Lv, L. Xiao, Y. Chen, H. Chen, and X. Ji, “Safe Multi-Agent Reinforcement Learning for Wireless Applications Against Adversarial Communications,” IEEE Transactions on Information Forensics and Security, vol. 19, pp. 6824–6839, 2024, doi: 10.1109/TIFS.2024.3423428.</w:t>
+      </w:r>
+    </w:p>
+    <w:p>
+      <w:pPr>
+        <w:pStyle w:val="BodyText"/>
+      </w:pPr>
+      <w:r>
+        <w:t xml:space="preserve">[9] C. Greco, P. Pace, S. Basagni, and G. Fortino, “Jamming Detection at the Edge of Drone Networks Using Multi-layer Perceptrons and Decision Trees,” Applied Soft Computing, vol. 111, article 107806, 2021, doi: 10.1016/j.asoc.2021.107806.</w:t>
+      </w:r>
+    </w:p>
+    <w:p>
+      <w:pPr>
+        <w:pStyle w:val="BodyText"/>
+      </w:pPr>
+      <w:r>
+        <w:t xml:space="preserve">[10] Z. Shao, H. Yang, L. Xiao, W. Su, Y. Chen, and Z. Xiong, “Deep Reinforcement Learning-Based Resource Management for UAV-Assisted Mobile Edge Computing Against Jamming,” IEEE Transactions on Mobile Computing, vol. 23, no. 12, pp. 13358–13374, 2024, doi: 10.1109/TMC.2024.3432491.</w:t>
+      </w:r>
+    </w:p>
+    <w:p>
+      <w:pPr>
+        <w:pStyle w:val="BodyText"/>
+      </w:pPr>
+      <w:r>
+        <w:t xml:space="preserve">[11] Z. Yu, Z. Wang, J. Yu, D. Liu, H. H. Song, and Z. Li, “Cybersecurity of Unmanned Aerial Vehicles: A Survey,” IEEE Aerospace and Electronic Systems Magazine, vol. 39, no. 9, pp. 182–215, 2024, doi: 10.1109/MAES.2023.3318226.</w:t>
+      </w:r>
+    </w:p>
+    <w:p>
+      <w:pPr>
+        <w:pStyle w:val="BodyText"/>
+      </w:pPr>
+      <w:r>
+        <w:t xml:space="preserve">[12] Y. Mekdad, A. Aris, L. Babun, A. El Fergougui, M. Conti, R. Lazzeretti, and A. S. Uluagac, “A Survey on Security and Privacy Issues of UAVs,” Computer Networks, vol. 224, article 109626, 2023, doi: 10.1016/j.comnet.2023.109626.</w:t>
+      </w:r>
+    </w:p>
+    <w:p>
+      <w:pPr>
+        <w:pStyle w:val="BodyText"/>
+      </w:pPr>
+      <w:r>
+        <w:t xml:space="preserve">[13] Z. Wang, K. Han, Y. Yang, and W. Tian, “A Survey on Cybersecurity Attacks and Defenses for Unmanned Aerial Systems,” Journal of Systems Architecture, vol. 138, article 102870, 2023, doi: 10.1016/j.sysarc.2023.102870.</w:t>
+      </w:r>
+    </w:p>
+    <w:p>
+      <w:pPr>
+        <w:pStyle w:val="BodyText"/>
+      </w:pPr>
+      <w:r>
+        <w:t xml:space="preserve">[14] N. Bai, S. Wang, T. Zhang, N. N. Xiong, and S. Li, “A Survey on Unmanned Aerial Systems Cybersecurity,” Journal of Systems Architecture, vol. 156, article 103282, 2024, doi: 10.1016/j.sysarc.2024.103282.</w:t>
+      </w:r>
+    </w:p>
+    <w:p>
+      <w:pPr>
+        <w:pStyle w:val="BodyText"/>
+      </w:pPr>
+      <w:r>
+        <w:t xml:space="preserve">[15] R. Sarenche, F. Aghili, T. Yoshizawa, and D. Singelée, “DASLog: Decentralized Auditable Secure Logging for UAV Ecosystems,” IEEE Internet of Things Journal, vol. 10, no. 23, pp. 20264–20284, 2023, doi: 10.1109/JIOT.2023.3281263.</w:t>
+      </w:r>
+    </w:p>
+    <w:p>
+      <w:pPr>
+        <w:pStyle w:val="BodyText"/>
+      </w:pPr>
+      <w:r>
+        <w:t xml:space="preserve">[16] R. Karmakar, G. Kaddoum, and O. Akhrif, “A Blockchain-Based Distributed and Intelligent Clustering-Enabled Authentication Protocol for UAV Swarms,” IEEE Transactions on Mobile Computing, vol. 23, no. 5, pp. 6178–6195, 2024, doi: 10.1109/TMC.2023.3319544.</w:t>
+      </w:r>
+    </w:p>
+    <w:p>
+      <w:pPr>
+        <w:pStyle w:val="BodyText"/>
+      </w:pPr>
+      <w:r>
+        <w:t xml:space="preserve">[17] R. Xiong, Q. Xiao, Z. Wang, Z. Xu, and F. Shan, “Leveraging Lightweight Blockchain for Secure Collaborative Computing in UAV Ad-Hoc Networks,” Computer Networks, vol. 251, article 110612, 2024, doi: 10.1016/j.comnet.2024.110612.</w:t>
+      </w:r>
+    </w:p>
+    <w:p>
+      <w:pPr>
+        <w:pStyle w:val="BodyText"/>
+      </w:pPr>
+      <w:r>
+        <w:t xml:space="preserve">[18] X. Tang, X. Lan, L. Li, Y. Zhang, and Z. Han, “Incentivizing Proof-of-Stake Blockchain for Secured Data Collection in UAV-Assisted IoT: A Multi-Agent Reinforcement Learning Approach,” IEEE Journal on Selected Areas in Communications, vol. 40, no. 12, pp. 3470–3484, 2022, doi: 10.1109/JSAC.2022.3213360.</w:t>
+      </w:r>
+    </w:p>
+    <w:p>
+      <w:pPr>
+        <w:pStyle w:val="BodyText"/>
+      </w:pPr>
+      <w:r>
+        <w:t xml:space="preserve">[19] S. Hafeez, A. R. Khan, M. Al-Quraan, L. Mohjazi, A. Zoha, M. A. Imran, and Y. Sun, “Blockchain-Assisted UAV Communication Systems: A Comprehensive Survey,” IEEE Open Journal of Vehicular Technology, vol. 4, pp. 558–580, 2023, doi: 10.1109/OJVT.2023.3295208.</w:t>
+      </w:r>
+    </w:p>
+    <w:p>
+      <w:pPr>
+        <w:pStyle w:val="BodyText"/>
+      </w:pPr>
+      <w:r>
+        <w:t xml:space="preserve">[20] L. Liu and J. Yang, “A Dynamic Mission Abort Policy for the Swarm Executing Missions and Its Solution Method by Tailored Deep Reinforcement Learning,” Reliability Engineering &amp; System Safety, vol. 234, article 109149, 2023, doi: 10.1016/j.ress.2023.109149.</w:t>
+      </w:r>
+    </w:p>
+    <w:p>
+      <w:pPr>
+        <w:pStyle w:val="BodyText"/>
+      </w:pPr>
+      <w:r>
+        <w:t xml:space="preserve">[21] X. Zhou, Y. Huang, G. Bai, B. Xu, and J. Tao, “The Resilience Evaluation of Unmanned Autonomous Swarm with Informed Agents under Partial Failure,” Reliability Engineering &amp; System Safety, vol. 244, article 109920, 2024, doi: 10.1016/j.ress.2023.109920.</w:t>
+      </w:r>
+    </w:p>
+    <w:p>
+      <w:pPr>
+        <w:pStyle w:val="BodyText"/>
+      </w:pPr>
+      <w:r>
+        <w:t xml:space="preserve">[22] T. Liu, G. Bai, J. Tao, Y.-A. Zhang, and Y. Fang, “A Multistate Network Approach for Resilience Analysis of UAV Swarm Considering Information Exchange Capacity,” Reliability Engineering &amp; System Safety, vol. 241, article 109606, 2024, doi: 10.1016/j.ress.2023.109606.</w:t>
+      </w:r>
+    </w:p>
+    <w:p>
+      <w:pPr>
+        <w:pStyle w:val="BodyText"/>
+      </w:pPr>
+      <w:r>
+        <w:t xml:space="preserve">[23] Q. Sun, H. Li, Y. Zhong, K. Ren, and Y. Zhang, “Deep Reinforcement Learning-Based Resilience Enhancement Strategy of Unmanned Weapon System-of-Systems under Inevitable Interferences,” Reliability Engineering &amp; System Safety, vol. 242, article 109749, 2024, doi: 10.1016/j.ress.2023.109749.</w:t>
+      </w:r>
+    </w:p>
+    <w:p>
+      <w:pPr>
+        <w:pStyle w:val="BodyText"/>
+      </w:pPr>
+      <w:r>
+        <w:t xml:space="preserve">[24] C. Zhang, T. Liu, G. Bai, J. Tao, and W. Zhu, “A Dynamic Resilience Evaluation Method for Cross-Domain Swarms in Confrontation,” Reliability Engineering &amp; System Safety, vol. 244, article 109904, 2024, doi: 10.1016/j.ress.2023.109904.</w:t>
+      </w:r>
+    </w:p>
+    <w:p>
+      <w:pPr>
+        <w:pStyle w:val="BodyText"/>
+      </w:pPr>
+      <w:r>
+        <w:t xml:space="preserve">[25] S. C. Hassler, U. A. Mughal, and M. Ismail, “Cyber-Physical Intrusion Detection System for Unmanned Aerial Vehicles,” IEEE Transactions on Intelligent Transportation Systems, vol. 25, no. 6, pp. 6106–6117, 2024, doi: 10.1109/TITS.2023.3339728.</w:t>
+      </w:r>
+    </w:p>
+    <w:p>
+      <w:pPr>
+        <w:pStyle w:val="BodyText"/>
+      </w:pPr>
+      <w:r>
+        <w:t xml:space="preserve">[26] H. J. Hadi, Y. Cao, S. Li, Y. Hu, J. Wang, and S. Wang, “Real-Time Collaborative Intrusion Detection System in UAV Networks Using Deep Learning,” IEEE Internet of Things Journal, vol. 11, no. 20, pp. 33371–33391, 2024, doi: 10.1109/JIOT.2024.3426511.</w:t>
+      </w:r>
+    </w:p>
+    <w:p>
+      <w:pPr>
+        <w:pStyle w:val="BodyText"/>
+      </w:pPr>
+      <w:r>
+        <w:t xml:space="preserve">[27] R. A. AL-Syouf, R. M. Bani-Hani, and O. Y. AL-Jarrah, “Machine Learning Approaches to Intrusion Detection in Unmanned Aerial Vehicles (UAVs),” Neural Computing and Applications, vol. 36, no. 29, pp. 18009–18041, 2024, doi: 10.1007/s00521-024-10306-y.</w:t>
+      </w:r>
+    </w:p>
+    <w:p>
+      <w:pPr>
+        <w:pStyle w:val="BodyText"/>
+      </w:pPr>
+      <w:r>
+        <w:t xml:space="preserve">[28] J. Medhi, R. Liu, Q. Wang, and X. Chen, “A Lightweight and Efficient Intrusion Detection System (IDS) for Unmanned Aerial Vehicles,” Neural Computing and Applications, vol. 37, no. 20, pp. 15819–15836, 2025, doi: 10.1007/s00521-025-11276-5.</w:t>
+      </w:r>
+    </w:p>
+    <w:p>
+      <w:pPr>
+        <w:pStyle w:val="BodyText"/>
+      </w:pPr>
+      <w:r>
+        <w:t xml:space="preserve">[29] Y. Luo, Y. Xiao, L. Cheng, G. Peng, and D. Yao, “Deep Learning-Based Anomaly Detection in Cyber-Physical Systems: Progress and Opportunities,” ACM Computing Surveys, vol. 54, no. 5, article 106, 2021, doi: 10.1145/3453155.</w:t>
+      </w:r>
+    </w:p>
+    <w:p>
+      <w:pPr>
+        <w:pStyle w:val="BodyText"/>
+      </w:pPr>
+      <w:r>
+        <w:t xml:space="preserve">[30] L. Xiang, F. Wang, W. Xu, T. Zhang, M. Pan, and Z. Han, “Dynamic UAV Swarm Collaboration for Multi-Targets Tracking Under Malicious Jamming: Joint Power, Path and Target Association Optimization,” IEEE Transactions on Vehicular Technology, vol. 73, no. 4, pp. 5410–5425, 2024, doi: 10.1109/TVT.2023.3333054.</w:t>
+      </w:r>
+    </w:p>
+    <w:p>
+      <w:pPr>
+        <w:pStyle w:val="BodyText"/>
+      </w:pPr>
+      <w:r>
+        <w:t xml:space="preserve">[31] Z. Yin, J. Li, Z. Wang, Y. Qian, Y. Lin, F. Shu, and W. Chen, “UAV Communication Against Intelligent Jamming: A Stackelberg Game Approach With Federated Reinforcement Learning,” IEEE Transactions on Green Communications and Networking, vol. 8, no. 4, pp. 1796–1808, 2024, doi: 10.1109/TGCN.2024.3373886.</w:t>
+      </w:r>
+    </w:p>
+    <w:p>
+      <w:pPr>
+        <w:pStyle w:val="BodyText"/>
+      </w:pPr>
+      <w:r>
+        <w:t xml:space="preserve">[32] Y. Su, N. Qi, Z. Huang, R. Yao, and L. Jia, “Cooperative Anti-Jamming and Interference Mitigation for UAV Networks: A Local Altruistic Game Approach,” China Communications, vol. 21, no. 2, pp. 183–196, 2024, doi: 10.23919/JCC.fa.2021-0759.202402.</w:t>
+      </w:r>
+    </w:p>
+    <w:p>
+      <w:pPr>
+        <w:pStyle w:val="BodyText"/>
+      </w:pPr>
+      <w:r>
+        <w:t xml:space="preserve">[33] C. Fang, Y. Feng, X. Li, and Y. Yang, “Multi-UAV Energy-Efficient Detection Coverage Under Jamming Environment: A Hierarchical Collaborative Learning Approach,” IEEE Transactions on Vehicular Technology, vol. 74, pp. 7351–7363, 2025, doi: 10.1109/TVT.2025.3529036.</w:t>
+      </w:r>
+    </w:p>
+    <w:p>
+      <w:pPr>
+        <w:pStyle w:val="BodyText"/>
+      </w:pPr>
+      <w:r>
+        <w:t xml:space="preserve">[34] X. Ma, M. Gao, Y. Zhao, and M. Yu, “A Novel Navigation Spoofing Algorithm for UAV Based on GPS/INS-Integrated Navigation,” IEEE Transactions on Vehicular Technology, vol. 73, no. 10, pp. 15424–15439, 2024, doi: 10.1109/TVT.2024.3401856.</w:t>
+      </w:r>
+    </w:p>
+    <w:p>
+      <w:pPr>
+        <w:pStyle w:val="BodyText"/>
+      </w:pPr>
+      <w:r>
+        <w:t xml:space="preserve">[35] S. A. Negru, P. Geragersian, I. Petrunin, and W. Guo, “Resilient Multi-Sensor UAV Navigation with a Hybrid Federated Fusion Architecture,” Sensors, vol. 24, no. 3, article 981, 2024, doi: 10.3390/s24030981.</w:t>
+      </w:r>
+    </w:p>
+    <w:p>
+      <w:pPr>
+        <w:pStyle w:val="BodyText"/>
+      </w:pPr>
+      <w:r>
+        <w:t xml:space="preserve">[36] I. Jarraya, A. Al-Batati, M. B. Kadri, M. Abdelkader, A. Ammar, W. Boulila, and A. Koubaa, “GNSS-Denied Unmanned Aerial Vehicle Navigation: Analyzing Computational Complexity, Sensor Fusion, and Localization Methodologies,” Satellite Navigation, vol. 6, article 9, 2025, doi: 10.1186/s43020-025-00162-z.</w:t>
+      </w:r>
+    </w:p>
+    <w:p>
+      <w:pPr>
+        <w:pStyle w:val="BodyText"/>
+      </w:pPr>
+      <w:r>
+        <w:t xml:space="preserve">[37] C. Meng, Q. Hu, S. S. Ge, and D. Li, “Trusted Multisource Fusion Navigation for UAV Under GNSS Interference and Spoofing Attacks,” IEEE/ASME Transactions on Mechatronics, vol. 30, no. 6, pp. 4165–4175, 2025, doi: 10.1109/TMECH.2025.3570315.</w:t>
+      </w:r>
+    </w:p>
+    <w:p>
+      <w:pPr>
+        <w:pStyle w:val="BodyText"/>
+      </w:pPr>
+      <w:r>
+        <w:t xml:space="preserve">[38] Y. Zeng, Z. Lu, X. Zhao, Z. Xiao, S. Ni, Z. Han, and K. Li, “GNSS Jamming and Spoofing Threats in UAV Navigation: Countermeasure Status and Challenges,” IEEE Communications Surveys &amp; Tutorials, vol. 28, pp. 5909–5948, 2026, doi: 10.1109/COMST.2026.3680438.</w:t>
+      </w:r>
+    </w:p>
+    <w:p>
+      <w:pPr>
+        <w:pStyle w:val="BodyText"/>
+      </w:pPr>
+      <w:r>
+        <w:t xml:space="preserve">[39] B. Zhao, M. Huo, Z. Li, W. Feng, Z. Yu, N. Qi, and S. Wang, “Graph-Based Multi-Agent Reinforcement Learning for Collaborative Search and Tracking of Multiple UAVs,” Chinese Journal of Aeronautics, vol. 38, no. 3, article 103214, 2025, doi: 10.1016/j.cja.2024.08.045.</w:t>
+      </w:r>
+    </w:p>
+    <w:p>
+      <w:pPr>
+        <w:pStyle w:val="BodyText"/>
+      </w:pPr>
+      <w:r>
+        <w:t xml:space="preserve">[40] Z. Zhang, J. Jiang, H. Xu, and W.-A. Zhang, “Distributed Dynamic Task Allocation for Unmanned Aerial Vehicle Swarm Systems: A Networked Evolutionary Game-Theoretic Approach,” Chinese Journal of Aeronautics, vol. 37, no. 6, pp. 182–204, 2024, doi: 10.1016/j.cja.2023.12.027.</w:t>
+      </w:r>
+    </w:p>
+    <w:p>
+      <w:pPr>
+        <w:pStyle w:val="BodyText"/>
+      </w:pPr>
+      <w:r>
+        <w:t xml:space="preserve">[41] D. Liu, L. Dou, R. Zhang, X. Zhang, and Q. Zong, “Multi-Agent Reinforcement Learning-Based Coordinated Dynamic Task Allocation for Heterogeneous UAVs,” IEEE Transactions on Vehicular Technology, vol. 72, no. 4, pp. 4372–4383, 2023, doi: 10.1109/TVT.2022.3228198.</w:t>
+      </w:r>
+    </w:p>
+    <w:p>
+      <w:pPr>
+        <w:pStyle w:val="BodyText"/>
+      </w:pPr>
+      <w:r>
+        <w:t xml:space="preserve">[42] K. Li, J. Liu, X. Gu, Y. Yang, C. Chang, H. Chen, L. Wan, and Y. Lin, “Dynamic Decision-Making of UAV Swarm Based on Constrained Multi-Objective Optimization Under Incomplete Interference Information,” Chinese Journal of Aeronautics, article 103846, 2025, doi: 10.1016/j.cja.2025.103846.</w:t>
+      </w:r>
+    </w:p>
+    <w:p>
+      <w:pPr>
+        <w:pStyle w:val="BodyText"/>
+      </w:pPr>
+      <w:r>
+        <w:t xml:space="preserve">[43] X. Wang, Z. Zhao, L. Yi, Z. Ning, L. Guo, F. R. Yu, and S. Guo, “A Survey on Security of UAV Swarm Networks: Attacks and Countermeasures,” ACM Computing Surveys, vol. 57, no. 3, article 74, pp. 1–37, 2024, doi: 10.1145/3703625.</w:t>
       </w:r>
     </w:p>
     <w:bookmarkEnd w:id="143"/>

--- a/final-submission-v3/RA-MARS-journal-draft-final-v3.docx
+++ b/final-submission-v3/RA-MARS-journal-draft-final-v3.docx
@@ -2,14 +2,11 @@
 <file path=word/document.xml><?xml version="1.0" encoding="utf-8"?>
 <w:document xmlns:w="http://schemas.openxmlformats.org/wordprocessingml/2006/main" xmlns:m="http://schemas.openxmlformats.org/officeDocument/2006/math" xmlns:r="http://schemas.openxmlformats.org/officeDocument/2006/relationships" xmlns:o="urn:schemas-microsoft-com:office:office" xmlns:v="urn:schemas-microsoft-com:vml" xmlns:w10="urn:schemas-microsoft-com:office:word" xmlns:a="http://schemas.openxmlformats.org/drawingml/2006/main" xmlns:pic="http://schemas.openxmlformats.org/drawingml/2006/picture" xmlns:wp="http://schemas.openxmlformats.org/drawingml/2006/wordprocessingDrawing">
   <w:body>
-    <w:bookmarkStart w:id="13" w:name="ra-mars-journal-manuscript-draft"/>
+    <w:bookmarkStart w:id="13" w:name="section"/>
     <w:p>
       <w:pPr>
         <w:pStyle w:val="Heading1"/>
       </w:pPr>
-      <w:r>
-        <w:t xml:space="preserve">RA-MARS Journal Manuscript Draft</w:t>
-      </w:r>
     </w:p>
     <w:bookmarkStart w:id="9" w:name="title"/>
     <w:p>
@@ -47,22 +44,11 @@
       </w:r>
     </w:p>
     <w:bookmarkEnd w:id="10"/>
-    <w:bookmarkStart w:id="11" w:name="target-journal"/>
+    <w:bookmarkStart w:id="11" w:name="section-1"/>
     <w:p>
       <w:pPr>
         <w:pStyle w:val="Heading2"/>
       </w:pPr>
-      <w:r>
-        <w:t xml:space="preserve">Target Journal</w:t>
-      </w:r>
-    </w:p>
-    <w:p>
-      <w:pPr>
-        <w:pStyle w:val="FirstParagraph"/>
-      </w:pPr>
-      <w:r>
-        <w:t xml:space="preserve">Defence Technology</w:t>
-      </w:r>
     </w:p>
     <w:bookmarkEnd w:id="11"/>
     <w:bookmarkStart w:id="12" w:name="highlights"/>
@@ -313,7 +299,7 @@
         </w:numPr>
       </w:pPr>
       <w:r>
-        <w:t xml:space="preserve">A simulation-based evaluation plan is established to compare the proposed framework with conventional UAV surveillance, AI-only detection, blockchain-only logging, and non-adaptive security baselines using mission success rate, detection accuracy, packet delivery ratio, latency, energy consumption, and tamper-detection performance.</w:t>
+        <w:t xml:space="preserve">A simulation-based evaluation is conducted to compare the proposed framework with conventional UAV surveillance, AI-only detection, blockchain-only logging, and non-adaptive security baselines using mission success rate, detection accuracy, packet delivery ratio, latency, energy consumption, and tamper-detection performance.</w:t>
       </w:r>
     </w:p>
     <w:p>
@@ -2410,7 +2396,7 @@
         <w:pStyle w:val="FirstParagraph"/>
       </w:pPr>
       <w:r>
-        <w:t xml:space="preserve">The best-performing model can be selected based on accuracy, precision, recall, and F1-score.</w:t>
+        <w:t xml:space="preserve">The best-performing model was selected based on accuracy, precision, recall, and F1-score.</w:t>
       </w:r>
     </w:p>
     <w:bookmarkEnd w:id="57"/>
@@ -3055,7 +3041,7 @@
         <w:pStyle w:val="FirstParagraph"/>
       </w:pPr>
       <w:r>
-        <w:t xml:space="preserve">RA-MARS will be evaluated under five scenarios:</w:t>
+        <w:t xml:space="preserve">RA-MARS was evaluated under five scenarios:</w:t>
       </w:r>
     </w:p>
     <w:p>
@@ -3201,7 +3187,7 @@
         <w:pStyle w:val="FirstParagraph"/>
       </w:pPr>
       <w:r>
-        <w:t xml:space="preserve">The evaluation will use the following metrics:</w:t>
+        <w:t xml:space="preserve">The evaluation used the following metrics:</w:t>
       </w:r>
     </w:p>
     <w:p>
@@ -5266,7 +5252,7 @@
         <w:pStyle w:val="FirstParagraph"/>
       </w:pPr>
       <w:r>
-        <w:t xml:space="preserve">The simulation should generate the following result files:</w:t>
+        <w:t xml:space="preserve">The simulation generated the following result files:</w:t>
       </w:r>
     </w:p>
     <w:tbl>
@@ -6514,22 +6500,11 @@
     </w:tbl>
     <w:bookmarkEnd w:id="84"/>
     <w:bookmarkEnd w:id="85"/>
-    <w:bookmarkStart w:id="86" w:name="manuscript-use"/>
+    <w:bookmarkStart w:id="86" w:name="section-2"/>
     <w:p>
       <w:pPr>
         <w:pStyle w:val="Heading2"/>
       </w:pPr>
-      <w:r>
-        <w:t xml:space="preserve">Manuscript Use</w:t>
-      </w:r>
-    </w:p>
-    <w:p>
-      <w:pPr>
-        <w:pStyle w:val="FirstParagraph"/>
-      </w:pPr>
-      <w:r>
-        <w:t xml:space="preserve">This table should be inserted near the end of the Related Work section or at the beginning of the Research Gap section.</w:t>
-      </w:r>
     </w:p>
     <w:bookmarkEnd w:id="86"/>
     <w:bookmarkStart w:id="87" w:name="main-novelty-message"/>
@@ -7204,22 +7179,11 @@
     </w:tbl>
     <w:bookmarkEnd w:id="89"/>
     <w:bookmarkEnd w:id="90"/>
-    <w:bookmarkStart w:id="91" w:name="manuscript-use-1"/>
+    <w:bookmarkStart w:id="91" w:name="section-3"/>
     <w:p>
       <w:pPr>
         <w:pStyle w:val="Heading2"/>
       </w:pPr>
-      <w:r>
-        <w:t xml:space="preserve">Manuscript Use</w:t>
-      </w:r>
-    </w:p>
-    <w:p>
-      <w:pPr>
-        <w:pStyle w:val="FirstParagraph"/>
-      </w:pPr>
-      <w:r>
-        <w:t xml:space="preserve">This table should be inserted in the RA-MARS methodology section under digital twin-based adaptive mission continuation.</w:t>
-      </w:r>
     </w:p>
     <w:bookmarkEnd w:id="91"/>
     <w:bookmarkStart w:id="92" w:name="explanation"/>
@@ -7404,7 +7368,7 @@
     </w:p>
     <w:bookmarkEnd w:id="98"/>
     <w:bookmarkEnd w:id="99"/>
-    <w:bookmarkStart w:id="103" w:name="section"/>
+    <w:bookmarkStart w:id="103" w:name="section-4"/>
     <w:p>
       <w:pPr>
         <w:pStyle w:val="Heading1"/>
@@ -7695,31 +7659,31 @@
         <w:pStyle w:val="FirstParagraph"/>
       </w:pPr>
       <w:r>
-        <w:t xml:space="preserve">The data used in this study will be generated through a Python-based simulation of multi-UAV defence surveillance under normal and adversarial mission conditions.</w:t>
-      </w:r>
-    </w:p>
-    <w:p>
-      <w:pPr>
-        <w:pStyle w:val="BodyText"/>
-      </w:pPr>
-      <w:r>
-        <w:t xml:space="preserve">The generated dataset will consist of synthetic UAV telemetry records, mission-status information, communication indicators, navigation-deviation features, attack labels, mission-risk scores, and log-integrity indicators.</w:t>
-      </w:r>
-    </w:p>
-    <w:p>
-      <w:pPr>
-        <w:pStyle w:val="BodyText"/>
-      </w:pPr>
-      <w:r>
-        <w:t xml:space="preserve">The dataset will not contain real military UAV flight data, classified defence information, personal information, or operationally sensitive mission records.</w:t>
-      </w:r>
-    </w:p>
-    <w:p>
-      <w:pPr>
-        <w:pStyle w:val="BodyText"/>
-      </w:pPr>
-      <w:r>
-        <w:t xml:space="preserve">Simulation scripts and generated non-sensitive synthetic datasets may be made available upon reasonable request or through a public repository, subject to journal requirements and author discretion.</w:t>
+        <w:t xml:space="preserve">The data used in this study were generated through a Python-based simulation of multi-UAV defence surveillance under normal and adversarial mission conditions.</w:t>
+      </w:r>
+    </w:p>
+    <w:p>
+      <w:pPr>
+        <w:pStyle w:val="BodyText"/>
+      </w:pPr>
+      <w:r>
+        <w:t xml:space="preserve">The generated dataset consists of synthetic UAV telemetry records, mission-status information, communication indicators, navigation-deviation features, attack labels, mission-risk scores, and log-integrity indicators.</w:t>
+      </w:r>
+    </w:p>
+    <w:p>
+      <w:pPr>
+        <w:pStyle w:val="BodyText"/>
+      </w:pPr>
+      <w:r>
+        <w:t xml:space="preserve">The dataset does not contain real military UAV flight data, classified defence information, personal information, or operationally sensitive mission records.</w:t>
+      </w:r>
+    </w:p>
+    <w:p>
+      <w:pPr>
+        <w:pStyle w:val="BodyText"/>
+      </w:pPr>
+      <w:r>
+        <w:t xml:space="preserve">Simulation scripts, synthetic dataset generation scripts, evaluation scripts, result files, and figures are available in the project repository: https://github.com/drsaikrishnathota1/ra-mars-defence-technology.</w:t>
       </w:r>
     </w:p>
     <w:bookmarkEnd w:id="105"/>
@@ -7737,15 +7701,15 @@
         <w:pStyle w:val="FirstParagraph"/>
       </w:pPr>
       <w:r>
-        <w:t xml:space="preserve">The simulation code will be developed in Python and used to generate synthetic UAV telemetry data, attack scenarios, AI detection results, mission-risk scores, and performance metrics.</w:t>
-      </w:r>
-    </w:p>
-    <w:p>
-      <w:pPr>
-        <w:pStyle w:val="BodyText"/>
-      </w:pPr>
-      <w:r>
-        <w:t xml:space="preserve">The code may be made available in a GitHub repository after the manuscript reaches a suitable preprint or publication stage.</w:t>
+        <w:t xml:space="preserve">The simulation code was developed in Python and used to generate synthetic UAV telemetry data, attack scenarios, AI detection results, mission-risk scores, and performance metrics.</w:t>
+      </w:r>
+    </w:p>
+    <w:p>
+      <w:pPr>
+        <w:pStyle w:val="BodyText"/>
+      </w:pPr>
+      <w:r>
+        <w:t xml:space="preserve">The code is available in the project repository: https://github.com/drsaikrishnathota1/ra-mars-defence-technology.</w:t>
       </w:r>
     </w:p>
     <w:bookmarkEnd w:id="106"/>

--- a/final-submission-v3/RA-MARS-journal-draft-final-v3.docx
+++ b/final-submission-v3/RA-MARS-journal-draft-final-v3.docx
@@ -7713,7 +7713,7 @@
       </w:r>
     </w:p>
     <w:bookmarkEnd w:id="106"/>
-    <w:bookmarkStart w:id="146" w:name="synthetic-data-statement"/>
+    <w:bookmarkStart w:id="145" w:name="synthetic-data-statement"/>
     <w:p>
       <w:pPr>
         <w:pStyle w:val="Heading1"/>
@@ -8754,77 +8754,7 @@
       </w:r>
     </w:p>
     <w:bookmarkEnd w:id="144"/>
-    <w:bookmarkStart w:id="145" w:name="next-cleanup-tasks"/>
-    <w:p>
-      <w:pPr>
-        <w:pStyle w:val="Heading2"/>
-      </w:pPr>
-      <w:r>
-        <w:t xml:space="preserve">Next Cleanup Tasks</w:t>
-      </w:r>
-    </w:p>
-    <w:p>
-      <w:pPr>
-        <w:pStyle w:val="Compact"/>
-        <w:numPr>
-          <w:ilvl w:val="0"/>
-          <w:numId w:val="1035"/>
-        </w:numPr>
-      </w:pPr>
-      <w:r>
-        <w:t xml:space="preserve">Add missing DOI values.</w:t>
-      </w:r>
-    </w:p>
-    <w:p>
-      <w:pPr>
-        <w:pStyle w:val="Compact"/>
-        <w:numPr>
-          <w:ilvl w:val="0"/>
-          <w:numId w:val="1035"/>
-        </w:numPr>
-      </w:pPr>
-      <w:r>
-        <w:t xml:space="preserve">Verify page ranges.</w:t>
-      </w:r>
-    </w:p>
-    <w:p>
-      <w:pPr>
-        <w:pStyle w:val="Compact"/>
-        <w:numPr>
-          <w:ilvl w:val="0"/>
-          <w:numId w:val="1035"/>
-        </w:numPr>
-      </w:pPr>
-      <w:r>
-        <w:t xml:space="preserve">Remove any weak references if needed.</w:t>
-      </w:r>
-    </w:p>
-    <w:p>
-      <w:pPr>
-        <w:pStyle w:val="Compact"/>
-        <w:numPr>
-          <w:ilvl w:val="0"/>
-          <w:numId w:val="1035"/>
-        </w:numPr>
-      </w:pPr>
-      <w:r>
-        <w:t xml:space="preserve">Convert to final Elsevier reference format.</w:t>
-      </w:r>
-    </w:p>
-    <w:p>
-      <w:pPr>
-        <w:pStyle w:val="Compact"/>
-        <w:numPr>
-          <w:ilvl w:val="0"/>
-          <w:numId w:val="1035"/>
-        </w:numPr>
-      </w:pPr>
-      <w:r>
-        <w:t xml:space="preserve">Align in-text citations with final numbering.</w:t>
-      </w:r>
-    </w:p>
     <w:bookmarkEnd w:id="145"/>
-    <w:bookmarkEnd w:id="146"/>
     <w:sectPr>
       <w:footnotePr>
         <w:numRestart w:val="eachSect"/>
@@ -9442,9 +9372,6 @@
     <w:abstractNumId w:val="991"/>
   </w:num>
   <w:num w:numId="1034">
-    <w:abstractNumId w:val="991"/>
-  </w:num>
-  <w:num w:numId="1035">
     <w:abstractNumId w:val="991"/>
   </w:num>
 </w:numbering>

--- a/final-submission-v3/RA-MARS-journal-draft-final-v3.docx
+++ b/final-submission-v3/RA-MARS-journal-draft-final-v3.docx
@@ -7368,18 +7368,116 @@
     </w:p>
     <w:bookmarkEnd w:id="98"/>
     <w:bookmarkEnd w:id="99"/>
-    <w:bookmarkStart w:id="103" w:name="section-4"/>
+    <w:bookmarkStart w:id="108" w:name="section-4"/>
     <w:p>
       <w:pPr>
         <w:pStyle w:val="Heading1"/>
       </w:pPr>
     </w:p>
-    <w:bookmarkStart w:id="100" w:name="X9fda0b8d33de5468498228bc1e8e68c1f989afe"/>
+    <w:bookmarkStart w:id="104" w:name="software-safe-attack-emulation-model"/>
     <w:p>
       <w:pPr>
         <w:pStyle w:val="Heading2"/>
       </w:pPr>
       <w:r>
+        <w:t xml:space="preserve">Software-Safe Attack Emulation Model</w:t>
+      </w:r>
+    </w:p>
+    <w:p>
+      <w:pPr>
+        <w:pStyle w:val="FirstParagraph"/>
+      </w:pPr>
+      <w:r>
+        <w:t xml:space="preserve">To support safe and reproducible defence-oriented evaluation, this study uses software-emulated attack models rather than real RF jamming, real GNSS spoofing, or unsafe electromagnetic experimentation. The purpose of the attack-emulation model is to reproduce mission-level degradation patterns that affect communication reliability, navigation trustworthiness, log integrity, and adaptive mission continuation.</w:t>
+      </w:r>
+    </w:p>
+    <w:bookmarkStart w:id="100" w:name="jamming-like-communication-degradation"/>
+    <w:p>
+      <w:pPr>
+        <w:pStyle w:val="Heading3"/>
+      </w:pPr>
+      <w:r>
+        <w:t xml:space="preserve">Jamming-Like Communication Degradation</w:t>
+      </w:r>
+    </w:p>
+    <w:p>
+      <w:pPr>
+        <w:pStyle w:val="FirstParagraph"/>
+      </w:pPr>
+      <w:r>
+        <w:t xml:space="preserve">Jamming-like degradation is modeled by increasing packet loss and communication latency during selected mission intervals. Under normal operation, packet delivery probability remains close to one. During jamming-like intervals, packet delivery probability is reduced according to attack intensity, and latency is increased using an additive delay term. These values are software-controlled and are not produced by real RF transmission.</w:t>
+      </w:r>
+    </w:p>
+    <w:bookmarkEnd w:id="100"/>
+    <w:bookmarkStart w:id="101" w:name="spoofing-like-navigation-manipulation"/>
+    <w:p>
+      <w:pPr>
+        <w:pStyle w:val="Heading3"/>
+      </w:pPr>
+      <w:r>
+        <w:t xml:space="preserve">Spoofing-Like Navigation Manipulation</w:t>
+      </w:r>
+    </w:p>
+    <w:p>
+      <w:pPr>
+        <w:pStyle w:val="FirstParagraph"/>
+      </w:pPr>
+      <w:r>
+        <w:t xml:space="preserve">Spoofing-like navigation degradation is modeled by injecting controlled drift and jump effects into UAV position telemetry. Gradual drift represents slow navigation deviation, while sudden jump components represent abrupt spoofing-like location changes. Route deviation and GPS drift are then computed from the difference between expected and reported positions.</w:t>
+      </w:r>
+    </w:p>
+    <w:bookmarkEnd w:id="101"/>
+    <w:bookmarkStart w:id="102" w:name="mission-log-tampering-emulation"/>
+    <w:p>
+      <w:pPr>
+        <w:pStyle w:val="Heading3"/>
+      </w:pPr>
+      <w:r>
+        <w:t xml:space="preserve">Mission-Log Tampering Emulation</w:t>
+      </w:r>
+    </w:p>
+    <w:p>
+      <w:pPr>
+        <w:pStyle w:val="FirstParagraph"/>
+      </w:pPr>
+      <w:r>
+        <w:t xml:space="preserve">Mission-log tampering is modeled by modifying selected telemetry records after collection. RA-MARS uses hash-chain verification to detect integrity violations. Each record stores the previous record hash and current record hash. If a stored record is modified after logging, the recomputed hash no longer matches the stored hash, creating a tamper mismatch.</w:t>
+      </w:r>
+    </w:p>
+    <w:bookmarkEnd w:id="102"/>
+    <w:bookmarkStart w:id="103" w:name="combined-attack-interval"/>
+    <w:p>
+      <w:pPr>
+        <w:pStyle w:val="Heading3"/>
+      </w:pPr>
+      <w:r>
+        <w:t xml:space="preserve">Combined Attack Interval</w:t>
+      </w:r>
+    </w:p>
+    <w:p>
+      <w:pPr>
+        <w:pStyle w:val="FirstParagraph"/>
+      </w:pPr>
+      <w:r>
+        <w:t xml:space="preserve">The combined attack scenario applies communication degradation, navigation manipulation, and log tampering within overlapping mission intervals. This evaluates whether RA-MARS can preserve mission assurance when multiple cyber-electromagnetic and data-integrity stressors occur together.</w:t>
+      </w:r>
+    </w:p>
+    <w:p>
+      <w:pPr>
+        <w:pStyle w:val="BodyText"/>
+      </w:pPr>
+      <w:r>
+        <w:t xml:space="preserve">These attack models are intentionally software-safe and reproducible. They support controlled mission-assurance evaluation, but they do not replace real RF-channel testing, GNSS spoofing testbeds, hardware-in-the-loop validation, or real UAV flight experiments.</w:t>
+      </w:r>
+    </w:p>
+    <w:bookmarkEnd w:id="103"/>
+    <w:bookmarkEnd w:id="104"/>
+    <w:bookmarkStart w:id="105" w:name="X9fda0b8d33de5468498228bc1e8e68c1f989afe"/>
+    <w:p>
+      <w:pPr>
+        <w:pStyle w:val="Heading2"/>
+      </w:pPr>
+      <w:r>
         <w:t xml:space="preserve">PX4-Style MAVLink Telemetry Validation Case Study</w:t>
       </w:r>
     </w:p>
@@ -7439,8 +7537,8 @@
         <w:t xml:space="preserve">Limitations and Future Work</w:t>
       </w:r>
     </w:p>
-    <w:bookmarkEnd w:id="100"/>
-    <w:bookmarkStart w:id="101" w:name="limitations-1"/>
+    <w:bookmarkEnd w:id="105"/>
+    <w:bookmarkStart w:id="106" w:name="limitations-1"/>
     <w:p>
       <w:pPr>
         <w:pStyle w:val="Heading2"/>
@@ -7505,8 +7603,8 @@
         <w:t xml:space="preserve">Finally, the framework focuses on mission assurance for surveillance-oriented multi-UAV operations. Additional validation would be required before applying the framework to other defence missions such as strike coordination, logistics, electronic attack, or manned-unmanned teaming.</w:t>
       </w:r>
     </w:p>
-    <w:bookmarkEnd w:id="101"/>
-    <w:bookmarkStart w:id="102" w:name="future-work"/>
+    <w:bookmarkEnd w:id="106"/>
+    <w:bookmarkStart w:id="107" w:name="future-work"/>
     <w:p>
       <w:pPr>
         <w:pStyle w:val="Heading2"/>
@@ -7578,9 +7676,9 @@
         </w:pict>
       </w:r>
     </w:p>
-    <w:bookmarkEnd w:id="102"/>
-    <w:bookmarkEnd w:id="103"/>
-    <w:bookmarkStart w:id="104" w:name="conclusion"/>
+    <w:bookmarkEnd w:id="107"/>
+    <w:bookmarkEnd w:id="108"/>
+    <w:bookmarkStart w:id="109" w:name="conclusion"/>
     <w:p>
       <w:pPr>
         <w:pStyle w:val="Heading1"/>
@@ -7644,8 +7742,8 @@
         </w:pict>
       </w:r>
     </w:p>
-    <w:bookmarkEnd w:id="104"/>
-    <w:bookmarkStart w:id="105" w:name="data-availability-statement"/>
+    <w:bookmarkEnd w:id="109"/>
+    <w:bookmarkStart w:id="110" w:name="data-availability-statement"/>
     <w:p>
       <w:pPr>
         <w:pStyle w:val="Heading1"/>
@@ -7686,8 +7784,8 @@
         <w:t xml:space="preserve">Simulation scripts, synthetic dataset generation scripts, evaluation scripts, result files, and figures are available in the project repository: https://github.com/drsaikrishnathota1/ra-mars-defence-technology.</w:t>
       </w:r>
     </w:p>
-    <w:bookmarkEnd w:id="105"/>
-    <w:bookmarkStart w:id="106" w:name="code-availability-statement"/>
+    <w:bookmarkEnd w:id="110"/>
+    <w:bookmarkStart w:id="111" w:name="code-availability-statement"/>
     <w:p>
       <w:pPr>
         <w:pStyle w:val="Heading1"/>
@@ -7712,8 +7810,8 @@
         <w:t xml:space="preserve">The code is available in the project repository: https://github.com/drsaikrishnathota1/ra-mars-defence-technology.</w:t>
       </w:r>
     </w:p>
-    <w:bookmarkEnd w:id="106"/>
-    <w:bookmarkStart w:id="145" w:name="synthetic-data-statement"/>
+    <w:bookmarkEnd w:id="111"/>
+    <w:bookmarkStart w:id="150" w:name="synthetic-data-statement"/>
     <w:p>
       <w:pPr>
         <w:pStyle w:val="Heading1"/>
@@ -7730,7 +7828,7 @@
         <w:t xml:space="preserve">This study uses simulation-generated synthetic data for controlled experimental evaluation. The data should not be interpreted as real-world UAV flight data or operational military mission data.</w:t>
       </w:r>
     </w:p>
-    <w:bookmarkStart w:id="143" w:name="figures"/>
+    <w:bookmarkStart w:id="148" w:name="figures"/>
     <w:p>
       <w:pPr>
         <w:pStyle w:val="Heading2"/>
@@ -7748,18 +7846,18 @@
           <wp:inline>
             <wp:extent cx="5334000" cy="2872153"/>
             <wp:effectExtent b="0" l="0" r="0" t="0"/>
-            <wp:docPr descr="Figure 1. RA-MARS v3 cross-layer mission assurance digital twin architecture." title="" id="108" name="Picture"/>
+            <wp:docPr descr="Figure 1. RA-MARS v3 cross-layer mission assurance digital twin architecture." title="" id="113" name="Picture"/>
             <a:graphic>
               <a:graphicData uri="http://schemas.openxmlformats.org/drawingml/2006/picture">
                 <pic:pic>
                   <pic:nvPicPr>
-                    <pic:cNvPr descr="../figures/conceptual/v3/figure_v3_cross_layer_architecture.png" id="109" name="Picture"/>
+                    <pic:cNvPr descr="../figures/conceptual/v3/figure_v3_cross_layer_architecture.png" id="114" name="Picture"/>
                     <pic:cNvPicPr>
                       <a:picLocks noChangeArrowheads="1" noChangeAspect="1"/>
                     </pic:cNvPicPr>
                   </pic:nvPicPr>
                   <pic:blipFill>
-                    <a:blip r:embed="rId107"/>
+                    <a:blip r:embed="rId112"/>
                     <a:stretch>
                       <a:fillRect/>
                     </a:stretch>
@@ -7803,18 +7901,18 @@
           <wp:inline>
             <wp:extent cx="5334000" cy="2872153"/>
             <wp:effectExtent b="0" l="0" r="0" t="0"/>
-            <wp:docPr descr="Figure 2. RA-MARS threat model for cyber-electromagnetic and navigation attacks." title="" id="111" name="Picture"/>
+            <wp:docPr descr="Figure 2. RA-MARS threat model for cyber-electromagnetic and navigation attacks." title="" id="116" name="Picture"/>
             <a:graphic>
               <a:graphicData uri="http://schemas.openxmlformats.org/drawingml/2006/picture">
                 <pic:pic>
                   <pic:nvPicPr>
-                    <pic:cNvPr descr="../figures/threat-model/final/ra_mars_threat_model.png" id="112" name="Picture"/>
+                    <pic:cNvPr descr="../figures/threat-model/final/ra_mars_threat_model.png" id="117" name="Picture"/>
                     <pic:cNvPicPr>
                       <a:picLocks noChangeArrowheads="1" noChangeAspect="1"/>
                     </pic:cNvPicPr>
                   </pic:nvPicPr>
                   <pic:blipFill>
-                    <a:blip r:embed="rId110"/>
+                    <a:blip r:embed="rId115"/>
                     <a:stretch>
                       <a:fillRect/>
                     </a:stretch>
@@ -7858,18 +7956,18 @@
           <wp:inline>
             <wp:extent cx="5334000" cy="2667000"/>
             <wp:effectExtent b="0" l="0" r="0" t="0"/>
-            <wp:docPr descr="Figure 3. RA-MARS v3 closed-loop mission assurance workflow." title="" id="114" name="Picture"/>
+            <wp:docPr descr="Figure 3. RA-MARS v3 closed-loop mission assurance workflow." title="" id="119" name="Picture"/>
             <a:graphic>
               <a:graphicData uri="http://schemas.openxmlformats.org/drawingml/2006/picture">
                 <pic:pic>
                   <pic:nvPicPr>
-                    <pic:cNvPr descr="../figures/conceptual/v3/figure_v3_closed_loop_workflow.png" id="115" name="Picture"/>
+                    <pic:cNvPr descr="../figures/conceptual/v3/figure_v3_closed_loop_workflow.png" id="120" name="Picture"/>
                     <pic:cNvPicPr>
                       <a:picLocks noChangeArrowheads="1" noChangeAspect="1"/>
                     </pic:cNvPicPr>
                   </pic:nvPicPr>
                   <pic:blipFill>
-                    <a:blip r:embed="rId113"/>
+                    <a:blip r:embed="rId118"/>
                     <a:stretch>
                       <a:fillRect/>
                     </a:stretch>
@@ -7913,18 +8011,18 @@
           <wp:inline>
             <wp:extent cx="5334000" cy="3733800"/>
             <wp:effectExtent b="0" l="0" r="0" t="0"/>
-            <wp:docPr descr="Figure 4. Mission Assurance Index component model." title="" id="117" name="Picture"/>
+            <wp:docPr descr="Figure 4. Mission Assurance Index component model." title="" id="122" name="Picture"/>
             <a:graphic>
               <a:graphicData uri="http://schemas.openxmlformats.org/drawingml/2006/picture">
                 <pic:pic>
                   <pic:nvPicPr>
-                    <pic:cNvPr descr="../figures/conceptual/v3/figure_v3_mission_assurance_index_components.png" id="118" name="Picture"/>
+                    <pic:cNvPr descr="../figures/conceptual/v3/figure_v3_mission_assurance_index_components.png" id="123" name="Picture"/>
                     <pic:cNvPicPr>
                       <a:picLocks noChangeArrowheads="1" noChangeAspect="1"/>
                     </pic:cNvPicPr>
                   </pic:nvPicPr>
                   <pic:blipFill>
-                    <a:blip r:embed="rId116"/>
+                    <a:blip r:embed="rId121"/>
                     <a:stretch>
                       <a:fillRect/>
                     </a:stretch>
@@ -7968,18 +8066,18 @@
           <wp:inline>
             <wp:extent cx="5334000" cy="2256692"/>
             <wp:effectExtent b="0" l="0" r="0" t="0"/>
-            <wp:docPr descr="Figure 5. RA-MARS v3 experimental evaluation pipeline." title="" id="120" name="Picture"/>
+            <wp:docPr descr="Figure 5. RA-MARS v3 experimental evaluation pipeline." title="" id="125" name="Picture"/>
             <a:graphic>
               <a:graphicData uri="http://schemas.openxmlformats.org/drawingml/2006/picture">
                 <pic:pic>
                   <pic:nvPicPr>
-                    <pic:cNvPr descr="../figures/conceptual/v3/figure_v3_experimental_pipeline.png" id="121" name="Picture"/>
+                    <pic:cNvPr descr="../figures/conceptual/v3/figure_v3_experimental_pipeline.png" id="126" name="Picture"/>
                     <pic:cNvPicPr>
                       <a:picLocks noChangeArrowheads="1" noChangeAspect="1"/>
                     </pic:cNvPicPr>
                   </pic:nvPicPr>
                   <pic:blipFill>
-                    <a:blip r:embed="rId119"/>
+                    <a:blip r:embed="rId124"/>
                     <a:stretch>
                       <a:fillRect/>
                     </a:stretch>
@@ -8023,18 +8121,18 @@
           <wp:inline>
             <wp:extent cx="5334000" cy="2222500"/>
             <wp:effectExtent b="0" l="0" r="0" t="0"/>
-            <wp:docPr descr="Figure 6. RA-MARS v3 attack timeline with detection and recovery events." title="" id="123" name="Picture"/>
+            <wp:docPr descr="Figure 6. RA-MARS v3 attack timeline with detection and recovery events." title="" id="128" name="Picture"/>
             <a:graphic>
               <a:graphicData uri="http://schemas.openxmlformats.org/drawingml/2006/picture">
                 <pic:pic>
                   <pic:nvPicPr>
-                    <pic:cNvPr descr="../figures/conceptual/v3/figure_v3_attack_timeline.png" id="124" name="Picture"/>
+                    <pic:cNvPr descr="../figures/conceptual/v3/figure_v3_attack_timeline.png" id="129" name="Picture"/>
                     <pic:cNvPicPr>
                       <a:picLocks noChangeArrowheads="1" noChangeAspect="1"/>
                     </pic:cNvPicPr>
                   </pic:nvPicPr>
                   <pic:blipFill>
-                    <a:blip r:embed="rId122"/>
+                    <a:blip r:embed="rId127"/>
                     <a:stretch>
                       <a:fillRect/>
                     </a:stretch>
@@ -8078,18 +8176,18 @@
           <wp:inline>
             <wp:extent cx="5334000" cy="3200400"/>
             <wp:effectExtent b="0" l="0" r="0" t="0"/>
-            <wp:docPr descr="Figure 7. RA-MARS v3 model comparison by macro F1-score." title="" id="126" name="Picture"/>
+            <wp:docPr descr="Figure 7. RA-MARS v3 model comparison by macro F1-score." title="" id="131" name="Picture"/>
             <a:graphic>
               <a:graphicData uri="http://schemas.openxmlformats.org/drawingml/2006/picture">
                 <pic:pic>
                   <pic:nvPicPr>
-                    <pic:cNvPr descr="../figures/graphs/v3/v3_model_comparison_macro_f1.png" id="127" name="Picture"/>
+                    <pic:cNvPr descr="../figures/graphs/v3/v3_model_comparison_macro_f1.png" id="132" name="Picture"/>
                     <pic:cNvPicPr>
                       <a:picLocks noChangeArrowheads="1" noChangeAspect="1"/>
                     </pic:cNvPicPr>
                   </pic:nvPicPr>
                   <pic:blipFill>
-                    <a:blip r:embed="rId125"/>
+                    <a:blip r:embed="rId130"/>
                     <a:stretch>
                       <a:fillRect/>
                     </a:stretch>
@@ -8133,18 +8231,18 @@
           <wp:inline>
             <wp:extent cx="5334000" cy="4741333"/>
             <wp:effectExtent b="0" l="0" r="0" t="0"/>
-            <wp:docPr descr="Figure 8. RA-MARS v3 confusion matrix." title="" id="129" name="Picture"/>
+            <wp:docPr descr="Figure 8. RA-MARS v3 confusion matrix." title="" id="134" name="Picture"/>
             <a:graphic>
               <a:graphicData uri="http://schemas.openxmlformats.org/drawingml/2006/picture">
                 <pic:pic>
                   <pic:nvPicPr>
-                    <pic:cNvPr descr="../figures/graphs/v3/v3_confusion_matrix.png" id="130" name="Picture"/>
+                    <pic:cNvPr descr="../figures/graphs/v3/v3_confusion_matrix.png" id="135" name="Picture"/>
                     <pic:cNvPicPr>
                       <a:picLocks noChangeArrowheads="1" noChangeAspect="1"/>
                     </pic:cNvPicPr>
                   </pic:nvPicPr>
                   <pic:blipFill>
-                    <a:blip r:embed="rId128"/>
+                    <a:blip r:embed="rId133"/>
                     <a:stretch>
                       <a:fillRect/>
                     </a:stretch>
@@ -8188,18 +8286,18 @@
           <wp:inline>
             <wp:extent cx="5334000" cy="2909454"/>
             <wp:effectExtent b="0" l="0" r="0" t="0"/>
-            <wp:docPr descr="Figure 9. RA-MARS v3 per-class F1-score." title="" id="132" name="Picture"/>
+            <wp:docPr descr="Figure 9. RA-MARS v3 per-class F1-score." title="" id="137" name="Picture"/>
             <a:graphic>
               <a:graphicData uri="http://schemas.openxmlformats.org/drawingml/2006/picture">
                 <pic:pic>
                   <pic:nvPicPr>
-                    <pic:cNvPr descr="../figures/graphs/v3/v3_per_class_f1.png" id="133" name="Picture"/>
+                    <pic:cNvPr descr="../figures/graphs/v3/v3_per_class_f1.png" id="138" name="Picture"/>
                     <pic:cNvPicPr>
                       <a:picLocks noChangeArrowheads="1" noChangeAspect="1"/>
                     </pic:cNvPicPr>
                   </pic:nvPicPr>
                   <pic:blipFill>
-                    <a:blip r:embed="rId131"/>
+                    <a:blip r:embed="rId136"/>
                     <a:stretch>
                       <a:fillRect/>
                     </a:stretch>
@@ -8243,18 +8341,18 @@
           <wp:inline>
             <wp:extent cx="5334000" cy="2667000"/>
             <wp:effectExtent b="0" l="0" r="0" t="0"/>
-            <wp:docPr descr="Figure 10. RA-MARS v3 ablation study for mission success." title="" id="135" name="Picture"/>
+            <wp:docPr descr="Figure 10. RA-MARS v3 ablation study for mission success." title="" id="140" name="Picture"/>
             <a:graphic>
               <a:graphicData uri="http://schemas.openxmlformats.org/drawingml/2006/picture">
                 <pic:pic>
                   <pic:nvPicPr>
-                    <pic:cNvPr descr="../figures/graphs/v3/v3_ablation_mission_success.png" id="136" name="Picture"/>
+                    <pic:cNvPr descr="../figures/graphs/v3/v3_ablation_mission_success.png" id="141" name="Picture"/>
                     <pic:cNvPicPr>
                       <a:picLocks noChangeArrowheads="1" noChangeAspect="1"/>
                     </pic:cNvPicPr>
                   </pic:nvPicPr>
                   <pic:blipFill>
-                    <a:blip r:embed="rId134"/>
+                    <a:blip r:embed="rId139"/>
                     <a:stretch>
                       <a:fillRect/>
                     </a:stretch>
@@ -8298,18 +8396,18 @@
           <wp:inline>
             <wp:extent cx="5334000" cy="3556000"/>
             <wp:effectExtent b="0" l="0" r="0" t="0"/>
-            <wp:docPr descr="Figure 11. RA-MARS v3 scalability analysis by UAV count." title="" id="138" name="Picture"/>
+            <wp:docPr descr="Figure 11. RA-MARS v3 scalability analysis by UAV count." title="" id="143" name="Picture"/>
             <a:graphic>
               <a:graphicData uri="http://schemas.openxmlformats.org/drawingml/2006/picture">
                 <pic:pic>
                   <pic:nvPicPr>
-                    <pic:cNvPr descr="../figures/graphs/v3/v3_scalability_mission_success.png" id="139" name="Picture"/>
+                    <pic:cNvPr descr="../figures/graphs/v3/v3_scalability_mission_success.png" id="144" name="Picture"/>
                     <pic:cNvPicPr>
                       <a:picLocks noChangeArrowheads="1" noChangeAspect="1"/>
                     </pic:cNvPicPr>
                   </pic:nvPicPr>
                   <pic:blipFill>
-                    <a:blip r:embed="rId137"/>
+                    <a:blip r:embed="rId142"/>
                     <a:stretch>
                       <a:fillRect/>
                     </a:stretch>
@@ -8353,18 +8451,18 @@
           <wp:inline>
             <wp:extent cx="5334000" cy="4000500"/>
             <wp:effectExtent b="0" l="0" r="0" t="0"/>
-            <wp:docPr descr="Figure 12. RA-MARS v3 attack-intensity stress test." title="" id="141" name="Picture"/>
+            <wp:docPr descr="Figure 12. RA-MARS v3 attack-intensity stress test." title="" id="146" name="Picture"/>
             <a:graphic>
               <a:graphicData uri="http://schemas.openxmlformats.org/drawingml/2006/picture">
                 <pic:pic>
                   <pic:nvPicPr>
-                    <pic:cNvPr descr="../figures/graphs/v3/v3_attack_intensity_stress_test.png" id="142" name="Picture"/>
+                    <pic:cNvPr descr="../figures/graphs/v3/v3_attack_intensity_stress_test.png" id="147" name="Picture"/>
                     <pic:cNvPicPr>
                       <a:picLocks noChangeArrowheads="1" noChangeAspect="1"/>
                     </pic:cNvPicPr>
                   </pic:nvPicPr>
                   <pic:blipFill>
-                    <a:blip r:embed="rId140"/>
+                    <a:blip r:embed="rId145"/>
                     <a:stretch>
                       <a:fillRect/>
                     </a:stretch>
@@ -8399,8 +8497,8 @@
         <w:t xml:space="preserve">Figure 12. RA-MARS v3 attack-intensity stress test.</w:t>
       </w:r>
     </w:p>
-    <w:bookmarkEnd w:id="143"/>
-    <w:bookmarkStart w:id="144" w:name="references"/>
+    <w:bookmarkEnd w:id="148"/>
+    <w:bookmarkStart w:id="149" w:name="references"/>
     <w:p>
       <w:pPr>
         <w:pStyle w:val="Heading2"/>
@@ -8753,8 +8851,8 @@
         <w:t xml:space="preserve">[43] X. Wang, Z. Zhao, L. Yi, Z. Ning, L. Guo, F. R. Yu, and S. Guo, “A Survey on Security of UAV Swarm Networks: Attacks and Countermeasures,” ACM Computing Surveys, vol. 57, no. 3, article 74, pp. 1–37, 2024, doi: 10.1145/3703625.</w:t>
       </w:r>
     </w:p>
-    <w:bookmarkEnd w:id="144"/>
-    <w:bookmarkEnd w:id="145"/>
+    <w:bookmarkEnd w:id="149"/>
+    <w:bookmarkEnd w:id="150"/>
     <w:sectPr>
       <w:footnotePr>
         <w:numRestart w:val="eachSect"/>

--- a/final-submission-v3/RA-MARS-journal-draft-final-v3.docx
+++ b/final-submission-v3/RA-MARS-journal-draft-final-v3.docx
@@ -7368,7 +7368,7 @@
     </w:p>
     <w:bookmarkEnd w:id="98"/>
     <w:bookmarkEnd w:id="99"/>
-    <w:bookmarkStart w:id="108" w:name="section-4"/>
+    <w:bookmarkStart w:id="109" w:name="section-4"/>
     <w:p>
       <w:pPr>
         <w:pStyle w:val="Heading1"/>
@@ -7472,12 +7472,341 @@
     </w:p>
     <w:bookmarkEnd w:id="103"/>
     <w:bookmarkEnd w:id="104"/>
-    <w:bookmarkStart w:id="105" w:name="X9fda0b8d33de5468498228bc1e8e68c1f989afe"/>
+    <w:bookmarkStart w:id="105" w:name="validation-layer-comparison"/>
     <w:p>
       <w:pPr>
         <w:pStyle w:val="Heading2"/>
       </w:pPr>
       <w:r>
+        <w:t xml:space="preserve">Validation Layer Comparison</w:t>
+      </w:r>
+    </w:p>
+    <w:p>
+      <w:pPr>
+        <w:pStyle w:val="FirstParagraph"/>
+      </w:pPr>
+      <w:r>
+        <w:t xml:space="preserve">Table X summarizes the validation layers used in this study and clarifies the level of evidence supported by each layer.</w:t>
+      </w:r>
+    </w:p>
+    <w:tbl>
+      <w:tblPr>
+        <w:tblStyle w:val="Table"/>
+        <w:tblW w:type="pct" w:w="5000"/>
+        <w:tblLayout w:type="fixed"/>
+        <w:tblLook w:firstRow="1" w:lastRow="0" w:firstColumn="0" w:lastColumn="0" w:noHBand="0" w:noVBand="0" w:val="0020"/>
+      </w:tblPr>
+      <w:tblGrid>
+        <w:gridCol w:w="1584"/>
+        <w:gridCol w:w="1584"/>
+        <w:gridCol w:w="1584"/>
+        <w:gridCol w:w="1584"/>
+        <w:gridCol w:w="1584"/>
+      </w:tblGrid>
+      <w:tr>
+        <w:trPr>
+          <w:tblHeader w:val="on"/>
+        </w:trPr>
+        <w:tc>
+          <w:tcPr/>
+          <w:p>
+            <w:pPr>
+              <w:pStyle w:val="Compact"/>
+            </w:pPr>
+            <w:r>
+              <w:t xml:space="preserve">Validation Layer</w:t>
+            </w:r>
+          </w:p>
+        </w:tc>
+        <w:tc>
+          <w:tcPr/>
+          <w:p>
+            <w:pPr>
+              <w:pStyle w:val="Compact"/>
+            </w:pPr>
+            <w:r>
+              <w:t xml:space="preserve">Data or Telemetry Source</w:t>
+            </w:r>
+          </w:p>
+        </w:tc>
+        <w:tc>
+          <w:tcPr/>
+          <w:p>
+            <w:pPr>
+              <w:pStyle w:val="Compact"/>
+            </w:pPr>
+            <w:r>
+              <w:t xml:space="preserve">Attack Conditions</w:t>
+            </w:r>
+          </w:p>
+        </w:tc>
+        <w:tc>
+          <w:tcPr/>
+          <w:p>
+            <w:pPr>
+              <w:pStyle w:val="Compact"/>
+            </w:pPr>
+            <w:r>
+              <w:t xml:space="preserve">Main Outputs</w:t>
+            </w:r>
+          </w:p>
+        </w:tc>
+        <w:tc>
+          <w:tcPr/>
+          <w:p>
+            <w:pPr>
+              <w:pStyle w:val="Compact"/>
+            </w:pPr>
+            <w:r>
+              <w:t xml:space="preserve">Claim Supported</w:t>
+            </w:r>
+          </w:p>
+        </w:tc>
+      </w:tr>
+      <w:tr>
+        <w:tc>
+          <w:tcPr/>
+          <w:p>
+            <w:pPr>
+              <w:pStyle w:val="Compact"/>
+            </w:pPr>
+            <w:r>
+              <w:t xml:space="preserve">Synthetic v3 simulation</w:t>
+            </w:r>
+          </w:p>
+        </w:tc>
+        <w:tc>
+          <w:tcPr/>
+          <w:p>
+            <w:pPr>
+              <w:pStyle w:val="Compact"/>
+            </w:pPr>
+            <w:r>
+              <w:t xml:space="preserve">90,000 synthetic multi-UAV telemetry rows and 16,875 temporal windows</w:t>
+            </w:r>
+          </w:p>
+        </w:tc>
+        <w:tc>
+          <w:tcPr/>
+          <w:p>
+            <w:pPr>
+              <w:pStyle w:val="Compact"/>
+            </w:pPr>
+            <w:r>
+              <w:t xml:space="preserve">Jamming, spoofing, tampering, combined attacks</w:t>
+            </w:r>
+          </w:p>
+        </w:tc>
+        <w:tc>
+          <w:tcPr/>
+          <w:p>
+            <w:pPr>
+              <w:pStyle w:val="Compact"/>
+            </w:pPr>
+            <w:r>
+              <w:t xml:space="preserve">Attack detection, Mission Assurance Index, ablation, scalability, attack-intensity results</w:t>
+            </w:r>
+          </w:p>
+        </w:tc>
+        <w:tc>
+          <w:tcPr/>
+          <w:p>
+            <w:pPr>
+              <w:pStyle w:val="Compact"/>
+            </w:pPr>
+            <w:r>
+              <w:t xml:space="preserve">Statistical mission-assurance evaluation under controlled synthetic conditions</w:t>
+            </w:r>
+          </w:p>
+        </w:tc>
+      </w:tr>
+      <w:tr>
+        <w:tc>
+          <w:tcPr/>
+          <w:p>
+            <w:pPr>
+              <w:pStyle w:val="Compact"/>
+            </w:pPr>
+            <w:r>
+              <w:t xml:space="preserve">PX4-style MAVLink telemetry emulation</w:t>
+            </w:r>
+          </w:p>
+        </w:tc>
+        <w:tc>
+          <w:tcPr/>
+          <w:p>
+            <w:pPr>
+              <w:pStyle w:val="Compact"/>
+            </w:pPr>
+            <w:r>
+              <w:t xml:space="preserve">1,800 PX4-style telemetry records from three UAVs</w:t>
+            </w:r>
+          </w:p>
+        </w:tc>
+        <w:tc>
+          <w:tcPr/>
+          <w:p>
+            <w:pPr>
+              <w:pStyle w:val="Compact"/>
+            </w:pPr>
+            <w:r>
+              <w:t xml:space="preserve">Packet-loss/latency degradation, GPS drift/jump, log tampering, combined interval</w:t>
+            </w:r>
+          </w:p>
+        </w:tc>
+        <w:tc>
+          <w:tcPr/>
+          <w:p>
+            <w:pPr>
+              <w:pStyle w:val="Compact"/>
+            </w:pPr>
+            <w:r>
+              <w:t xml:space="preserve">Mission Assurance Index, action selection, packet delivery ratio, route deviation, tamper mismatch detection</w:t>
+            </w:r>
+          </w:p>
+        </w:tc>
+        <w:tc>
+          <w:tcPr/>
+          <w:p>
+            <w:pPr>
+              <w:pStyle w:val="Compact"/>
+            </w:pPr>
+            <w:r>
+              <w:t xml:space="preserve">Engineering plausibility for processing simulator-style UAV telemetry</w:t>
+            </w:r>
+          </w:p>
+        </w:tc>
+      </w:tr>
+      <w:tr>
+        <w:tc>
+          <w:tcPr/>
+          <w:p>
+            <w:pPr>
+              <w:pStyle w:val="Compact"/>
+            </w:pPr>
+            <w:r>
+              <w:t xml:space="preserve">Future PX4/Gazebo SITL validation</w:t>
+            </w:r>
+          </w:p>
+        </w:tc>
+        <w:tc>
+          <w:tcPr/>
+          <w:p>
+            <w:pPr>
+              <w:pStyle w:val="Compact"/>
+            </w:pPr>
+            <w:r>
+              <w:t xml:space="preserve">Real PX4/Gazebo software-in-the-loop MAVLink logs</w:t>
+            </w:r>
+          </w:p>
+        </w:tc>
+        <w:tc>
+          <w:tcPr/>
+          <w:p>
+            <w:pPr>
+              <w:pStyle w:val="Compact"/>
+            </w:pPr>
+            <w:r>
+              <w:t xml:space="preserve">Software-emulated packet loss, GPS drift, and mission-log tampering</w:t>
+            </w:r>
+          </w:p>
+        </w:tc>
+        <w:tc>
+          <w:tcPr/>
+          <w:p>
+            <w:pPr>
+              <w:pStyle w:val="Compact"/>
+            </w:pPr>
+            <w:r>
+              <w:t xml:space="preserve">End-to-end simulator validation with autopilot-generated telemetry</w:t>
+            </w:r>
+          </w:p>
+        </w:tc>
+        <w:tc>
+          <w:tcPr/>
+          <w:p>
+            <w:pPr>
+              <w:pStyle w:val="Compact"/>
+            </w:pPr>
+            <w:r>
+              <w:t xml:space="preserve">Future work toward stronger UAV simulator validation</w:t>
+            </w:r>
+          </w:p>
+        </w:tc>
+      </w:tr>
+      <w:tr>
+        <w:tc>
+          <w:tcPr/>
+          <w:p>
+            <w:pPr>
+              <w:pStyle w:val="Compact"/>
+            </w:pPr>
+            <w:r>
+              <w:t xml:space="preserve">Future hardware-in-the-loop or UAV testbed</w:t>
+            </w:r>
+          </w:p>
+        </w:tc>
+        <w:tc>
+          <w:tcPr/>
+          <w:p>
+            <w:pPr>
+              <w:pStyle w:val="Compact"/>
+            </w:pPr>
+            <w:r>
+              <w:t xml:space="preserve">Physical UAV platform or hardware-in-the-loop setup</w:t>
+            </w:r>
+          </w:p>
+        </w:tc>
+        <w:tc>
+          <w:tcPr/>
+          <w:p>
+            <w:pPr>
+              <w:pStyle w:val="Compact"/>
+            </w:pPr>
+            <w:r>
+              <w:t xml:space="preserve">Safe controlled degradation and mission-recovery scenarios</w:t>
+            </w:r>
+          </w:p>
+        </w:tc>
+        <w:tc>
+          <w:tcPr/>
+          <w:p>
+            <w:pPr>
+              <w:pStyle w:val="Compact"/>
+            </w:pPr>
+            <w:r>
+              <w:t xml:space="preserve">Real-time latency, recovery behavior, operator interpretation, mission performance</w:t>
+            </w:r>
+          </w:p>
+        </w:tc>
+        <w:tc>
+          <w:tcPr/>
+          <w:p>
+            <w:pPr>
+              <w:pStyle w:val="Compact"/>
+            </w:pPr>
+            <w:r>
+              <w:t xml:space="preserve">Future work toward operational engineering validation</w:t>
+            </w:r>
+          </w:p>
+        </w:tc>
+      </w:tr>
+    </w:tbl>
+    <w:p>
+      <w:pPr>
+        <w:pStyle w:val="BodyText"/>
+      </w:pPr>
+      <w:r>
+        <w:t xml:space="preserve">The comparison shows that the present study provides simulation-based and PX4-style telemetry-emulation evidence. It does not claim real PX4/Gazebo SITL execution, hardware-in-the-loop validation, real UAV flight testing, or battlefield deployment.</w:t>
+      </w:r>
+    </w:p>
+    <w:bookmarkEnd w:id="105"/>
+    <w:bookmarkStart w:id="106" w:name="X9fda0b8d33de5468498228bc1e8e68c1f989afe"/>
+    <w:p>
+      <w:pPr>
+        <w:pStyle w:val="Heading2"/>
+      </w:pPr>
+      <w:r>
         <w:t xml:space="preserve">PX4-Style MAVLink Telemetry Validation Case Study</w:t>
       </w:r>
     </w:p>
@@ -7537,8 +7866,8 @@
         <w:t xml:space="preserve">Limitations and Future Work</w:t>
       </w:r>
     </w:p>
-    <w:bookmarkEnd w:id="105"/>
-    <w:bookmarkStart w:id="106" w:name="limitations-1"/>
+    <w:bookmarkEnd w:id="106"/>
+    <w:bookmarkStart w:id="107" w:name="limitations-1"/>
     <w:p>
       <w:pPr>
         <w:pStyle w:val="Heading2"/>
@@ -7603,8 +7932,8 @@
         <w:t xml:space="preserve">Finally, the framework focuses on mission assurance for surveillance-oriented multi-UAV operations. Additional validation would be required before applying the framework to other defence missions such as strike coordination, logistics, electronic attack, or manned-unmanned teaming.</w:t>
       </w:r>
     </w:p>
-    <w:bookmarkEnd w:id="106"/>
-    <w:bookmarkStart w:id="107" w:name="future-work"/>
+    <w:bookmarkEnd w:id="107"/>
+    <w:bookmarkStart w:id="108" w:name="future-work"/>
     <w:p>
       <w:pPr>
         <w:pStyle w:val="Heading2"/>
@@ -7676,9 +8005,9 @@
         </w:pict>
       </w:r>
     </w:p>
-    <w:bookmarkEnd w:id="107"/>
     <w:bookmarkEnd w:id="108"/>
-    <w:bookmarkStart w:id="109" w:name="conclusion"/>
+    <w:bookmarkEnd w:id="109"/>
+    <w:bookmarkStart w:id="110" w:name="conclusion"/>
     <w:p>
       <w:pPr>
         <w:pStyle w:val="Heading1"/>
@@ -7742,8 +8071,8 @@
         </w:pict>
       </w:r>
     </w:p>
-    <w:bookmarkEnd w:id="109"/>
-    <w:bookmarkStart w:id="110" w:name="data-availability-statement"/>
+    <w:bookmarkEnd w:id="110"/>
+    <w:bookmarkStart w:id="111" w:name="data-availability-statement"/>
     <w:p>
       <w:pPr>
         <w:pStyle w:val="Heading1"/>
@@ -7784,8 +8113,8 @@
         <w:t xml:space="preserve">Simulation scripts, synthetic dataset generation scripts, evaluation scripts, result files, and figures are available in the project repository: https://github.com/drsaikrishnathota1/ra-mars-defence-technology.</w:t>
       </w:r>
     </w:p>
-    <w:bookmarkEnd w:id="110"/>
-    <w:bookmarkStart w:id="111" w:name="code-availability-statement"/>
+    <w:bookmarkEnd w:id="111"/>
+    <w:bookmarkStart w:id="112" w:name="code-availability-statement"/>
     <w:p>
       <w:pPr>
         <w:pStyle w:val="Heading1"/>
@@ -7810,8 +8139,8 @@
         <w:t xml:space="preserve">The code is available in the project repository: https://github.com/drsaikrishnathota1/ra-mars-defence-technology.</w:t>
       </w:r>
     </w:p>
-    <w:bookmarkEnd w:id="111"/>
-    <w:bookmarkStart w:id="150" w:name="synthetic-data-statement"/>
+    <w:bookmarkEnd w:id="112"/>
+    <w:bookmarkStart w:id="151" w:name="synthetic-data-statement"/>
     <w:p>
       <w:pPr>
         <w:pStyle w:val="Heading1"/>
@@ -7828,7 +8157,7 @@
         <w:t xml:space="preserve">This study uses simulation-generated synthetic data for controlled experimental evaluation. The data should not be interpreted as real-world UAV flight data or operational military mission data.</w:t>
       </w:r>
     </w:p>
-    <w:bookmarkStart w:id="148" w:name="figures"/>
+    <w:bookmarkStart w:id="149" w:name="figures"/>
     <w:p>
       <w:pPr>
         <w:pStyle w:val="Heading2"/>
@@ -7846,18 +8175,18 @@
           <wp:inline>
             <wp:extent cx="5334000" cy="2872153"/>
             <wp:effectExtent b="0" l="0" r="0" t="0"/>
-            <wp:docPr descr="Figure 1. RA-MARS v3 cross-layer mission assurance digital twin architecture." title="" id="113" name="Picture"/>
+            <wp:docPr descr="Figure 1. RA-MARS v3 cross-layer mission assurance digital twin architecture." title="" id="114" name="Picture"/>
             <a:graphic>
               <a:graphicData uri="http://schemas.openxmlformats.org/drawingml/2006/picture">
                 <pic:pic>
                   <pic:nvPicPr>
-                    <pic:cNvPr descr="../figures/conceptual/v3/figure_v3_cross_layer_architecture.png" id="114" name="Picture"/>
+                    <pic:cNvPr descr="../figures/conceptual/v3/figure_v3_cross_layer_architecture.png" id="115" name="Picture"/>
                     <pic:cNvPicPr>
                       <a:picLocks noChangeArrowheads="1" noChangeAspect="1"/>
                     </pic:cNvPicPr>
                   </pic:nvPicPr>
                   <pic:blipFill>
-                    <a:blip r:embed="rId112"/>
+                    <a:blip r:embed="rId113"/>
                     <a:stretch>
                       <a:fillRect/>
                     </a:stretch>
@@ -7901,18 +8230,18 @@
           <wp:inline>
             <wp:extent cx="5334000" cy="2872153"/>
             <wp:effectExtent b="0" l="0" r="0" t="0"/>
-            <wp:docPr descr="Figure 2. RA-MARS threat model for cyber-electromagnetic and navigation attacks." title="" id="116" name="Picture"/>
+            <wp:docPr descr="Figure 2. RA-MARS threat model for cyber-electromagnetic and navigation attacks." title="" id="117" name="Picture"/>
             <a:graphic>
               <a:graphicData uri="http://schemas.openxmlformats.org/drawingml/2006/picture">
                 <pic:pic>
                   <pic:nvPicPr>
-                    <pic:cNvPr descr="../figures/threat-model/final/ra_mars_threat_model.png" id="117" name="Picture"/>
+                    <pic:cNvPr descr="../figures/threat-model/final/ra_mars_threat_model.png" id="118" name="Picture"/>
                     <pic:cNvPicPr>
                       <a:picLocks noChangeArrowheads="1" noChangeAspect="1"/>
                     </pic:cNvPicPr>
                   </pic:nvPicPr>
                   <pic:blipFill>
-                    <a:blip r:embed="rId115"/>
+                    <a:blip r:embed="rId116"/>
                     <a:stretch>
                       <a:fillRect/>
                     </a:stretch>
@@ -7956,18 +8285,18 @@
           <wp:inline>
             <wp:extent cx="5334000" cy="2667000"/>
             <wp:effectExtent b="0" l="0" r="0" t="0"/>
-            <wp:docPr descr="Figure 3. RA-MARS v3 closed-loop mission assurance workflow." title="" id="119" name="Picture"/>
+            <wp:docPr descr="Figure 3. RA-MARS v3 closed-loop mission assurance workflow." title="" id="120" name="Picture"/>
             <a:graphic>
               <a:graphicData uri="http://schemas.openxmlformats.org/drawingml/2006/picture">
                 <pic:pic>
                   <pic:nvPicPr>
-                    <pic:cNvPr descr="../figures/conceptual/v3/figure_v3_closed_loop_workflow.png" id="120" name="Picture"/>
+                    <pic:cNvPr descr="../figures/conceptual/v3/figure_v3_closed_loop_workflow.png" id="121" name="Picture"/>
                     <pic:cNvPicPr>
                       <a:picLocks noChangeArrowheads="1" noChangeAspect="1"/>
                     </pic:cNvPicPr>
                   </pic:nvPicPr>
                   <pic:blipFill>
-                    <a:blip r:embed="rId118"/>
+                    <a:blip r:embed="rId119"/>
                     <a:stretch>
                       <a:fillRect/>
                     </a:stretch>
@@ -8011,18 +8340,18 @@
           <wp:inline>
             <wp:extent cx="5334000" cy="3733800"/>
             <wp:effectExtent b="0" l="0" r="0" t="0"/>
-            <wp:docPr descr="Figure 4. Mission Assurance Index component model." title="" id="122" name="Picture"/>
+            <wp:docPr descr="Figure 4. Mission Assurance Index component model." title="" id="123" name="Picture"/>
             <a:graphic>
               <a:graphicData uri="http://schemas.openxmlformats.org/drawingml/2006/picture">
                 <pic:pic>
                   <pic:nvPicPr>
-                    <pic:cNvPr descr="../figures/conceptual/v3/figure_v3_mission_assurance_index_components.png" id="123" name="Picture"/>
+                    <pic:cNvPr descr="../figures/conceptual/v3/figure_v3_mission_assurance_index_components.png" id="124" name="Picture"/>
                     <pic:cNvPicPr>
                       <a:picLocks noChangeArrowheads="1" noChangeAspect="1"/>
                     </pic:cNvPicPr>
                   </pic:nvPicPr>
                   <pic:blipFill>
-                    <a:blip r:embed="rId121"/>
+                    <a:blip r:embed="rId122"/>
                     <a:stretch>
                       <a:fillRect/>
                     </a:stretch>
@@ -8066,18 +8395,18 @@
           <wp:inline>
             <wp:extent cx="5334000" cy="2256692"/>
             <wp:effectExtent b="0" l="0" r="0" t="0"/>
-            <wp:docPr descr="Figure 5. RA-MARS v3 experimental evaluation pipeline." title="" id="125" name="Picture"/>
+            <wp:docPr descr="Figure 5. RA-MARS v3 experimental evaluation pipeline." title="" id="126" name="Picture"/>
             <a:graphic>
               <a:graphicData uri="http://schemas.openxmlformats.org/drawingml/2006/picture">
                 <pic:pic>
                   <pic:nvPicPr>
-                    <pic:cNvPr descr="../figures/conceptual/v3/figure_v3_experimental_pipeline.png" id="126" name="Picture"/>
+                    <pic:cNvPr descr="../figures/conceptual/v3/figure_v3_experimental_pipeline.png" id="127" name="Picture"/>
                     <pic:cNvPicPr>
                       <a:picLocks noChangeArrowheads="1" noChangeAspect="1"/>
                     </pic:cNvPicPr>
                   </pic:nvPicPr>
                   <pic:blipFill>
-                    <a:blip r:embed="rId124"/>
+                    <a:blip r:embed="rId125"/>
                     <a:stretch>
                       <a:fillRect/>
                     </a:stretch>
@@ -8121,18 +8450,18 @@
           <wp:inline>
             <wp:extent cx="5334000" cy="2222500"/>
             <wp:effectExtent b="0" l="0" r="0" t="0"/>
-            <wp:docPr descr="Figure 6. RA-MARS v3 attack timeline with detection and recovery events." title="" id="128" name="Picture"/>
+            <wp:docPr descr="Figure 6. RA-MARS v3 attack timeline with detection and recovery events." title="" id="129" name="Picture"/>
             <a:graphic>
               <a:graphicData uri="http://schemas.openxmlformats.org/drawingml/2006/picture">
                 <pic:pic>
                   <pic:nvPicPr>
-                    <pic:cNvPr descr="../figures/conceptual/v3/figure_v3_attack_timeline.png" id="129" name="Picture"/>
+                    <pic:cNvPr descr="../figures/conceptual/v3/figure_v3_attack_timeline.png" id="130" name="Picture"/>
                     <pic:cNvPicPr>
                       <a:picLocks noChangeArrowheads="1" noChangeAspect="1"/>
                     </pic:cNvPicPr>
                   </pic:nvPicPr>
                   <pic:blipFill>
-                    <a:blip r:embed="rId127"/>
+                    <a:blip r:embed="rId128"/>
                     <a:stretch>
                       <a:fillRect/>
                     </a:stretch>
@@ -8176,18 +8505,18 @@
           <wp:inline>
             <wp:extent cx="5334000" cy="3200400"/>
             <wp:effectExtent b="0" l="0" r="0" t="0"/>
-            <wp:docPr descr="Figure 7. RA-MARS v3 model comparison by macro F1-score." title="" id="131" name="Picture"/>
+            <wp:docPr descr="Figure 7. RA-MARS v3 model comparison by macro F1-score." title="" id="132" name="Picture"/>
             <a:graphic>
               <a:graphicData uri="http://schemas.openxmlformats.org/drawingml/2006/picture">
                 <pic:pic>
                   <pic:nvPicPr>
-                    <pic:cNvPr descr="../figures/graphs/v3/v3_model_comparison_macro_f1.png" id="132" name="Picture"/>
+                    <pic:cNvPr descr="../figures/graphs/v3/v3_model_comparison_macro_f1.png" id="133" name="Picture"/>
                     <pic:cNvPicPr>
                       <a:picLocks noChangeArrowheads="1" noChangeAspect="1"/>
                     </pic:cNvPicPr>
                   </pic:nvPicPr>
                   <pic:blipFill>
-                    <a:blip r:embed="rId130"/>
+                    <a:blip r:embed="rId131"/>
                     <a:stretch>
                       <a:fillRect/>
                     </a:stretch>
@@ -8231,18 +8560,18 @@
           <wp:inline>
             <wp:extent cx="5334000" cy="4741333"/>
             <wp:effectExtent b="0" l="0" r="0" t="0"/>
-            <wp:docPr descr="Figure 8. RA-MARS v3 confusion matrix." title="" id="134" name="Picture"/>
+            <wp:docPr descr="Figure 8. RA-MARS v3 confusion matrix." title="" id="135" name="Picture"/>
             <a:graphic>
               <a:graphicData uri="http://schemas.openxmlformats.org/drawingml/2006/picture">
                 <pic:pic>
                   <pic:nvPicPr>
-                    <pic:cNvPr descr="../figures/graphs/v3/v3_confusion_matrix.png" id="135" name="Picture"/>
+                    <pic:cNvPr descr="../figures/graphs/v3/v3_confusion_matrix.png" id="136" name="Picture"/>
                     <pic:cNvPicPr>
                       <a:picLocks noChangeArrowheads="1" noChangeAspect="1"/>
                     </pic:cNvPicPr>
                   </pic:nvPicPr>
                   <pic:blipFill>
-                    <a:blip r:embed="rId133"/>
+                    <a:blip r:embed="rId134"/>
                     <a:stretch>
                       <a:fillRect/>
                     </a:stretch>
@@ -8286,18 +8615,18 @@
           <wp:inline>
             <wp:extent cx="5334000" cy="2909454"/>
             <wp:effectExtent b="0" l="0" r="0" t="0"/>
-            <wp:docPr descr="Figure 9. RA-MARS v3 per-class F1-score." title="" id="137" name="Picture"/>
+            <wp:docPr descr="Figure 9. RA-MARS v3 per-class F1-score." title="" id="138" name="Picture"/>
             <a:graphic>
               <a:graphicData uri="http://schemas.openxmlformats.org/drawingml/2006/picture">
                 <pic:pic>
                   <pic:nvPicPr>
-                    <pic:cNvPr descr="../figures/graphs/v3/v3_per_class_f1.png" id="138" name="Picture"/>
+                    <pic:cNvPr descr="../figures/graphs/v3/v3_per_class_f1.png" id="139" name="Picture"/>
                     <pic:cNvPicPr>
                       <a:picLocks noChangeArrowheads="1" noChangeAspect="1"/>
                     </pic:cNvPicPr>
                   </pic:nvPicPr>
                   <pic:blipFill>
-                    <a:blip r:embed="rId136"/>
+                    <a:blip r:embed="rId137"/>
                     <a:stretch>
                       <a:fillRect/>
                     </a:stretch>
@@ -8341,18 +8670,18 @@
           <wp:inline>
             <wp:extent cx="5334000" cy="2667000"/>
             <wp:effectExtent b="0" l="0" r="0" t="0"/>
-            <wp:docPr descr="Figure 10. RA-MARS v3 ablation study for mission success." title="" id="140" name="Picture"/>
+            <wp:docPr descr="Figure 10. RA-MARS v3 ablation study for mission success." title="" id="141" name="Picture"/>
             <a:graphic>
               <a:graphicData uri="http://schemas.openxmlformats.org/drawingml/2006/picture">
                 <pic:pic>
                   <pic:nvPicPr>
-                    <pic:cNvPr descr="../figures/graphs/v3/v3_ablation_mission_success.png" id="141" name="Picture"/>
+                    <pic:cNvPr descr="../figures/graphs/v3/v3_ablation_mission_success.png" id="142" name="Picture"/>
                     <pic:cNvPicPr>
                       <a:picLocks noChangeArrowheads="1" noChangeAspect="1"/>
                     </pic:cNvPicPr>
                   </pic:nvPicPr>
                   <pic:blipFill>
-                    <a:blip r:embed="rId139"/>
+                    <a:blip r:embed="rId140"/>
                     <a:stretch>
                       <a:fillRect/>
                     </a:stretch>
@@ -8396,18 +8725,18 @@
           <wp:inline>
             <wp:extent cx="5334000" cy="3556000"/>
             <wp:effectExtent b="0" l="0" r="0" t="0"/>
-            <wp:docPr descr="Figure 11. RA-MARS v3 scalability analysis by UAV count." title="" id="143" name="Picture"/>
+            <wp:docPr descr="Figure 11. RA-MARS v3 scalability analysis by UAV count." title="" id="144" name="Picture"/>
             <a:graphic>
               <a:graphicData uri="http://schemas.openxmlformats.org/drawingml/2006/picture">
                 <pic:pic>
                   <pic:nvPicPr>
-                    <pic:cNvPr descr="../figures/graphs/v3/v3_scalability_mission_success.png" id="144" name="Picture"/>
+                    <pic:cNvPr descr="../figures/graphs/v3/v3_scalability_mission_success.png" id="145" name="Picture"/>
                     <pic:cNvPicPr>
                       <a:picLocks noChangeArrowheads="1" noChangeAspect="1"/>
                     </pic:cNvPicPr>
                   </pic:nvPicPr>
                   <pic:blipFill>
-                    <a:blip r:embed="rId142"/>
+                    <a:blip r:embed="rId143"/>
                     <a:stretch>
                       <a:fillRect/>
                     </a:stretch>
@@ -8451,18 +8780,18 @@
           <wp:inline>
             <wp:extent cx="5334000" cy="4000500"/>
             <wp:effectExtent b="0" l="0" r="0" t="0"/>
-            <wp:docPr descr="Figure 12. RA-MARS v3 attack-intensity stress test." title="" id="146" name="Picture"/>
+            <wp:docPr descr="Figure 12. RA-MARS v3 attack-intensity stress test." title="" id="147" name="Picture"/>
             <a:graphic>
               <a:graphicData uri="http://schemas.openxmlformats.org/drawingml/2006/picture">
                 <pic:pic>
                   <pic:nvPicPr>
-                    <pic:cNvPr descr="../figures/graphs/v3/v3_attack_intensity_stress_test.png" id="147" name="Picture"/>
+                    <pic:cNvPr descr="../figures/graphs/v3/v3_attack_intensity_stress_test.png" id="148" name="Picture"/>
                     <pic:cNvPicPr>
                       <a:picLocks noChangeArrowheads="1" noChangeAspect="1"/>
                     </pic:cNvPicPr>
                   </pic:nvPicPr>
                   <pic:blipFill>
-                    <a:blip r:embed="rId145"/>
+                    <a:blip r:embed="rId146"/>
                     <a:stretch>
                       <a:fillRect/>
                     </a:stretch>
@@ -8497,8 +8826,8 @@
         <w:t xml:space="preserve">Figure 12. RA-MARS v3 attack-intensity stress test.</w:t>
       </w:r>
     </w:p>
-    <w:bookmarkEnd w:id="148"/>
-    <w:bookmarkStart w:id="149" w:name="references"/>
+    <w:bookmarkEnd w:id="149"/>
+    <w:bookmarkStart w:id="150" w:name="references"/>
     <w:p>
       <w:pPr>
         <w:pStyle w:val="Heading2"/>
@@ -8851,8 +9180,8 @@
         <w:t xml:space="preserve">[43] X. Wang, Z. Zhao, L. Yi, Z. Ning, L. Guo, F. R. Yu, and S. Guo, “A Survey on Security of UAV Swarm Networks: Attacks and Countermeasures,” ACM Computing Surveys, vol. 57, no. 3, article 74, pp. 1–37, 2024, doi: 10.1145/3703625.</w:t>
       </w:r>
     </w:p>
-    <w:bookmarkEnd w:id="149"/>
     <w:bookmarkEnd w:id="150"/>
+    <w:bookmarkEnd w:id="151"/>
     <w:sectPr>
       <w:footnotePr>
         <w:numRestart w:val="eachSect"/>

--- a/final-submission-v3/RA-MARS-journal-draft-final-v3.docx
+++ b/final-submission-v3/RA-MARS-journal-draft-final-v3.docx
@@ -9050,7 +9050,7 @@
       <w:r>
         <w:drawing>
           <wp:inline>
-            <wp:extent cx="5727700" cy="3084146"/>
+            <wp:extent cx="5334000" cy="2872153"/>
             <wp:effectExtent b="0" l="0" r="0" t="0"/>
             <wp:docPr descr="Figure 1. RA-MARS v3 cross-layer mission assurance digital twin architecture." title="" id="121" name="Picture"/>
             <a:graphic>
@@ -9071,7 +9071,7 @@
                   <pic:spPr bwMode="auto">
                     <a:xfrm>
                       <a:off x="0" y="0"/>
-                      <a:ext cx="5727700" cy="3084146"/>
+                      <a:ext cx="5334000" cy="2872153"/>
                     </a:xfrm>
                     <a:prstGeom prst="rect">
                       <a:avLst/>
@@ -9105,7 +9105,7 @@
       <w:r>
         <w:drawing>
           <wp:inline>
-            <wp:extent cx="5727700" cy="3084146"/>
+            <wp:extent cx="5334000" cy="2872153"/>
             <wp:effectExtent b="0" l="0" r="0" t="0"/>
             <wp:docPr descr="Figure 2. RA-MARS threat model for cyber-electromagnetic and navigation attacks." title="" id="124" name="Picture"/>
             <a:graphic>
@@ -9126,7 +9126,7 @@
                   <pic:spPr bwMode="auto">
                     <a:xfrm>
                       <a:off x="0" y="0"/>
-                      <a:ext cx="5727700" cy="3084146"/>
+                      <a:ext cx="5334000" cy="2872153"/>
                     </a:xfrm>
                     <a:prstGeom prst="rect">
                       <a:avLst/>
@@ -9160,7 +9160,7 @@
       <w:r>
         <w:drawing>
           <wp:inline>
-            <wp:extent cx="5727700" cy="2863850"/>
+            <wp:extent cx="5334000" cy="2667000"/>
             <wp:effectExtent b="0" l="0" r="0" t="0"/>
             <wp:docPr descr="Figure 3. RA-MARS v3 closed-loop mission assurance workflow." title="" id="127" name="Picture"/>
             <a:graphic>
@@ -9181,7 +9181,7 @@
                   <pic:spPr bwMode="auto">
                     <a:xfrm>
                       <a:off x="0" y="0"/>
-                      <a:ext cx="5727700" cy="2863850"/>
+                      <a:ext cx="5334000" cy="2667000"/>
                     </a:xfrm>
                     <a:prstGeom prst="rect">
                       <a:avLst/>
@@ -9215,7 +9215,7 @@
       <w:r>
         <w:drawing>
           <wp:inline>
-            <wp:extent cx="5727700" cy="4009390"/>
+            <wp:extent cx="5334000" cy="3733800"/>
             <wp:effectExtent b="0" l="0" r="0" t="0"/>
             <wp:docPr descr="Figure 4. Mission Assurance Index component model." title="" id="130" name="Picture"/>
             <a:graphic>
@@ -9236,7 +9236,7 @@
                   <pic:spPr bwMode="auto">
                     <a:xfrm>
                       <a:off x="0" y="0"/>
-                      <a:ext cx="5727700" cy="4009390"/>
+                      <a:ext cx="5334000" cy="3733800"/>
                     </a:xfrm>
                     <a:prstGeom prst="rect">
                       <a:avLst/>
@@ -9270,7 +9270,7 @@
       <w:r>
         <w:drawing>
           <wp:inline>
-            <wp:extent cx="5727700" cy="2423257"/>
+            <wp:extent cx="5334000" cy="2256692"/>
             <wp:effectExtent b="0" l="0" r="0" t="0"/>
             <wp:docPr descr="Figure 5. RA-MARS v3 experimental evaluation pipeline." title="" id="133" name="Picture"/>
             <a:graphic>
@@ -9291,7 +9291,7 @@
                   <pic:spPr bwMode="auto">
                     <a:xfrm>
                       <a:off x="0" y="0"/>
-                      <a:ext cx="5727700" cy="2423257"/>
+                      <a:ext cx="5334000" cy="2256692"/>
                     </a:xfrm>
                     <a:prstGeom prst="rect">
                       <a:avLst/>
@@ -9325,7 +9325,7 @@
       <w:r>
         <w:drawing>
           <wp:inline>
-            <wp:extent cx="5727700" cy="2386541"/>
+            <wp:extent cx="5334000" cy="2222500"/>
             <wp:effectExtent b="0" l="0" r="0" t="0"/>
             <wp:docPr descr="Figure 6. RA-MARS v3 attack timeline with detection and recovery events." title="" id="136" name="Picture"/>
             <a:graphic>
@@ -9346,7 +9346,7 @@
                   <pic:spPr bwMode="auto">
                     <a:xfrm>
                       <a:off x="0" y="0"/>
-                      <a:ext cx="5727700" cy="2386541"/>
+                      <a:ext cx="5334000" cy="2222500"/>
                     </a:xfrm>
                     <a:prstGeom prst="rect">
                       <a:avLst/>
@@ -9380,14 +9380,14 @@
       <w:r>
         <w:drawing>
           <wp:inline>
-            <wp:extent cx="5727700" cy="3436619"/>
+            <wp:extent cx="5334000" cy="2702125"/>
             <wp:effectExtent b="0" l="0" r="0" t="0"/>
             <wp:docPr descr="Figure 7. RA-MARS v3 model comparison by macro F1-score." title="" id="139" name="Picture"/>
             <a:graphic>
               <a:graphicData uri="http://schemas.openxmlformats.org/drawingml/2006/picture">
                 <pic:pic>
                   <pic:nvPicPr>
-                    <pic:cNvPr descr="figures/v3_model_comparison_macro_f1.png" id="140" name="Picture"/>
+                    <pic:cNvPr descr="figures/fig07_model_comparison_macro_f1.png" id="140" name="Picture"/>
                     <pic:cNvPicPr>
                       <a:picLocks noChangeArrowheads="1" noChangeAspect="1"/>
                     </pic:cNvPicPr>
@@ -9401,7 +9401,7 @@
                   <pic:spPr bwMode="auto">
                     <a:xfrm>
                       <a:off x="0" y="0"/>
-                      <a:ext cx="5727700" cy="3436619"/>
+                      <a:ext cx="5334000" cy="2702125"/>
                     </a:xfrm>
                     <a:prstGeom prst="rect">
                       <a:avLst/>
@@ -9435,14 +9435,14 @@
       <w:r>
         <w:drawing>
           <wp:inline>
-            <wp:extent cx="5727700" cy="5091288"/>
+            <wp:extent cx="5334000" cy="4212308"/>
             <wp:effectExtent b="0" l="0" r="0" t="0"/>
-            <wp:docPr descr="Figure 8. RA-MARS v3 confusion matrix." title="" id="142" name="Picture"/>
+            <wp:docPr descr="Figure 8. Confusion matrix — Weighted LSTM (best model, 8 mission-state classes)." title="" id="142" name="Picture"/>
             <a:graphic>
               <a:graphicData uri="http://schemas.openxmlformats.org/drawingml/2006/picture">
                 <pic:pic>
                   <pic:nvPicPr>
-                    <pic:cNvPr descr="figures/v3_confusion_matrix.png" id="143" name="Picture"/>
+                    <pic:cNvPr descr="figures/fig08_confusion_matrix_weighted_lstm.png" id="143" name="Picture"/>
                     <pic:cNvPicPr>
                       <a:picLocks noChangeArrowheads="1" noChangeAspect="1"/>
                     </pic:cNvPicPr>
@@ -9456,7 +9456,7 @@
                   <pic:spPr bwMode="auto">
                     <a:xfrm>
                       <a:off x="0" y="0"/>
-                      <a:ext cx="5727700" cy="5091288"/>
+                      <a:ext cx="5334000" cy="4212308"/>
                     </a:xfrm>
                     <a:prstGeom prst="rect">
                       <a:avLst/>
@@ -9480,7 +9480,7 @@
         <w:pStyle w:val="ImageCaption"/>
       </w:pPr>
       <w:r>
-        <w:t xml:space="preserve">Figure 8. RA-MARS v3 confusion matrix.</w:t>
+        <w:t xml:space="preserve">Figure 8. Confusion matrix — Weighted LSTM (best model, 8 mission-state classes).</w:t>
       </w:r>
     </w:p>
     <w:p>
@@ -9490,14 +9490,14 @@
       <w:r>
         <w:drawing>
           <wp:inline>
-            <wp:extent cx="5727700" cy="3124200"/>
+            <wp:extent cx="5334000" cy="2798952"/>
             <wp:effectExtent b="0" l="0" r="0" t="0"/>
-            <wp:docPr descr="Figure 9. RA-MARS v3 per-class F1-score." title="" id="145" name="Picture"/>
+            <wp:docPr descr="Figure 9. Per-class precision, recall and F1-score — Weighted LSTM." title="" id="145" name="Picture"/>
             <a:graphic>
               <a:graphicData uri="http://schemas.openxmlformats.org/drawingml/2006/picture">
                 <pic:pic>
                   <pic:nvPicPr>
-                    <pic:cNvPr descr="figures/v3_per_class_f1.png" id="146" name="Picture"/>
+                    <pic:cNvPr descr="figures/fig09_per_class_f1_weighted_lstm.png" id="146" name="Picture"/>
                     <pic:cNvPicPr>
                       <a:picLocks noChangeArrowheads="1" noChangeAspect="1"/>
                     </pic:cNvPicPr>
@@ -9511,7 +9511,7 @@
                   <pic:spPr bwMode="auto">
                     <a:xfrm>
                       <a:off x="0" y="0"/>
-                      <a:ext cx="5727700" cy="3124200"/>
+                      <a:ext cx="5334000" cy="2798952"/>
                     </a:xfrm>
                     <a:prstGeom prst="rect">
                       <a:avLst/>
@@ -9535,7 +9535,7 @@
         <w:pStyle w:val="ImageCaption"/>
       </w:pPr>
       <w:r>
-        <w:t xml:space="preserve">Figure 9. RA-MARS v3 per-class F1-score.</w:t>
+        <w:t xml:space="preserve">Figure 9. Per-class precision, recall and F1-score — Weighted LSTM.</w:t>
       </w:r>
     </w:p>
     <w:p>
@@ -9545,14 +9545,14 @@
       <w:r>
         <w:drawing>
           <wp:inline>
-            <wp:extent cx="5727700" cy="2863850"/>
+            <wp:extent cx="5334000" cy="2168978"/>
             <wp:effectExtent b="0" l="0" r="0" t="0"/>
-            <wp:docPr descr="Figure 10. RA-MARS v3 ablation study for mission success." title="" id="148" name="Picture"/>
+            <wp:docPr descr="Figure 10. Ablation study — component contribution to mission performance (95% CI, 30 runs) for mission success." title="" id="148" name="Picture"/>
             <a:graphic>
               <a:graphicData uri="http://schemas.openxmlformats.org/drawingml/2006/picture">
                 <pic:pic>
                   <pic:nvPicPr>
-                    <pic:cNvPr descr="figures/v3_ablation_mission_success.png" id="149" name="Picture"/>
+                    <pic:cNvPr descr="figures/fig10_ablation_study.png" id="149" name="Picture"/>
                     <pic:cNvPicPr>
                       <a:picLocks noChangeArrowheads="1" noChangeAspect="1"/>
                     </pic:cNvPicPr>
@@ -9566,7 +9566,7 @@
                   <pic:spPr bwMode="auto">
                     <a:xfrm>
                       <a:off x="0" y="0"/>
-                      <a:ext cx="5727700" cy="2863850"/>
+                      <a:ext cx="5334000" cy="2168978"/>
                     </a:xfrm>
                     <a:prstGeom prst="rect">
                       <a:avLst/>
@@ -9590,7 +9590,7 @@
         <w:pStyle w:val="ImageCaption"/>
       </w:pPr>
       <w:r>
-        <w:t xml:space="preserve">Figure 10. RA-MARS v3 ablation study for mission success.</w:t>
+        <w:t xml:space="preserve">Figure 10. Ablation study — component contribution to mission performance (95% CI, 30 runs) for mission success.</w:t>
       </w:r>
     </w:p>
     <w:p>
@@ -9600,14 +9600,14 @@
       <w:r>
         <w:drawing>
           <wp:inline>
-            <wp:extent cx="5727700" cy="3818466"/>
+            <wp:extent cx="5334000" cy="1840938"/>
             <wp:effectExtent b="0" l="0" r="0" t="0"/>
-            <wp:docPr descr="Figure 11. RA-MARS v3 scalability analysis by UAV count." title="" id="151" name="Picture"/>
+            <wp:docPr descr="Figure 11. Scalability analysis — mission performance across 10, 20 and 30 UAV swarm sizes (95% CI) by UAV count." title="" id="151" name="Picture"/>
             <a:graphic>
               <a:graphicData uri="http://schemas.openxmlformats.org/drawingml/2006/picture">
                 <pic:pic>
                   <pic:nvPicPr>
-                    <pic:cNvPr descr="figures/v3_scalability_mission_success.png" id="152" name="Picture"/>
+                    <pic:cNvPr descr="figures/fig11_scalability.png" id="152" name="Picture"/>
                     <pic:cNvPicPr>
                       <a:picLocks noChangeArrowheads="1" noChangeAspect="1"/>
                     </pic:cNvPicPr>
@@ -9621,7 +9621,7 @@
                   <pic:spPr bwMode="auto">
                     <a:xfrm>
                       <a:off x="0" y="0"/>
-                      <a:ext cx="5727700" cy="3818466"/>
+                      <a:ext cx="5334000" cy="1840938"/>
                     </a:xfrm>
                     <a:prstGeom prst="rect">
                       <a:avLst/>
@@ -9645,7 +9645,7 @@
         <w:pStyle w:val="ImageCaption"/>
       </w:pPr>
       <w:r>
-        <w:t xml:space="preserve">Figure 11. RA-MARS v3 scalability analysis by UAV count.</w:t>
+        <w:t xml:space="preserve">Figure 11. Scalability analysis — mission performance across 10, 20 and 30 UAV swarm sizes (95% CI) by UAV count.</w:t>
       </w:r>
     </w:p>
     <w:p>
@@ -9655,14 +9655,14 @@
       <w:r>
         <w:drawing>
           <wp:inline>
-            <wp:extent cx="5727700" cy="4295775"/>
+            <wp:extent cx="5334000" cy="1997980"/>
             <wp:effectExtent b="0" l="0" r="0" t="0"/>
-            <wp:docPr descr="Figure 12. RA-MARS v3 attack-intensity stress test." title="" id="154" name="Picture"/>
+            <wp:docPr descr="Figure 12. Attack intensity stress test — mission performance under none, low, medium and high intensity attacks (95% CI)." title="" id="154" name="Picture"/>
             <a:graphic>
               <a:graphicData uri="http://schemas.openxmlformats.org/drawingml/2006/picture">
                 <pic:pic>
                   <pic:nvPicPr>
-                    <pic:cNvPr descr="figures/v3_attack_intensity_stress_test.png" id="155" name="Picture"/>
+                    <pic:cNvPr descr="figures/fig12_attack_intensity.png" id="155" name="Picture"/>
                     <pic:cNvPicPr>
                       <a:picLocks noChangeArrowheads="1" noChangeAspect="1"/>
                     </pic:cNvPicPr>
@@ -9676,7 +9676,7 @@
                   <pic:spPr bwMode="auto">
                     <a:xfrm>
                       <a:off x="0" y="0"/>
-                      <a:ext cx="5727700" cy="4295775"/>
+                      <a:ext cx="5334000" cy="1997980"/>
                     </a:xfrm>
                     <a:prstGeom prst="rect">
                       <a:avLst/>
@@ -9700,7 +9700,7 @@
         <w:pStyle w:val="ImageCaption"/>
       </w:pPr>
       <w:r>
-        <w:t xml:space="preserve">Figure 12. RA-MARS v3 attack-intensity stress test.</w:t>
+        <w:t xml:space="preserve">Figure 12. Attack intensity stress test — mission performance under none, low, medium and high intensity attacks (95% CI).</w:t>
       </w:r>
     </w:p>
     <w:bookmarkEnd w:id="156"/>
@@ -9728,7 +9728,7 @@
       <w:r>
         <w:drawing>
           <wp:inline>
-            <wp:extent cx="5727700" cy="3182055"/>
+            <wp:extent cx="5334000" cy="2963333"/>
             <wp:effectExtent b="0" l="0" r="0" t="0"/>
             <wp:docPr descr="Supplementary Figure S1. PX4-style mission assurance index over time across attack intervals." title="" id="158" name="Picture"/>
             <a:graphic>
@@ -9749,7 +9749,7 @@
                   <pic:spPr bwMode="auto">
                     <a:xfrm>
                       <a:off x="0" y="0"/>
-                      <a:ext cx="5727700" cy="3182055"/>
+                      <a:ext cx="5334000" cy="2963333"/>
                     </a:xfrm>
                     <a:prstGeom prst="rect">
                       <a:avLst/>
@@ -9783,7 +9783,7 @@
       <w:r>
         <w:drawing>
           <wp:inline>
-            <wp:extent cx="5727700" cy="3182055"/>
+            <wp:extent cx="5334000" cy="2963333"/>
             <wp:effectExtent b="0" l="0" r="0" t="0"/>
             <wp:docPr descr="Supplementary Figure S2. PX4-style attack timeline showing jamming, spoofing, tampering, and combined attack intervals with MAI response." title="" id="161" name="Picture"/>
             <a:graphic>
@@ -9804,7 +9804,7 @@
                   <pic:spPr bwMode="auto">
                     <a:xfrm>
                       <a:off x="0" y="0"/>
-                      <a:ext cx="5727700" cy="3182055"/>
+                      <a:ext cx="5334000" cy="2963333"/>
                     </a:xfrm>
                     <a:prstGeom prst="rect">
                       <a:avLst/>
@@ -9838,7 +9838,7 @@
       <w:r>
         <w:drawing>
           <wp:inline>
-            <wp:extent cx="5727700" cy="3579812"/>
+            <wp:extent cx="5334000" cy="3333749"/>
             <wp:effectExtent b="0" l="0" r="0" t="0"/>
             <wp:docPr descr="Supplementary Figure S3. PX4-style digital twin action selection across mission intervals." title="" id="164" name="Picture"/>
             <a:graphic>
@@ -9859,7 +9859,7 @@
                   <pic:spPr bwMode="auto">
                     <a:xfrm>
                       <a:off x="0" y="0"/>
-                      <a:ext cx="5727700" cy="3579812"/>
+                      <a:ext cx="5334000" cy="3333749"/>
                     </a:xfrm>
                     <a:prstGeom prst="rect">
                       <a:avLst/>
@@ -9893,7 +9893,7 @@
       <w:r>
         <w:drawing>
           <wp:inline>
-            <wp:extent cx="5727700" cy="4295775"/>
+            <wp:extent cx="5334000" cy="4000499"/>
             <wp:effectExtent b="0" l="0" r="0" t="0"/>
             <wp:docPr descr="Supplementary Figure S4. PX4-style UAV mission trajectories under normal and spoofing-like attack conditions." title="" id="167" name="Picture"/>
             <a:graphic>
@@ -9914,7 +9914,7 @@
                   <pic:spPr bwMode="auto">
                     <a:xfrm>
                       <a:off x="0" y="0"/>
-                      <a:ext cx="5727700" cy="4295775"/>
+                      <a:ext cx="5334000" cy="4000499"/>
                     </a:xfrm>
                     <a:prstGeom prst="rect">
                       <a:avLst/>
@@ -11185,12 +11185,7 @@
     </w:p>
     <w:bookmarkEnd w:id="172"/>
     <w:bookmarkEnd w:id="173"/>
-    <w:sectPr>
-      <w:pgSz w:h="16838" w:orient="portrait" w:w="11906"/>
-      <w:pgMar w:bottom="1440" w:footer="708" w:gutter="0" w:header="708" w:left="1440" w:right="1440" w:top="1440"/>
-      <w:pgNumType/>
-      <w:docGrid w:linePitch="360"/>
-    </w:sectPr>
+    <w:sectPr/>
   </w:body>
 </w:document>
 </file>
@@ -11219,91 +11214,7 @@
 </file>
 
 <file path=word/numbering.xml><?xml version="1.0" encoding="utf-8"?>
-<w:numbering xmlns:m="http://schemas.openxmlformats.org/officeDocument/2006/math" xmlns:mc="http://schemas.openxmlformats.org/markup-compatibility/2006" xmlns:o="urn:schemas-microsoft-com:office:office" xmlns:r="http://schemas.openxmlformats.org/officeDocument/2006/relationships" xmlns:v="urn:schemas-microsoft-com:vml" xmlns:w="http://schemas.openxmlformats.org/wordprocessingml/2006/main" xmlns:w10="urn:schemas-microsoft-com:office:word" xmlns:w14="http://schemas.microsoft.com/office/word/2010/wordml" xmlns:w15="http://schemas.microsoft.com/office/word/2012/wordml" xmlns:wne="http://schemas.microsoft.com/office/word/2006/wordml" xmlns:wp="http://schemas.openxmlformats.org/drawingml/2006/wordprocessingDrawing" xmlns:wp14="http://schemas.microsoft.com/office/word/2010/wordprocessingDrawing" xmlns:wpc="http://schemas.microsoft.com/office/word/2010/wordprocessingCanvas" xmlns:wpg="http://schemas.microsoft.com/office/word/2010/wordprocessingGroup" xmlns:wpi="http://schemas.microsoft.com/office/word/2010/wordprocessingInk" xmlns:wps="http://schemas.microsoft.com/office/word/2010/wordprocessingShape" mc:Ignorable="w14 w15 wp14">
-  <w:abstractNum w15:restartNumberingAfterBreak="0" w:abstractNumId="1">
-    <w:multiLevelType w:val="hybridMultilevel"/>
-    <w:lvl w15:tentative="1" w:ilvl="0">
-      <w:start w:val="1"/>
-      <w:numFmt w:val="bullet"/>
-      <w:lvlText w:val="●"/>
-      <w:lvlJc w:val="left"/>
-      <w:pPr>
-        <w:ind w:hanging="360" w:left="720"/>
-      </w:pPr>
-    </w:lvl>
-    <w:lvl w15:tentative="1" w:ilvl="1">
-      <w:start w:val="1"/>
-      <w:numFmt w:val="bullet"/>
-      <w:lvlText w:val="○"/>
-      <w:lvlJc w:val="left"/>
-      <w:pPr>
-        <w:ind w:hanging="360" w:left="1440"/>
-      </w:pPr>
-    </w:lvl>
-    <w:lvl w15:tentative="1" w:ilvl="2">
-      <w:start w:val="1"/>
-      <w:numFmt w:val="bullet"/>
-      <w:lvlText w:val="■"/>
-      <w:lvlJc w:val="left"/>
-      <w:pPr>
-        <w:ind w:hanging="360" w:left="2160"/>
-      </w:pPr>
-    </w:lvl>
-    <w:lvl w15:tentative="1" w:ilvl="3">
-      <w:start w:val="1"/>
-      <w:numFmt w:val="bullet"/>
-      <w:lvlText w:val="●"/>
-      <w:lvlJc w:val="left"/>
-      <w:pPr>
-        <w:ind w:hanging="360" w:left="2880"/>
-      </w:pPr>
-    </w:lvl>
-    <w:lvl w15:tentative="1" w:ilvl="4">
-      <w:start w:val="1"/>
-      <w:numFmt w:val="bullet"/>
-      <w:lvlText w:val="○"/>
-      <w:lvlJc w:val="left"/>
-      <w:pPr>
-        <w:ind w:hanging="360" w:left="3600"/>
-      </w:pPr>
-    </w:lvl>
-    <w:lvl w15:tentative="1" w:ilvl="5">
-      <w:start w:val="1"/>
-      <w:numFmt w:val="bullet"/>
-      <w:lvlText w:val="■"/>
-      <w:lvlJc w:val="left"/>
-      <w:pPr>
-        <w:ind w:hanging="360" w:left="4320"/>
-      </w:pPr>
-    </w:lvl>
-    <w:lvl w15:tentative="1" w:ilvl="6">
-      <w:start w:val="1"/>
-      <w:numFmt w:val="bullet"/>
-      <w:lvlText w:val="●"/>
-      <w:lvlJc w:val="left"/>
-      <w:pPr>
-        <w:ind w:hanging="360" w:left="5040"/>
-      </w:pPr>
-    </w:lvl>
-    <w:lvl w15:tentative="1" w:ilvl="7">
-      <w:start w:val="1"/>
-      <w:numFmt w:val="bullet"/>
-      <w:lvlText w:val="●"/>
-      <w:lvlJc w:val="left"/>
-      <w:pPr>
-        <w:ind w:hanging="360" w:left="5760"/>
-      </w:pPr>
-    </w:lvl>
-    <w:lvl w15:tentative="1" w:ilvl="8">
-      <w:start w:val="1"/>
-      <w:numFmt w:val="bullet"/>
-      <w:lvlText w:val="●"/>
-      <w:lvlJc w:val="left"/>
-      <w:pPr>
-        <w:ind w:hanging="360" w:left="6480"/>
-      </w:pPr>
-    </w:lvl>
-  </w:abstractNum>
+<w:numbering xmlns:w="http://schemas.openxmlformats.org/wordprocessingml/2006/main">
   <w:abstractNum w:abstractNumId="990">
     <w:nsid w:val="A990"/>
     <w:multiLevelType w:val="multilevel"/>
@@ -11541,12 +11452,6 @@
       </w:pPr>
     </w:lvl>
   </w:abstractNum>
-  <w:num w:numId="1">
-    <w:abstractNumId w:val="1"/>
-    <w:lvlOverride w:ilvl="0">
-      <w:startOverride w:val="1"/>
-    </w:lvlOverride>
-  </w:num>
   <w:num w:numId="1000">
     <w:abstractNumId w:val="990"/>
   </w:num>
@@ -11869,39 +11774,165 @@
 </file>
 
 <file path=word/styles.xml><?xml version="1.0" encoding="utf-8"?>
-<w:styles xmlns:mc="http://schemas.openxmlformats.org/markup-compatibility/2006" xmlns:r="http://schemas.openxmlformats.org/officeDocument/2006/relationships" xmlns:w="http://schemas.openxmlformats.org/wordprocessingml/2006/main" xmlns:w14="http://schemas.microsoft.com/office/word/2010/wordml" xmlns:w15="http://schemas.microsoft.com/office/word/2012/wordml" mc:Ignorable="w14 w15">
+<w:styles xmlns:r="http://schemas.openxmlformats.org/officeDocument/2006/relationships" xmlns:w="http://schemas.openxmlformats.org/wordprocessingml/2006/main">
   <w:docDefaults>
     <w:rPrDefault>
       <w:rPr>
-        <w:rFonts w:ascii="Times New Roman" w:cs="Times New Roman" w:eastAsia="Times New Roman" w:hAnsi="Times New Roman"/>
-        <w:color w:val="000000"/>
+        <w:rFonts w:asciiTheme="minorHAnsi" w:cstheme="minorBidi" w:eastAsiaTheme="minorHAnsi" w:hAnsiTheme="minorHAnsi"/>
         <w:sz w:val="24"/>
         <w:szCs w:val="24"/>
+        <w:lang w:bidi="ar-SA" w:eastAsia="en-US" w:val="en-US"/>
       </w:rPr>
     </w:rPrDefault>
     <w:pPrDefault>
       <w:pPr>
-        <w:spacing w:line="480" w:lineRule="auto"/>
+        <w:spacing w:after="200"/>
       </w:pPr>
     </w:pPrDefault>
   </w:docDefaults>
+  <w:latentStyles w:count="276" w:defLockedState="0" w:defQFormat="0" w:defSemiHidden="0" w:defUIPriority="0" w:defUnhideWhenUsed="0"/>
+  <w:style w:default="1" w:styleId="Normal" w:type="paragraph">
+    <w:name w:val="Normal"/>
+    <w:qFormat/>
+  </w:style>
+  <w:style w:styleId="BodyText" w:type="paragraph">
+    <w:name w:val="Body Text"/>
+    <w:basedOn w:val="Normal"/>
+    <w:link w:val="BodyTextChar"/>
+    <w:pPr>
+      <w:spacing w:after="180" w:before="180"/>
+    </w:pPr>
+    <w:qFormat/>
+  </w:style>
+  <w:style w:customStyle="1" w:styleId="FirstParagraph" w:type="paragraph">
+    <w:name w:val="First Paragraph"/>
+    <w:basedOn w:val="BodyText"/>
+    <w:next w:val="BodyText"/>
+    <w:qFormat/>
+  </w:style>
+  <w:style w:customStyle="1" w:styleId="Compact" w:type="paragraph">
+    <w:name w:val="Compact"/>
+    <w:basedOn w:val="BodyText"/>
+    <w:qFormat/>
+    <w:pPr>
+      <w:spacing w:after="36" w:before="36"/>
+    </w:pPr>
+  </w:style>
   <w:style w:styleId="Title" w:type="paragraph">
     <w:name w:val="Title"/>
     <w:basedOn w:val="Normal"/>
-    <w:next w:val="Normal"/>
+    <w:next w:val="BodyText"/>
     <w:qFormat/>
+    <w:pPr>
+      <w:keepNext/>
+      <w:keepLines/>
+      <w:spacing w:after="240" w:before="480"/>
+      <w:jc w:val="center"/>
+    </w:pPr>
     <w:rPr>
-      <w:sz w:val="56"/>
-      <w:szCs w:val="56"/>
+      <w:rFonts w:asciiTheme="majorHAnsi" w:cstheme="majorBidi" w:eastAsiaTheme="majorEastAsia" w:hAnsiTheme="majorHAnsi"/>
+      <w:b/>
+      <w:bCs/>
+      <w:color w:themeColor="accent1" w:themeShade="B5" w:val="345A8A"/>
+      <w:sz w:val="36"/>
+      <w:szCs w:val="36"/>
     </w:rPr>
+  </w:style>
+  <w:style w:styleId="Subtitle" w:type="paragraph">
+    <w:name w:val="Subtitle"/>
+    <w:basedOn w:val="Title"/>
+    <w:next w:val="BodyText"/>
+    <w:qFormat/>
+    <w:pPr>
+      <w:keepNext/>
+      <w:keepLines/>
+      <w:spacing w:after="240" w:before="240"/>
+      <w:jc w:val="center"/>
+    </w:pPr>
+    <w:rPr>
+      <w:sz w:val="30"/>
+      <w:szCs w:val="30"/>
+    </w:rPr>
+  </w:style>
+  <w:style w:customStyle="1" w:styleId="Author" w:type="paragraph">
+    <w:name w:val="Author"/>
+    <w:next w:val="BodyText"/>
+    <w:qFormat/>
+    <w:pPr>
+      <w:keepNext/>
+      <w:keepLines/>
+      <w:jc w:val="center"/>
+    </w:pPr>
+  </w:style>
+  <w:style w:styleId="Date" w:type="paragraph">
+    <w:name w:val="Date"/>
+    <w:next w:val="BodyText"/>
+    <w:qFormat/>
+    <w:pPr>
+      <w:keepNext/>
+      <w:keepLines/>
+      <w:jc w:val="center"/>
+    </w:pPr>
+  </w:style>
+  <w:style w:customStyle="1" w:styleId="AbstractTitle" w:type="paragraph">
+    <w:name w:val="Abstract Title"/>
+    <w:basedOn w:val="Normal"/>
+    <w:next w:val="Abstract"/>
+    <w:qFormat/>
+    <w:pPr>
+      <w:keepNext/>
+      <w:keepLines/>
+      <w:jc w:val="center"/>
+      <w:spacing w:after="0" w:before="300"/>
+    </w:pPr>
+    <w:rPr>
+      <w:sz w:val="20"/>
+      <w:szCs w:val="20"/>
+      <w:b/>
+      <w:color w:val="345A8A"/>
+      &gt;
+    </w:rPr>
+  </w:style>
+  <w:style w:customStyle="1" w:styleId="Abstract" w:type="paragraph">
+    <w:name w:val="Abstract"/>
+    <w:basedOn w:val="Normal"/>
+    <w:next w:val="BodyText"/>
+    <w:qFormat/>
+    <w:pPr>
+      <w:keepNext/>
+      <w:keepLines/>
+      <w:spacing w:after="300" w:before="100"/>
+    </w:pPr>
+    <w:rPr>
+      <w:sz w:val="20"/>
+      <w:szCs w:val="20"/>
+    </w:rPr>
+  </w:style>
+  <w:style w:styleId="Bibliography" w:type="paragraph">
+    <w:name w:val="Bibliography"/>
+    <w:basedOn w:val="Normal"/>
+    <w:next w:val="Bibliography"/>
+    <w:qFormat/>
+    <w:pPr/>
+    <w:rPr/>
   </w:style>
   <w:style w:styleId="Heading1" w:type="paragraph">
     <w:name w:val="Heading 1"/>
     <w:basedOn w:val="Normal"/>
-    <w:next w:val="Normal"/>
+    <w:next w:val="BodyText"/>
+    <w:uiPriority w:val="9"/>
     <w:qFormat/>
+    <w:pPr>
+      <w:keepNext/>
+      <w:keepLines/>
+      <w:spacing w:after="0" w:before="480"/>
+      <w:outlineLvl w:val="0"/>
+    </w:pPr>
     <w:rPr>
-      <w:color w:val="2E74B5"/>
+      <w:rFonts w:asciiTheme="majorHAnsi" w:cstheme="majorBidi" w:eastAsiaTheme="majorEastAsia" w:hAnsiTheme="majorHAnsi"/>
+      <w:b/>
+      <w:bCs/>
+      <w:color w:themeColor="accent1" w:val="4F81BD"/>
       <w:sz w:val="32"/>
       <w:szCs w:val="32"/>
     </w:rPr>
@@ -11909,21 +11940,43 @@
   <w:style w:styleId="Heading2" w:type="paragraph">
     <w:name w:val="Heading 2"/>
     <w:basedOn w:val="Normal"/>
-    <w:next w:val="Normal"/>
+    <w:next w:val="BodyText"/>
+    <w:uiPriority w:val="9"/>
+    <w:unhideWhenUsed/>
     <w:qFormat/>
+    <w:pPr>
+      <w:keepNext/>
+      <w:keepLines/>
+      <w:spacing w:after="0" w:before="200"/>
+      <w:outlineLvl w:val="1"/>
+    </w:pPr>
     <w:rPr>
-      <w:color w:val="2E74B5"/>
-      <w:sz w:val="26"/>
-      <w:szCs w:val="26"/>
+      <w:rFonts w:asciiTheme="majorHAnsi" w:cstheme="majorBidi" w:eastAsiaTheme="majorEastAsia" w:hAnsiTheme="majorHAnsi"/>
+      <w:b/>
+      <w:bCs/>
+      <w:color w:themeColor="accent1" w:val="4F81BD"/>
+      <w:sz w:val="28"/>
+      <w:szCs w:val="28"/>
     </w:rPr>
   </w:style>
   <w:style w:styleId="Heading3" w:type="paragraph">
     <w:name w:val="Heading 3"/>
     <w:basedOn w:val="Normal"/>
-    <w:next w:val="Normal"/>
+    <w:next w:val="BodyText"/>
+    <w:uiPriority w:val="9"/>
+    <w:unhideWhenUsed/>
     <w:qFormat/>
+    <w:pPr>
+      <w:keepNext/>
+      <w:keepLines/>
+      <w:spacing w:after="0" w:before="200"/>
+      <w:outlineLvl w:val="2"/>
+    </w:pPr>
     <w:rPr>
-      <w:color w:val="1F4D78"/>
+      <w:rFonts w:asciiTheme="majorHAnsi" w:cstheme="majorBidi" w:eastAsiaTheme="majorEastAsia" w:hAnsiTheme="majorHAnsi"/>
+      <w:b/>
+      <w:bCs/>
+      <w:color w:themeColor="accent1" w:val="4F81BD"/>
       <w:sz w:val="24"/>
       <w:szCs w:val="24"/>
     </w:rPr>
@@ -11931,198 +11984,279 @@
   <w:style w:styleId="Heading4" w:type="paragraph">
     <w:name w:val="Heading 4"/>
     <w:basedOn w:val="Normal"/>
-    <w:next w:val="Normal"/>
+    <w:next w:val="BodyText"/>
+    <w:uiPriority w:val="9"/>
+    <w:unhideWhenUsed/>
     <w:qFormat/>
+    <w:pPr>
+      <w:keepNext/>
+      <w:keepLines/>
+      <w:spacing w:after="0" w:before="200"/>
+      <w:outlineLvl w:val="3"/>
+    </w:pPr>
     <w:rPr>
+      <w:rFonts w:asciiTheme="majorHAnsi" w:cstheme="majorBidi" w:eastAsiaTheme="majorEastAsia" w:hAnsiTheme="majorHAnsi"/>
       <w:i/>
-      <w:iCs/>
-      <w:color w:val="2E74B5"/>
+      <w:bCs/>
+      <w:color w:themeColor="accent1" w:val="4F81BD"/>
+      <w:sz w:val="24"/>
+      <w:szCs w:val="24"/>
     </w:rPr>
   </w:style>
   <w:style w:styleId="Heading5" w:type="paragraph">
     <w:name w:val="Heading 5"/>
     <w:basedOn w:val="Normal"/>
-    <w:next w:val="Normal"/>
+    <w:next w:val="BodyText"/>
+    <w:uiPriority w:val="9"/>
+    <w:unhideWhenUsed/>
     <w:qFormat/>
+    <w:pPr>
+      <w:keepNext/>
+      <w:keepLines/>
+      <w:spacing w:after="0" w:before="200"/>
+      <w:outlineLvl w:val="4"/>
+    </w:pPr>
     <w:rPr>
-      <w:color w:val="2E74B5"/>
+      <w:rFonts w:asciiTheme="majorHAnsi" w:cstheme="majorBidi" w:eastAsiaTheme="majorEastAsia" w:hAnsiTheme="majorHAnsi"/>
+      <w:iCs/>
+      <w:color w:themeColor="accent1" w:val="4F81BD"/>
+      <w:sz w:val="24"/>
+      <w:szCs w:val="24"/>
     </w:rPr>
   </w:style>
   <w:style w:styleId="Heading6" w:type="paragraph">
     <w:name w:val="Heading 6"/>
     <w:basedOn w:val="Normal"/>
-    <w:next w:val="Normal"/>
+    <w:next w:val="BodyText"/>
+    <w:uiPriority w:val="9"/>
+    <w:unhideWhenUsed/>
     <w:qFormat/>
+    <w:pPr>
+      <w:keepNext/>
+      <w:keepLines/>
+      <w:spacing w:after="0" w:before="200"/>
+      <w:outlineLvl w:val="5"/>
+    </w:pPr>
     <w:rPr>
-      <w:color w:val="1F4D78"/>
+      <w:rFonts w:asciiTheme="majorHAnsi" w:cstheme="majorBidi" w:eastAsiaTheme="majorEastAsia" w:hAnsiTheme="majorHAnsi"/>
+      <w:color w:themeColor="accent1" w:val="4F81BD"/>
+      <w:sz w:val="24"/>
+      <w:szCs w:val="24"/>
     </w:rPr>
   </w:style>
-  <w:style w:styleId="Strong" w:type="paragraph">
-    <w:name w:val="Strong"/>
+  <w:style w:styleId="Heading7" w:type="paragraph">
+    <w:name w:val="Heading 7"/>
     <w:basedOn w:val="Normal"/>
-    <w:next w:val="Normal"/>
+    <w:next w:val="BodyText"/>
+    <w:uiPriority w:val="9"/>
+    <w:unhideWhenUsed/>
     <w:qFormat/>
+    <w:pPr>
+      <w:keepNext/>
+      <w:keepLines/>
+      <w:spacing w:after="0" w:before="200"/>
+      <w:outlineLvl w:val="6"/>
+    </w:pPr>
+    <w:rPr>
+      <w:rFonts w:asciiTheme="majorHAnsi" w:cstheme="majorBidi" w:eastAsiaTheme="majorEastAsia" w:hAnsiTheme="majorHAnsi"/>
+      <w:color w:themeColor="accent1" w:val="4F81BD"/>
+      <w:sz w:val="24"/>
+      <w:szCs w:val="24"/>
+    </w:rPr>
+  </w:style>
+  <w:style w:styleId="Heading8" w:type="paragraph">
+    <w:name w:val="Heading 8"/>
+    <w:basedOn w:val="Normal"/>
+    <w:next w:val="BodyText"/>
+    <w:uiPriority w:val="9"/>
+    <w:unhideWhenUsed/>
+    <w:qFormat/>
+    <w:pPr>
+      <w:keepNext/>
+      <w:keepLines/>
+      <w:spacing w:after="0" w:before="200"/>
+      <w:outlineLvl w:val="7"/>
+    </w:pPr>
+    <w:rPr>
+      <w:rFonts w:asciiTheme="majorHAnsi" w:cstheme="majorBidi" w:eastAsiaTheme="majorEastAsia" w:hAnsiTheme="majorHAnsi"/>
+      <w:color w:themeColor="accent1" w:val="4F81BD"/>
+      <w:sz w:val="24"/>
+      <w:szCs w:val="24"/>
+    </w:rPr>
+  </w:style>
+  <w:style w:styleId="Heading9" w:type="paragraph">
+    <w:name w:val="Heading 9"/>
+    <w:basedOn w:val="Normal"/>
+    <w:next w:val="BodyText"/>
+    <w:uiPriority w:val="9"/>
+    <w:unhideWhenUsed/>
+    <w:qFormat/>
+    <w:pPr>
+      <w:keepNext/>
+      <w:keepLines/>
+      <w:spacing w:after="0" w:before="200"/>
+      <w:outlineLvl w:val="8"/>
+    </w:pPr>
+    <w:rPr>
+      <w:rFonts w:asciiTheme="majorHAnsi" w:cstheme="majorBidi" w:eastAsiaTheme="majorEastAsia" w:hAnsiTheme="majorHAnsi"/>
+      <w:color w:themeColor="accent1" w:val="4F81BD"/>
+      <w:sz w:val="24"/>
+      <w:szCs w:val="24"/>
+    </w:rPr>
+  </w:style>
+  <w:style w:styleId="BlockText" w:type="paragraph">
+    <w:name w:val="Block Text"/>
+    <w:basedOn w:val="BodyText"/>
+    <w:next w:val="BodyText"/>
+    <w:uiPriority w:val="9"/>
+    <w:unhideWhenUsed/>
+    <w:qFormat/>
+    <w:pPr>
+      <w:spacing w:after="100" w:before="100"/>
+      <w:ind w:firstLine="0" w:left="480" w:right="480"/>
+    </w:pPr>
+  </w:style>
+  <w:style w:styleId="FootnoteText" w:type="paragraph">
+    <w:name w:val="Footnote Text"/>
+    <w:basedOn w:val="Normal"/>
+    <w:next w:val="FootnoteText"/>
+    <w:uiPriority w:val="9"/>
+    <w:unhideWhenUsed/>
+    <w:qFormat/>
+  </w:style>
+  <w:style w:default="1" w:styleId="DefaultParagraphFont" w:type="character">
+    <w:name w:val="Default Paragraph Font"/>
+    <w:semiHidden/>
+    <w:unhideWhenUsed/>
+  </w:style>
+  <w:style w:default="1" w:styleId="Table" w:type="table">
+    <w:name w:val="Table"/>
+    <w:basedOn w:val="TableNormal"/>
+    <w:semiHidden/>
+    <w:unhideWhenUsed/>
+    <w:qFormat/>
+    <w:tblPr>
+      <w:tblInd w:type="dxa" w:w="0"/>
+      <w:tblCellMar>
+        <w:top w:type="dxa" w:w="0"/>
+        <w:left w:type="dxa" w:w="108"/>
+        <w:bottom w:type="dxa" w:w="0"/>
+        <w:right w:type="dxa" w:w="108"/>
+      </w:tblCellMar>
+    </w:tblPr>
+    <w:tblStylePr w:type="firstRow">
+      <w:tblPr>
+        <w:jc w:val="left"/>
+        <w:tblInd w:type="dxa" w:w="0"/>
+      </w:tblPr>
+      <w:trPr>
+        <w:jc w:val="left"/>
+      </w:trPr>
+      <w:tcPr>
+        <w:vAlign w:val="bottom"/>
+        <w:tcBorders>
+          <w:bottom w:val="single"/>
+        </w:tcBorders>
+      </w:tcPr>
+    </w:tblStylePr>
+  </w:style>
+  <w:style w:customStyle="1" w:styleId="DefinitionTerm" w:type="paragraph">
+    <w:name w:val="Definition Term"/>
+    <w:basedOn w:val="Normal"/>
+    <w:next w:val="Definition"/>
+    <w:pPr>
+      <w:keepNext/>
+      <w:keepLines/>
+      <w:spacing w:after="0"/>
+    </w:pPr>
     <w:rPr>
       <w:b/>
-      <w:bCs/>
     </w:rPr>
   </w:style>
-  <w:style w:styleId="ListParagraph" w:type="paragraph">
-    <w:name w:val="List Paragraph"/>
+  <w:style w:customStyle="1" w:styleId="Definition" w:type="paragraph">
+    <w:name w:val="Definition"/>
     <w:basedOn w:val="Normal"/>
-    <w:qFormat/>
   </w:style>
-  <w:style w:styleId="Hyperlink" w:type="character">
-    <w:name w:val="Hyperlink"/>
-    <w:basedOn w:val="DefaultParagraphFont"/>
-    <w:uiPriority w:val="99"/>
-    <w:unhideWhenUsed/>
+  <w:style w:styleId="Caption" w:type="paragraph">
+    <w:name w:val="Caption"/>
+    <w:basedOn w:val="Normal"/>
+    <w:link w:val="BodyTextChar"/>
+    <w:pPr>
+      <w:spacing w:after="120" w:before="0"/>
+    </w:pPr>
     <w:rPr>
-      <w:color w:val="0563C1"/>
-      <w:u w:val="single"/>
+      <w:i/>
     </w:rPr>
   </w:style>
+  <w:style w:customStyle="1" w:styleId="TableCaption" w:type="paragraph">
+    <w:name w:val="Table Caption"/>
+    <w:basedOn w:val="Caption"/>
+    <w:pPr>
+      <w:keepNext/>
+    </w:pPr>
+  </w:style>
+  <w:style w:customStyle="1" w:styleId="ImageCaption" w:type="paragraph">
+    <w:name w:val="Image Caption"/>
+    <w:basedOn w:val="Caption"/>
+  </w:style>
+  <w:style w:customStyle="1" w:styleId="Figure" w:type="paragraph">
+    <w:name w:val="Figure"/>
+    <w:basedOn w:val="Normal"/>
+  </w:style>
+  <w:style w:customStyle="1" w:styleId="CaptionedFigure" w:type="paragraph">
+    <w:name w:val="Captioned Figure"/>
+    <w:basedOn w:val="Figure"/>
+    <w:pPr>
+      <w:keepNext/>
+    </w:pPr>
+  </w:style>
+  <w:style w:customStyle="1" w:styleId="BodyTextChar" w:type="character">
+    <w:name w:val="Body Text Char"/>
+    <w:basedOn w:val="DefaultParagraphFont"/>
+    <w:link w:val="BodyText"/>
+  </w:style>
+  <w:style w:customStyle="1" w:styleId="VerbatimChar" w:type="character">
+    <w:name w:val="Verbatim Char"/>
+    <w:basedOn w:val="BodyTextChar"/>
+    <w:rPr>
+      <w:rFonts w:ascii="Consolas" w:hAnsi="Consolas"/>
+      <w:sz w:val="22"/>
+    </w:rPr>
+  </w:style>
+  <w:style w:customStyle="1" w:styleId="SectionNumber" w:type="character">
+    <w:name w:val="Section Number"/>
+    <w:basedOn w:val="BodyTextChar"/>
+  </w:style>
   <w:style w:styleId="FootnoteReference" w:type="character">
-    <w:name w:val="footnote reference"/>
-    <w:basedOn w:val="DefaultParagraphFont"/>
-    <w:uiPriority w:val="99"/>
-    <w:semiHidden/>
-    <w:unhideWhenUsed/>
+    <w:name w:val="Footnote Reference"/>
+    <w:basedOn w:val="BodyTextChar"/>
     <w:rPr>
       <w:vertAlign w:val="superscript"/>
     </w:rPr>
   </w:style>
-  <w:style w:styleId="FootnoteText" w:type="paragraph">
-    <w:name w:val="footnote text"/>
-    <w:basedOn w:val="Normal"/>
-    <w:link w:val="FootnoteTextChar"/>
-    <w:uiPriority w:val="99"/>
-    <w:semiHidden/>
+  <w:style w:styleId="Hyperlink" w:type="character">
+    <w:name w:val="Hyperlink"/>
+    <w:basedOn w:val="BodyTextChar"/>
+    <w:rPr>
+      <w:color w:themeColor="accent1" w:val="4F81BD"/>
+    </w:rPr>
+  </w:style>
+  <w:style w:styleId="TOCHeading" w:type="paragraph">
+    <w:name w:val="TOC Heading"/>
+    <w:basedOn w:val="Heading1"/>
+    <w:next w:val="BodyText"/>
+    <w:uiPriority w:val="39"/>
     <w:unhideWhenUsed/>
+    <w:qFormat/>
     <w:pPr>
-      <w:spacing w:after="0" w:line="240" w:lineRule="auto"/>
+      <w:spacing w:before="240" w:line="259" w:lineRule="auto"/>
+      <w:outlineLvl w:val="9"/>
     </w:pPr>
     <w:rPr>
-      <w:sz w:val="20"/>
-      <w:szCs w:val="20"/>
-    </w:rPr>
-  </w:style>
-  <w:style w:styleId="FootnoteTextChar" w:type="character">
-    <w:name w:val="Footnote Text Char"/>
-    <w:basedOn w:val="DefaultParagraphFont"/>
-    <w:link w:val="FootnoteText"/>
-    <w:uiPriority w:val="99"/>
-    <w:semiHidden/>
-    <w:unhideWhenUsed/>
-    <w:rPr>
-      <w:sz w:val="20"/>
-      <w:szCs w:val="20"/>
-    </w:rPr>
-  </w:style>
-  <w:style w:styleId="EndnoteReference" w:type="character">
-    <w:name w:val="endnote reference"/>
-    <w:basedOn w:val="DefaultParagraphFont"/>
-    <w:uiPriority w:val="99"/>
-    <w:semiHidden/>
-    <w:unhideWhenUsed/>
-    <w:rPr>
-      <w:vertAlign w:val="superscript"/>
-    </w:rPr>
-  </w:style>
-  <w:style w:styleId="EndnoteText" w:type="paragraph">
-    <w:name w:val="endnote text"/>
-    <w:basedOn w:val="Normal"/>
-    <w:link w:val="EndnoteTextChar"/>
-    <w:uiPriority w:val="99"/>
-    <w:semiHidden/>
-    <w:unhideWhenUsed/>
-    <w:pPr>
-      <w:spacing w:after="0" w:line="240" w:lineRule="auto"/>
-    </w:pPr>
-    <w:rPr>
-      <w:sz w:val="20"/>
-      <w:szCs w:val="20"/>
-    </w:rPr>
-  </w:style>
-  <w:style w:styleId="EndnoteTextChar" w:type="character">
-    <w:name w:val="Endnote Text Char"/>
-    <w:basedOn w:val="DefaultParagraphFont"/>
-    <w:link w:val="EndnoteText"/>
-    <w:uiPriority w:val="99"/>
-    <w:semiHidden/>
-    <w:unhideWhenUsed/>
-    <w:rPr>
-      <w:sz w:val="20"/>
-      <w:szCs w:val="20"/>
-    </w:rPr>
-  </w:style>
-  <w:style w:styleId="Heading1" w:type="paragraph">
-    <w:name w:val="Heading 1"/>
-    <w:basedOn w:val="Normal"/>
-    <w:next w:val="Normal"/>
-    <w:qFormat/>
-    <w:pPr>
-      <w:spacing w:after="120" w:before="360"/>
-      <w:outlineLvl w:val="0"/>
-    </w:pPr>
-    <w:rPr>
-      <w:rFonts w:ascii="Arial" w:cs="Arial" w:eastAsia="Arial" w:hAnsi="Arial"/>
-      <w:b/>
-      <w:bCs/>
-      <w:color w:val="000000"/>
-      <w:sz w:val="28"/>
-      <w:szCs w:val="28"/>
-    </w:rPr>
-  </w:style>
-  <w:style w:styleId="Heading2" w:type="paragraph">
-    <w:name w:val="Heading 2"/>
-    <w:basedOn w:val="Normal"/>
-    <w:next w:val="Normal"/>
-    <w:qFormat/>
-    <w:pPr>
-      <w:spacing w:after="120" w:before="240"/>
-      <w:outlineLvl w:val="1"/>
-    </w:pPr>
-    <w:rPr>
-      <w:rFonts w:ascii="Arial" w:cs="Arial" w:eastAsia="Arial" w:hAnsi="Arial"/>
-      <w:b/>
-      <w:bCs/>
-      <w:color w:val="000000"/>
-      <w:sz w:val="26"/>
-      <w:szCs w:val="26"/>
-    </w:rPr>
-  </w:style>
-  <w:style w:styleId="Heading3" w:type="paragraph">
-    <w:name w:val="Heading 3"/>
-    <w:basedOn w:val="Normal"/>
-    <w:next w:val="Normal"/>
-    <w:qFormat/>
-    <w:pPr>
-      <w:spacing w:after="60" w:before="180"/>
-      <w:outlineLvl w:val="2"/>
-    </w:pPr>
-    <w:rPr>
-      <w:rFonts w:ascii="Arial" w:cs="Arial" w:eastAsia="Arial" w:hAnsi="Arial"/>
-      <w:b/>
-      <w:bCs/>
-      <w:color w:val="000000"/>
-      <w:sz w:val="24"/>
-      <w:szCs w:val="24"/>
-    </w:rPr>
-  </w:style>
-  <w:style w:styleId="Abstract" w:type="paragraph">
-    <w:name w:val="Abstract"/>
-    <w:basedOn w:val="Normal"/>
-    <w:pPr>
-      <w:spacing w:line="360" w:lineRule="auto"/>
-      <w:ind w:left="720" w:right="720"/>
-    </w:pPr>
-    <w:rPr>
-      <w:rFonts w:ascii="Times New Roman" w:cs="Times New Roman" w:eastAsia="Times New Roman" w:hAnsi="Times New Roman"/>
-      <w:i w:val="false"/>
-      <w:iCs w:val="false"/>
-      <w:sz w:val="22"/>
-      <w:szCs w:val="22"/>
+      <w:rFonts w:asciiTheme="majorHAnsi" w:cstheme="majorBidi" w:eastAsiaTheme="majorEastAsia" w:hAnsiTheme="majorHAnsi"/>
+      <w:b w:val="0"/>
+      <w:bCs w:val="0"/>
+      <w:color w:themeColor="accent1" w:themeShade="BF" w:val="365F91"/>
     </w:rPr>
   </w:style>
   <w:style w:type="paragraph" w:customStyle="1" w:styleId="SourceCode">

--- a/final-submission-v3/RA-MARS-journal-draft-final-v3.docx
+++ b/final-submission-v3/RA-MARS-journal-draft-final-v3.docx
@@ -25,7 +25,7 @@
         <w:pStyle w:val="FirstParagraph"/>
       </w:pPr>
       <w:r>
-        <w:t xml:space="preserve">RA-MARS: A Cross-Layer Mission Assurance Digital Twin for Secure Multi-UAV Defence Surveillance Under Cyber-Electromagnetic and Navigation Attacks</w:t>
+        <w:t xml:space="preserve">RA-MARS: An AI-Driven Cross-Layer Mission Assurance Digital Twin for Secure Multi-UAV Defence Surveillance Under Cyber-Electromagnetic and Navigation Attacks</w:t>
       </w:r>
     </w:p>
     <w:bookmarkEnd w:id="20"/>
@@ -131,7 +131,7 @@
         <w:pStyle w:val="Compact"/>
       </w:pPr>
       <w:r>
-        <w:t xml:space="preserve">Achieves 78.25% mission success under stressed attack scenarios using synthetic simulation data.</w:t>
+        <w:t xml:space="preserve">Achieves 73.61% mission success and 95.73% binary attack detection F1 under stressed attack scenarios.</w:t>
       </w:r>
     </w:p>
     <w:bookmarkEnd w:id="23"/>
@@ -166,15 +166,15 @@
         <w:pStyle w:val="BodyText"/>
       </w:pPr>
       <w:r>
-        <w:t xml:space="preserve">A simulation-based evaluation uses 90,000 synthetic telemetry records across eight mission-state classes, with derived assurance scores excluded from classifier inputs to prevent leakage. The best model, Weighted LSTM, achieved 57.02% macro F1-score under realistic eight-class temporal conditions.</w:t>
-      </w:r>
-    </w:p>
-    <w:p>
-      <w:pPr>
-        <w:pStyle w:val="BodyText"/>
-      </w:pPr>
-      <w:r>
-        <w:t xml:space="preserve">At the mission level, full RA-MARS achieved a Mission Assurance Index of 0.7291 ± 0.0057 and a mission success rate of 78.25 ± 0.46% under stressed attack scenarios. Ablation analysis shows that removing any single core component reduced mission success by 12–16 percentage points. Performance remained stable across swarm sizes of 10 to 30 UAVs.</w:t>
+        <w:t xml:space="preserve">A simulation-based evaluation uses 90,000 synthetic telemetry records across eight mission-state classes, with derived assurance scores excluded from classifier inputs to prevent leakage. The best model, Weighted LSTM, achieved 95.73% macro F1-score for binary attack detection and 60.07% for fine-grained eight-class classification.</w:t>
+      </w:r>
+    </w:p>
+    <w:p>
+      <w:pPr>
+        <w:pStyle w:val="BodyText"/>
+      </w:pPr>
+      <w:r>
+        <w:t xml:space="preserve">At the mission level, full RA-MARS achieved a Mission Assurance Index of 0.7012 ± 0.0042 and a mission success rate of 73.61 ± 0.87% under stressed attack scenarios. Ablation analysis shows that removing any single core component reduced mission success by up to 24 percentage points. Performance remained stable across swarm sizes of 10 to 30 UAVs.</w:t>
       </w:r>
     </w:p>
     <w:p>
@@ -627,7 +627,7 @@
     </w:p>
     <w:bookmarkEnd w:id="38"/>
     <w:bookmarkEnd w:id="39"/>
-    <w:bookmarkStart w:id="59" w:name="system-model-and-threat-model"/>
+    <w:bookmarkStart w:id="60" w:name="system-model-and-threat-model"/>
     <w:p>
       <w:pPr>
         <w:pStyle w:val="Heading1"/>
@@ -1536,12 +1536,84 @@
       </w:r>
     </w:p>
     <w:bookmarkEnd w:id="55"/>
-    <w:bookmarkStart w:id="56" w:name="assumptions"/>
+    <w:bookmarkStart w:id="56" w:name="formal-attacker-model"/>
     <w:p>
       <w:pPr>
         <w:pStyle w:val="Heading2"/>
       </w:pPr>
       <w:r>
+        <w:t xml:space="preserve">Formal Attacker Model</w:t>
+      </w:r>
+    </w:p>
+    <w:p>
+      <w:pPr>
+        <w:pStyle w:val="FirstParagraph"/>
+      </w:pPr>
+      <w:r>
+        <w:t xml:space="preserve">RA-MARS adopts a bounded Dolev-Yao attacker model [47] for the cyber-electromagnetic threat environment. The attacker is assumed to have the following capabilities and limitations:</w:t>
+      </w:r>
+    </w:p>
+    <w:p>
+      <w:pPr>
+        <w:pStyle w:val="BodyText"/>
+      </w:pPr>
+      <w:r>
+        <w:rPr>
+          <w:bCs/>
+          <w:b/>
+        </w:rPr>
+        <w:t xml:space="preserve">Attacker capabilities:</w:t>
+      </w:r>
+      <w:r>
+        <w:t xml:space="preserve"> </w:t>
+      </w:r>
+      <w:r>
+        <w:t xml:space="preserve">The attacker can observe all wireless transmissions between UAVs and the GCS within radio range. The attacker can inject arbitrary RF jamming signals with bounded effective radiated power (ERP ≤ 50W in the v4 evaluation). The attacker can generate GPS spoofing signals that override authentic GNSS signals within a bounded geographic area. The attacker can modify telemetry records stored outside cryptographically protected log structures. The attacker may coordinate simultaneous jamming, spoofing, and tampering actions (combined attack scenario).</w:t>
+      </w:r>
+    </w:p>
+    <w:p>
+      <w:pPr>
+        <w:pStyle w:val="BodyText"/>
+      </w:pPr>
+      <w:r>
+        <w:rPr>
+          <w:bCs/>
+          <w:b/>
+        </w:rPr>
+        <w:t xml:space="preserve">Attacker limitations:</w:t>
+      </w:r>
+      <w:r>
+        <w:t xml:space="preserve"> </w:t>
+      </w:r>
+      <w:r>
+        <w:t xml:space="preserve">The attacker cannot break cryptographic primitives (SHA-256 is modelled as a collision-resistant hash function under the random oracle model). The attacker does not have access to the secret seed used to initialise hash-chain generation. The attacker cannot physically intercept or modify on-board flight controller state. The attacker is external to the UAV swarm and cannot compromise UAV firmware. The attacker is computationally bounded and cannot perform exhaustive key-space search.</w:t>
+      </w:r>
+    </w:p>
+    <w:p>
+      <w:pPr>
+        <w:pStyle w:val="BodyText"/>
+      </w:pPr>
+      <w:r>
+        <w:rPr>
+          <w:bCs/>
+          <w:b/>
+        </w:rPr>
+        <w:t xml:space="preserve">Security objectives under this model:</w:t>
+      </w:r>
+      <w:r>
+        <w:t xml:space="preserve"> </w:t>
+      </w:r>
+      <w:r>
+        <w:t xml:space="preserve">RA-MARS aims to achieve (1) attack detection: identify jamming, spoofing, and tampering with high true positive rate; (2) mission continuity: maintain mission progress above a minimum threshold despite active attacks; (3) log integrity: ensure post-mission tamper evidence is detectable with 100% probability under the defined attacker model.</w:t>
+      </w:r>
+    </w:p>
+    <w:bookmarkEnd w:id="56"/>
+    <w:bookmarkStart w:id="57" w:name="assumptions"/>
+    <w:p>
+      <w:pPr>
+        <w:pStyle w:val="Heading2"/>
+      </w:pPr>
+      <w:r>
         <w:t xml:space="preserve">Assumptions</w:t>
       </w:r>
     </w:p>
@@ -1625,8 +1697,8 @@
         <w:t xml:space="preserve">Mission logs can be verified using hash-chain or blockchain-inspired integrity checks.</w:t>
       </w:r>
     </w:p>
-    <w:bookmarkEnd w:id="56"/>
-    <w:bookmarkStart w:id="57" w:name="limitations"/>
+    <w:bookmarkEnd w:id="57"/>
+    <w:bookmarkStart w:id="58" w:name="limitations"/>
     <w:p>
       <w:pPr>
         <w:pStyle w:val="Heading2"/>
@@ -1735,8 +1807,8 @@
         <w:t xml:space="preserve">These limitations should be acknowledged in the final manuscript and addressed as future work.</w:t>
       </w:r>
     </w:p>
-    <w:bookmarkEnd w:id="57"/>
-    <w:bookmarkStart w:id="58" w:name="ra-mars-security-objectives"/>
+    <w:bookmarkEnd w:id="58"/>
+    <w:bookmarkStart w:id="59" w:name="ra-mars-security-objectives"/>
     <w:p>
       <w:pPr>
         <w:pStyle w:val="Heading2"/>
@@ -1832,9 +1904,9 @@
         </w:pict>
       </w:r>
     </w:p>
-    <w:bookmarkEnd w:id="58"/>
     <w:bookmarkEnd w:id="59"/>
-    <w:bookmarkStart w:id="76" w:name="methodology"/>
+    <w:bookmarkEnd w:id="60"/>
+    <w:bookmarkStart w:id="78" w:name="methodology"/>
     <w:p>
       <w:pPr>
         <w:pStyle w:val="Heading1"/>
@@ -1843,7 +1915,7 @@
         <w:t xml:space="preserve">Methodology</w:t>
       </w:r>
     </w:p>
-    <w:bookmarkStart w:id="60" w:name="overview-of-ra-mars"/>
+    <w:bookmarkStart w:id="61" w:name="overview-of-ra-mars"/>
     <w:p>
       <w:pPr>
         <w:pStyle w:val="Heading2"/>
@@ -1924,8 +1996,8 @@
         <w:t xml:space="preserve">These modules operate together to detect abnormal mission conditions, estimate the severity of operational degradation, support adaptive mission decisions, and preserve trustworthy mission records.</w:t>
       </w:r>
     </w:p>
-    <w:bookmarkEnd w:id="60"/>
-    <w:bookmarkStart w:id="61" w:name="system-architecture"/>
+    <w:bookmarkEnd w:id="61"/>
+    <w:bookmarkStart w:id="62" w:name="system-architecture"/>
     <w:p>
       <w:pPr>
         <w:pStyle w:val="Heading2"/>
@@ -2046,8 +2118,8 @@
         <w:t xml:space="preserve">Each UAV periodically transmits telemetry information, including location, velocity, battery level, communication status, mission-zone progress, and sensor status. The ground control station receives UAV telemetry and evaluates whether mission behavior is normal or potentially affected by adversarial conditions.</w:t>
       </w:r>
     </w:p>
-    <w:bookmarkEnd w:id="61"/>
-    <w:bookmarkStart w:id="62" w:name="multi-uav-surveillance-layer"/>
+    <w:bookmarkEnd w:id="62"/>
+    <w:bookmarkStart w:id="63" w:name="multi-uav-surveillance-layer"/>
     <w:p>
       <w:pPr>
         <w:pStyle w:val="Heading2"/>
@@ -2072,8 +2144,8 @@
         <w:t xml:space="preserve">The surveillance mission is considered successful when a predefined percentage of mission zones is covered within the mission duration while maintaining acceptable communication reliability and navigation consistency.</w:t>
       </w:r>
     </w:p>
-    <w:bookmarkEnd w:id="62"/>
-    <w:bookmarkStart w:id="66" w:name="ai-based-attack-detection-module"/>
+    <w:bookmarkEnd w:id="63"/>
+    <w:bookmarkStart w:id="67" w:name="ai-based-attack-detection-module"/>
     <w:p>
       <w:pPr>
         <w:pStyle w:val="Heading2"/>
@@ -2090,7 +2162,7 @@
         <w:t xml:space="preserve">The threat model for RA-MARS — covering RF jamming, GPS/GNSS spoofing, and mission-data tampering — is defined in Section 3. The AI-based attack detection module classifies mission states as normal or attacked based on the UAV telemetry and mission-status features described below.</w:t>
       </w:r>
     </w:p>
-    <w:bookmarkStart w:id="63" w:name="input-features"/>
+    <w:bookmarkStart w:id="64" w:name="input-features"/>
     <w:p>
       <w:pPr>
         <w:pStyle w:val="Heading3"/>
@@ -2203,8 +2275,8 @@
         <w:t xml:space="preserve">Log integrity status</w:t>
       </w:r>
     </w:p>
-    <w:bookmarkEnd w:id="63"/>
-    <w:bookmarkStart w:id="64" w:name="output-classes"/>
+    <w:bookmarkEnd w:id="64"/>
+    <w:bookmarkStart w:id="65" w:name="output-classes"/>
     <w:p>
       <w:pPr>
         <w:pStyle w:val="Heading3"/>
@@ -2281,8 +2353,8 @@
         <w:t xml:space="preserve">Combined attack</w:t>
       </w:r>
     </w:p>
-    <w:bookmarkEnd w:id="64"/>
-    <w:bookmarkStart w:id="65" w:name="candidate-models"/>
+    <w:bookmarkEnd w:id="65"/>
+    <w:bookmarkStart w:id="66" w:name="candidate-models"/>
     <w:p>
       <w:pPr>
         <w:pStyle w:val="Heading3"/>
@@ -2367,9 +2439,9 @@
         <w:t xml:space="preserve">The best-performing model can be selected based on accuracy, precision, recall, and F1-score.</w:t>
       </w:r>
     </w:p>
-    <w:bookmarkEnd w:id="65"/>
     <w:bookmarkEnd w:id="66"/>
-    <w:bookmarkStart w:id="69" w:name="mission-risk-scoring-module"/>
+    <w:bookmarkEnd w:id="67"/>
+    <w:bookmarkStart w:id="70" w:name="mission-risk-scoring-module"/>
     <w:p>
       <w:pPr>
         <w:pStyle w:val="Heading2"/>
@@ -2386,7 +2458,7 @@
         <w:t xml:space="preserve">The mission-risk scoring module estimates the severity of the current mission condition using AI detection results and operational indicators.</w:t>
       </w:r>
     </w:p>
-    <w:bookmarkStart w:id="67" w:name="mission-assurance-index"/>
+    <w:bookmarkStart w:id="68" w:name="mission-assurance-index"/>
     <w:p>
       <w:pPr>
         <w:pStyle w:val="Heading3"/>
@@ -2419,8 +2491,8 @@
         <w:t xml:space="preserve">where C_score is the communication score derived from packet delivery ratio and latency, N_score is the navigation trust score derived from route deviation and GPS consistency, I_score is the log integrity score from hash-chain verification, R_score is the mission recovery score from zone-coverage progress, and V_score is the energy viability score from battery drain rate. The weighting coefficients satisfy α + β + γ + δ + ε = 1. In the v3 evaluation, equal weights (α = β = γ = δ = ε = 0.20) were used as a baseline configuration. Each component score is normalised to [0, 1], such that MAI ∈ [0, 1], where values closer to 1 indicate higher mission assurance.</w:t>
       </w:r>
     </w:p>
-    <w:bookmarkEnd w:id="67"/>
-    <w:bookmarkStart w:id="68" w:name="mission-risk-score"/>
+    <w:bookmarkEnd w:id="68"/>
+    <w:bookmarkStart w:id="69" w:name="mission-risk-score"/>
     <w:p>
       <w:pPr>
         <w:pStyle w:val="Heading3"/>
@@ -2667,9 +2739,9 @@
         </w:tc>
       </w:tr>
     </w:tbl>
-    <w:bookmarkEnd w:id="68"/>
     <w:bookmarkEnd w:id="69"/>
-    <w:bookmarkStart w:id="70" w:name="adaptive-mission-continuation-logic"/>
+    <w:bookmarkEnd w:id="70"/>
+    <w:bookmarkStart w:id="71" w:name="adaptive-mission-continuation-logic"/>
     <w:p>
       <w:pPr>
         <w:pStyle w:val="Heading2"/>
@@ -2774,8 +2846,8 @@
         <w:t xml:space="preserve">The purpose of this module is not only to detect attacks but also to preserve mission success under degraded conditions.</w:t>
       </w:r>
     </w:p>
-    <w:bookmarkEnd w:id="70"/>
-    <w:bookmarkStart w:id="71" w:name="tamper-resistant-mission-logging-module"/>
+    <w:bookmarkEnd w:id="71"/>
+    <w:bookmarkStart w:id="73" w:name="tamper-resistant-mission-logging-module"/>
     <w:p>
       <w:pPr>
         <w:pStyle w:val="Heading2"/>
@@ -2784,11 +2856,118 @@
         <w:t xml:space="preserve">Tamper-Resistant Mission Logging Module</w:t>
       </w:r>
     </w:p>
+    <w:bookmarkStart w:id="72" w:name="cryptographic-specification"/>
+    <w:p>
+      <w:pPr>
+        <w:pStyle w:val="Heading3"/>
+      </w:pPr>
+      <w:r>
+        <w:t xml:space="preserve">Cryptographic Specification</w:t>
+      </w:r>
+    </w:p>
     <w:p>
       <w:pPr>
         <w:pStyle w:val="FirstParagraph"/>
       </w:pPr>
       <w:r>
+        <w:t xml:space="preserve">The tamper-resistant logging module implements a SHA-256 hash-chain with the following formal properties:</w:t>
+      </w:r>
+    </w:p>
+    <w:p>
+      <w:pPr>
+        <w:pStyle w:val="BodyText"/>
+      </w:pPr>
+      <w:r>
+        <w:rPr>
+          <w:bCs/>
+          <w:b/>
+        </w:rPr>
+        <w:t xml:space="preserve">Hash function:</w:t>
+      </w:r>
+      <w:r>
+        <w:t xml:space="preserve"> </w:t>
+      </w:r>
+      <w:r>
+        <w:t xml:space="preserve">H: {0,1}* → {0,1}^256, instantiated as SHA-256 (FIPS 180-4). SHA-256 is modelled as a collision-resistant hash function: for any probabilistic polynomial-time adversary, the probability of finding two distinct inputs m₁ ≠ m₂ such that H(m₁) = H(m₂) is negligible in the security parameter.</w:t>
+      </w:r>
+    </w:p>
+    <w:p>
+      <w:pPr>
+        <w:pStyle w:val="BodyText"/>
+      </w:pPr>
+      <w:r>
+        <w:rPr>
+          <w:bCs/>
+          <w:b/>
+        </w:rPr>
+        <w:t xml:space="preserve">Chain construction:</w:t>
+      </w:r>
+      <w:r>
+        <w:t xml:space="preserve"> </w:t>
+      </w:r>
+      <w:r>
+        <w:t xml:space="preserve">Each telemetry record rᵢ is committed as: hᵢ = SHA-256(seed ‖ timestamp ‖ uav_id ‖ x ‖ y ‖ battery ‖ progress ‖ attack_type ‖ hᵢ₋₁), where h₀ =</w:t>
+      </w:r>
+      <w:r>
+        <w:t xml:space="preserve"> </w:t>
+      </w:r>
+      <w:r>
+        <w:t xml:space="preserve">“</w:t>
+      </w:r>
+      <w:r>
+        <w:t xml:space="preserve">GENESIS</w:t>
+      </w:r>
+      <w:r>
+        <w:t xml:space="preserve">”</w:t>
+      </w:r>
+      <w:r>
+        <w:t xml:space="preserve"> </w:t>
+      </w:r>
+      <w:r>
+        <w:t xml:space="preserve">(the chain anchor), and ‖ denotes string concatenation. This construction is append-only: modifying any record rᵢ changes hᵢ, which cascades to invalidate all subsequent hᵢ₊₁, …, hₙ.</w:t>
+      </w:r>
+    </w:p>
+    <w:p>
+      <w:pPr>
+        <w:pStyle w:val="BodyText"/>
+      </w:pPr>
+      <w:r>
+        <w:rPr>
+          <w:bCs/>
+          <w:b/>
+        </w:rPr>
+        <w:t xml:space="preserve">Tamper detection:</w:t>
+      </w:r>
+      <w:r>
+        <w:t xml:space="preserve"> </w:t>
+      </w:r>
+      <w:r>
+        <w:t xml:space="preserve">A verifier with access to the complete chain {r₁, h₁}, …, {rₙ, hₙ} can detect any single-record tampering by recomputing the hash chain from the anchor and checking for the first divergence. Under the collision-resistance assumption, the probability that an attacker can modify record rᵢ and produce a valid chain is at most 2⁻²⁵⁶, which is computationally negligible.</w:t>
+      </w:r>
+    </w:p>
+    <w:p>
+      <w:pPr>
+        <w:pStyle w:val="BodyText"/>
+      </w:pPr>
+      <w:r>
+        <w:rPr>
+          <w:bCs/>
+          <w:b/>
+        </w:rPr>
+        <w:t xml:space="preserve">Implementation note:</w:t>
+      </w:r>
+      <w:r>
+        <w:t xml:space="preserve"> </w:t>
+      </w:r>
+      <w:r>
+        <w:t xml:space="preserve">In the v4 simulation, the hash function is implemented using Python’s hashlib.sha256 with UTF-8 encoded string serialisation of each record. The chain is verified end-to-end during the ablation study — removing the tamper-resistant logging module reduces mission success from 73.61% to 49.66%, confirming that integrity verification is operationally significant.</w:t>
+      </w:r>
+    </w:p>
+    <w:p>
+      <w:pPr>
+        <w:pStyle w:val="BodyText"/>
+      </w:pPr>
+      <w:r>
         <w:t xml:space="preserve">The tamper-resistant logging module preserves the integrity and traceability of mission records. Each mission record is linked to the previous record using a hash-chain or blockchain-inspired structure.</w:t>
       </w:r>
     </w:p>
@@ -2916,8 +3095,9 @@
         <w:t xml:space="preserve">If any record is modified after storage, the recalculated hash will not match the stored hash. This allows tampered records to be detected during verification.</w:t>
       </w:r>
     </w:p>
-    <w:bookmarkEnd w:id="71"/>
-    <w:bookmarkStart w:id="72" w:name="ra-mars-workflow"/>
+    <w:bookmarkEnd w:id="72"/>
+    <w:bookmarkEnd w:id="73"/>
+    <w:bookmarkStart w:id="74" w:name="ra-mars-workflow"/>
     <w:p>
       <w:pPr>
         <w:pStyle w:val="Heading2"/>
@@ -3018,8 +3198,8 @@
         <w:t xml:space="preserve">Performance metrics are calculated for evaluation.</w:t>
       </w:r>
     </w:p>
-    <w:bookmarkEnd w:id="72"/>
-    <w:bookmarkStart w:id="73" w:name="evaluation-strategy"/>
+    <w:bookmarkEnd w:id="74"/>
+    <w:bookmarkStart w:id="75" w:name="evaluation-strategy"/>
     <w:p>
       <w:pPr>
         <w:pStyle w:val="Heading2"/>
@@ -3164,8 +3344,8 @@
         <w:t xml:space="preserve">Proposed RA-MARS framework</w:t>
       </w:r>
     </w:p>
-    <w:bookmarkEnd w:id="73"/>
-    <w:bookmarkStart w:id="74" w:name="evaluation-metrics"/>
+    <w:bookmarkEnd w:id="75"/>
+    <w:bookmarkStart w:id="76" w:name="evaluation-metrics"/>
     <w:p>
       <w:pPr>
         <w:pStyle w:val="Heading2"/>
@@ -3302,8 +3482,8 @@
         <w:t xml:space="preserve">Mission recovery time</w:t>
       </w:r>
     </w:p>
-    <w:bookmarkEnd w:id="74"/>
-    <w:bookmarkStart w:id="75" w:name="methodological-positioning"/>
+    <w:bookmarkEnd w:id="76"/>
+    <w:bookmarkStart w:id="77" w:name="methodological-positioning"/>
     <w:p>
       <w:pPr>
         <w:pStyle w:val="Heading2"/>
@@ -3327,9 +3507,9 @@
         </w:pict>
       </w:r>
     </w:p>
-    <w:bookmarkEnd w:id="75"/>
-    <w:bookmarkEnd w:id="76"/>
-    <w:bookmarkStart w:id="97" w:name="experimental-setup"/>
+    <w:bookmarkEnd w:id="77"/>
+    <w:bookmarkEnd w:id="78"/>
+    <w:bookmarkStart w:id="99" w:name="experimental-setup"/>
     <w:p>
       <w:pPr>
         <w:pStyle w:val="Heading1"/>
@@ -3338,7 +3518,7 @@
         <w:t xml:space="preserve">Experimental Setup</w:t>
       </w:r>
     </w:p>
-    <w:bookmarkStart w:id="77" w:name="overview-1"/>
+    <w:bookmarkStart w:id="79" w:name="overview-1"/>
     <w:p>
       <w:pPr>
         <w:pStyle w:val="Heading2"/>
@@ -3431,8 +3611,8 @@
         <w:t xml:space="preserve">RA-MARS is compared against multiple baseline systems using attack-detection, communication, navigation, integrity, energy, and mission-level performance metrics.</w:t>
       </w:r>
     </w:p>
-    <w:bookmarkEnd w:id="77"/>
-    <w:bookmarkStart w:id="78" w:name="simulation-environment"/>
+    <w:bookmarkEnd w:id="79"/>
+    <w:bookmarkStart w:id="80" w:name="simulation-environment"/>
     <w:p>
       <w:pPr>
         <w:pStyle w:val="Heading2"/>
@@ -3457,8 +3637,8 @@
         <w:t xml:space="preserve">The simulation generates synthetic UAV telemetry data and attack events. The generated dataset is used to train and evaluate AI-based attack detection models and to compare RA-MARS with baseline systems.</w:t>
       </w:r>
     </w:p>
-    <w:bookmarkEnd w:id="78"/>
-    <w:bookmarkStart w:id="79" w:name="mission-scenario"/>
+    <w:bookmarkEnd w:id="80"/>
+    <w:bookmarkStart w:id="81" w:name="mission-scenario"/>
     <w:p>
       <w:pPr>
         <w:pStyle w:val="Heading2"/>
@@ -3575,8 +3755,8 @@
         <w:t xml:space="preserve">Each UAV is assigned one or more zones and must report telemetry at fixed intervals. Mission success is measured based on completed zone coverage, communication reliability, navigation consistency, and mission-data integrity.</w:t>
       </w:r>
     </w:p>
-    <w:bookmarkEnd w:id="79"/>
-    <w:bookmarkStart w:id="80" w:name="simulation-parameters"/>
+    <w:bookmarkEnd w:id="81"/>
+    <w:bookmarkStart w:id="82" w:name="simulation-parameters"/>
     <w:p>
       <w:pPr>
         <w:pStyle w:val="Heading2"/>
@@ -3886,8 +4066,8 @@
         </w:tc>
       </w:tr>
     </w:tbl>
-    <w:bookmarkEnd w:id="80"/>
-    <w:bookmarkStart w:id="86" w:name="attack-scenarios"/>
+    <w:bookmarkEnd w:id="82"/>
+    <w:bookmarkStart w:id="88" w:name="attack-scenarios"/>
     <w:p>
       <w:pPr>
         <w:pStyle w:val="Heading2"/>
@@ -3896,7 +4076,7 @@
         <w:t xml:space="preserve">Attack Scenarios</w:t>
       </w:r>
     </w:p>
-    <w:bookmarkStart w:id="81" w:name="scenario-1-normal-operation"/>
+    <w:bookmarkStart w:id="83" w:name="scenario-1-normal-operation"/>
     <w:p>
       <w:pPr>
         <w:pStyle w:val="Heading3"/>
@@ -3913,8 +4093,8 @@
         <w:t xml:space="preserve">No attack is applied. UAVs perform surveillance, transmit telemetry, and update mission logs under normal operating conditions.</w:t>
       </w:r>
     </w:p>
-    <w:bookmarkEnd w:id="81"/>
-    <w:bookmarkStart w:id="82" w:name="scenario-2-rf-jamming"/>
+    <w:bookmarkEnd w:id="83"/>
+    <w:bookmarkStart w:id="84" w:name="scenario-2-rf-jamming"/>
     <w:p>
       <w:pPr>
         <w:pStyle w:val="Heading3"/>
@@ -3999,8 +4179,8 @@
         <w:t xml:space="preserve">additional latency</w:t>
       </w:r>
     </w:p>
-    <w:bookmarkEnd w:id="82"/>
-    <w:bookmarkStart w:id="83" w:name="scenario-3-gpsgnss-spoofing"/>
+    <w:bookmarkEnd w:id="84"/>
+    <w:bookmarkStart w:id="85" w:name="scenario-3-gpsgnss-spoofing"/>
     <w:p>
       <w:pPr>
         <w:pStyle w:val="Heading3"/>
@@ -4085,8 +4265,8 @@
         <w:t xml:space="preserve">incorrect mission-zone reporting</w:t>
       </w:r>
     </w:p>
-    <w:bookmarkEnd w:id="83"/>
-    <w:bookmarkStart w:id="84" w:name="scenario-4-mission-data-tampering"/>
+    <w:bookmarkEnd w:id="85"/>
+    <w:bookmarkStart w:id="86" w:name="scenario-4-mission-data-tampering"/>
     <w:p>
       <w:pPr>
         <w:pStyle w:val="Heading3"/>
@@ -4159,8 +4339,8 @@
         <w:t xml:space="preserve">broken hash-chain verification</w:t>
       </w:r>
     </w:p>
-    <w:bookmarkEnd w:id="84"/>
-    <w:bookmarkStart w:id="85" w:name="scenario-5-combined-attack"/>
+    <w:bookmarkEnd w:id="86"/>
+    <w:bookmarkStart w:id="87" w:name="scenario-5-combined-attack"/>
     <w:p>
       <w:pPr>
         <w:pStyle w:val="Heading3"/>
@@ -4177,9 +4357,9 @@
         <w:t xml:space="preserve">The combined attack scenario applies RF jamming, GPS/GNSS spoofing, and mission-data tampering within the same mission. This scenario evaluates the ability of RA-MARS to support mission assurance under simultaneous cyber-electromagnetic and data-integrity threats.</w:t>
       </w:r>
     </w:p>
-    <w:bookmarkEnd w:id="85"/>
-    <w:bookmarkEnd w:id="86"/>
-    <w:bookmarkStart w:id="87" w:name="baseline-systems"/>
+    <w:bookmarkEnd w:id="87"/>
+    <w:bookmarkEnd w:id="88"/>
+    <w:bookmarkStart w:id="89" w:name="baseline-systems"/>
     <w:p>
       <w:pPr>
         <w:pStyle w:val="Heading2"/>
@@ -4367,8 +4547,8 @@
         </w:tc>
       </w:tr>
     </w:tbl>
-    <w:bookmarkEnd w:id="87"/>
-    <w:bookmarkStart w:id="89" w:name="ai-detection-models"/>
+    <w:bookmarkEnd w:id="89"/>
+    <w:bookmarkStart w:id="91" w:name="ai-detection-models"/>
     <w:p>
       <w:pPr>
         <w:pStyle w:val="Heading2"/>
@@ -4489,7 +4669,7 @@
         <w:t xml:space="preserve">The best-performing model was selected based on macro F1-score to account for class imbalance across the eight mission-state classes.</w:t>
       </w:r>
     </w:p>
-    <w:bookmarkStart w:id="88" w:name="lstm-and-gru-hyperparameters"/>
+    <w:bookmarkStart w:id="90" w:name="lstm-and-gru-hyperparameters"/>
     <w:p>
       <w:pPr>
         <w:pStyle w:val="Heading3"/>
@@ -4893,9 +5073,9 @@
         <w:t xml:space="preserve">Class weights for the Weighted LSTM and Weighted GRU models were computed as the inverse frequency of each class in the training set to address class imbalance across the eight mission-state categories.</w:t>
       </w:r>
     </w:p>
-    <w:bookmarkEnd w:id="88"/>
-    <w:bookmarkEnd w:id="89"/>
-    <w:bookmarkStart w:id="90" w:name="input-features-1"/>
+    <w:bookmarkEnd w:id="90"/>
+    <w:bookmarkEnd w:id="91"/>
+    <w:bookmarkStart w:id="92" w:name="input-features-1"/>
     <w:p>
       <w:pPr>
         <w:pStyle w:val="Heading2"/>
@@ -5187,8 +5367,8 @@
         </w:tc>
       </w:tr>
     </w:tbl>
-    <w:bookmarkEnd w:id="90"/>
-    <w:bookmarkStart w:id="91" w:name="evaluation-metrics-1"/>
+    <w:bookmarkEnd w:id="92"/>
+    <w:bookmarkStart w:id="93" w:name="evaluation-metrics-1"/>
     <w:p>
       <w:pPr>
         <w:pStyle w:val="Heading2"/>
@@ -5532,8 +5712,8 @@
         </w:tc>
       </w:tr>
     </w:tbl>
-    <w:bookmarkEnd w:id="91"/>
-    <w:bookmarkStart w:id="92" w:name="experimental-procedure"/>
+    <w:bookmarkEnd w:id="93"/>
+    <w:bookmarkStart w:id="94" w:name="experimental-procedure"/>
     <w:p>
       <w:pPr>
         <w:pStyle w:val="Heading2"/>
@@ -5670,8 +5850,8 @@
         <w:t xml:space="preserve">Interpret the findings from a mission-assurance perspective.</w:t>
       </w:r>
     </w:p>
-    <w:bookmarkEnd w:id="92"/>
-    <w:bookmarkStart w:id="93" w:name="result-files"/>
+    <w:bookmarkEnd w:id="94"/>
+    <w:bookmarkStart w:id="95" w:name="result-files"/>
     <w:p>
       <w:pPr>
         <w:pStyle w:val="Heading2"/>
@@ -5963,8 +6143,8 @@
         </w:tc>
       </w:tr>
     </w:tbl>
-    <w:bookmarkEnd w:id="93"/>
-    <w:bookmarkStart w:id="94" w:name="research-integrity-statement"/>
+    <w:bookmarkEnd w:id="95"/>
+    <w:bookmarkStart w:id="96" w:name="research-integrity-statement"/>
     <w:p>
       <w:pPr>
         <w:pStyle w:val="Heading2"/>
@@ -6003,8 +6183,8 @@
         </w:pict>
       </w:r>
     </w:p>
-    <w:bookmarkEnd w:id="94"/>
-    <w:bookmarkStart w:id="96" w:name="v3-prior-work-comparison"/>
+    <w:bookmarkEnd w:id="96"/>
+    <w:bookmarkStart w:id="98" w:name="v3-prior-work-comparison"/>
     <w:p>
       <w:pPr>
         <w:pStyle w:val="Heading2"/>
@@ -6013,7 +6193,7 @@
         <w:t xml:space="preserve">v3 Prior Work Comparison</w:t>
       </w:r>
     </w:p>
-    <w:bookmarkStart w:id="95" w:name="X33da9431d4b8927dc9e24fe8ace50784167d4ab"/>
+    <w:bookmarkStart w:id="97" w:name="X33da9431d4b8927dc9e24fe8ace50784167d4ab"/>
     <w:p>
       <w:pPr>
         <w:pStyle w:val="Heading3"/>
@@ -6967,10 +7147,10 @@
         </w:pict>
       </w:r>
     </w:p>
-    <w:bookmarkEnd w:id="95"/>
-    <w:bookmarkEnd w:id="96"/>
     <w:bookmarkEnd w:id="97"/>
-    <w:bookmarkStart w:id="100" w:name="X7222a93729f4417ef0358d358f52de5a9e4cda1"/>
+    <w:bookmarkEnd w:id="98"/>
+    <w:bookmarkEnd w:id="99"/>
+    <w:bookmarkStart w:id="102" w:name="X7222a93729f4417ef0358d358f52de5a9e4cda1"/>
     <w:p>
       <w:pPr>
         <w:pStyle w:val="Heading1"/>
@@ -7250,7 +7430,7 @@
         </w:pict>
       </w:r>
     </w:p>
-    <w:bookmarkStart w:id="99" w:name="v3-digital-twin-action-selection-example"/>
+    <w:bookmarkStart w:id="101" w:name="v3-digital-twin-action-selection-example"/>
     <w:p>
       <w:pPr>
         <w:pStyle w:val="Heading2"/>
@@ -7259,7 +7439,7 @@
         <w:t xml:space="preserve">v3 Digital Twin Action Selection Example</w:t>
       </w:r>
     </w:p>
-    <w:bookmarkStart w:id="98" w:name="X92c92087f7a92c91f0f0dee7311d9d9655bfaf5"/>
+    <w:bookmarkStart w:id="100" w:name="X92c92087f7a92c91f0f0dee7311d9d9655bfaf5"/>
     <w:p>
       <w:pPr>
         <w:pStyle w:val="Heading3"/>
@@ -7635,10 +7815,10 @@
         </w:tc>
       </w:tr>
     </w:tbl>
-    <w:bookmarkEnd w:id="98"/>
-    <w:bookmarkEnd w:id="99"/>
     <w:bookmarkEnd w:id="100"/>
-    <w:bookmarkStart w:id="110" w:name="v3-results-and-discussion"/>
+    <w:bookmarkEnd w:id="101"/>
+    <w:bookmarkEnd w:id="102"/>
+    <w:bookmarkStart w:id="115" w:name="v3-results-and-discussion"/>
     <w:p>
       <w:pPr>
         <w:pStyle w:val="Heading1"/>
@@ -7647,7 +7827,7 @@
         <w:t xml:space="preserve">v3 Results and Discussion</w:t>
       </w:r>
     </w:p>
-    <w:bookmarkStart w:id="101" w:name="X4c64ef5ecc9e2ebe57fef8a2d5dba9f54c78b99"/>
+    <w:bookmarkStart w:id="103" w:name="X4c64ef5ecc9e2ebe57fef8a2d5dba9f54c78b99"/>
     <w:p>
       <w:pPr>
         <w:pStyle w:val="Heading2"/>
@@ -7672,14 +7852,14 @@
         <w:t xml:space="preserve">The classifier input excludes derived Mission Assurance Index and component scores to avoid feature leakage. The attack-detection task includes eight mission-state classes: normal, jamming, spoofing, tampering, jamming_spoofing, jamming_tampering, spoofing_tampering, and combined.</w:t>
       </w:r>
     </w:p>
-    <w:bookmarkEnd w:id="101"/>
-    <w:bookmarkStart w:id="102" w:name="v3-temporal-attack-detection-results"/>
+    <w:bookmarkEnd w:id="103"/>
+    <w:bookmarkStart w:id="104" w:name="v4-rf-channel-model-validation"/>
     <w:p>
       <w:pPr>
         <w:pStyle w:val="Heading2"/>
       </w:pPr>
       <w:r>
-        <w:t xml:space="preserve">v3 Temporal Attack-Detection Results</w:t>
+        <w:t xml:space="preserve">v4 RF Channel Model Validation</w:t>
       </w:r>
     </w:p>
     <w:p>
@@ -7687,7 +7867,59 @@
         <w:pStyle w:val="FirstParagraph"/>
       </w:pPr>
       <w:r>
-        <w:t xml:space="preserve">The v3 model evaluation compares classical sequence baselines, GRU/LSTM sequence models, and weighted GRU/LSTM models. The best macro-F1 model is Weighted LSTM, which achieved 75.25% accuracy, 58.10% macro precision, 60.91% macro recall, 57.02% macro F1-score, and 74.83% weighted F1-score.</w:t>
+        <w:t xml:space="preserve">The v4 evaluation introduces a physics-based RF channel model using Friis free-space path loss and SINR-based packet delivery ratio, replacing the parametric PDR model used in v3. Table 3 summarises the RF channel characteristics across attack scenarios.</w:t>
+      </w:r>
+    </w:p>
+    <w:p>
+      <w:pPr>
+        <w:pStyle w:val="BodyText"/>
+      </w:pPr>
+      <w:r>
+        <w:t xml:space="preserve">Under normal operation, the C2 link maintains a mean SINR of 39.9 dB and PDR of 1.000 at the 900 MHz ISM band with 1W GCS transmit power. Under high-intensity RF jamming (jammer ERP = 50W), the mean SINR degrades to 26.9 dB and PDR drops to 0.736, while latency increases from 45 ms to 153 ms. The SINR degradation is graduated across intensity levels (low: 35.5 dB → medium: 31.8 dB → high: 26.9 dB), reflecting realistic jammer stand-off distances and the 15 dB spread-spectrum processing gain of the frequency-hopping C2 link. GPS spoofing and data tampering do not affect C2 SINR, as expected — confirming that the physics model correctly separates RF-layer and navigation-layer attacks.</w:t>
+      </w:r>
+    </w:p>
+    <w:bookmarkEnd w:id="104"/>
+    <w:bookmarkStart w:id="105" w:name="v4-latency-budget-analysis"/>
+    <w:p>
+      <w:pPr>
+        <w:pStyle w:val="Heading2"/>
+      </w:pPr>
+      <w:r>
+        <w:t xml:space="preserve">v4 Latency Budget Analysis</w:t>
+      </w:r>
+    </w:p>
+    <w:p>
+      <w:pPr>
+        <w:pStyle w:val="FirstParagraph"/>
+      </w:pPr>
+      <w:r>
+        <w:t xml:space="preserve">The RA-MARS framework overhead per telemetry cycle is 11.5 ms, comprising LSTM inference (8.0 ms), MAI scoring (2.0 ms), and digital twin action selection (1.5 ms). This represents 1.15% of the 1-second MAVLink telemetry interval and approximately 5 flight controller cycles at 400 Hz. The framework overhead is therefore negligible relative to the telemetry rate and does not interfere with the flight controller loop.</w:t>
+      </w:r>
+    </w:p>
+    <w:p>
+      <w:pPr>
+        <w:pStyle w:val="BodyText"/>
+      </w:pPr>
+      <w:r>
+        <w:t xml:space="preserve">Detection delay ranges from approximately 15 seconds under high-intensity attacks (230 m of UAV travel at 15 m/s) to 33 seconds under low-intensity attacks (490 m). This delay is bounded by the 1 Hz MAVLink telemetry rate rather than by RA-MARS computation. Future hardware-in-the-loop work should investigate higher-frequency telemetry streams (10 Hz) to reduce the detection delay to approximately 1.5–3 seconds.</w:t>
+      </w:r>
+    </w:p>
+    <w:bookmarkEnd w:id="105"/>
+    <w:bookmarkStart w:id="106" w:name="v4-temporal-attack-detection-results"/>
+    <w:p>
+      <w:pPr>
+        <w:pStyle w:val="Heading2"/>
+      </w:pPr>
+      <w:r>
+        <w:t xml:space="preserve">v4 Temporal Attack-Detection Results</w:t>
+      </w:r>
+    </w:p>
+    <w:p>
+      <w:pPr>
+        <w:pStyle w:val="FirstParagraph"/>
+      </w:pPr>
+      <w:r>
+        <w:t xml:space="preserve">The v3 model evaluation compares classical sequence baselines, GRU/LSTM sequence models, and weighted GRU/LSTM models. The best macro-F1 model is Weighted LSTM, which achieved 95.73% binary F1 and 75.36% fine-grained accuracy, 58.10% macro precision, 60.91% macro recall, 57.02% macro F1-score, and 74.83% weighted F1-score.</w:t>
       </w:r>
     </w:p>
     <w:p>
@@ -7706,8 +7938,8 @@
         <w:t xml:space="preserve">These results are intentionally conservative and realistic because the classifier uses temporal windows and excludes derived mission-assurance features from attack-detection input.</w:t>
       </w:r>
     </w:p>
-    <w:bookmarkEnd w:id="102"/>
-    <w:bookmarkStart w:id="103" w:name="v3-mission-assurance-results"/>
+    <w:bookmarkEnd w:id="106"/>
+    <w:bookmarkStart w:id="107" w:name="v3-mission-assurance-results"/>
     <w:p>
       <w:pPr>
         <w:pStyle w:val="Heading2"/>
@@ -7721,7 +7953,7 @@
         <w:pStyle w:val="FirstParagraph"/>
       </w:pPr>
       <w:r>
-        <w:t xml:space="preserve">Full RA-MARS achieved a Mission Assurance Index of 0.7291 ± 0.0057 and a mission success rate of 78.25 ± 0.46% under stressed attack scenarios. The packet delivery ratio was 0.9533, mean route deviation was 36.88 m, and the recovery-time proxy was 5.81 s.</w:t>
+        <w:t xml:space="preserve">Full RA-MARS achieved a Mission Assurance Index of 0.7012 ± 0.0042 and a mission success rate of 73.61 ± 0.87% under stressed attack scenarios. The packet delivery ratio was 0.9533, mean route deviation was 36.88 m, and the recovery-time proxy was 5.81 s.</w:t>
       </w:r>
     </w:p>
     <w:p>
@@ -7732,8 +7964,8 @@
         <w:t xml:space="preserve">The ablation study shows that each major RA-MARS module contributes to mission-level resilience. Removing adaptive continuation reduced mission success to 61.82%. Removing the Mission Assurance Index reduced mission success to 65.73%. Removing digital twin action selection reduced mission success to 66.51%. Removing the navigation trust module reduced mission success to 64.17%.</w:t>
       </w:r>
     </w:p>
-    <w:bookmarkEnd w:id="103"/>
-    <w:bookmarkStart w:id="104" w:name="v3-baseline-comparison-results"/>
+    <w:bookmarkEnd w:id="107"/>
+    <w:bookmarkStart w:id="108" w:name="v3-baseline-comparison-results"/>
     <w:p>
       <w:pPr>
         <w:pStyle w:val="Heading2"/>
@@ -7915,7 +8147,7 @@
                 <w:bCs/>
                 <w:b/>
               </w:rPr>
-              <w:t xml:space="preserve">78.25 ± 0.46</w:t>
+              <w:t xml:space="preserve">73.61 ± 0.87</w:t>
             </w:r>
           </w:p>
         </w:tc>
@@ -7993,7 +8225,7 @@
                 <w:bCs/>
                 <w:b/>
               </w:rPr>
-              <w:t xml:space="preserve">0.7291 ± 0.0057</w:t>
+              <w:t xml:space="preserve">0.7012 ± 0.0042</w:t>
             </w:r>
           </w:p>
         </w:tc>
@@ -8554,7 +8786,7 @@
         <w:pStyle w:val="BodyText"/>
       </w:pPr>
       <w:r>
-        <w:t xml:space="preserve">RA-MARS outperforms all baselines across every mission-level metric. Compared with B4, which includes all components except adaptive continuation, RA-MARS improves mission success by 11.74 percentage points (66.51% to 78.25%) and reduces mission recovery time by 59.6% (14.37 s to 5.81 s). This difference isolates the contribution of adaptive mission continuation, consistent with the ablation results in Section 6.3. Compared with B1, the full RA-MARS framework improves mission success by 26.91 percentage points, demonstrating the cumulative benefit of integrating attack detection, mission-risk scoring, adaptive response, and tamper-resistant logging.</w:t>
+        <w:t xml:space="preserve">RA-MARS outperforms all baselines across every mission-level metric. Compared with B4, which includes all components except adaptive continuation, RA-MARS improves mission success (66.51% baseline to 73.61% full framework) and reduces mission recovery time by 59.6% (14.37 s to 5.81 s). This difference isolates the contribution of adaptive mission continuation, consistent with the ablation results in Section 6.3. Compared with B1, the full RA-MARS framework outperforms the conventional baseline across all mission-level metrics, demonstrating the cumulative benefit of integrating attack detection, mission-risk scoring, adaptive response, and tamper-resistant logging.</w:t>
       </w:r>
     </w:p>
     <w:p>
@@ -8565,8 +8797,8 @@
         <w:t xml:space="preserve">The energy overhead of RA-MARS (1.09 ± 0.02, normalised) represents a 9% increase relative to the conventional baseline, which is attributable to the computational cost of temporal AI inference, Mission Assurance Index calculation, and hash-chain integrity verification. This overhead is modest relative to the mission success improvement achieved.</w:t>
       </w:r>
     </w:p>
-    <w:bookmarkEnd w:id="104"/>
-    <w:bookmarkStart w:id="105" w:name="X8dc38df02bfc538211c64b0d417f09d249cd2f2"/>
+    <w:bookmarkEnd w:id="108"/>
+    <w:bookmarkStart w:id="109" w:name="X8dc38df02bfc538211c64b0d417f09d249cd2f2"/>
     <w:p>
       <w:pPr>
         <w:pStyle w:val="Heading2"/>
@@ -8591,8 +8823,8 @@
         <w:t xml:space="preserve">Attack-intensity stress testing shows the expected degradation pattern. Mission success decreased from 81.34 ± 0.17% under low-intensity attacks to 79.70 ± 0.36% under medium-intensity attacks and 76.98 ± 0.62% under high-intensity attacks.</w:t>
       </w:r>
     </w:p>
-    <w:bookmarkEnd w:id="105"/>
-    <w:bookmarkStart w:id="109" w:name="v3-discussion"/>
+    <w:bookmarkEnd w:id="109"/>
+    <w:bookmarkStart w:id="114" w:name="v3-discussion"/>
     <w:p>
       <w:pPr>
         <w:pStyle w:val="Heading2"/>
@@ -8609,7 +8841,7 @@
         <w:t xml:space="preserve">The v3 evaluation supports the central claim that multi-UAV resilience should be evaluated through mission-assurance metrics rather than attack-classification accuracy alone. Detection is necessary, but it is not sufficient for defence surveillance missions. A resilient UAV framework must also estimate mission risk, select adaptive actions, preserve trustworthy mission records, and support operational recovery under degraded conditions.</w:t>
       </w:r>
     </w:p>
-    <w:bookmarkStart w:id="106" w:name="statistical-significance"/>
+    <w:bookmarkStart w:id="110" w:name="statistical-significance"/>
     <w:p>
       <w:pPr>
         <w:pStyle w:val="Heading3"/>
@@ -8626,8 +8858,8 @@
         <w:t xml:space="preserve">To confirm that the observed performance differences are not attributable to simulation variability, Wilcoxon signed-rank tests were applied to the mission success rate distributions from 30 runs per condition. All pairwise comparisons between RA-MARS (B5) and each baseline (B1–B4) yielded p &lt; 0.001, indicating that the improvements are statistically significant at the 0.1% significance level. Similarly, all ablation condition comparisons against full RA-MARS yielded p &lt; 0.01. These results confirm that the reported performance improvements reflect genuine framework contributions rather than simulation noise.</w:t>
       </w:r>
     </w:p>
-    <w:bookmarkEnd w:id="106"/>
-    <w:bookmarkStart w:id="107" w:name="component-contribution-analysis"/>
+    <w:bookmarkEnd w:id="110"/>
+    <w:bookmarkStart w:id="111" w:name="component-contribution-analysis"/>
     <w:p>
       <w:pPr>
         <w:pStyle w:val="Heading3"/>
@@ -8644,8 +8876,8 @@
         <w:t xml:space="preserve">The ablation results show that adaptive continuation, Mission Assurance Index scoring, and digital twin action selection are the most important RA-MARS components for mission success. Removing adaptive continuation produced the largest degradation (78.25% → 61.82%, −16.43 pp), confirming that reactive mission adjustment under attack is the single most impactful capability. Removing the navigation trust module produced the second largest degradation (78.25% → 64.17%, −14.08 pp), reflecting the high impact of GPS spoofing on zone-coverage accuracy when navigation anomalies go unaddressed.</w:t>
       </w:r>
     </w:p>
-    <w:bookmarkEnd w:id="107"/>
-    <w:bookmarkStart w:id="108" w:name="px4-case-study-vs-main-evaluation"/>
+    <w:bookmarkEnd w:id="111"/>
+    <w:bookmarkStart w:id="112" w:name="px4-case-study-vs-main-evaluation"/>
     <w:p>
       <w:pPr>
         <w:pStyle w:val="Heading3"/>
@@ -8659,7 +8891,41 @@
         <w:pStyle w:val="FirstParagraph"/>
       </w:pPr>
       <w:r>
-        <w:t xml:space="preserve">The PX4-style case study achieved a higher mission success rate (97.94%) than the main v3 evaluation (78.25%). MAI trajectories, attack timelines, action selections, and mission trajectories from the PX4 case study are provided in Supplementary Figures S1–S4. This difference is explained by the scale and attack severity of the two evaluations. The PX4 case study used three UAVs, 1,800 telemetry records, and software-emulated attack conditions at moderate intensity. The main v3 evaluation used swarms of 10–30 UAVs, 90,000 telemetry records, and stressed combined attack scenarios at higher intensity. The PX4 case study demonstrates that RA-MARS can process simulator-style telemetry and produce valid assurance outputs; it is not intended as a performance benchmark.</w:t>
+        <w:t xml:space="preserve">The PX4-style case study achieved a higher mission success rate (97.94%) than the main v3 evaluation (78.25%). MAI trajectories, attack timelines, action selections, and mission trajectories from the PX4 case study are provided in Supplementary Figures S1–S4.</w:t>
+      </w:r>
+    </w:p>
+    <w:bookmarkEnd w:id="112"/>
+    <w:bookmarkStart w:id="113" w:name="adversarial-robustness-analysis"/>
+    <w:p>
+      <w:pPr>
+        <w:pStyle w:val="Heading3"/>
+      </w:pPr>
+      <w:r>
+        <w:t xml:space="preserve">Adversarial Robustness Analysis</w:t>
+      </w:r>
+    </w:p>
+    <w:p>
+      <w:pPr>
+        <w:pStyle w:val="FirstParagraph"/>
+      </w:pPr>
+      <w:r>
+        <w:t xml:space="preserve">The binary LSTM classifier (clean macro F1 = 0.9573) was evaluated against white-box adversarial perturbations using FGSM and PGD attacks. Under FGSM at ε = 0.01, the macro F1 degraded to 0.307 — below the random-guessing threshold of 0.50 for binary classification. Under PGD at ε = 0.05 (10 iterations, α = 0.01), the macro F1 degraded to 0.257. These results indicate that the classifier’s decision boundary is susceptible to small gradient-directed perturbations in the telemetry feature space.</w:t>
+      </w:r>
+    </w:p>
+    <w:p>
+      <w:pPr>
+        <w:pStyle w:val="BodyText"/>
+      </w:pPr>
+      <w:r>
+        <w:t xml:space="preserve">This finding is consistent with known adversarial vulnerability of deep learning classifiers trained on clean data without adversarial augmentation. It motivates three directions for future work: (1) adversarial training using PGD-augmented examples during LSTM training; (2) input validation and anomaly detection on raw telemetry before classifier inference to detect manipulated inputs; and (3) ensemble-based detection combining the LSTM with classical models (Random Forest: F1 = 0.555) that exhibit different gradient landscapes and may be more robust to gradient-based evasion.</w:t>
+      </w:r>
+    </w:p>
+    <w:p>
+      <w:pPr>
+        <w:pStyle w:val="BodyText"/>
+      </w:pPr>
+      <w:r>
+        <w:t xml:space="preserve">Within the RA-MARS framework, the adversarial vulnerability of the detection module is partially mitigated by the Mission Assurance Index, which aggregates five independent telemetry signals. An adversary who successfully evades the LSTM classifier must simultaneously manipulate all five MAI component channels — communication, navigation, integrity, recovery, and energy — to prevent mission-level degradation detection. The ablation study confirms that the MAI is the second most important component for mission success, contributing independently of the classification result. This difference is explained by the scale and attack severity of the two evaluations. The PX4 case study used three UAVs, 1,800 telemetry records, and software-emulated attack conditions at moderate intensity. The main v3 evaluation used swarms of 10–30 UAVs, 90,000 telemetry records, and stressed combined attack scenarios at higher intensity. The PX4 case study demonstrates that RA-MARS can process simulator-style telemetry and produce valid assurance outputs; it is not intended as a performance benchmark.</w:t>
       </w:r>
     </w:p>
     <w:p>
@@ -8677,10 +8943,10 @@
         </w:pict>
       </w:r>
     </w:p>
-    <w:bookmarkEnd w:id="108"/>
-    <w:bookmarkEnd w:id="109"/>
-    <w:bookmarkEnd w:id="110"/>
-    <w:bookmarkStart w:id="113" w:name="limitations-and-future-work"/>
+    <w:bookmarkEnd w:id="113"/>
+    <w:bookmarkEnd w:id="114"/>
+    <w:bookmarkEnd w:id="115"/>
+    <w:bookmarkStart w:id="118" w:name="limitations-and-future-work"/>
     <w:p>
       <w:pPr>
         <w:pStyle w:val="Heading1"/>
@@ -8689,7 +8955,7 @@
         <w:t xml:space="preserve">Limitations and Future Work</w:t>
       </w:r>
     </w:p>
-    <w:bookmarkStart w:id="111" w:name="limitations-1"/>
+    <w:bookmarkStart w:id="116" w:name="limitations-1"/>
     <w:p>
       <w:pPr>
         <w:pStyle w:val="Heading2"/>
@@ -8754,8 +9020,8 @@
         <w:t xml:space="preserve">Finally, the framework focuses on mission assurance for surveillance-oriented multi-UAV operations. Additional validation would be required before applying the framework to other defence missions such as strike coordination, logistics, electronic attack, or manned-unmanned teaming.</w:t>
       </w:r>
     </w:p>
-    <w:bookmarkEnd w:id="111"/>
-    <w:bookmarkStart w:id="112" w:name="future-work"/>
+    <w:bookmarkEnd w:id="116"/>
+    <w:bookmarkStart w:id="117" w:name="future-work"/>
     <w:p>
       <w:pPr>
         <w:pStyle w:val="Heading2"/>
@@ -8827,9 +9093,9 @@
         </w:pict>
       </w:r>
     </w:p>
-    <w:bookmarkEnd w:id="112"/>
-    <w:bookmarkEnd w:id="113"/>
-    <w:bookmarkStart w:id="114" w:name="conclusion"/>
+    <w:bookmarkEnd w:id="117"/>
+    <w:bookmarkEnd w:id="118"/>
+    <w:bookmarkStart w:id="119" w:name="conclusion"/>
     <w:p>
       <w:pPr>
         <w:pStyle w:val="Heading1"/>
@@ -8859,15 +9125,15 @@
         <w:pStyle w:val="BodyText"/>
       </w:pPr>
       <w:r>
-        <w:t xml:space="preserve">The optimized v3 evaluation used synthetic multi-UAV telemetry data with 90,000 sequence-safe telemetry rows and 16,875 time-series windows. Each window contained 20 telemetry steps and 9 raw non-leakage features per step. Derived Mission Assurance Index and component scores were excluded from classifier inputs to avoid feature leakage. Across eight mission-state classes, the best macro-F1 model, Weighted LSTM, achieved 75.25% accuracy, 58.10% macro precision, 60.91% macro recall, 57.02% macro F1-score, and 74.83% weighted F1-score. The Random Forest classical baseline achieved 77.06% accuracy and 56.56% macro F1-score.</w:t>
-      </w:r>
-    </w:p>
-    <w:p>
-      <w:pPr>
-        <w:pStyle w:val="BodyText"/>
-      </w:pPr>
-      <w:r>
-        <w:t xml:space="preserve">At the mission level, full RA-MARS achieved a Mission Assurance Index of 0.7291 ± 0.0057 and a mission success rate of 78.25 ± 0.46% under stressed attack scenarios. The ablation study showed that removing adaptive continuation reduced mission success to 61.82%, removing the Mission Assurance Index reduced it to 65.73%, and removing digital twin action selection reduced it to 66.51%. Scalability results showed that mission success remained stable across 10, 20, and 30 UAV swarms, while attack-intensity analysis showed an expected reduction in mission success from low-intensity to high-intensity attacks.</w:t>
+        <w:t xml:space="preserve">The optimized v3 evaluation used synthetic multi-UAV telemetry data with 90,000 sequence-safe telemetry rows and 16,875 time-series windows. Each window contained 20 telemetry steps and 9 raw non-leakage features per step. Derived Mission Assurance Index and component scores were excluded from classifier inputs to avoid feature leakage. Across eight mission-state classes, the best macro-F1 model, Weighted LSTM, achieved 95.73% binary F1 and 75.36% fine-grained accuracy, 58.10% macro precision, 60.91% macro recall, 57.02% macro F1-score, and 74.83% weighted F1-score. The Random Forest classical baseline achieved 77.06% accuracy and 56.56% macro F1-score.</w:t>
+      </w:r>
+    </w:p>
+    <w:p>
+      <w:pPr>
+        <w:pStyle w:val="BodyText"/>
+      </w:pPr>
+      <w:r>
+        <w:t xml:space="preserve">At the mission level, full RA-MARS achieved a Mission Assurance Index of 0.7012 ± 0.0042 and a mission success rate of 73.61 ± 0.87% under stressed attack scenarios. The ablation study showed that removing adaptive continuation reduced mission success to 61.82%, removing the Mission Assurance Index reduced it to 65.73%, and removing digital twin action selection reduced it to 66.51%. Scalability results showed that mission success remained stable across 10, 20, and 30 UAV swarms, while attack-intensity analysis showed an expected reduction in mission success from low-intensity to high-intensity attacks.</w:t>
       </w:r>
     </w:p>
     <w:p>
@@ -8893,8 +9159,8 @@
         </w:pict>
       </w:r>
     </w:p>
-    <w:bookmarkEnd w:id="114"/>
-    <w:bookmarkStart w:id="115" w:name="data-availability-statement"/>
+    <w:bookmarkEnd w:id="119"/>
+    <w:bookmarkStart w:id="120" w:name="data-availability-statement"/>
     <w:p>
       <w:pPr>
         <w:pStyle w:val="Heading1"/>
@@ -8935,8 +9201,8 @@
         <w:t xml:space="preserve">Simulation scripts, synthetic dataset generation scripts, evaluation scripts, result files, and figures are available at: https://github.com/drsaikrishnathota1/ra-mars-defence-technology</w:t>
       </w:r>
     </w:p>
-    <w:bookmarkEnd w:id="115"/>
-    <w:bookmarkStart w:id="116" w:name="code-availability-statement"/>
+    <w:bookmarkEnd w:id="120"/>
+    <w:bookmarkStart w:id="121" w:name="code-availability-statement"/>
     <w:p>
       <w:pPr>
         <w:pStyle w:val="Heading1"/>
@@ -8961,8 +9227,8 @@
         <w:t xml:space="preserve">The simulation code is available at: https://github.com/drsaikrishnathota1/ra-mars-defence-technology</w:t>
       </w:r>
     </w:p>
-    <w:bookmarkEnd w:id="116"/>
-    <w:bookmarkStart w:id="170" w:name="synthetic-data-statement"/>
+    <w:bookmarkEnd w:id="121"/>
+    <w:bookmarkStart w:id="181" w:name="synthetic-data-statement"/>
     <w:p>
       <w:pPr>
         <w:pStyle w:val="Heading1"/>
@@ -8979,7 +9245,7 @@
         <w:t xml:space="preserve">This study uses simulation-generated synthetic data for controlled experimental evaluation. The data should not be interpreted as real-world UAV flight data or operational military mission data.</w:t>
       </w:r>
     </w:p>
-    <w:bookmarkStart w:id="156" w:name="figures"/>
+    <w:bookmarkStart w:id="167" w:name="figures"/>
     <w:p>
       <w:pPr>
         <w:pStyle w:val="Heading2"/>
@@ -8997,18 +9263,18 @@
           <wp:inline>
             <wp:extent cx="1623901" cy="4061281"/>
             <wp:effectExtent b="0" l="0" r="0" t="0"/>
-            <wp:docPr descr="Graphical Abstract. RA-MARS cross-layer mission assurance digital twin framework overview." title="" id="118" name="Picture"/>
+            <wp:docPr descr="Graphical Abstract. RA-MARS cross-layer mission assurance digital twin framework overview." title="" id="123" name="Picture"/>
             <a:graphic>
               <a:graphicData uri="http://schemas.openxmlformats.org/drawingml/2006/picture">
                 <pic:pic>
                   <pic:nvPicPr>
-                    <pic:cNvPr descr="figures/ra_mars_graphical_abstract_531x1328.png" id="119" name="Picture"/>
+                    <pic:cNvPr descr="figures/ra_mars_graphical_abstract_531x1328.png" id="124" name="Picture"/>
                     <pic:cNvPicPr>
                       <a:picLocks noChangeArrowheads="1" noChangeAspect="1"/>
                     </pic:cNvPicPr>
                   </pic:nvPicPr>
                   <pic:blipFill>
-                    <a:blip r:embed="rId117"/>
+                    <a:blip r:embed="rId122"/>
                     <a:stretch>
                       <a:fillRect/>
                     </a:stretch>
@@ -9050,20 +9316,20 @@
       <w:r>
         <w:drawing>
           <wp:inline>
-            <wp:extent cx="5334000" cy="2872153"/>
+            <wp:extent cx="5753100" cy="3097823"/>
             <wp:effectExtent b="0" l="0" r="0" t="0"/>
-            <wp:docPr descr="Figure 1. RA-MARS v3 cross-layer mission assurance digital twin architecture." title="" id="121" name="Picture"/>
+            <wp:docPr descr="Figure 1. RA-MARS v3 cross-layer mission assurance digital twin architecture." title="" id="126" name="Picture"/>
             <a:graphic>
               <a:graphicData uri="http://schemas.openxmlformats.org/drawingml/2006/picture">
                 <pic:pic>
                   <pic:nvPicPr>
-                    <pic:cNvPr descr="figures/figure_v3_cross_layer_architecture.png" id="122" name="Picture"/>
+                    <pic:cNvPr descr="figures/figure_v3_cross_layer_architecture.png" id="127" name="Picture"/>
                     <pic:cNvPicPr>
                       <a:picLocks noChangeArrowheads="1" noChangeAspect="1"/>
                     </pic:cNvPicPr>
                   </pic:nvPicPr>
                   <pic:blipFill>
-                    <a:blip r:embed="rId120"/>
+                    <a:blip r:embed="rId125"/>
                     <a:stretch>
                       <a:fillRect/>
                     </a:stretch>
@@ -9071,7 +9337,7 @@
                   <pic:spPr bwMode="auto">
                     <a:xfrm>
                       <a:off x="0" y="0"/>
-                      <a:ext cx="5334000" cy="2872153"/>
+                      <a:ext cx="5753100" cy="3097823"/>
                     </a:xfrm>
                     <a:prstGeom prst="rect">
                       <a:avLst/>
@@ -9105,20 +9371,20 @@
       <w:r>
         <w:drawing>
           <wp:inline>
-            <wp:extent cx="5334000" cy="2872153"/>
+            <wp:extent cx="5753100" cy="3097823"/>
             <wp:effectExtent b="0" l="0" r="0" t="0"/>
-            <wp:docPr descr="Figure 2. RA-MARS threat model for cyber-electromagnetic and navigation attacks." title="" id="124" name="Picture"/>
+            <wp:docPr descr="Figure 2. RA-MARS threat model for cyber-electromagnetic and navigation attacks." title="" id="129" name="Picture"/>
             <a:graphic>
               <a:graphicData uri="http://schemas.openxmlformats.org/drawingml/2006/picture">
                 <pic:pic>
                   <pic:nvPicPr>
-                    <pic:cNvPr descr="figures/ra_mars_threat_model.png" id="125" name="Picture"/>
+                    <pic:cNvPr descr="figures/ra_mars_threat_model.png" id="130" name="Picture"/>
                     <pic:cNvPicPr>
                       <a:picLocks noChangeArrowheads="1" noChangeAspect="1"/>
                     </pic:cNvPicPr>
                   </pic:nvPicPr>
                   <pic:blipFill>
-                    <a:blip r:embed="rId123"/>
+                    <a:blip r:embed="rId128"/>
                     <a:stretch>
                       <a:fillRect/>
                     </a:stretch>
@@ -9126,7 +9392,7 @@
                   <pic:spPr bwMode="auto">
                     <a:xfrm>
                       <a:off x="0" y="0"/>
-                      <a:ext cx="5334000" cy="2872153"/>
+                      <a:ext cx="5753100" cy="3097823"/>
                     </a:xfrm>
                     <a:prstGeom prst="rect">
                       <a:avLst/>
@@ -9160,20 +9426,20 @@
       <w:r>
         <w:drawing>
           <wp:inline>
-            <wp:extent cx="5334000" cy="2667000"/>
+            <wp:extent cx="5753100" cy="2876550"/>
             <wp:effectExtent b="0" l="0" r="0" t="0"/>
-            <wp:docPr descr="Figure 3. RA-MARS v3 closed-loop mission assurance workflow." title="" id="127" name="Picture"/>
+            <wp:docPr descr="Figure 3. RA-MARS v3 closed-loop mission assurance workflow." title="" id="132" name="Picture"/>
             <a:graphic>
               <a:graphicData uri="http://schemas.openxmlformats.org/drawingml/2006/picture">
                 <pic:pic>
                   <pic:nvPicPr>
-                    <pic:cNvPr descr="figures/figure_v3_closed_loop_workflow.png" id="128" name="Picture"/>
+                    <pic:cNvPr descr="figures/figure_v3_closed_loop_workflow.png" id="133" name="Picture"/>
                     <pic:cNvPicPr>
                       <a:picLocks noChangeArrowheads="1" noChangeAspect="1"/>
                     </pic:cNvPicPr>
                   </pic:nvPicPr>
                   <pic:blipFill>
-                    <a:blip r:embed="rId126"/>
+                    <a:blip r:embed="rId131"/>
                     <a:stretch>
                       <a:fillRect/>
                     </a:stretch>
@@ -9181,7 +9447,7 @@
                   <pic:spPr bwMode="auto">
                     <a:xfrm>
                       <a:off x="0" y="0"/>
-                      <a:ext cx="5334000" cy="2667000"/>
+                      <a:ext cx="5753100" cy="2876550"/>
                     </a:xfrm>
                     <a:prstGeom prst="rect">
                       <a:avLst/>
@@ -9215,20 +9481,20 @@
       <w:r>
         <w:drawing>
           <wp:inline>
-            <wp:extent cx="5334000" cy="3733800"/>
+            <wp:extent cx="5753100" cy="4027169"/>
             <wp:effectExtent b="0" l="0" r="0" t="0"/>
-            <wp:docPr descr="Figure 4. Mission Assurance Index component model." title="" id="130" name="Picture"/>
+            <wp:docPr descr="Figure 4. Mission Assurance Index component model." title="" id="135" name="Picture"/>
             <a:graphic>
               <a:graphicData uri="http://schemas.openxmlformats.org/drawingml/2006/picture">
                 <pic:pic>
                   <pic:nvPicPr>
-                    <pic:cNvPr descr="figures/figure_v3_mission_assurance_index_components.png" id="131" name="Picture"/>
+                    <pic:cNvPr descr="figures/figure_v3_mission_assurance_index_components.png" id="136" name="Picture"/>
                     <pic:cNvPicPr>
                       <a:picLocks noChangeArrowheads="1" noChangeAspect="1"/>
                     </pic:cNvPicPr>
                   </pic:nvPicPr>
                   <pic:blipFill>
-                    <a:blip r:embed="rId129"/>
+                    <a:blip r:embed="rId134"/>
                     <a:stretch>
                       <a:fillRect/>
                     </a:stretch>
@@ -9236,7 +9502,7 @@
                   <pic:spPr bwMode="auto">
                     <a:xfrm>
                       <a:off x="0" y="0"/>
-                      <a:ext cx="5334000" cy="3733800"/>
+                      <a:ext cx="5753100" cy="4027169"/>
                     </a:xfrm>
                     <a:prstGeom prst="rect">
                       <a:avLst/>
@@ -9270,20 +9536,20 @@
       <w:r>
         <w:drawing>
           <wp:inline>
-            <wp:extent cx="5334000" cy="2256692"/>
+            <wp:extent cx="5753100" cy="2434003"/>
             <wp:effectExtent b="0" l="0" r="0" t="0"/>
-            <wp:docPr descr="Figure 5. RA-MARS v3 experimental evaluation pipeline." title="" id="133" name="Picture"/>
+            <wp:docPr descr="Figure 5. RA-MARS v3 experimental evaluation pipeline." title="" id="138" name="Picture"/>
             <a:graphic>
               <a:graphicData uri="http://schemas.openxmlformats.org/drawingml/2006/picture">
                 <pic:pic>
                   <pic:nvPicPr>
-                    <pic:cNvPr descr="figures/figure_v3_experimental_pipeline.png" id="134" name="Picture"/>
+                    <pic:cNvPr descr="figures/figure_v3_experimental_pipeline.png" id="139" name="Picture"/>
                     <pic:cNvPicPr>
                       <a:picLocks noChangeArrowheads="1" noChangeAspect="1"/>
                     </pic:cNvPicPr>
                   </pic:nvPicPr>
                   <pic:blipFill>
-                    <a:blip r:embed="rId132"/>
+                    <a:blip r:embed="rId137"/>
                     <a:stretch>
                       <a:fillRect/>
                     </a:stretch>
@@ -9291,7 +9557,7 @@
                   <pic:spPr bwMode="auto">
                     <a:xfrm>
                       <a:off x="0" y="0"/>
-                      <a:ext cx="5334000" cy="2256692"/>
+                      <a:ext cx="5753100" cy="2434003"/>
                     </a:xfrm>
                     <a:prstGeom prst="rect">
                       <a:avLst/>
@@ -9325,20 +9591,20 @@
       <w:r>
         <w:drawing>
           <wp:inline>
-            <wp:extent cx="5334000" cy="2222500"/>
+            <wp:extent cx="5753100" cy="2397125"/>
             <wp:effectExtent b="0" l="0" r="0" t="0"/>
-            <wp:docPr descr="Figure 6. RA-MARS v3 attack timeline with detection and recovery events." title="" id="136" name="Picture"/>
+            <wp:docPr descr="Figure 6. RA-MARS v3 attack timeline with detection and recovery events." title="" id="141" name="Picture"/>
             <a:graphic>
               <a:graphicData uri="http://schemas.openxmlformats.org/drawingml/2006/picture">
                 <pic:pic>
                   <pic:nvPicPr>
-                    <pic:cNvPr descr="figures/figure_v3_attack_timeline.png" id="137" name="Picture"/>
+                    <pic:cNvPr descr="figures/figure_v3_attack_timeline.png" id="142" name="Picture"/>
                     <pic:cNvPicPr>
                       <a:picLocks noChangeArrowheads="1" noChangeAspect="1"/>
                     </pic:cNvPicPr>
                   </pic:nvPicPr>
                   <pic:blipFill>
-                    <a:blip r:embed="rId135"/>
+                    <a:blip r:embed="rId140"/>
                     <a:stretch>
                       <a:fillRect/>
                     </a:stretch>
@@ -9346,7 +9612,7 @@
                   <pic:spPr bwMode="auto">
                     <a:xfrm>
                       <a:off x="0" y="0"/>
-                      <a:ext cx="5334000" cy="2222500"/>
+                      <a:ext cx="5753100" cy="2397125"/>
                     </a:xfrm>
                     <a:prstGeom prst="rect">
                       <a:avLst/>
@@ -9380,20 +9646,20 @@
       <w:r>
         <w:drawing>
           <wp:inline>
-            <wp:extent cx="5334000" cy="2702125"/>
+            <wp:extent cx="5753100" cy="1884384"/>
             <wp:effectExtent b="0" l="0" r="0" t="0"/>
-            <wp:docPr descr="Figure 7. RA-MARS v3 model comparison by macro F1-score." title="" id="139" name="Picture"/>
+            <wp:docPr descr="Figure 7. RA-MARS v3 model comparison by macro F1-score." title="" id="144" name="Picture"/>
             <a:graphic>
               <a:graphicData uri="http://schemas.openxmlformats.org/drawingml/2006/picture">
                 <pic:pic>
                   <pic:nvPicPr>
-                    <pic:cNvPr descr="figures/fig07_model_comparison_macro_f1.png" id="140" name="Picture"/>
+                    <pic:cNvPr descr="figures/fig07_model_comparison_v4.png" id="145" name="Picture"/>
                     <pic:cNvPicPr>
                       <a:picLocks noChangeArrowheads="1" noChangeAspect="1"/>
                     </pic:cNvPicPr>
                   </pic:nvPicPr>
                   <pic:blipFill>
-                    <a:blip r:embed="rId138"/>
+                    <a:blip r:embed="rId143"/>
                     <a:stretch>
                       <a:fillRect/>
                     </a:stretch>
@@ -9401,7 +9667,7 @@
                   <pic:spPr bwMode="auto">
                     <a:xfrm>
                       <a:off x="0" y="0"/>
-                      <a:ext cx="5334000" cy="2702125"/>
+                      <a:ext cx="5753100" cy="1884384"/>
                     </a:xfrm>
                     <a:prstGeom prst="rect">
                       <a:avLst/>
@@ -9435,20 +9701,20 @@
       <w:r>
         <w:drawing>
           <wp:inline>
-            <wp:extent cx="5334000" cy="4212308"/>
+            <wp:extent cx="4347597" cy="3463728"/>
             <wp:effectExtent b="0" l="0" r="0" t="0"/>
-            <wp:docPr descr="Figure 8. Confusion matrix — Weighted LSTM (best model, 8 mission-state classes)." title="" id="142" name="Picture"/>
+            <wp:docPr descr="Figure 8. Binary LSTM confusion matrix — attack/normal classification (95.73% macro F1)." title="" id="147" name="Picture"/>
             <a:graphic>
               <a:graphicData uri="http://schemas.openxmlformats.org/drawingml/2006/picture">
                 <pic:pic>
                   <pic:nvPicPr>
-                    <pic:cNvPr descr="figures/fig08_confusion_matrix_weighted_lstm.png" id="143" name="Picture"/>
+                    <pic:cNvPr descr="figures/fig08_confusion_matrix_binary_v4.png" id="148" name="Picture"/>
                     <pic:cNvPicPr>
                       <a:picLocks noChangeArrowheads="1" noChangeAspect="1"/>
                     </pic:cNvPicPr>
                   </pic:nvPicPr>
                   <pic:blipFill>
-                    <a:blip r:embed="rId141"/>
+                    <a:blip r:embed="rId146"/>
                     <a:stretch>
                       <a:fillRect/>
                     </a:stretch>
@@ -9456,7 +9722,7 @@
                   <pic:spPr bwMode="auto">
                     <a:xfrm>
                       <a:off x="0" y="0"/>
-                      <a:ext cx="5334000" cy="4212308"/>
+                      <a:ext cx="4347597" cy="3463728"/>
                     </a:xfrm>
                     <a:prstGeom prst="rect">
                       <a:avLst/>
@@ -9480,7 +9746,7 @@
         <w:pStyle w:val="ImageCaption"/>
       </w:pPr>
       <w:r>
-        <w:t xml:space="preserve">Figure 8. Confusion matrix — Weighted LSTM (best model, 8 mission-state classes).</w:t>
+        <w:t xml:space="preserve">Figure 8. Binary LSTM confusion matrix — attack/normal classification (95.73% macro F1).</w:t>
       </w:r>
     </w:p>
     <w:p>
@@ -9490,20 +9756,20 @@
       <w:r>
         <w:drawing>
           <wp:inline>
-            <wp:extent cx="5334000" cy="2798952"/>
+            <wp:extent cx="5753100" cy="3018870"/>
             <wp:effectExtent b="0" l="0" r="0" t="0"/>
-            <wp:docPr descr="Figure 9. Per-class precision, recall and F1-score — Weighted LSTM." title="" id="145" name="Picture"/>
+            <wp:docPr descr="Figure 9. Per-class precision, recall and F1-score — Weighted LSTM." title="" id="150" name="Picture"/>
             <a:graphic>
               <a:graphicData uri="http://schemas.openxmlformats.org/drawingml/2006/picture">
                 <pic:pic>
                   <pic:nvPicPr>
-                    <pic:cNvPr descr="figures/fig09_per_class_f1_weighted_lstm.png" id="146" name="Picture"/>
+                    <pic:cNvPr descr="figures/fig09_per_class_f1_weighted_lstm.png" id="151" name="Picture"/>
                     <pic:cNvPicPr>
                       <a:picLocks noChangeArrowheads="1" noChangeAspect="1"/>
                     </pic:cNvPicPr>
                   </pic:nvPicPr>
                   <pic:blipFill>
-                    <a:blip r:embed="rId144"/>
+                    <a:blip r:embed="rId149"/>
                     <a:stretch>
                       <a:fillRect/>
                     </a:stretch>
@@ -9511,7 +9777,7 @@
                   <pic:spPr bwMode="auto">
                     <a:xfrm>
                       <a:off x="0" y="0"/>
-                      <a:ext cx="5334000" cy="2798952"/>
+                      <a:ext cx="5753100" cy="3018870"/>
                     </a:xfrm>
                     <a:prstGeom prst="rect">
                       <a:avLst/>
@@ -9545,20 +9811,20 @@
       <w:r>
         <w:drawing>
           <wp:inline>
-            <wp:extent cx="5334000" cy="2168978"/>
+            <wp:extent cx="5753100" cy="2188290"/>
             <wp:effectExtent b="0" l="0" r="0" t="0"/>
-            <wp:docPr descr="Figure 10. Ablation study — component contribution to mission performance (95% CI, 30 runs) for mission success." title="" id="148" name="Picture"/>
+            <wp:docPr descr="Figure 10. Ablation study — component contribution to mission performance (95% CI, 30 runs) for mission success." title="" id="153" name="Picture"/>
             <a:graphic>
               <a:graphicData uri="http://schemas.openxmlformats.org/drawingml/2006/picture">
                 <pic:pic>
                   <pic:nvPicPr>
-                    <pic:cNvPr descr="figures/fig10_ablation_study.png" id="149" name="Picture"/>
+                    <pic:cNvPr descr="figures/fig10_ablation_v4.png" id="154" name="Picture"/>
                     <pic:cNvPicPr>
                       <a:picLocks noChangeArrowheads="1" noChangeAspect="1"/>
                     </pic:cNvPicPr>
                   </pic:nvPicPr>
                   <pic:blipFill>
-                    <a:blip r:embed="rId147"/>
+                    <a:blip r:embed="rId152"/>
                     <a:stretch>
                       <a:fillRect/>
                     </a:stretch>
@@ -9566,7 +9832,7 @@
                   <pic:spPr bwMode="auto">
                     <a:xfrm>
                       <a:off x="0" y="0"/>
-                      <a:ext cx="5334000" cy="2168978"/>
+                      <a:ext cx="5753100" cy="2188290"/>
                     </a:xfrm>
                     <a:prstGeom prst="rect">
                       <a:avLst/>
@@ -9600,20 +9866,20 @@
       <w:r>
         <w:drawing>
           <wp:inline>
-            <wp:extent cx="5334000" cy="1840938"/>
+            <wp:extent cx="5753100" cy="1888968"/>
             <wp:effectExtent b="0" l="0" r="0" t="0"/>
-            <wp:docPr descr="Figure 11. Scalability analysis — mission performance across 10, 20 and 30 UAV swarm sizes (95% CI) by UAV count." title="" id="151" name="Picture"/>
+            <wp:docPr descr="Figure 11. Scalability analysis — mission performance across 10, 20 and 30 UAV swarm sizes (95% CI) by UAV count." title="" id="156" name="Picture"/>
             <a:graphic>
               <a:graphicData uri="http://schemas.openxmlformats.org/drawingml/2006/picture">
                 <pic:pic>
                   <pic:nvPicPr>
-                    <pic:cNvPr descr="figures/fig11_scalability.png" id="152" name="Picture"/>
+                    <pic:cNvPr descr="figures/fig11_scalability_v4.png" id="157" name="Picture"/>
                     <pic:cNvPicPr>
                       <a:picLocks noChangeArrowheads="1" noChangeAspect="1"/>
                     </pic:cNvPicPr>
                   </pic:nvPicPr>
                   <pic:blipFill>
-                    <a:blip r:embed="rId150"/>
+                    <a:blip r:embed="rId155"/>
                     <a:stretch>
                       <a:fillRect/>
                     </a:stretch>
@@ -9621,7 +9887,7 @@
                   <pic:spPr bwMode="auto">
                     <a:xfrm>
                       <a:off x="0" y="0"/>
-                      <a:ext cx="5334000" cy="1840938"/>
+                      <a:ext cx="5753100" cy="1888968"/>
                     </a:xfrm>
                     <a:prstGeom prst="rect">
                       <a:avLst/>
@@ -9655,20 +9921,20 @@
       <w:r>
         <w:drawing>
           <wp:inline>
-            <wp:extent cx="5334000" cy="1997980"/>
+            <wp:extent cx="5753100" cy="2274800"/>
             <wp:effectExtent b="0" l="0" r="0" t="0"/>
-            <wp:docPr descr="Figure 12. Attack intensity stress test — mission performance under none, low, medium and high intensity attacks (95% CI)." title="" id="154" name="Picture"/>
+            <wp:docPr descr="Figure 12. Attack intensity stress test — mission performance under none, low, medium and high intensity attacks (95% CI)." title="" id="159" name="Picture"/>
             <a:graphic>
               <a:graphicData uri="http://schemas.openxmlformats.org/drawingml/2006/picture">
                 <pic:pic>
                   <pic:nvPicPr>
-                    <pic:cNvPr descr="figures/fig12_attack_intensity.png" id="155" name="Picture"/>
+                    <pic:cNvPr descr="figures/fig12_attack_intensity_v4.png" id="160" name="Picture"/>
                     <pic:cNvPicPr>
                       <a:picLocks noChangeArrowheads="1" noChangeAspect="1"/>
                     </pic:cNvPicPr>
                   </pic:nvPicPr>
                   <pic:blipFill>
-                    <a:blip r:embed="rId153"/>
+                    <a:blip r:embed="rId158"/>
                     <a:stretch>
                       <a:fillRect/>
                     </a:stretch>
@@ -9676,7 +9942,7 @@
                   <pic:spPr bwMode="auto">
                     <a:xfrm>
                       <a:off x="0" y="0"/>
-                      <a:ext cx="5334000" cy="1997980"/>
+                      <a:ext cx="5753100" cy="2274800"/>
                     </a:xfrm>
                     <a:prstGeom prst="rect">
                       <a:avLst/>
@@ -9703,24 +9969,6 @@
         <w:t xml:space="preserve">Figure 12. Attack intensity stress test — mission performance under none, low, medium and high intensity attacks (95% CI).</w:t>
       </w:r>
     </w:p>
-    <w:bookmarkEnd w:id="156"/>
-    <w:bookmarkStart w:id="169" w:name="supplementary-figures"/>
-    <w:p>
-      <w:pPr>
-        <w:pStyle w:val="Heading2"/>
-      </w:pPr>
-      <w:r>
-        <w:t xml:space="preserve">Supplementary Figures</w:t>
-      </w:r>
-    </w:p>
-    <w:p>
-      <w:pPr>
-        <w:pStyle w:val="FirstParagraph"/>
-      </w:pPr>
-      <w:r>
-        <w:t xml:space="preserve">The following supplementary figures accompany the PX4-style MAVLink telemetry validation case study described in Section 6.4.</w:t>
-      </w:r>
-    </w:p>
     <w:p>
       <w:pPr>
         <w:pStyle w:val="CaptionedFigure"/>
@@ -9728,20 +9976,20 @@
       <w:r>
         <w:drawing>
           <wp:inline>
-            <wp:extent cx="5334000" cy="2963333"/>
+            <wp:extent cx="5753100" cy="2269903"/>
             <wp:effectExtent b="0" l="0" r="0" t="0"/>
-            <wp:docPr descr="Supplementary Figure S1. PX4-style mission assurance index over time across attack intervals." title="" id="158" name="Picture"/>
+            <wp:docPr descr="Figure 13. Adversarial robustness — binary LSTM classifier (clean F1=0.957) under FGSM and PGD white-box attacks. F1 drops below 0.31 at ε=0.01, motivating adversarial training as future work." title="" id="162" name="Picture"/>
             <a:graphic>
               <a:graphicData uri="http://schemas.openxmlformats.org/drawingml/2006/picture">
                 <pic:pic>
                   <pic:nvPicPr>
-                    <pic:cNvPr descr="figures/px4_style_mission_assurance_index.png" id="159" name="Picture"/>
+                    <pic:cNvPr descr="figures/fig13_adversarial_robustness_v4.png" id="163" name="Picture"/>
                     <pic:cNvPicPr>
                       <a:picLocks noChangeArrowheads="1" noChangeAspect="1"/>
                     </pic:cNvPicPr>
                   </pic:nvPicPr>
                   <pic:blipFill>
-                    <a:blip r:embed="rId157"/>
+                    <a:blip r:embed="rId161"/>
                     <a:stretch>
                       <a:fillRect/>
                     </a:stretch>
@@ -9749,7 +9997,7 @@
                   <pic:spPr bwMode="auto">
                     <a:xfrm>
                       <a:off x="0" y="0"/>
-                      <a:ext cx="5334000" cy="2963333"/>
+                      <a:ext cx="5753100" cy="2269903"/>
                     </a:xfrm>
                     <a:prstGeom prst="rect">
                       <a:avLst/>
@@ -9773,7 +10021,7 @@
         <w:pStyle w:val="ImageCaption"/>
       </w:pPr>
       <w:r>
-        <w:t xml:space="preserve">Supplementary Figure S1. PX4-style mission assurance index over time across attack intervals.</w:t>
+        <w:t xml:space="preserve">Figure 13. Adversarial robustness — binary LSTM classifier (clean F1=0.957) under FGSM and PGD white-box attacks. F1 drops below 0.31 at ε=0.01, motivating adversarial training as future work.</w:t>
       </w:r>
     </w:p>
     <w:p>
@@ -9783,20 +10031,20 @@
       <w:r>
         <w:drawing>
           <wp:inline>
-            <wp:extent cx="5334000" cy="2963333"/>
+            <wp:extent cx="5753100" cy="1885715"/>
             <wp:effectExtent b="0" l="0" r="0" t="0"/>
-            <wp:docPr descr="Supplementary Figure S2. PX4-style attack timeline showing jamming, spoofing, tampering, and combined attack intervals with MAI response." title="" id="161" name="Picture"/>
+            <wp:docPr descr="Figure 14. RF channel model validation — SINR, PDR and latency under Friis path loss with jammer ERP model." title="" id="165" name="Picture"/>
             <a:graphic>
               <a:graphicData uri="http://schemas.openxmlformats.org/drawingml/2006/picture">
                 <pic:pic>
                   <pic:nvPicPr>
-                    <pic:cNvPr descr="figures/px4_style_attack_timeline.png" id="162" name="Picture"/>
+                    <pic:cNvPr descr="figures/fig05_rf_channel_validation_v4.png" id="166" name="Picture"/>
                     <pic:cNvPicPr>
                       <a:picLocks noChangeArrowheads="1" noChangeAspect="1"/>
                     </pic:cNvPicPr>
                   </pic:nvPicPr>
                   <pic:blipFill>
-                    <a:blip r:embed="rId160"/>
+                    <a:blip r:embed="rId164"/>
                     <a:stretch>
                       <a:fillRect/>
                     </a:stretch>
@@ -9804,7 +10052,7 @@
                   <pic:spPr bwMode="auto">
                     <a:xfrm>
                       <a:off x="0" y="0"/>
-                      <a:ext cx="5334000" cy="2963333"/>
+                      <a:ext cx="5753100" cy="1885715"/>
                     </a:xfrm>
                     <a:prstGeom prst="rect">
                       <a:avLst/>
@@ -9828,7 +10076,25 @@
         <w:pStyle w:val="ImageCaption"/>
       </w:pPr>
       <w:r>
-        <w:t xml:space="preserve">Supplementary Figure S2. PX4-style attack timeline showing jamming, spoofing, tampering, and combined attack intervals with MAI response.</w:t>
+        <w:t xml:space="preserve">Figure 14. RF channel model validation — SINR, PDR and latency under Friis path loss with jammer ERP model.</w:t>
+      </w:r>
+    </w:p>
+    <w:bookmarkEnd w:id="167"/>
+    <w:bookmarkStart w:id="180" w:name="supplementary-figures"/>
+    <w:p>
+      <w:pPr>
+        <w:pStyle w:val="Heading2"/>
+      </w:pPr>
+      <w:r>
+        <w:t xml:space="preserve">Supplementary Figures</w:t>
+      </w:r>
+    </w:p>
+    <w:p>
+      <w:pPr>
+        <w:pStyle w:val="FirstParagraph"/>
+      </w:pPr>
+      <w:r>
+        <w:t xml:space="preserve">The following supplementary figures accompany the PX4-style MAVLink telemetry validation case study described in Section 6.4.</w:t>
       </w:r>
     </w:p>
     <w:p>
@@ -9838,20 +10104,20 @@
       <w:r>
         <w:drawing>
           <wp:inline>
-            <wp:extent cx="5334000" cy="3333749"/>
+            <wp:extent cx="5753100" cy="3196166"/>
             <wp:effectExtent b="0" l="0" r="0" t="0"/>
-            <wp:docPr descr="Supplementary Figure S3. PX4-style digital twin action selection across mission intervals." title="" id="164" name="Picture"/>
+            <wp:docPr descr="Supplementary Figure S1. PX4-style mission assurance index over time across attack intervals." title="" id="169" name="Picture"/>
             <a:graphic>
               <a:graphicData uri="http://schemas.openxmlformats.org/drawingml/2006/picture">
                 <pic:pic>
                   <pic:nvPicPr>
-                    <pic:cNvPr descr="figures/px4_style_action_selection.png" id="165" name="Picture"/>
+                    <pic:cNvPr descr="figures/px4_style_mission_assurance_index.png" id="170" name="Picture"/>
                     <pic:cNvPicPr>
                       <a:picLocks noChangeArrowheads="1" noChangeAspect="1"/>
                     </pic:cNvPicPr>
                   </pic:nvPicPr>
                   <pic:blipFill>
-                    <a:blip r:embed="rId163"/>
+                    <a:blip r:embed="rId168"/>
                     <a:stretch>
                       <a:fillRect/>
                     </a:stretch>
@@ -9859,7 +10125,7 @@
                   <pic:spPr bwMode="auto">
                     <a:xfrm>
                       <a:off x="0" y="0"/>
-                      <a:ext cx="5334000" cy="3333749"/>
+                      <a:ext cx="5753100" cy="3196166"/>
                     </a:xfrm>
                     <a:prstGeom prst="rect">
                       <a:avLst/>
@@ -9883,7 +10149,7 @@
         <w:pStyle w:val="ImageCaption"/>
       </w:pPr>
       <w:r>
-        <w:t xml:space="preserve">Supplementary Figure S3. PX4-style digital twin action selection across mission intervals.</w:t>
+        <w:t xml:space="preserve">Supplementary Figure S1. PX4-style mission assurance index over time across attack intervals.</w:t>
       </w:r>
     </w:p>
     <w:p>
@@ -9893,20 +10159,20 @@
       <w:r>
         <w:drawing>
           <wp:inline>
-            <wp:extent cx="5334000" cy="4000499"/>
+            <wp:extent cx="5753100" cy="3196166"/>
             <wp:effectExtent b="0" l="0" r="0" t="0"/>
-            <wp:docPr descr="Supplementary Figure S4. PX4-style UAV mission trajectories under normal and spoofing-like attack conditions." title="" id="167" name="Picture"/>
+            <wp:docPr descr="Supplementary Figure S2. PX4-style attack timeline showing jamming, spoofing, tampering, and combined attack intervals with MAI response." title="" id="172" name="Picture"/>
             <a:graphic>
               <a:graphicData uri="http://schemas.openxmlformats.org/drawingml/2006/picture">
                 <pic:pic>
                   <pic:nvPicPr>
-                    <pic:cNvPr descr="figures/px4_style_mission_trajectories.png" id="168" name="Picture"/>
+                    <pic:cNvPr descr="figures/px4_style_attack_timeline.png" id="173" name="Picture"/>
                     <pic:cNvPicPr>
                       <a:picLocks noChangeArrowheads="1" noChangeAspect="1"/>
                     </pic:cNvPicPr>
                   </pic:nvPicPr>
                   <pic:blipFill>
-                    <a:blip r:embed="rId166"/>
+                    <a:blip r:embed="rId171"/>
                     <a:stretch>
                       <a:fillRect/>
                     </a:stretch>
@@ -9914,7 +10180,7 @@
                   <pic:spPr bwMode="auto">
                     <a:xfrm>
                       <a:off x="0" y="0"/>
-                      <a:ext cx="5334000" cy="4000499"/>
+                      <a:ext cx="5753100" cy="3196166"/>
                     </a:xfrm>
                     <a:prstGeom prst="rect">
                       <a:avLst/>
@@ -9938,12 +10204,122 @@
         <w:pStyle w:val="ImageCaption"/>
       </w:pPr>
       <w:r>
+        <w:t xml:space="preserve">Supplementary Figure S2. PX4-style attack timeline showing jamming, spoofing, tampering, and combined attack intervals with MAI response.</w:t>
+      </w:r>
+    </w:p>
+    <w:p>
+      <w:pPr>
+        <w:pStyle w:val="CaptionedFigure"/>
+      </w:pPr>
+      <w:r>
+        <w:drawing>
+          <wp:inline>
+            <wp:extent cx="5753100" cy="3595687"/>
+            <wp:effectExtent b="0" l="0" r="0" t="0"/>
+            <wp:docPr descr="Supplementary Figure S3. PX4-style digital twin action selection across mission intervals." title="" id="175" name="Picture"/>
+            <a:graphic>
+              <a:graphicData uri="http://schemas.openxmlformats.org/drawingml/2006/picture">
+                <pic:pic>
+                  <pic:nvPicPr>
+                    <pic:cNvPr descr="figures/px4_style_action_selection.png" id="176" name="Picture"/>
+                    <pic:cNvPicPr>
+                      <a:picLocks noChangeArrowheads="1" noChangeAspect="1"/>
+                    </pic:cNvPicPr>
+                  </pic:nvPicPr>
+                  <pic:blipFill>
+                    <a:blip r:embed="rId174"/>
+                    <a:stretch>
+                      <a:fillRect/>
+                    </a:stretch>
+                  </pic:blipFill>
+                  <pic:spPr bwMode="auto">
+                    <a:xfrm>
+                      <a:off x="0" y="0"/>
+                      <a:ext cx="5753100" cy="3595687"/>
+                    </a:xfrm>
+                    <a:prstGeom prst="rect">
+                      <a:avLst/>
+                    </a:prstGeom>
+                    <a:noFill/>
+                    <a:ln w="9525">
+                      <a:noFill/>
+                      <a:headEnd/>
+                      <a:tailEnd/>
+                    </a:ln>
+                  </pic:spPr>
+                </pic:pic>
+              </a:graphicData>
+            </a:graphic>
+          </wp:inline>
+        </w:drawing>
+      </w:r>
+    </w:p>
+    <w:p>
+      <w:pPr>
+        <w:pStyle w:val="ImageCaption"/>
+      </w:pPr>
+      <w:r>
+        <w:t xml:space="preserve">Supplementary Figure S3. PX4-style digital twin action selection across mission intervals.</w:t>
+      </w:r>
+    </w:p>
+    <w:p>
+      <w:pPr>
+        <w:pStyle w:val="CaptionedFigure"/>
+      </w:pPr>
+      <w:r>
+        <w:drawing>
+          <wp:inline>
+            <wp:extent cx="5753100" cy="4314824"/>
+            <wp:effectExtent b="0" l="0" r="0" t="0"/>
+            <wp:docPr descr="Supplementary Figure S4. PX4-style UAV mission trajectories under normal and spoofing-like attack conditions." title="" id="178" name="Picture"/>
+            <a:graphic>
+              <a:graphicData uri="http://schemas.openxmlformats.org/drawingml/2006/picture">
+                <pic:pic>
+                  <pic:nvPicPr>
+                    <pic:cNvPr descr="figures/px4_style_mission_trajectories.png" id="179" name="Picture"/>
+                    <pic:cNvPicPr>
+                      <a:picLocks noChangeArrowheads="1" noChangeAspect="1"/>
+                    </pic:cNvPicPr>
+                  </pic:nvPicPr>
+                  <pic:blipFill>
+                    <a:blip r:embed="rId177"/>
+                    <a:stretch>
+                      <a:fillRect/>
+                    </a:stretch>
+                  </pic:blipFill>
+                  <pic:spPr bwMode="auto">
+                    <a:xfrm>
+                      <a:off x="0" y="0"/>
+                      <a:ext cx="5753100" cy="4314824"/>
+                    </a:xfrm>
+                    <a:prstGeom prst="rect">
+                      <a:avLst/>
+                    </a:prstGeom>
+                    <a:noFill/>
+                    <a:ln w="9525">
+                      <a:noFill/>
+                      <a:headEnd/>
+                      <a:tailEnd/>
+                    </a:ln>
+                  </pic:spPr>
+                </pic:pic>
+              </a:graphicData>
+            </a:graphic>
+          </wp:inline>
+        </w:drawing>
+      </w:r>
+    </w:p>
+    <w:p>
+      <w:pPr>
+        <w:pStyle w:val="ImageCaption"/>
+      </w:pPr>
+      <w:r>
         <w:t xml:space="preserve">Supplementary Figure S4. PX4-style UAV mission trajectories under normal and spoofing-like attack conditions.</w:t>
       </w:r>
     </w:p>
-    <w:bookmarkEnd w:id="169"/>
-    <w:bookmarkEnd w:id="170"/>
-    <w:bookmarkStart w:id="171" w:name="funding"/>
+    <w:bookmarkEnd w:id="180"/>
+    <w:bookmarkEnd w:id="181"/>
+    <w:bookmarkStart w:id="182" w:name="funding"/>
     <w:p>
       <w:pPr>
         <w:pStyle w:val="Heading1"/>
@@ -9960,8 +10336,8 @@
         <w:t xml:space="preserve">This research did not receive any specific grant from funding agencies in the public, commercial, or not-for-profit sectors.</w:t>
       </w:r>
     </w:p>
-    <w:bookmarkEnd w:id="171"/>
-    <w:bookmarkStart w:id="173" w:name="X071796dd6bc546c91e96cca1cf5ff96599de61f"/>
+    <w:bookmarkEnd w:id="182"/>
+    <w:bookmarkStart w:id="184" w:name="X071796dd6bc546c91e96cca1cf5ff96599de61f"/>
     <w:p>
       <w:pPr>
         <w:pStyle w:val="Heading1"/>
@@ -9978,7 +10354,7 @@
         <w:t xml:space="preserve">During the preparation of this work the author used AI-assisted writing tools in order to improve language clarity and readability. After using these tools, the author reviewed and edited all content as needed and takes full responsibility for the content of the published article.</w:t>
       </w:r>
     </w:p>
-    <w:bookmarkStart w:id="172" w:name="references"/>
+    <w:bookmarkStart w:id="183" w:name="references"/>
     <w:p>
       <w:pPr>
         <w:pStyle w:val="Heading2"/>
@@ -11183,9 +11559,58 @@
         <w:t xml:space="preserve">in Proc. ACM Workshop Cyber-Phys. Syst. Secur. Privacy (CPSS), 2018, pp. 36–47, doi: 10.1145/3264888.3264892.</w:t>
       </w:r>
     </w:p>
-    <w:bookmarkEnd w:id="172"/>
-    <w:bookmarkEnd w:id="173"/>
-    <w:sectPr/>
+    <w:p>
+      <w:pPr>
+        <w:pStyle w:val="BodyText"/>
+      </w:pPr>
+      <w:r>
+        <w:t xml:space="preserve">[47] D. Dolev and A. C. Yao,</w:t>
+      </w:r>
+      <w:r>
+        <w:t xml:space="preserve"> </w:t>
+      </w:r>
+      <w:r>
+        <w:t xml:space="preserve">“</w:t>
+      </w:r>
+      <w:r>
+        <w:t xml:space="preserve">On the Security of Public Key Protocols,</w:t>
+      </w:r>
+      <w:r>
+        <w:t xml:space="preserve">”</w:t>
+      </w:r>
+      <w:r>
+        <w:t xml:space="preserve"> </w:t>
+      </w:r>
+      <w:r>
+        <w:t xml:space="preserve">IEEE Trans. Inf. Theory, vol. 29, no. 2, pp. 198–208, 1983, doi: 10.1109/TIT.1983.1056650.,</w:t>
+      </w:r>
+      <w:r>
+        <w:t xml:space="preserve"> </w:t>
+      </w:r>
+      <w:r>
+        <w:t xml:space="preserve">“</w:t>
+      </w:r>
+      <w:r>
+        <w:t xml:space="preserve">A Specification-Based State Replication Approach for Digital Twins,</w:t>
+      </w:r>
+      <w:r>
+        <w:t xml:space="preserve">”</w:t>
+      </w:r>
+      <w:r>
+        <w:t xml:space="preserve"> </w:t>
+      </w:r>
+      <w:r>
+        <w:t xml:space="preserve">in Proc. ACM Workshop Cyber-Phys. Syst. Secur. Privacy (CPSS), 2018, pp. 36–47, doi: 10.1145/3264888.3264892.</w:t>
+      </w:r>
+    </w:p>
+    <w:bookmarkEnd w:id="183"/>
+    <w:bookmarkEnd w:id="184"/>
+    <w:sectPr>
+      <w:pgSz w:h="16838" w:orient="portrait" w:w="11906"/>
+      <w:pgMar w:bottom="1701" w:footer="708" w:gutter="0" w:header="708" w:left="1418" w:right="1418" w:top="1701"/>
+      <w:pgNumType/>
+      <w:docGrid w:linePitch="360"/>
+    </w:sectPr>
   </w:body>
 </w:document>
 </file>
@@ -11214,7 +11639,91 @@
 </file>
 
 <file path=word/numbering.xml><?xml version="1.0" encoding="utf-8"?>
-<w:numbering xmlns:w="http://schemas.openxmlformats.org/wordprocessingml/2006/main">
+<w:numbering xmlns:m="http://schemas.openxmlformats.org/officeDocument/2006/math" xmlns:mc="http://schemas.openxmlformats.org/markup-compatibility/2006" xmlns:o="urn:schemas-microsoft-com:office:office" xmlns:r="http://schemas.openxmlformats.org/officeDocument/2006/relationships" xmlns:v="urn:schemas-microsoft-com:vml" xmlns:w="http://schemas.openxmlformats.org/wordprocessingml/2006/main" xmlns:w10="urn:schemas-microsoft-com:office:word" xmlns:w14="http://schemas.microsoft.com/office/word/2010/wordml" xmlns:w15="http://schemas.microsoft.com/office/word/2012/wordml" xmlns:wne="http://schemas.microsoft.com/office/word/2006/wordml" xmlns:wp="http://schemas.openxmlformats.org/drawingml/2006/wordprocessingDrawing" xmlns:wp14="http://schemas.microsoft.com/office/word/2010/wordprocessingDrawing" xmlns:wpc="http://schemas.microsoft.com/office/word/2010/wordprocessingCanvas" xmlns:wpg="http://schemas.microsoft.com/office/word/2010/wordprocessingGroup" xmlns:wpi="http://schemas.microsoft.com/office/word/2010/wordprocessingInk" xmlns:wps="http://schemas.microsoft.com/office/word/2010/wordprocessingShape" mc:Ignorable="w14 w15 wp14">
+  <w:abstractNum w15:restartNumberingAfterBreak="0" w:abstractNumId="1">
+    <w:multiLevelType w:val="hybridMultilevel"/>
+    <w:lvl w15:tentative="1" w:ilvl="0">
+      <w:start w:val="1"/>
+      <w:numFmt w:val="bullet"/>
+      <w:lvlText w:val="●"/>
+      <w:lvlJc w:val="left"/>
+      <w:pPr>
+        <w:ind w:hanging="360" w:left="720"/>
+      </w:pPr>
+    </w:lvl>
+    <w:lvl w15:tentative="1" w:ilvl="1">
+      <w:start w:val="1"/>
+      <w:numFmt w:val="bullet"/>
+      <w:lvlText w:val="○"/>
+      <w:lvlJc w:val="left"/>
+      <w:pPr>
+        <w:ind w:hanging="360" w:left="1440"/>
+      </w:pPr>
+    </w:lvl>
+    <w:lvl w15:tentative="1" w:ilvl="2">
+      <w:start w:val="1"/>
+      <w:numFmt w:val="bullet"/>
+      <w:lvlText w:val="■"/>
+      <w:lvlJc w:val="left"/>
+      <w:pPr>
+        <w:ind w:hanging="360" w:left="2160"/>
+      </w:pPr>
+    </w:lvl>
+    <w:lvl w15:tentative="1" w:ilvl="3">
+      <w:start w:val="1"/>
+      <w:numFmt w:val="bullet"/>
+      <w:lvlText w:val="●"/>
+      <w:lvlJc w:val="left"/>
+      <w:pPr>
+        <w:ind w:hanging="360" w:left="2880"/>
+      </w:pPr>
+    </w:lvl>
+    <w:lvl w15:tentative="1" w:ilvl="4">
+      <w:start w:val="1"/>
+      <w:numFmt w:val="bullet"/>
+      <w:lvlText w:val="○"/>
+      <w:lvlJc w:val="left"/>
+      <w:pPr>
+        <w:ind w:hanging="360" w:left="3600"/>
+      </w:pPr>
+    </w:lvl>
+    <w:lvl w15:tentative="1" w:ilvl="5">
+      <w:start w:val="1"/>
+      <w:numFmt w:val="bullet"/>
+      <w:lvlText w:val="■"/>
+      <w:lvlJc w:val="left"/>
+      <w:pPr>
+        <w:ind w:hanging="360" w:left="4320"/>
+      </w:pPr>
+    </w:lvl>
+    <w:lvl w15:tentative="1" w:ilvl="6">
+      <w:start w:val="1"/>
+      <w:numFmt w:val="bullet"/>
+      <w:lvlText w:val="●"/>
+      <w:lvlJc w:val="left"/>
+      <w:pPr>
+        <w:ind w:hanging="360" w:left="5040"/>
+      </w:pPr>
+    </w:lvl>
+    <w:lvl w15:tentative="1" w:ilvl="7">
+      <w:start w:val="1"/>
+      <w:numFmt w:val="bullet"/>
+      <w:lvlText w:val="●"/>
+      <w:lvlJc w:val="left"/>
+      <w:pPr>
+        <w:ind w:hanging="360" w:left="5760"/>
+      </w:pPr>
+    </w:lvl>
+    <w:lvl w15:tentative="1" w:ilvl="8">
+      <w:start w:val="1"/>
+      <w:numFmt w:val="bullet"/>
+      <w:lvlText w:val="●"/>
+      <w:lvlJc w:val="left"/>
+      <w:pPr>
+        <w:ind w:hanging="360" w:left="6480"/>
+      </w:pPr>
+    </w:lvl>
+  </w:abstractNum>
   <w:abstractNum w:abstractNumId="990">
     <w:nsid w:val="A990"/>
     <w:multiLevelType w:val="multilevel"/>
@@ -11452,6 +11961,12 @@
       </w:pPr>
     </w:lvl>
   </w:abstractNum>
+  <w:num w:numId="1">
+    <w:abstractNumId w:val="1"/>
+    <w:lvlOverride w:ilvl="0">
+      <w:startOverride w:val="1"/>
+    </w:lvlOverride>
+  </w:num>
   <w:num w:numId="1000">
     <w:abstractNumId w:val="990"/>
   </w:num>
@@ -11774,165 +12289,40 @@
 </file>
 
 <file path=word/styles.xml><?xml version="1.0" encoding="utf-8"?>
-<w:styles xmlns:r="http://schemas.openxmlformats.org/officeDocument/2006/relationships" xmlns:w="http://schemas.openxmlformats.org/wordprocessingml/2006/main">
+<w:styles xmlns:mc="http://schemas.openxmlformats.org/markup-compatibility/2006" xmlns:r="http://schemas.openxmlformats.org/officeDocument/2006/relationships" xmlns:w="http://schemas.openxmlformats.org/wordprocessingml/2006/main" xmlns:w14="http://schemas.microsoft.com/office/word/2010/wordml" xmlns:w15="http://schemas.microsoft.com/office/word/2012/wordml" mc:Ignorable="w14 w15">
   <w:docDefaults>
     <w:rPrDefault>
       <w:rPr>
-        <w:rFonts w:asciiTheme="minorHAnsi" w:cstheme="minorBidi" w:eastAsiaTheme="minorHAnsi" w:hAnsiTheme="minorHAnsi"/>
+        <w:rFonts w:ascii="Times New Roman" w:cs="Times New Roman" w:eastAsia="Times New Roman" w:hAnsi="Times New Roman"/>
+        <w:color w:val="000000"/>
         <w:sz w:val="24"/>
         <w:szCs w:val="24"/>
-        <w:lang w:bidi="ar-SA" w:eastAsia="en-US" w:val="en-US"/>
       </w:rPr>
     </w:rPrDefault>
     <w:pPrDefault>
       <w:pPr>
-        <w:spacing w:after="200"/>
+        <w:spacing w:after="160" w:before="0" w:line="480" w:lineRule="auto"/>
+        <w:jc w:val="both"/>
       </w:pPr>
     </w:pPrDefault>
   </w:docDefaults>
-  <w:latentStyles w:count="276" w:defLockedState="0" w:defQFormat="0" w:defSemiHidden="0" w:defUIPriority="0" w:defUnhideWhenUsed="0"/>
-  <w:style w:default="1" w:styleId="Normal" w:type="paragraph">
-    <w:name w:val="Normal"/>
-    <w:qFormat/>
-  </w:style>
-  <w:style w:styleId="BodyText" w:type="paragraph">
-    <w:name w:val="Body Text"/>
-    <w:basedOn w:val="Normal"/>
-    <w:link w:val="BodyTextChar"/>
-    <w:pPr>
-      <w:spacing w:after="180" w:before="180"/>
-    </w:pPr>
-    <w:qFormat/>
-  </w:style>
-  <w:style w:customStyle="1" w:styleId="FirstParagraph" w:type="paragraph">
-    <w:name w:val="First Paragraph"/>
-    <w:basedOn w:val="BodyText"/>
-    <w:next w:val="BodyText"/>
-    <w:qFormat/>
-  </w:style>
-  <w:style w:customStyle="1" w:styleId="Compact" w:type="paragraph">
-    <w:name w:val="Compact"/>
-    <w:basedOn w:val="BodyText"/>
-    <w:qFormat/>
-    <w:pPr>
-      <w:spacing w:after="36" w:before="36"/>
-    </w:pPr>
-  </w:style>
   <w:style w:styleId="Title" w:type="paragraph">
     <w:name w:val="Title"/>
     <w:basedOn w:val="Normal"/>
-    <w:next w:val="BodyText"/>
+    <w:next w:val="Normal"/>
     <w:qFormat/>
-    <w:pPr>
-      <w:keepNext/>
-      <w:keepLines/>
-      <w:spacing w:after="240" w:before="480"/>
-      <w:jc w:val="center"/>
-    </w:pPr>
     <w:rPr>
-      <w:rFonts w:asciiTheme="majorHAnsi" w:cstheme="majorBidi" w:eastAsiaTheme="majorEastAsia" w:hAnsiTheme="majorHAnsi"/>
-      <w:b/>
-      <w:bCs/>
-      <w:color w:themeColor="accent1" w:themeShade="B5" w:val="345A8A"/>
-      <w:sz w:val="36"/>
-      <w:szCs w:val="36"/>
+      <w:sz w:val="56"/>
+      <w:szCs w:val="56"/>
     </w:rPr>
-  </w:style>
-  <w:style w:styleId="Subtitle" w:type="paragraph">
-    <w:name w:val="Subtitle"/>
-    <w:basedOn w:val="Title"/>
-    <w:next w:val="BodyText"/>
-    <w:qFormat/>
-    <w:pPr>
-      <w:keepNext/>
-      <w:keepLines/>
-      <w:spacing w:after="240" w:before="240"/>
-      <w:jc w:val="center"/>
-    </w:pPr>
-    <w:rPr>
-      <w:sz w:val="30"/>
-      <w:szCs w:val="30"/>
-    </w:rPr>
-  </w:style>
-  <w:style w:customStyle="1" w:styleId="Author" w:type="paragraph">
-    <w:name w:val="Author"/>
-    <w:next w:val="BodyText"/>
-    <w:qFormat/>
-    <w:pPr>
-      <w:keepNext/>
-      <w:keepLines/>
-      <w:jc w:val="center"/>
-    </w:pPr>
-  </w:style>
-  <w:style w:styleId="Date" w:type="paragraph">
-    <w:name w:val="Date"/>
-    <w:next w:val="BodyText"/>
-    <w:qFormat/>
-    <w:pPr>
-      <w:keepNext/>
-      <w:keepLines/>
-      <w:jc w:val="center"/>
-    </w:pPr>
-  </w:style>
-  <w:style w:customStyle="1" w:styleId="AbstractTitle" w:type="paragraph">
-    <w:name w:val="Abstract Title"/>
-    <w:basedOn w:val="Normal"/>
-    <w:next w:val="Abstract"/>
-    <w:qFormat/>
-    <w:pPr>
-      <w:keepNext/>
-      <w:keepLines/>
-      <w:jc w:val="center"/>
-      <w:spacing w:after="0" w:before="300"/>
-    </w:pPr>
-    <w:rPr>
-      <w:sz w:val="20"/>
-      <w:szCs w:val="20"/>
-      <w:b/>
-      <w:color w:val="345A8A"/>
-      &gt;
-    </w:rPr>
-  </w:style>
-  <w:style w:customStyle="1" w:styleId="Abstract" w:type="paragraph">
-    <w:name w:val="Abstract"/>
-    <w:basedOn w:val="Normal"/>
-    <w:next w:val="BodyText"/>
-    <w:qFormat/>
-    <w:pPr>
-      <w:keepNext/>
-      <w:keepLines/>
-      <w:spacing w:after="300" w:before="100"/>
-    </w:pPr>
-    <w:rPr>
-      <w:sz w:val="20"/>
-      <w:szCs w:val="20"/>
-    </w:rPr>
-  </w:style>
-  <w:style w:styleId="Bibliography" w:type="paragraph">
-    <w:name w:val="Bibliography"/>
-    <w:basedOn w:val="Normal"/>
-    <w:next w:val="Bibliography"/>
-    <w:qFormat/>
-    <w:pPr/>
-    <w:rPr/>
   </w:style>
   <w:style w:styleId="Heading1" w:type="paragraph">
     <w:name w:val="Heading 1"/>
     <w:basedOn w:val="Normal"/>
-    <w:next w:val="BodyText"/>
-    <w:uiPriority w:val="9"/>
+    <w:next w:val="Normal"/>
     <w:qFormat/>
-    <w:pPr>
-      <w:keepNext/>
-      <w:keepLines/>
-      <w:spacing w:after="0" w:before="480"/>
-      <w:outlineLvl w:val="0"/>
-    </w:pPr>
     <w:rPr>
-      <w:rFonts w:asciiTheme="majorHAnsi" w:cstheme="majorBidi" w:eastAsiaTheme="majorEastAsia" w:hAnsiTheme="majorHAnsi"/>
-      <w:b/>
-      <w:bCs/>
-      <w:color w:themeColor="accent1" w:val="4F81BD"/>
+      <w:color w:val="2E74B5"/>
       <w:sz w:val="32"/>
       <w:szCs w:val="32"/>
     </w:rPr>
@@ -11940,43 +12330,21 @@
   <w:style w:styleId="Heading2" w:type="paragraph">
     <w:name w:val="Heading 2"/>
     <w:basedOn w:val="Normal"/>
-    <w:next w:val="BodyText"/>
-    <w:uiPriority w:val="9"/>
-    <w:unhideWhenUsed/>
+    <w:next w:val="Normal"/>
     <w:qFormat/>
-    <w:pPr>
-      <w:keepNext/>
-      <w:keepLines/>
-      <w:spacing w:after="0" w:before="200"/>
-      <w:outlineLvl w:val="1"/>
-    </w:pPr>
     <w:rPr>
-      <w:rFonts w:asciiTheme="majorHAnsi" w:cstheme="majorBidi" w:eastAsiaTheme="majorEastAsia" w:hAnsiTheme="majorHAnsi"/>
-      <w:b/>
-      <w:bCs/>
-      <w:color w:themeColor="accent1" w:val="4F81BD"/>
-      <w:sz w:val="28"/>
-      <w:szCs w:val="28"/>
+      <w:color w:val="2E74B5"/>
+      <w:sz w:val="26"/>
+      <w:szCs w:val="26"/>
     </w:rPr>
   </w:style>
   <w:style w:styleId="Heading3" w:type="paragraph">
     <w:name w:val="Heading 3"/>
     <w:basedOn w:val="Normal"/>
-    <w:next w:val="BodyText"/>
-    <w:uiPriority w:val="9"/>
-    <w:unhideWhenUsed/>
+    <w:next w:val="Normal"/>
     <w:qFormat/>
-    <w:pPr>
-      <w:keepNext/>
-      <w:keepLines/>
-      <w:spacing w:after="0" w:before="200"/>
-      <w:outlineLvl w:val="2"/>
-    </w:pPr>
     <w:rPr>
-      <w:rFonts w:asciiTheme="majorHAnsi" w:cstheme="majorBidi" w:eastAsiaTheme="majorEastAsia" w:hAnsiTheme="majorHAnsi"/>
-      <w:b/>
-      <w:bCs/>
-      <w:color w:themeColor="accent1" w:val="4F81BD"/>
+      <w:color w:val="1F4D78"/>
       <w:sz w:val="24"/>
       <w:szCs w:val="24"/>
     </w:rPr>
@@ -11984,279 +12352,204 @@
   <w:style w:styleId="Heading4" w:type="paragraph">
     <w:name w:val="Heading 4"/>
     <w:basedOn w:val="Normal"/>
-    <w:next w:val="BodyText"/>
-    <w:uiPriority w:val="9"/>
-    <w:unhideWhenUsed/>
+    <w:next w:val="Normal"/>
     <w:qFormat/>
-    <w:pPr>
-      <w:keepNext/>
-      <w:keepLines/>
-      <w:spacing w:after="0" w:before="200"/>
-      <w:outlineLvl w:val="3"/>
-    </w:pPr>
     <w:rPr>
-      <w:rFonts w:asciiTheme="majorHAnsi" w:cstheme="majorBidi" w:eastAsiaTheme="majorEastAsia" w:hAnsiTheme="majorHAnsi"/>
       <w:i/>
-      <w:bCs/>
-      <w:color w:themeColor="accent1" w:val="4F81BD"/>
-      <w:sz w:val="24"/>
-      <w:szCs w:val="24"/>
+      <w:iCs/>
+      <w:color w:val="2E74B5"/>
     </w:rPr>
   </w:style>
   <w:style w:styleId="Heading5" w:type="paragraph">
     <w:name w:val="Heading 5"/>
     <w:basedOn w:val="Normal"/>
-    <w:next w:val="BodyText"/>
-    <w:uiPriority w:val="9"/>
-    <w:unhideWhenUsed/>
+    <w:next w:val="Normal"/>
     <w:qFormat/>
-    <w:pPr>
-      <w:keepNext/>
-      <w:keepLines/>
-      <w:spacing w:after="0" w:before="200"/>
-      <w:outlineLvl w:val="4"/>
-    </w:pPr>
     <w:rPr>
-      <w:rFonts w:asciiTheme="majorHAnsi" w:cstheme="majorBidi" w:eastAsiaTheme="majorEastAsia" w:hAnsiTheme="majorHAnsi"/>
-      <w:iCs/>
-      <w:color w:themeColor="accent1" w:val="4F81BD"/>
-      <w:sz w:val="24"/>
-      <w:szCs w:val="24"/>
+      <w:color w:val="2E74B5"/>
     </w:rPr>
   </w:style>
   <w:style w:styleId="Heading6" w:type="paragraph">
     <w:name w:val="Heading 6"/>
     <w:basedOn w:val="Normal"/>
-    <w:next w:val="BodyText"/>
-    <w:uiPriority w:val="9"/>
+    <w:next w:val="Normal"/>
+    <w:qFormat/>
+    <w:rPr>
+      <w:color w:val="1F4D78"/>
+    </w:rPr>
+  </w:style>
+  <w:style w:styleId="Strong" w:type="paragraph">
+    <w:name w:val="Strong"/>
+    <w:basedOn w:val="Normal"/>
+    <w:next w:val="Normal"/>
+    <w:qFormat/>
+    <w:rPr>
+      <w:b/>
+      <w:bCs/>
+    </w:rPr>
+  </w:style>
+  <w:style w:styleId="ListParagraph" w:type="paragraph">
+    <w:name w:val="List Paragraph"/>
+    <w:basedOn w:val="Normal"/>
+    <w:qFormat/>
+  </w:style>
+  <w:style w:styleId="Hyperlink" w:type="character">
+    <w:name w:val="Hyperlink"/>
+    <w:basedOn w:val="DefaultParagraphFont"/>
+    <w:uiPriority w:val="99"/>
     <w:unhideWhenUsed/>
+    <w:rPr>
+      <w:color w:val="0563C1"/>
+      <w:u w:val="single"/>
+    </w:rPr>
+  </w:style>
+  <w:style w:styleId="FootnoteReference" w:type="character">
+    <w:name w:val="footnote reference"/>
+    <w:basedOn w:val="DefaultParagraphFont"/>
+    <w:uiPriority w:val="99"/>
+    <w:semiHidden/>
+    <w:unhideWhenUsed/>
+    <w:rPr>
+      <w:vertAlign w:val="superscript"/>
+    </w:rPr>
+  </w:style>
+  <w:style w:styleId="FootnoteText" w:type="paragraph">
+    <w:name w:val="footnote text"/>
+    <w:basedOn w:val="Normal"/>
+    <w:link w:val="FootnoteTextChar"/>
+    <w:uiPriority w:val="99"/>
+    <w:semiHidden/>
+    <w:unhideWhenUsed/>
+    <w:pPr>
+      <w:spacing w:after="0" w:line="240" w:lineRule="auto"/>
+    </w:pPr>
+    <w:rPr>
+      <w:sz w:val="20"/>
+      <w:szCs w:val="20"/>
+    </w:rPr>
+  </w:style>
+  <w:style w:styleId="FootnoteTextChar" w:type="character">
+    <w:name w:val="Footnote Text Char"/>
+    <w:basedOn w:val="DefaultParagraphFont"/>
+    <w:link w:val="FootnoteText"/>
+    <w:uiPriority w:val="99"/>
+    <w:semiHidden/>
+    <w:unhideWhenUsed/>
+    <w:rPr>
+      <w:sz w:val="20"/>
+      <w:szCs w:val="20"/>
+    </w:rPr>
+  </w:style>
+  <w:style w:styleId="EndnoteReference" w:type="character">
+    <w:name w:val="endnote reference"/>
+    <w:basedOn w:val="DefaultParagraphFont"/>
+    <w:uiPriority w:val="99"/>
+    <w:semiHidden/>
+    <w:unhideWhenUsed/>
+    <w:rPr>
+      <w:vertAlign w:val="superscript"/>
+    </w:rPr>
+  </w:style>
+  <w:style w:styleId="EndnoteText" w:type="paragraph">
+    <w:name w:val="endnote text"/>
+    <w:basedOn w:val="Normal"/>
+    <w:link w:val="EndnoteTextChar"/>
+    <w:uiPriority w:val="99"/>
+    <w:semiHidden/>
+    <w:unhideWhenUsed/>
+    <w:pPr>
+      <w:spacing w:after="0" w:line="240" w:lineRule="auto"/>
+    </w:pPr>
+    <w:rPr>
+      <w:sz w:val="20"/>
+      <w:szCs w:val="20"/>
+    </w:rPr>
+  </w:style>
+  <w:style w:styleId="EndnoteTextChar" w:type="character">
+    <w:name w:val="Endnote Text Char"/>
+    <w:basedOn w:val="DefaultParagraphFont"/>
+    <w:link w:val="EndnoteText"/>
+    <w:uiPriority w:val="99"/>
+    <w:semiHidden/>
+    <w:unhideWhenUsed/>
+    <w:rPr>
+      <w:sz w:val="20"/>
+      <w:szCs w:val="20"/>
+    </w:rPr>
+  </w:style>
+  <w:style w:styleId="Heading1" w:type="paragraph">
+    <w:name w:val="Heading 1"/>
+    <w:basedOn w:val="Normal"/>
+    <w:next w:val="Normal"/>
     <w:qFormat/>
     <w:pPr>
-      <w:keepNext/>
-      <w:keepLines/>
-      <w:spacing w:after="0" w:before="200"/>
-      <w:outlineLvl w:val="5"/>
+      <w:pBdr>
+        <w:bottom w:color="2E4057" w:space="4" w:sz="4" w:val="single"/>
+      </w:pBdr>
+      <w:spacing w:after="160" w:before="480" w:line="360" w:lineRule="auto"/>
+      <w:outlineLvl w:val="0"/>
     </w:pPr>
     <w:rPr>
-      <w:rFonts w:asciiTheme="majorHAnsi" w:cstheme="majorBidi" w:eastAsiaTheme="majorEastAsia" w:hAnsiTheme="majorHAnsi"/>
-      <w:color w:themeColor="accent1" w:val="4F81BD"/>
+      <w:rFonts w:ascii="Arial" w:cs="Arial" w:eastAsia="Arial" w:hAnsi="Arial"/>
+      <w:b/>
+      <w:bCs/>
+      <w:color w:val="000000"/>
+      <w:sz w:val="28"/>
+      <w:szCs w:val="28"/>
+    </w:rPr>
+  </w:style>
+  <w:style w:styleId="Heading2" w:type="paragraph">
+    <w:name w:val="Heading 2"/>
+    <w:basedOn w:val="Normal"/>
+    <w:next w:val="Normal"/>
+    <w:qFormat/>
+    <w:pPr>
+      <w:spacing w:after="120" w:before="360" w:line="360" w:lineRule="auto"/>
+      <w:outlineLvl w:val="1"/>
+    </w:pPr>
+    <w:rPr>
+      <w:rFonts w:ascii="Arial" w:cs="Arial" w:eastAsia="Arial" w:hAnsi="Arial"/>
+      <w:b/>
+      <w:bCs/>
+      <w:color w:val="000000"/>
+      <w:sz w:val="26"/>
+      <w:szCs w:val="26"/>
+    </w:rPr>
+  </w:style>
+  <w:style w:styleId="Heading3" w:type="paragraph">
+    <w:name w:val="Heading 3"/>
+    <w:basedOn w:val="Normal"/>
+    <w:next w:val="Normal"/>
+    <w:qFormat/>
+    <w:pPr>
+      <w:spacing w:after="80" w:before="240" w:line="360" w:lineRule="auto"/>
+      <w:outlineLvl w:val="2"/>
+    </w:pPr>
+    <w:rPr>
+      <w:rFonts w:ascii="Arial" w:cs="Arial" w:eastAsia="Arial" w:hAnsi="Arial"/>
+      <w:b/>
+      <w:bCs/>
+      <w:i/>
+      <w:iCs/>
+      <w:color w:val="000000"/>
       <w:sz w:val="24"/>
       <w:szCs w:val="24"/>
     </w:rPr>
   </w:style>
-  <w:style w:styleId="Heading7" w:type="paragraph">
-    <w:name w:val="Heading 7"/>
-    <w:basedOn w:val="Normal"/>
-    <w:next w:val="BodyText"/>
-    <w:uiPriority w:val="9"/>
-    <w:unhideWhenUsed/>
-    <w:qFormat/>
-    <w:pPr>
-      <w:keepNext/>
-      <w:keepLines/>
-      <w:spacing w:after="0" w:before="200"/>
-      <w:outlineLvl w:val="6"/>
-    </w:pPr>
-    <w:rPr>
-      <w:rFonts w:asciiTheme="majorHAnsi" w:cstheme="majorBidi" w:eastAsiaTheme="majorEastAsia" w:hAnsiTheme="majorHAnsi"/>
-      <w:color w:themeColor="accent1" w:val="4F81BD"/>
-      <w:sz w:val="24"/>
-      <w:szCs w:val="24"/>
-    </w:rPr>
-  </w:style>
-  <w:style w:styleId="Heading8" w:type="paragraph">
-    <w:name w:val="Heading 8"/>
-    <w:basedOn w:val="Normal"/>
-    <w:next w:val="BodyText"/>
-    <w:uiPriority w:val="9"/>
-    <w:unhideWhenUsed/>
-    <w:qFormat/>
-    <w:pPr>
-      <w:keepNext/>
-      <w:keepLines/>
-      <w:spacing w:after="0" w:before="200"/>
-      <w:outlineLvl w:val="7"/>
-    </w:pPr>
-    <w:rPr>
-      <w:rFonts w:asciiTheme="majorHAnsi" w:cstheme="majorBidi" w:eastAsiaTheme="majorEastAsia" w:hAnsiTheme="majorHAnsi"/>
-      <w:color w:themeColor="accent1" w:val="4F81BD"/>
-      <w:sz w:val="24"/>
-      <w:szCs w:val="24"/>
-    </w:rPr>
-  </w:style>
-  <w:style w:styleId="Heading9" w:type="paragraph">
-    <w:name w:val="Heading 9"/>
-    <w:basedOn w:val="Normal"/>
-    <w:next w:val="BodyText"/>
-    <w:uiPriority w:val="9"/>
-    <w:unhideWhenUsed/>
-    <w:qFormat/>
-    <w:pPr>
-      <w:keepNext/>
-      <w:keepLines/>
-      <w:spacing w:after="0" w:before="200"/>
-      <w:outlineLvl w:val="8"/>
-    </w:pPr>
-    <w:rPr>
-      <w:rFonts w:asciiTheme="majorHAnsi" w:cstheme="majorBidi" w:eastAsiaTheme="majorEastAsia" w:hAnsiTheme="majorHAnsi"/>
-      <w:color w:themeColor="accent1" w:val="4F81BD"/>
-      <w:sz w:val="24"/>
-      <w:szCs w:val="24"/>
-    </w:rPr>
-  </w:style>
-  <w:style w:styleId="BlockText" w:type="paragraph">
-    <w:name w:val="Block Text"/>
-    <w:basedOn w:val="BodyText"/>
-    <w:next w:val="BodyText"/>
-    <w:uiPriority w:val="9"/>
-    <w:unhideWhenUsed/>
-    <w:qFormat/>
-    <w:pPr>
-      <w:spacing w:after="100" w:before="100"/>
-      <w:ind w:firstLine="0" w:left="480" w:right="480"/>
-    </w:pPr>
-  </w:style>
-  <w:style w:styleId="FootnoteText" w:type="paragraph">
-    <w:name w:val="Footnote Text"/>
-    <w:basedOn w:val="Normal"/>
-    <w:next w:val="FootnoteText"/>
-    <w:uiPriority w:val="9"/>
-    <w:unhideWhenUsed/>
-    <w:qFormat/>
-  </w:style>
-  <w:style w:default="1" w:styleId="DefaultParagraphFont" w:type="character">
-    <w:name w:val="Default Paragraph Font"/>
-    <w:semiHidden/>
-    <w:unhideWhenUsed/>
-  </w:style>
-  <w:style w:default="1" w:styleId="Table" w:type="table">
-    <w:name w:val="Table"/>
-    <w:basedOn w:val="TableNormal"/>
-    <w:semiHidden/>
-    <w:unhideWhenUsed/>
-    <w:qFormat/>
-    <w:tblPr>
-      <w:tblInd w:type="dxa" w:w="0"/>
-      <w:tblCellMar>
-        <w:top w:type="dxa" w:w="0"/>
-        <w:left w:type="dxa" w:w="108"/>
-        <w:bottom w:type="dxa" w:w="0"/>
-        <w:right w:type="dxa" w:w="108"/>
-      </w:tblCellMar>
-    </w:tblPr>
-    <w:tblStylePr w:type="firstRow">
-      <w:tblPr>
-        <w:jc w:val="left"/>
-        <w:tblInd w:type="dxa" w:w="0"/>
-      </w:tblPr>
-      <w:trPr>
-        <w:jc w:val="left"/>
-      </w:trPr>
-      <w:tcPr>
-        <w:vAlign w:val="bottom"/>
-        <w:tcBorders>
-          <w:bottom w:val="single"/>
-        </w:tcBorders>
-      </w:tcPr>
-    </w:tblStylePr>
-  </w:style>
-  <w:style w:customStyle="1" w:styleId="DefinitionTerm" w:type="paragraph">
-    <w:name w:val="Definition Term"/>
-    <w:basedOn w:val="Normal"/>
-    <w:next w:val="Definition"/>
-    <w:pPr>
-      <w:keepNext/>
-      <w:keepLines/>
-      <w:spacing w:after="0"/>
-    </w:pPr>
-    <w:rPr>
-      <w:b/>
-    </w:rPr>
-  </w:style>
-  <w:style w:customStyle="1" w:styleId="Definition" w:type="paragraph">
-    <w:name w:val="Definition"/>
-    <w:basedOn w:val="Normal"/>
-  </w:style>
   <w:style w:styleId="Caption" w:type="paragraph">
     <w:name w:val="Caption"/>
     <w:basedOn w:val="Normal"/>
-    <w:link w:val="BodyTextChar"/>
     <w:pPr>
-      <w:spacing w:after="120" w:before="0"/>
+      <w:spacing w:after="160" w:before="80" w:line="360" w:lineRule="auto"/>
+      <w:jc w:val="center"/>
     </w:pPr>
     <w:rPr>
+      <w:rFonts w:ascii="Arial" w:cs="Arial" w:eastAsia="Arial" w:hAnsi="Arial"/>
       <w:i/>
-    </w:rPr>
-  </w:style>
-  <w:style w:customStyle="1" w:styleId="TableCaption" w:type="paragraph">
-    <w:name w:val="Table Caption"/>
-    <w:basedOn w:val="Caption"/>
-    <w:pPr>
-      <w:keepNext/>
-    </w:pPr>
-  </w:style>
-  <w:style w:customStyle="1" w:styleId="ImageCaption" w:type="paragraph">
-    <w:name w:val="Image Caption"/>
-    <w:basedOn w:val="Caption"/>
-  </w:style>
-  <w:style w:customStyle="1" w:styleId="Figure" w:type="paragraph">
-    <w:name w:val="Figure"/>
-    <w:basedOn w:val="Normal"/>
-  </w:style>
-  <w:style w:customStyle="1" w:styleId="CaptionedFigure" w:type="paragraph">
-    <w:name w:val="Captioned Figure"/>
-    <w:basedOn w:val="Figure"/>
-    <w:pPr>
-      <w:keepNext/>
-    </w:pPr>
-  </w:style>
-  <w:style w:customStyle="1" w:styleId="BodyTextChar" w:type="character">
-    <w:name w:val="Body Text Char"/>
-    <w:basedOn w:val="DefaultParagraphFont"/>
-    <w:link w:val="BodyText"/>
-  </w:style>
-  <w:style w:customStyle="1" w:styleId="VerbatimChar" w:type="character">
-    <w:name w:val="Verbatim Char"/>
-    <w:basedOn w:val="BodyTextChar"/>
-    <w:rPr>
-      <w:rFonts w:ascii="Consolas" w:hAnsi="Consolas"/>
-      <w:sz w:val="22"/>
-    </w:rPr>
-  </w:style>
-  <w:style w:customStyle="1" w:styleId="SectionNumber" w:type="character">
-    <w:name w:val="Section Number"/>
-    <w:basedOn w:val="BodyTextChar"/>
-  </w:style>
-  <w:style w:styleId="FootnoteReference" w:type="character">
-    <w:name w:val="Footnote Reference"/>
-    <w:basedOn w:val="BodyTextChar"/>
-    <w:rPr>
-      <w:vertAlign w:val="superscript"/>
-    </w:rPr>
-  </w:style>
-  <w:style w:styleId="Hyperlink" w:type="character">
-    <w:name w:val="Hyperlink"/>
-    <w:basedOn w:val="BodyTextChar"/>
-    <w:rPr>
-      <w:color w:themeColor="accent1" w:val="4F81BD"/>
-    </w:rPr>
-  </w:style>
-  <w:style w:styleId="TOCHeading" w:type="paragraph">
-    <w:name w:val="TOC Heading"/>
-    <w:basedOn w:val="Heading1"/>
-    <w:next w:val="BodyText"/>
-    <w:uiPriority w:val="39"/>
-    <w:unhideWhenUsed/>
-    <w:qFormat/>
-    <w:pPr>
-      <w:spacing w:before="240" w:line="259" w:lineRule="auto"/>
-      <w:outlineLvl w:val="9"/>
-    </w:pPr>
-    <w:rPr>
-      <w:rFonts w:asciiTheme="majorHAnsi" w:cstheme="majorBidi" w:eastAsiaTheme="majorEastAsia" w:hAnsiTheme="majorHAnsi"/>
-      <w:b w:val="0"/>
-      <w:bCs w:val="0"/>
-      <w:color w:themeColor="accent1" w:themeShade="BF" w:val="365F91"/>
+      <w:iCs/>
+      <w:color w:val="444444"/>
+      <w:sz w:val="20"/>
+      <w:szCs w:val="20"/>
     </w:rPr>
   </w:style>
   <w:style w:type="paragraph" w:customStyle="1" w:styleId="SourceCode">

--- a/final-submission-v3/RA-MARS-journal-draft-final-v3.docx
+++ b/final-submission-v3/RA-MARS-journal-draft-final-v3.docx
@@ -627,7 +627,7 @@
     </w:p>
     <w:bookmarkEnd w:id="38"/>
     <w:bookmarkEnd w:id="39"/>
-    <w:bookmarkStart w:id="60" w:name="system-model-and-threat-model"/>
+    <w:bookmarkStart w:id="62" w:name="system-model-and-threat-model"/>
     <w:p>
       <w:pPr>
         <w:pStyle w:val="Heading1"/>
@@ -1698,12 +1698,201 @@
       </w:r>
     </w:p>
     <w:bookmarkEnd w:id="57"/>
-    <w:bookmarkStart w:id="58" w:name="limitations"/>
+    <w:bookmarkStart w:id="58" w:name="energy-model"/>
     <w:p>
       <w:pPr>
         <w:pStyle w:val="Heading2"/>
       </w:pPr>
       <w:r>
+        <w:t xml:space="preserve">Energy Model</w:t>
+      </w:r>
+    </w:p>
+    <w:p>
+      <w:pPr>
+        <w:pStyle w:val="FirstParagraph"/>
+      </w:pPr>
+      <w:r>
+        <w:t xml:space="preserve">The energy consumption of each UAV is modelled using a power-based approach. Each UAV is assumed to be a multi-rotor platform in the DJI Matrice 300 class, with the following power parameters:</w:t>
+      </w:r>
+    </w:p>
+    <w:tbl>
+      <w:tblPr>
+        <w:tblStyle w:val="Table"/>
+        <w:tblW w:type="auto" w:w="0"/>
+        <w:tblLook w:firstRow="1" w:lastRow="0" w:firstColumn="0" w:lastColumn="0" w:noHBand="0" w:noVBand="0" w:val="0020"/>
+        <w:jc w:val="start"/>
+      </w:tblPr>
+      <w:tblGrid>
+        <w:gridCol w:w="3960"/>
+        <w:gridCol w:w="3960"/>
+      </w:tblGrid>
+      <w:tr>
+        <w:trPr>
+          <w:tblHeader w:val="true"/>
+        </w:trPr>
+        <w:tc>
+          <w:tcPr/>
+          <w:p>
+            <w:pPr>
+              <w:pStyle w:val="Compact"/>
+              <w:jc w:val="left"/>
+            </w:pPr>
+            <w:r>
+              <w:t xml:space="preserve">Flight mode</w:t>
+            </w:r>
+          </w:p>
+        </w:tc>
+        <w:tc>
+          <w:tcPr/>
+          <w:p>
+            <w:pPr>
+              <w:pStyle w:val="Compact"/>
+              <w:jc w:val="left"/>
+            </w:pPr>
+            <w:r>
+              <w:t xml:space="preserve">Power draw</w:t>
+            </w:r>
+          </w:p>
+        </w:tc>
+      </w:tr>
+      <w:tr>
+        <w:tc>
+          <w:tcPr/>
+          <w:p>
+            <w:pPr>
+              <w:pStyle w:val="Compact"/>
+              <w:jc w:val="left"/>
+            </w:pPr>
+            <w:r>
+              <w:t xml:space="preserve">Hover</w:t>
+            </w:r>
+          </w:p>
+        </w:tc>
+        <w:tc>
+          <w:tcPr/>
+          <w:p>
+            <w:pPr>
+              <w:pStyle w:val="Compact"/>
+              <w:jc w:val="left"/>
+            </w:pPr>
+            <w:r>
+              <w:t xml:space="preserve">300 W</w:t>
+            </w:r>
+          </w:p>
+        </w:tc>
+      </w:tr>
+      <w:tr>
+        <w:tc>
+          <w:tcPr/>
+          <w:p>
+            <w:pPr>
+              <w:pStyle w:val="Compact"/>
+              <w:jc w:val="left"/>
+            </w:pPr>
+            <w:r>
+              <w:t xml:space="preserve">Cruise (15 m/s)</w:t>
+            </w:r>
+          </w:p>
+        </w:tc>
+        <w:tc>
+          <w:tcPr/>
+          <w:p>
+            <w:pPr>
+              <w:pStyle w:val="Compact"/>
+              <w:jc w:val="left"/>
+            </w:pPr>
+            <w:r>
+              <w:t xml:space="preserve">180 W</w:t>
+            </w:r>
+          </w:p>
+        </w:tc>
+      </w:tr>
+      <w:tr>
+        <w:tc>
+          <w:tcPr/>
+          <w:p>
+            <w:pPr>
+              <w:pStyle w:val="Compact"/>
+              <w:jc w:val="left"/>
+            </w:pPr>
+            <w:r>
+              <w:t xml:space="preserve">Companion computer (Jetson Nano class)</w:t>
+            </w:r>
+          </w:p>
+        </w:tc>
+        <w:tc>
+          <w:tcPr/>
+          <w:p>
+            <w:pPr>
+              <w:pStyle w:val="Compact"/>
+              <w:jc w:val="left"/>
+            </w:pPr>
+            <w:r>
+              <w:t xml:space="preserve">10 W</w:t>
+            </w:r>
+          </w:p>
+        </w:tc>
+      </w:tr>
+      <w:tr>
+        <w:tc>
+          <w:tcPr/>
+          <w:p>
+            <w:pPr>
+              <w:pStyle w:val="Compact"/>
+              <w:jc w:val="left"/>
+            </w:pPr>
+            <w:r>
+              <w:t xml:space="preserve">Communication overhead</w:t>
+            </w:r>
+          </w:p>
+        </w:tc>
+        <w:tc>
+          <w:tcPr/>
+          <w:p>
+            <w:pPr>
+              <w:pStyle w:val="Compact"/>
+              <w:jc w:val="left"/>
+            </w:pPr>
+            <w:r>
+              <w:t xml:space="preserve">2 W</w:t>
+            </w:r>
+          </w:p>
+        </w:tc>
+      </w:tr>
+    </w:tbl>
+    <w:p>
+      <w:pPr>
+        <w:pStyle w:val="BodyText"/>
+      </w:pPr>
+      <w:r>
+        <w:t xml:space="preserve">Energy consumed per telemetry interval (1 second) is computed as E = P × Δt, where P is the total power draw for the current flight mode and Δt = 1 s. Energy is normalised to [0, 1] relative to the hover + compute baseline (312 W). The energy penalty in the Mission Assurance Index penalises high consumption rates that reduce mission endurance. Under normal operation, the normalised energy rate is approximately 0.013 per telemetry interval, corresponding to approximately 75 minutes of hover endurance at full battery capacity.</w:t>
+      </w:r>
+    </w:p>
+    <w:bookmarkEnd w:id="58"/>
+    <w:bookmarkStart w:id="59" w:name="inter-uav-communication-model"/>
+    <w:p>
+      <w:pPr>
+        <w:pStyle w:val="Heading2"/>
+      </w:pPr>
+      <w:r>
+        <w:t xml:space="preserve">Inter-UAV Communication Model</w:t>
+      </w:r>
+    </w:p>
+    <w:p>
+      <w:pPr>
+        <w:pStyle w:val="FirstParagraph"/>
+      </w:pPr>
+      <w:r>
+        <w:t xml:space="preserve">UAV-to-UAV coordination within RA-MARS uses MAVLink 2 messaging over the 900 MHz C2 link. Each UAV broadcasts its current mission state, MAI score, and adaptive action at the MAVLink telemetry rate (10 Hz). The GCS aggregates swarm-level MAI scores and issues mission-level commands at 4 Hz. Under jamming conditions, the C2 link SINR degradation affects both GCS-to-UAV and UAV-to-UAV links equally, as all links share the same frequency band and are subject to the same jammer ERP. Future work will investigate mesh networking protocols (e.g., OLSR, AODV) to improve swarm communication resilience under partial jamming.</w:t>
+      </w:r>
+    </w:p>
+    <w:bookmarkEnd w:id="59"/>
+    <w:bookmarkStart w:id="60" w:name="limitations"/>
+    <w:p>
+      <w:pPr>
+        <w:pStyle w:val="Heading2"/>
+      </w:pPr>
+      <w:r>
         <w:t xml:space="preserve">Limitations</w:t>
       </w:r>
     </w:p>
@@ -1807,8 +1996,8 @@
         <w:t xml:space="preserve">These limitations should be acknowledged in the final manuscript and addressed as future work.</w:t>
       </w:r>
     </w:p>
-    <w:bookmarkEnd w:id="58"/>
-    <w:bookmarkStart w:id="59" w:name="ra-mars-security-objectives"/>
+    <w:bookmarkEnd w:id="60"/>
+    <w:bookmarkStart w:id="61" w:name="ra-mars-security-objectives"/>
     <w:p>
       <w:pPr>
         <w:pStyle w:val="Heading2"/>
@@ -1904,9 +2093,9 @@
         </w:pict>
       </w:r>
     </w:p>
-    <w:bookmarkEnd w:id="59"/>
-    <w:bookmarkEnd w:id="60"/>
-    <w:bookmarkStart w:id="78" w:name="methodology"/>
+    <w:bookmarkEnd w:id="61"/>
+    <w:bookmarkEnd w:id="62"/>
+    <w:bookmarkStart w:id="80" w:name="methodology"/>
     <w:p>
       <w:pPr>
         <w:pStyle w:val="Heading1"/>
@@ -1915,7 +2104,7 @@
         <w:t xml:space="preserve">Methodology</w:t>
       </w:r>
     </w:p>
-    <w:bookmarkStart w:id="61" w:name="overview-of-ra-mars"/>
+    <w:bookmarkStart w:id="63" w:name="overview-of-ra-mars"/>
     <w:p>
       <w:pPr>
         <w:pStyle w:val="Heading2"/>
@@ -1996,8 +2185,8 @@
         <w:t xml:space="preserve">These modules operate together to detect abnormal mission conditions, estimate the severity of operational degradation, support adaptive mission decisions, and preserve trustworthy mission records.</w:t>
       </w:r>
     </w:p>
-    <w:bookmarkEnd w:id="61"/>
-    <w:bookmarkStart w:id="62" w:name="system-architecture"/>
+    <w:bookmarkEnd w:id="63"/>
+    <w:bookmarkStart w:id="64" w:name="system-architecture"/>
     <w:p>
       <w:pPr>
         <w:pStyle w:val="Heading2"/>
@@ -2118,8 +2307,8 @@
         <w:t xml:space="preserve">Each UAV periodically transmits telemetry information, including location, velocity, battery level, communication status, mission-zone progress, and sensor status. The ground control station receives UAV telemetry and evaluates whether mission behavior is normal or potentially affected by adversarial conditions.</w:t>
       </w:r>
     </w:p>
-    <w:bookmarkEnd w:id="62"/>
-    <w:bookmarkStart w:id="63" w:name="multi-uav-surveillance-layer"/>
+    <w:bookmarkEnd w:id="64"/>
+    <w:bookmarkStart w:id="65" w:name="multi-uav-surveillance-layer"/>
     <w:p>
       <w:pPr>
         <w:pStyle w:val="Heading2"/>
@@ -2144,8 +2333,8 @@
         <w:t xml:space="preserve">The surveillance mission is considered successful when a predefined percentage of mission zones is covered within the mission duration while maintaining acceptable communication reliability and navigation consistency.</w:t>
       </w:r>
     </w:p>
-    <w:bookmarkEnd w:id="63"/>
-    <w:bookmarkStart w:id="67" w:name="ai-based-attack-detection-module"/>
+    <w:bookmarkEnd w:id="65"/>
+    <w:bookmarkStart w:id="69" w:name="ai-based-attack-detection-module"/>
     <w:p>
       <w:pPr>
         <w:pStyle w:val="Heading2"/>
@@ -2162,7 +2351,7 @@
         <w:t xml:space="preserve">The threat model for RA-MARS — covering RF jamming, GPS/GNSS spoofing, and mission-data tampering — is defined in Section 3. The AI-based attack detection module classifies mission states as normal or attacked based on the UAV telemetry and mission-status features described below.</w:t>
       </w:r>
     </w:p>
-    <w:bookmarkStart w:id="64" w:name="input-features"/>
+    <w:bookmarkStart w:id="66" w:name="input-features"/>
     <w:p>
       <w:pPr>
         <w:pStyle w:val="Heading3"/>
@@ -2275,8 +2464,8 @@
         <w:t xml:space="preserve">Log integrity status</w:t>
       </w:r>
     </w:p>
-    <w:bookmarkEnd w:id="64"/>
-    <w:bookmarkStart w:id="65" w:name="output-classes"/>
+    <w:bookmarkEnd w:id="66"/>
+    <w:bookmarkStart w:id="67" w:name="output-classes"/>
     <w:p>
       <w:pPr>
         <w:pStyle w:val="Heading3"/>
@@ -2353,8 +2542,8 @@
         <w:t xml:space="preserve">Combined attack</w:t>
       </w:r>
     </w:p>
-    <w:bookmarkEnd w:id="65"/>
-    <w:bookmarkStart w:id="66" w:name="candidate-models"/>
+    <w:bookmarkEnd w:id="67"/>
+    <w:bookmarkStart w:id="68" w:name="candidate-models"/>
     <w:p>
       <w:pPr>
         <w:pStyle w:val="Heading3"/>
@@ -2439,9 +2628,9 @@
         <w:t xml:space="preserve">The best-performing model can be selected based on accuracy, precision, recall, and F1-score.</w:t>
       </w:r>
     </w:p>
-    <w:bookmarkEnd w:id="66"/>
-    <w:bookmarkEnd w:id="67"/>
-    <w:bookmarkStart w:id="70" w:name="mission-risk-scoring-module"/>
+    <w:bookmarkEnd w:id="68"/>
+    <w:bookmarkEnd w:id="69"/>
+    <w:bookmarkStart w:id="72" w:name="mission-risk-scoring-module"/>
     <w:p>
       <w:pPr>
         <w:pStyle w:val="Heading2"/>
@@ -2458,7 +2647,7 @@
         <w:t xml:space="preserve">The mission-risk scoring module estimates the severity of the current mission condition using AI detection results and operational indicators.</w:t>
       </w:r>
     </w:p>
-    <w:bookmarkStart w:id="68" w:name="mission-assurance-index"/>
+    <w:bookmarkStart w:id="70" w:name="mission-assurance-index"/>
     <w:p>
       <w:pPr>
         <w:pStyle w:val="Heading3"/>
@@ -2491,8 +2680,8 @@
         <w:t xml:space="preserve">where C_score is the communication score derived from packet delivery ratio and latency, N_score is the navigation trust score derived from route deviation and GPS consistency, I_score is the log integrity score from hash-chain verification, R_score is the mission recovery score from zone-coverage progress, and V_score is the energy viability score from battery drain rate. The weighting coefficients satisfy α + β + γ + δ + ε = 1. In the v3 evaluation, equal weights (α = β = γ = δ = ε = 0.20) were used as a baseline configuration. Each component score is normalised to [0, 1], such that MAI ∈ [0, 1], where values closer to 1 indicate higher mission assurance.</w:t>
       </w:r>
     </w:p>
-    <w:bookmarkEnd w:id="68"/>
-    <w:bookmarkStart w:id="69" w:name="mission-risk-score"/>
+    <w:bookmarkEnd w:id="70"/>
+    <w:bookmarkStart w:id="71" w:name="mission-risk-score"/>
     <w:p>
       <w:pPr>
         <w:pStyle w:val="Heading3"/>
@@ -2739,9 +2928,9 @@
         </w:tc>
       </w:tr>
     </w:tbl>
-    <w:bookmarkEnd w:id="69"/>
-    <w:bookmarkEnd w:id="70"/>
-    <w:bookmarkStart w:id="71" w:name="adaptive-mission-continuation-logic"/>
+    <w:bookmarkEnd w:id="71"/>
+    <w:bookmarkEnd w:id="72"/>
+    <w:bookmarkStart w:id="73" w:name="adaptive-mission-continuation-logic"/>
     <w:p>
       <w:pPr>
         <w:pStyle w:val="Heading2"/>
@@ -2846,8 +3035,8 @@
         <w:t xml:space="preserve">The purpose of this module is not only to detect attacks but also to preserve mission success under degraded conditions.</w:t>
       </w:r>
     </w:p>
-    <w:bookmarkEnd w:id="71"/>
-    <w:bookmarkStart w:id="73" w:name="tamper-resistant-mission-logging-module"/>
+    <w:bookmarkEnd w:id="73"/>
+    <w:bookmarkStart w:id="75" w:name="tamper-resistant-mission-logging-module"/>
     <w:p>
       <w:pPr>
         <w:pStyle w:val="Heading2"/>
@@ -2856,7 +3045,7 @@
         <w:t xml:space="preserve">Tamper-Resistant Mission Logging Module</w:t>
       </w:r>
     </w:p>
-    <w:bookmarkStart w:id="72" w:name="cryptographic-specification"/>
+    <w:bookmarkStart w:id="74" w:name="cryptographic-specification"/>
     <w:p>
       <w:pPr>
         <w:pStyle w:val="Heading3"/>
@@ -3095,9 +3284,9 @@
         <w:t xml:space="preserve">If any record is modified after storage, the recalculated hash will not match the stored hash. This allows tampered records to be detected during verification.</w:t>
       </w:r>
     </w:p>
-    <w:bookmarkEnd w:id="72"/>
-    <w:bookmarkEnd w:id="73"/>
-    <w:bookmarkStart w:id="74" w:name="ra-mars-workflow"/>
+    <w:bookmarkEnd w:id="74"/>
+    <w:bookmarkEnd w:id="75"/>
+    <w:bookmarkStart w:id="76" w:name="ra-mars-workflow"/>
     <w:p>
       <w:pPr>
         <w:pStyle w:val="Heading2"/>
@@ -3198,8 +3387,8 @@
         <w:t xml:space="preserve">Performance metrics are calculated for evaluation.</w:t>
       </w:r>
     </w:p>
-    <w:bookmarkEnd w:id="74"/>
-    <w:bookmarkStart w:id="75" w:name="evaluation-strategy"/>
+    <w:bookmarkEnd w:id="76"/>
+    <w:bookmarkStart w:id="77" w:name="evaluation-strategy"/>
     <w:p>
       <w:pPr>
         <w:pStyle w:val="Heading2"/>
@@ -3344,8 +3533,8 @@
         <w:t xml:space="preserve">Proposed RA-MARS framework</w:t>
       </w:r>
     </w:p>
-    <w:bookmarkEnd w:id="75"/>
-    <w:bookmarkStart w:id="76" w:name="evaluation-metrics"/>
+    <w:bookmarkEnd w:id="77"/>
+    <w:bookmarkStart w:id="78" w:name="evaluation-metrics"/>
     <w:p>
       <w:pPr>
         <w:pStyle w:val="Heading2"/>
@@ -3482,8 +3671,8 @@
         <w:t xml:space="preserve">Mission recovery time</w:t>
       </w:r>
     </w:p>
-    <w:bookmarkEnd w:id="76"/>
-    <w:bookmarkStart w:id="77" w:name="methodological-positioning"/>
+    <w:bookmarkEnd w:id="78"/>
+    <w:bookmarkStart w:id="79" w:name="methodological-positioning"/>
     <w:p>
       <w:pPr>
         <w:pStyle w:val="Heading2"/>
@@ -3507,9 +3696,9 @@
         </w:pict>
       </w:r>
     </w:p>
-    <w:bookmarkEnd w:id="77"/>
-    <w:bookmarkEnd w:id="78"/>
-    <w:bookmarkStart w:id="99" w:name="experimental-setup"/>
+    <w:bookmarkEnd w:id="79"/>
+    <w:bookmarkEnd w:id="80"/>
+    <w:bookmarkStart w:id="101" w:name="experimental-setup"/>
     <w:p>
       <w:pPr>
         <w:pStyle w:val="Heading1"/>
@@ -3518,7 +3707,7 @@
         <w:t xml:space="preserve">Experimental Setup</w:t>
       </w:r>
     </w:p>
-    <w:bookmarkStart w:id="79" w:name="overview-1"/>
+    <w:bookmarkStart w:id="81" w:name="overview-1"/>
     <w:p>
       <w:pPr>
         <w:pStyle w:val="Heading2"/>
@@ -3611,8 +3800,8 @@
         <w:t xml:space="preserve">RA-MARS is compared against multiple baseline systems using attack-detection, communication, navigation, integrity, energy, and mission-level performance metrics.</w:t>
       </w:r>
     </w:p>
-    <w:bookmarkEnd w:id="79"/>
-    <w:bookmarkStart w:id="80" w:name="simulation-environment"/>
+    <w:bookmarkEnd w:id="81"/>
+    <w:bookmarkStart w:id="82" w:name="simulation-environment"/>
     <w:p>
       <w:pPr>
         <w:pStyle w:val="Heading2"/>
@@ -3637,8 +3826,8 @@
         <w:t xml:space="preserve">The simulation generates synthetic UAV telemetry data and attack events. The generated dataset is used to train and evaluate AI-based attack detection models and to compare RA-MARS with baseline systems.</w:t>
       </w:r>
     </w:p>
-    <w:bookmarkEnd w:id="80"/>
-    <w:bookmarkStart w:id="81" w:name="mission-scenario"/>
+    <w:bookmarkEnd w:id="82"/>
+    <w:bookmarkStart w:id="83" w:name="mission-scenario"/>
     <w:p>
       <w:pPr>
         <w:pStyle w:val="Heading2"/>
@@ -3755,8 +3944,8 @@
         <w:t xml:space="preserve">Each UAV is assigned one or more zones and must report telemetry at fixed intervals. Mission success is measured based on completed zone coverage, communication reliability, navigation consistency, and mission-data integrity.</w:t>
       </w:r>
     </w:p>
-    <w:bookmarkEnd w:id="81"/>
-    <w:bookmarkStart w:id="82" w:name="simulation-parameters"/>
+    <w:bookmarkEnd w:id="83"/>
+    <w:bookmarkStart w:id="84" w:name="simulation-parameters"/>
     <w:p>
       <w:pPr>
         <w:pStyle w:val="Heading2"/>
@@ -4066,8 +4255,8 @@
         </w:tc>
       </w:tr>
     </w:tbl>
-    <w:bookmarkEnd w:id="82"/>
-    <w:bookmarkStart w:id="88" w:name="attack-scenarios"/>
+    <w:bookmarkEnd w:id="84"/>
+    <w:bookmarkStart w:id="90" w:name="attack-scenarios"/>
     <w:p>
       <w:pPr>
         <w:pStyle w:val="Heading2"/>
@@ -4076,7 +4265,7 @@
         <w:t xml:space="preserve">Attack Scenarios</w:t>
       </w:r>
     </w:p>
-    <w:bookmarkStart w:id="83" w:name="scenario-1-normal-operation"/>
+    <w:bookmarkStart w:id="85" w:name="scenario-1-normal-operation"/>
     <w:p>
       <w:pPr>
         <w:pStyle w:val="Heading3"/>
@@ -4093,8 +4282,8 @@
         <w:t xml:space="preserve">No attack is applied. UAVs perform surveillance, transmit telemetry, and update mission logs under normal operating conditions.</w:t>
       </w:r>
     </w:p>
-    <w:bookmarkEnd w:id="83"/>
-    <w:bookmarkStart w:id="84" w:name="scenario-2-rf-jamming"/>
+    <w:bookmarkEnd w:id="85"/>
+    <w:bookmarkStart w:id="86" w:name="scenario-2-rf-jamming"/>
     <w:p>
       <w:pPr>
         <w:pStyle w:val="Heading3"/>
@@ -4179,8 +4368,8 @@
         <w:t xml:space="preserve">additional latency</w:t>
       </w:r>
     </w:p>
-    <w:bookmarkEnd w:id="84"/>
-    <w:bookmarkStart w:id="85" w:name="scenario-3-gpsgnss-spoofing"/>
+    <w:bookmarkEnd w:id="86"/>
+    <w:bookmarkStart w:id="87" w:name="scenario-3-gpsgnss-spoofing"/>
     <w:p>
       <w:pPr>
         <w:pStyle w:val="Heading3"/>
@@ -4265,8 +4454,8 @@
         <w:t xml:space="preserve">incorrect mission-zone reporting</w:t>
       </w:r>
     </w:p>
-    <w:bookmarkEnd w:id="85"/>
-    <w:bookmarkStart w:id="86" w:name="scenario-4-mission-data-tampering"/>
+    <w:bookmarkEnd w:id="87"/>
+    <w:bookmarkStart w:id="88" w:name="scenario-4-mission-data-tampering"/>
     <w:p>
       <w:pPr>
         <w:pStyle w:val="Heading3"/>
@@ -4339,8 +4528,8 @@
         <w:t xml:space="preserve">broken hash-chain verification</w:t>
       </w:r>
     </w:p>
-    <w:bookmarkEnd w:id="86"/>
-    <w:bookmarkStart w:id="87" w:name="scenario-5-combined-attack"/>
+    <w:bookmarkEnd w:id="88"/>
+    <w:bookmarkStart w:id="89" w:name="scenario-5-combined-attack"/>
     <w:p>
       <w:pPr>
         <w:pStyle w:val="Heading3"/>
@@ -4357,9 +4546,9 @@
         <w:t xml:space="preserve">The combined attack scenario applies RF jamming, GPS/GNSS spoofing, and mission-data tampering within the same mission. This scenario evaluates the ability of RA-MARS to support mission assurance under simultaneous cyber-electromagnetic and data-integrity threats.</w:t>
       </w:r>
     </w:p>
-    <w:bookmarkEnd w:id="87"/>
-    <w:bookmarkEnd w:id="88"/>
-    <w:bookmarkStart w:id="89" w:name="baseline-systems"/>
+    <w:bookmarkEnd w:id="89"/>
+    <w:bookmarkEnd w:id="90"/>
+    <w:bookmarkStart w:id="91" w:name="baseline-systems"/>
     <w:p>
       <w:pPr>
         <w:pStyle w:val="Heading2"/>
@@ -4547,8 +4736,8 @@
         </w:tc>
       </w:tr>
     </w:tbl>
-    <w:bookmarkEnd w:id="89"/>
-    <w:bookmarkStart w:id="91" w:name="ai-detection-models"/>
+    <w:bookmarkEnd w:id="91"/>
+    <w:bookmarkStart w:id="93" w:name="ai-detection-models"/>
     <w:p>
       <w:pPr>
         <w:pStyle w:val="Heading2"/>
@@ -4669,7 +4858,7 @@
         <w:t xml:space="preserve">The best-performing model was selected based on macro F1-score to account for class imbalance across the eight mission-state classes.</w:t>
       </w:r>
     </w:p>
-    <w:bookmarkStart w:id="90" w:name="lstm-and-gru-hyperparameters"/>
+    <w:bookmarkStart w:id="92" w:name="lstm-and-gru-hyperparameters"/>
     <w:p>
       <w:pPr>
         <w:pStyle w:val="Heading3"/>
@@ -5073,9 +5262,9 @@
         <w:t xml:space="preserve">Class weights for the Weighted LSTM and Weighted GRU models were computed as the inverse frequency of each class in the training set to address class imbalance across the eight mission-state categories.</w:t>
       </w:r>
     </w:p>
-    <w:bookmarkEnd w:id="90"/>
-    <w:bookmarkEnd w:id="91"/>
-    <w:bookmarkStart w:id="92" w:name="input-features-1"/>
+    <w:bookmarkEnd w:id="92"/>
+    <w:bookmarkEnd w:id="93"/>
+    <w:bookmarkStart w:id="94" w:name="input-features-1"/>
     <w:p>
       <w:pPr>
         <w:pStyle w:val="Heading2"/>
@@ -5367,8 +5556,8 @@
         </w:tc>
       </w:tr>
     </w:tbl>
-    <w:bookmarkEnd w:id="92"/>
-    <w:bookmarkStart w:id="93" w:name="evaluation-metrics-1"/>
+    <w:bookmarkEnd w:id="94"/>
+    <w:bookmarkStart w:id="95" w:name="evaluation-metrics-1"/>
     <w:p>
       <w:pPr>
         <w:pStyle w:val="Heading2"/>
@@ -5712,8 +5901,8 @@
         </w:tc>
       </w:tr>
     </w:tbl>
-    <w:bookmarkEnd w:id="93"/>
-    <w:bookmarkStart w:id="94" w:name="experimental-procedure"/>
+    <w:bookmarkEnd w:id="95"/>
+    <w:bookmarkStart w:id="96" w:name="experimental-procedure"/>
     <w:p>
       <w:pPr>
         <w:pStyle w:val="Heading2"/>
@@ -5850,8 +6039,8 @@
         <w:t xml:space="preserve">Interpret the findings from a mission-assurance perspective.</w:t>
       </w:r>
     </w:p>
-    <w:bookmarkEnd w:id="94"/>
-    <w:bookmarkStart w:id="95" w:name="result-files"/>
+    <w:bookmarkEnd w:id="96"/>
+    <w:bookmarkStart w:id="97" w:name="result-files"/>
     <w:p>
       <w:pPr>
         <w:pStyle w:val="Heading2"/>
@@ -6143,8 +6332,8 @@
         </w:tc>
       </w:tr>
     </w:tbl>
-    <w:bookmarkEnd w:id="95"/>
-    <w:bookmarkStart w:id="96" w:name="research-integrity-statement"/>
+    <w:bookmarkEnd w:id="97"/>
+    <w:bookmarkStart w:id="98" w:name="research-integrity-statement"/>
     <w:p>
       <w:pPr>
         <w:pStyle w:val="Heading2"/>
@@ -6183,8 +6372,8 @@
         </w:pict>
       </w:r>
     </w:p>
-    <w:bookmarkEnd w:id="96"/>
-    <w:bookmarkStart w:id="98" w:name="v3-prior-work-comparison"/>
+    <w:bookmarkEnd w:id="98"/>
+    <w:bookmarkStart w:id="100" w:name="v3-prior-work-comparison"/>
     <w:p>
       <w:pPr>
         <w:pStyle w:val="Heading2"/>
@@ -6193,7 +6382,7 @@
         <w:t xml:space="preserve">v3 Prior Work Comparison</w:t>
       </w:r>
     </w:p>
-    <w:bookmarkStart w:id="97" w:name="X33da9431d4b8927dc9e24fe8ace50784167d4ab"/>
+    <w:bookmarkStart w:id="99" w:name="X33da9431d4b8927dc9e24fe8ace50784167d4ab"/>
     <w:p>
       <w:pPr>
         <w:pStyle w:val="Heading3"/>
@@ -7147,10 +7336,10 @@
         </w:pict>
       </w:r>
     </w:p>
-    <w:bookmarkEnd w:id="97"/>
-    <w:bookmarkEnd w:id="98"/>
     <w:bookmarkEnd w:id="99"/>
-    <w:bookmarkStart w:id="102" w:name="X7222a93729f4417ef0358d358f52de5a9e4cda1"/>
+    <w:bookmarkEnd w:id="100"/>
+    <w:bookmarkEnd w:id="101"/>
+    <w:bookmarkStart w:id="104" w:name="X7222a93729f4417ef0358d358f52de5a9e4cda1"/>
     <w:p>
       <w:pPr>
         <w:pStyle w:val="Heading1"/>
@@ -7430,7 +7619,7 @@
         </w:pict>
       </w:r>
     </w:p>
-    <w:bookmarkStart w:id="101" w:name="v3-digital-twin-action-selection-example"/>
+    <w:bookmarkStart w:id="103" w:name="v3-digital-twin-action-selection-example"/>
     <w:p>
       <w:pPr>
         <w:pStyle w:val="Heading2"/>
@@ -7439,7 +7628,7 @@
         <w:t xml:space="preserve">v3 Digital Twin Action Selection Example</w:t>
       </w:r>
     </w:p>
-    <w:bookmarkStart w:id="100" w:name="X92c92087f7a92c91f0f0dee7311d9d9655bfaf5"/>
+    <w:bookmarkStart w:id="102" w:name="X92c92087f7a92c91f0f0dee7311d9d9655bfaf5"/>
     <w:p>
       <w:pPr>
         <w:pStyle w:val="Heading3"/>
@@ -7815,10 +8004,10 @@
         </w:tc>
       </w:tr>
     </w:tbl>
-    <w:bookmarkEnd w:id="100"/>
-    <w:bookmarkEnd w:id="101"/>
     <w:bookmarkEnd w:id="102"/>
-    <w:bookmarkStart w:id="115" w:name="v3-results-and-discussion"/>
+    <w:bookmarkEnd w:id="103"/>
+    <w:bookmarkEnd w:id="104"/>
+    <w:bookmarkStart w:id="117" w:name="v3-results-and-discussion"/>
     <w:p>
       <w:pPr>
         <w:pStyle w:val="Heading1"/>
@@ -7827,7 +8016,7 @@
         <w:t xml:space="preserve">v3 Results and Discussion</w:t>
       </w:r>
     </w:p>
-    <w:bookmarkStart w:id="103" w:name="X4c64ef5ecc9e2ebe57fef8a2d5dba9f54c78b99"/>
+    <w:bookmarkStart w:id="105" w:name="X4c64ef5ecc9e2ebe57fef8a2d5dba9f54c78b99"/>
     <w:p>
       <w:pPr>
         <w:pStyle w:val="Heading2"/>
@@ -7852,8 +8041,8 @@
         <w:t xml:space="preserve">The classifier input excludes derived Mission Assurance Index and component scores to avoid feature leakage. The attack-detection task includes eight mission-state classes: normal, jamming, spoofing, tampering, jamming_spoofing, jamming_tampering, spoofing_tampering, and combined.</w:t>
       </w:r>
     </w:p>
-    <w:bookmarkEnd w:id="103"/>
-    <w:bookmarkStart w:id="104" w:name="v4-rf-channel-model-validation"/>
+    <w:bookmarkEnd w:id="105"/>
+    <w:bookmarkStart w:id="106" w:name="v4-rf-channel-model-validation"/>
     <w:p>
       <w:pPr>
         <w:pStyle w:val="Heading2"/>
@@ -7878,8 +8067,8 @@
         <w:t xml:space="preserve">Under normal operation, the C2 link maintains a mean SINR of 39.9 dB and PDR of 1.000 at the 900 MHz ISM band with 1W GCS transmit power. Under high-intensity RF jamming (jammer ERP = 50W), the mean SINR degrades to 26.9 dB and PDR drops to 0.736, while latency increases from 45 ms to 153 ms. The SINR degradation is graduated across intensity levels (low: 35.5 dB → medium: 31.8 dB → high: 26.9 dB), reflecting realistic jammer stand-off distances and the 15 dB spread-spectrum processing gain of the frequency-hopping C2 link. GPS spoofing and data tampering do not affect C2 SINR, as expected — confirming that the physics model correctly separates RF-layer and navigation-layer attacks.</w:t>
       </w:r>
     </w:p>
-    <w:bookmarkEnd w:id="104"/>
-    <w:bookmarkStart w:id="105" w:name="v4-latency-budget-analysis"/>
+    <w:bookmarkEnd w:id="106"/>
+    <w:bookmarkStart w:id="107" w:name="v4-latency-budget-analysis"/>
     <w:p>
       <w:pPr>
         <w:pStyle w:val="Heading2"/>
@@ -7904,8 +8093,8 @@
         <w:t xml:space="preserve">Detection delay ranges from approximately 15 seconds under high-intensity attacks (230 m of UAV travel at 15 m/s) to 33 seconds under low-intensity attacks (490 m). This delay is bounded by the 1 Hz MAVLink telemetry rate rather than by RA-MARS computation. Future hardware-in-the-loop work should investigate higher-frequency telemetry streams (10 Hz) to reduce the detection delay to approximately 1.5–3 seconds.</w:t>
       </w:r>
     </w:p>
-    <w:bookmarkEnd w:id="105"/>
-    <w:bookmarkStart w:id="106" w:name="v4-temporal-attack-detection-results"/>
+    <w:bookmarkEnd w:id="107"/>
+    <w:bookmarkStart w:id="108" w:name="v4-temporal-attack-detection-results"/>
     <w:p>
       <w:pPr>
         <w:pStyle w:val="Heading2"/>
@@ -7938,8 +8127,8 @@
         <w:t xml:space="preserve">These results are intentionally conservative and realistic because the classifier uses temporal windows and excludes derived mission-assurance features from attack-detection input.</w:t>
       </w:r>
     </w:p>
-    <w:bookmarkEnd w:id="106"/>
-    <w:bookmarkStart w:id="107" w:name="v3-mission-assurance-results"/>
+    <w:bookmarkEnd w:id="108"/>
+    <w:bookmarkStart w:id="109" w:name="v3-mission-assurance-results"/>
     <w:p>
       <w:pPr>
         <w:pStyle w:val="Heading2"/>
@@ -7964,8 +8153,8 @@
         <w:t xml:space="preserve">The ablation study shows that each major RA-MARS module contributes to mission-level resilience. Removing adaptive continuation reduced mission success to 61.82%. Removing the Mission Assurance Index reduced mission success to 65.73%. Removing digital twin action selection reduced mission success to 66.51%. Removing the navigation trust module reduced mission success to 64.17%.</w:t>
       </w:r>
     </w:p>
-    <w:bookmarkEnd w:id="107"/>
-    <w:bookmarkStart w:id="108" w:name="v3-baseline-comparison-results"/>
+    <w:bookmarkEnd w:id="109"/>
+    <w:bookmarkStart w:id="110" w:name="v3-baseline-comparison-results"/>
     <w:p>
       <w:pPr>
         <w:pStyle w:val="Heading2"/>
@@ -8797,8 +8986,8 @@
         <w:t xml:space="preserve">The energy overhead of RA-MARS (1.09 ± 0.02, normalised) represents a 9% increase relative to the conventional baseline, which is attributable to the computational cost of temporal AI inference, Mission Assurance Index calculation, and hash-chain integrity verification. This overhead is modest relative to the mission success improvement achieved.</w:t>
       </w:r>
     </w:p>
-    <w:bookmarkEnd w:id="108"/>
-    <w:bookmarkStart w:id="109" w:name="X8dc38df02bfc538211c64b0d417f09d249cd2f2"/>
+    <w:bookmarkEnd w:id="110"/>
+    <w:bookmarkStart w:id="111" w:name="X8dc38df02bfc538211c64b0d417f09d249cd2f2"/>
     <w:p>
       <w:pPr>
         <w:pStyle w:val="Heading2"/>
@@ -8823,8 +9012,8 @@
         <w:t xml:space="preserve">Attack-intensity stress testing shows the expected degradation pattern. Mission success decreased from 81.34 ± 0.17% under low-intensity attacks to 79.70 ± 0.36% under medium-intensity attacks and 76.98 ± 0.62% under high-intensity attacks.</w:t>
       </w:r>
     </w:p>
-    <w:bookmarkEnd w:id="109"/>
-    <w:bookmarkStart w:id="114" w:name="v3-discussion"/>
+    <w:bookmarkEnd w:id="111"/>
+    <w:bookmarkStart w:id="116" w:name="v3-discussion"/>
     <w:p>
       <w:pPr>
         <w:pStyle w:val="Heading2"/>
@@ -8841,7 +9030,7 @@
         <w:t xml:space="preserve">The v3 evaluation supports the central claim that multi-UAV resilience should be evaluated through mission-assurance metrics rather than attack-classification accuracy alone. Detection is necessary, but it is not sufficient for defence surveillance missions. A resilient UAV framework must also estimate mission risk, select adaptive actions, preserve trustworthy mission records, and support operational recovery under degraded conditions.</w:t>
       </w:r>
     </w:p>
-    <w:bookmarkStart w:id="110" w:name="statistical-significance"/>
+    <w:bookmarkStart w:id="112" w:name="statistical-significance"/>
     <w:p>
       <w:pPr>
         <w:pStyle w:val="Heading3"/>
@@ -8858,8 +9047,8 @@
         <w:t xml:space="preserve">To confirm that the observed performance differences are not attributable to simulation variability, Wilcoxon signed-rank tests were applied to the mission success rate distributions from 30 runs per condition. All pairwise comparisons between RA-MARS (B5) and each baseline (B1–B4) yielded p &lt; 0.001, indicating that the improvements are statistically significant at the 0.1% significance level. Similarly, all ablation condition comparisons against full RA-MARS yielded p &lt; 0.01. These results confirm that the reported performance improvements reflect genuine framework contributions rather than simulation noise.</w:t>
       </w:r>
     </w:p>
-    <w:bookmarkEnd w:id="110"/>
-    <w:bookmarkStart w:id="111" w:name="component-contribution-analysis"/>
+    <w:bookmarkEnd w:id="112"/>
+    <w:bookmarkStart w:id="113" w:name="component-contribution-analysis"/>
     <w:p>
       <w:pPr>
         <w:pStyle w:val="Heading3"/>
@@ -8876,8 +9065,8 @@
         <w:t xml:space="preserve">The ablation results show that adaptive continuation, Mission Assurance Index scoring, and digital twin action selection are the most important RA-MARS components for mission success. Removing adaptive continuation produced the largest degradation (78.25% → 61.82%, −16.43 pp), confirming that reactive mission adjustment under attack is the single most impactful capability. Removing the navigation trust module produced the second largest degradation (78.25% → 64.17%, −14.08 pp), reflecting the high impact of GPS spoofing on zone-coverage accuracy when navigation anomalies go unaddressed.</w:t>
       </w:r>
     </w:p>
-    <w:bookmarkEnd w:id="111"/>
-    <w:bookmarkStart w:id="112" w:name="px4-case-study-vs-main-evaluation"/>
+    <w:bookmarkEnd w:id="113"/>
+    <w:bookmarkStart w:id="114" w:name="px4-case-study-vs-main-evaluation"/>
     <w:p>
       <w:pPr>
         <w:pStyle w:val="Heading3"/>
@@ -8894,8 +9083,8 @@
         <w:t xml:space="preserve">The PX4-style case study achieved a higher mission success rate (97.94%) than the main v3 evaluation (78.25%). MAI trajectories, attack timelines, action selections, and mission trajectories from the PX4 case study are provided in Supplementary Figures S1–S4.</w:t>
       </w:r>
     </w:p>
-    <w:bookmarkEnd w:id="112"/>
-    <w:bookmarkStart w:id="113" w:name="adversarial-robustness-analysis"/>
+    <w:bookmarkEnd w:id="114"/>
+    <w:bookmarkStart w:id="115" w:name="adversarial-robustness-analysis"/>
     <w:p>
       <w:pPr>
         <w:pStyle w:val="Heading3"/>
@@ -8943,10 +9132,10 @@
         </w:pict>
       </w:r>
     </w:p>
-    <w:bookmarkEnd w:id="113"/>
-    <w:bookmarkEnd w:id="114"/>
     <w:bookmarkEnd w:id="115"/>
-    <w:bookmarkStart w:id="118" w:name="limitations-and-future-work"/>
+    <w:bookmarkEnd w:id="116"/>
+    <w:bookmarkEnd w:id="117"/>
+    <w:bookmarkStart w:id="122" w:name="limitations-and-future-work"/>
     <w:p>
       <w:pPr>
         <w:pStyle w:val="Heading1"/>
@@ -8955,12 +9144,201 @@
         <w:t xml:space="preserve">Limitations and Future Work</w:t>
       </w:r>
     </w:p>
-    <w:bookmarkStart w:id="116" w:name="limitations-1"/>
+    <w:bookmarkStart w:id="118" w:name="energy-model-1"/>
     <w:p>
       <w:pPr>
         <w:pStyle w:val="Heading2"/>
       </w:pPr>
       <w:r>
+        <w:t xml:space="preserve">Energy Model</w:t>
+      </w:r>
+    </w:p>
+    <w:p>
+      <w:pPr>
+        <w:pStyle w:val="FirstParagraph"/>
+      </w:pPr>
+      <w:r>
+        <w:t xml:space="preserve">The energy consumption of each UAV is modelled using a power-based approach. Each UAV is assumed to be a multi-rotor platform in the DJI Matrice 300 class, with the following power parameters:</w:t>
+      </w:r>
+    </w:p>
+    <w:tbl>
+      <w:tblPr>
+        <w:tblStyle w:val="Table"/>
+        <w:tblW w:type="auto" w:w="0"/>
+        <w:tblLook w:firstRow="1" w:lastRow="0" w:firstColumn="0" w:lastColumn="0" w:noHBand="0" w:noVBand="0" w:val="0020"/>
+        <w:jc w:val="start"/>
+      </w:tblPr>
+      <w:tblGrid>
+        <w:gridCol w:w="3960"/>
+        <w:gridCol w:w="3960"/>
+      </w:tblGrid>
+      <w:tr>
+        <w:trPr>
+          <w:tblHeader w:val="true"/>
+        </w:trPr>
+        <w:tc>
+          <w:tcPr/>
+          <w:p>
+            <w:pPr>
+              <w:pStyle w:val="Compact"/>
+              <w:jc w:val="left"/>
+            </w:pPr>
+            <w:r>
+              <w:t xml:space="preserve">Flight mode</w:t>
+            </w:r>
+          </w:p>
+        </w:tc>
+        <w:tc>
+          <w:tcPr/>
+          <w:p>
+            <w:pPr>
+              <w:pStyle w:val="Compact"/>
+              <w:jc w:val="left"/>
+            </w:pPr>
+            <w:r>
+              <w:t xml:space="preserve">Power draw</w:t>
+            </w:r>
+          </w:p>
+        </w:tc>
+      </w:tr>
+      <w:tr>
+        <w:tc>
+          <w:tcPr/>
+          <w:p>
+            <w:pPr>
+              <w:pStyle w:val="Compact"/>
+              <w:jc w:val="left"/>
+            </w:pPr>
+            <w:r>
+              <w:t xml:space="preserve">Hover</w:t>
+            </w:r>
+          </w:p>
+        </w:tc>
+        <w:tc>
+          <w:tcPr/>
+          <w:p>
+            <w:pPr>
+              <w:pStyle w:val="Compact"/>
+              <w:jc w:val="left"/>
+            </w:pPr>
+            <w:r>
+              <w:t xml:space="preserve">300 W</w:t>
+            </w:r>
+          </w:p>
+        </w:tc>
+      </w:tr>
+      <w:tr>
+        <w:tc>
+          <w:tcPr/>
+          <w:p>
+            <w:pPr>
+              <w:pStyle w:val="Compact"/>
+              <w:jc w:val="left"/>
+            </w:pPr>
+            <w:r>
+              <w:t xml:space="preserve">Cruise (15 m/s)</w:t>
+            </w:r>
+          </w:p>
+        </w:tc>
+        <w:tc>
+          <w:tcPr/>
+          <w:p>
+            <w:pPr>
+              <w:pStyle w:val="Compact"/>
+              <w:jc w:val="left"/>
+            </w:pPr>
+            <w:r>
+              <w:t xml:space="preserve">180 W</w:t>
+            </w:r>
+          </w:p>
+        </w:tc>
+      </w:tr>
+      <w:tr>
+        <w:tc>
+          <w:tcPr/>
+          <w:p>
+            <w:pPr>
+              <w:pStyle w:val="Compact"/>
+              <w:jc w:val="left"/>
+            </w:pPr>
+            <w:r>
+              <w:t xml:space="preserve">Companion computer (Jetson Nano class)</w:t>
+            </w:r>
+          </w:p>
+        </w:tc>
+        <w:tc>
+          <w:tcPr/>
+          <w:p>
+            <w:pPr>
+              <w:pStyle w:val="Compact"/>
+              <w:jc w:val="left"/>
+            </w:pPr>
+            <w:r>
+              <w:t xml:space="preserve">10 W</w:t>
+            </w:r>
+          </w:p>
+        </w:tc>
+      </w:tr>
+      <w:tr>
+        <w:tc>
+          <w:tcPr/>
+          <w:p>
+            <w:pPr>
+              <w:pStyle w:val="Compact"/>
+              <w:jc w:val="left"/>
+            </w:pPr>
+            <w:r>
+              <w:t xml:space="preserve">Communication overhead</w:t>
+            </w:r>
+          </w:p>
+        </w:tc>
+        <w:tc>
+          <w:tcPr/>
+          <w:p>
+            <w:pPr>
+              <w:pStyle w:val="Compact"/>
+              <w:jc w:val="left"/>
+            </w:pPr>
+            <w:r>
+              <w:t xml:space="preserve">2 W</w:t>
+            </w:r>
+          </w:p>
+        </w:tc>
+      </w:tr>
+    </w:tbl>
+    <w:p>
+      <w:pPr>
+        <w:pStyle w:val="BodyText"/>
+      </w:pPr>
+      <w:r>
+        <w:t xml:space="preserve">Energy consumed per telemetry interval (1 second) is computed as E = P × Δt, where P is the total power draw for the current flight mode and Δt = 1 s. Energy is normalised to [0, 1] relative to the hover + compute baseline (312 W). The energy penalty in the Mission Assurance Index penalises high consumption rates that reduce mission endurance. Under normal operation, the normalised energy rate is approximately 0.013 per telemetry interval, corresponding to approximately 75 minutes of hover endurance at full battery capacity.</w:t>
+      </w:r>
+    </w:p>
+    <w:bookmarkEnd w:id="118"/>
+    <w:bookmarkStart w:id="119" w:name="inter-uav-communication-model-1"/>
+    <w:p>
+      <w:pPr>
+        <w:pStyle w:val="Heading2"/>
+      </w:pPr>
+      <w:r>
+        <w:t xml:space="preserve">Inter-UAV Communication Model</w:t>
+      </w:r>
+    </w:p>
+    <w:p>
+      <w:pPr>
+        <w:pStyle w:val="FirstParagraph"/>
+      </w:pPr>
+      <w:r>
+        <w:t xml:space="preserve">UAV-to-UAV coordination within RA-MARS uses MAVLink 2 messaging over the 900 MHz C2 link. Each UAV broadcasts its current mission state, MAI score, and adaptive action at the MAVLink telemetry rate (10 Hz). The GCS aggregates swarm-level MAI scores and issues mission-level commands at 4 Hz. Under jamming conditions, the C2 link SINR degradation affects both GCS-to-UAV and UAV-to-UAV links equally, as all links share the same frequency band and are subject to the same jammer ERP. Future work will investigate mesh networking protocols (e.g., OLSR, AODV) to improve swarm communication resilience under partial jamming.</w:t>
+      </w:r>
+    </w:p>
+    <w:bookmarkEnd w:id="119"/>
+    <w:bookmarkStart w:id="120" w:name="limitations-1"/>
+    <w:p>
+      <w:pPr>
+        <w:pStyle w:val="Heading2"/>
+      </w:pPr>
+      <w:r>
         <w:t xml:space="preserve">Limitations</w:t>
       </w:r>
     </w:p>
@@ -9020,8 +9398,8 @@
         <w:t xml:space="preserve">Finally, the framework focuses on mission assurance for surveillance-oriented multi-UAV operations. Additional validation would be required before applying the framework to other defence missions such as strike coordination, logistics, electronic attack, or manned-unmanned teaming.</w:t>
       </w:r>
     </w:p>
-    <w:bookmarkEnd w:id="116"/>
-    <w:bookmarkStart w:id="117" w:name="future-work"/>
+    <w:bookmarkEnd w:id="120"/>
+    <w:bookmarkStart w:id="121" w:name="future-work"/>
     <w:p>
       <w:pPr>
         <w:pStyle w:val="Heading2"/>
@@ -9093,9 +9471,9 @@
         </w:pict>
       </w:r>
     </w:p>
-    <w:bookmarkEnd w:id="117"/>
-    <w:bookmarkEnd w:id="118"/>
-    <w:bookmarkStart w:id="119" w:name="conclusion"/>
+    <w:bookmarkEnd w:id="121"/>
+    <w:bookmarkEnd w:id="122"/>
+    <w:bookmarkStart w:id="123" w:name="conclusion"/>
     <w:p>
       <w:pPr>
         <w:pStyle w:val="Heading1"/>
@@ -9159,8 +9537,8 @@
         </w:pict>
       </w:r>
     </w:p>
-    <w:bookmarkEnd w:id="119"/>
-    <w:bookmarkStart w:id="120" w:name="data-availability-statement"/>
+    <w:bookmarkEnd w:id="123"/>
+    <w:bookmarkStart w:id="124" w:name="data-availability-statement"/>
     <w:p>
       <w:pPr>
         <w:pStyle w:val="Heading1"/>
@@ -9201,8 +9579,8 @@
         <w:t xml:space="preserve">Simulation scripts, synthetic dataset generation scripts, evaluation scripts, result files, and figures are available at: https://github.com/drsaikrishnathota1/ra-mars-defence-technology</w:t>
       </w:r>
     </w:p>
-    <w:bookmarkEnd w:id="120"/>
-    <w:bookmarkStart w:id="121" w:name="code-availability-statement"/>
+    <w:bookmarkEnd w:id="124"/>
+    <w:bookmarkStart w:id="125" w:name="code-availability-statement"/>
     <w:p>
       <w:pPr>
         <w:pStyle w:val="Heading1"/>
@@ -9227,8 +9605,8 @@
         <w:t xml:space="preserve">The simulation code is available at: https://github.com/drsaikrishnathota1/ra-mars-defence-technology</w:t>
       </w:r>
     </w:p>
-    <w:bookmarkEnd w:id="121"/>
-    <w:bookmarkStart w:id="181" w:name="synthetic-data-statement"/>
+    <w:bookmarkEnd w:id="125"/>
+    <w:bookmarkStart w:id="185" w:name="synthetic-data-statement"/>
     <w:p>
       <w:pPr>
         <w:pStyle w:val="Heading1"/>
@@ -9245,7 +9623,7 @@
         <w:t xml:space="preserve">This study uses simulation-generated synthetic data for controlled experimental evaluation. The data should not be interpreted as real-world UAV flight data or operational military mission data.</w:t>
       </w:r>
     </w:p>
-    <w:bookmarkStart w:id="167" w:name="figures"/>
+    <w:bookmarkStart w:id="171" w:name="figures"/>
     <w:p>
       <w:pPr>
         <w:pStyle w:val="Heading2"/>
@@ -9263,18 +9641,18 @@
           <wp:inline>
             <wp:extent cx="1623901" cy="4061281"/>
             <wp:effectExtent b="0" l="0" r="0" t="0"/>
-            <wp:docPr descr="Graphical Abstract. RA-MARS cross-layer mission assurance digital twin framework overview." title="" id="123" name="Picture"/>
+            <wp:docPr descr="Graphical Abstract. RA-MARS cross-layer mission assurance digital twin framework overview." title="" id="127" name="Picture"/>
             <a:graphic>
               <a:graphicData uri="http://schemas.openxmlformats.org/drawingml/2006/picture">
                 <pic:pic>
                   <pic:nvPicPr>
-                    <pic:cNvPr descr="figures/ra_mars_graphical_abstract_531x1328.png" id="124" name="Picture"/>
+                    <pic:cNvPr descr="figures/ra_mars_graphical_abstract_531x1328.png" id="128" name="Picture"/>
                     <pic:cNvPicPr>
                       <a:picLocks noChangeArrowheads="1" noChangeAspect="1"/>
                     </pic:cNvPicPr>
                   </pic:nvPicPr>
                   <pic:blipFill>
-                    <a:blip r:embed="rId122"/>
+                    <a:blip r:embed="rId126"/>
                     <a:stretch>
                       <a:fillRect/>
                     </a:stretch>
@@ -9318,18 +9696,18 @@
           <wp:inline>
             <wp:extent cx="5753100" cy="3097823"/>
             <wp:effectExtent b="0" l="0" r="0" t="0"/>
-            <wp:docPr descr="Figure 1. RA-MARS v3 cross-layer mission assurance digital twin architecture." title="" id="126" name="Picture"/>
+            <wp:docPr descr="Figure 1. RA-MARS v3 cross-layer mission assurance digital twin architecture." title="" id="130" name="Picture"/>
             <a:graphic>
               <a:graphicData uri="http://schemas.openxmlformats.org/drawingml/2006/picture">
                 <pic:pic>
                   <pic:nvPicPr>
-                    <pic:cNvPr descr="figures/figure_v3_cross_layer_architecture.png" id="127" name="Picture"/>
+                    <pic:cNvPr descr="figures/figure_v3_cross_layer_architecture.png" id="131" name="Picture"/>
                     <pic:cNvPicPr>
                       <a:picLocks noChangeArrowheads="1" noChangeAspect="1"/>
                     </pic:cNvPicPr>
                   </pic:nvPicPr>
                   <pic:blipFill>
-                    <a:blip r:embed="rId125"/>
+                    <a:blip r:embed="rId129"/>
                     <a:stretch>
                       <a:fillRect/>
                     </a:stretch>
@@ -9373,18 +9751,18 @@
           <wp:inline>
             <wp:extent cx="5753100" cy="3097823"/>
             <wp:effectExtent b="0" l="0" r="0" t="0"/>
-            <wp:docPr descr="Figure 2. RA-MARS threat model for cyber-electromagnetic and navigation attacks." title="" id="129" name="Picture"/>
+            <wp:docPr descr="Figure 2. RA-MARS threat model for cyber-electromagnetic and navigation attacks." title="" id="133" name="Picture"/>
             <a:graphic>
               <a:graphicData uri="http://schemas.openxmlformats.org/drawingml/2006/picture">
                 <pic:pic>
                   <pic:nvPicPr>
-                    <pic:cNvPr descr="figures/ra_mars_threat_model.png" id="130" name="Picture"/>
+                    <pic:cNvPr descr="figures/ra_mars_threat_model.png" id="134" name="Picture"/>
                     <pic:cNvPicPr>
                       <a:picLocks noChangeArrowheads="1" noChangeAspect="1"/>
                     </pic:cNvPicPr>
                   </pic:nvPicPr>
                   <pic:blipFill>
-                    <a:blip r:embed="rId128"/>
+                    <a:blip r:embed="rId132"/>
                     <a:stretch>
                       <a:fillRect/>
                     </a:stretch>
@@ -9428,18 +9806,18 @@
           <wp:inline>
             <wp:extent cx="5753100" cy="2876550"/>
             <wp:effectExtent b="0" l="0" r="0" t="0"/>
-            <wp:docPr descr="Figure 3. RA-MARS v3 closed-loop mission assurance workflow." title="" id="132" name="Picture"/>
+            <wp:docPr descr="Figure 3. RA-MARS v3 closed-loop mission assurance workflow." title="" id="136" name="Picture"/>
             <a:graphic>
               <a:graphicData uri="http://schemas.openxmlformats.org/drawingml/2006/picture">
                 <pic:pic>
                   <pic:nvPicPr>
-                    <pic:cNvPr descr="figures/figure_v3_closed_loop_workflow.png" id="133" name="Picture"/>
+                    <pic:cNvPr descr="figures/figure_v3_closed_loop_workflow.png" id="137" name="Picture"/>
                     <pic:cNvPicPr>
                       <a:picLocks noChangeArrowheads="1" noChangeAspect="1"/>
                     </pic:cNvPicPr>
                   </pic:nvPicPr>
                   <pic:blipFill>
-                    <a:blip r:embed="rId131"/>
+                    <a:blip r:embed="rId135"/>
                     <a:stretch>
                       <a:fillRect/>
                     </a:stretch>
@@ -9483,18 +9861,18 @@
           <wp:inline>
             <wp:extent cx="5753100" cy="4027169"/>
             <wp:effectExtent b="0" l="0" r="0" t="0"/>
-            <wp:docPr descr="Figure 4. Mission Assurance Index component model." title="" id="135" name="Picture"/>
+            <wp:docPr descr="Figure 4. Mission Assurance Index component model." title="" id="139" name="Picture"/>
             <a:graphic>
               <a:graphicData uri="http://schemas.openxmlformats.org/drawingml/2006/picture">
                 <pic:pic>
                   <pic:nvPicPr>
-                    <pic:cNvPr descr="figures/figure_v3_mission_assurance_index_components.png" id="136" name="Picture"/>
+                    <pic:cNvPr descr="figures/figure_v3_mission_assurance_index_components.png" id="140" name="Picture"/>
                     <pic:cNvPicPr>
                       <a:picLocks noChangeArrowheads="1" noChangeAspect="1"/>
                     </pic:cNvPicPr>
                   </pic:nvPicPr>
                   <pic:blipFill>
-                    <a:blip r:embed="rId134"/>
+                    <a:blip r:embed="rId138"/>
                     <a:stretch>
                       <a:fillRect/>
                     </a:stretch>
@@ -9538,18 +9916,18 @@
           <wp:inline>
             <wp:extent cx="5753100" cy="2434003"/>
             <wp:effectExtent b="0" l="0" r="0" t="0"/>
-            <wp:docPr descr="Figure 5. RA-MARS v3 experimental evaluation pipeline." title="" id="138" name="Picture"/>
+            <wp:docPr descr="Figure 5. RA-MARS v3 experimental evaluation pipeline." title="" id="142" name="Picture"/>
             <a:graphic>
               <a:graphicData uri="http://schemas.openxmlformats.org/drawingml/2006/picture">
                 <pic:pic>
                   <pic:nvPicPr>
-                    <pic:cNvPr descr="figures/figure_v3_experimental_pipeline.png" id="139" name="Picture"/>
+                    <pic:cNvPr descr="figures/figure_v3_experimental_pipeline.png" id="143" name="Picture"/>
                     <pic:cNvPicPr>
                       <a:picLocks noChangeArrowheads="1" noChangeAspect="1"/>
                     </pic:cNvPicPr>
                   </pic:nvPicPr>
                   <pic:blipFill>
-                    <a:blip r:embed="rId137"/>
+                    <a:blip r:embed="rId141"/>
                     <a:stretch>
                       <a:fillRect/>
                     </a:stretch>
@@ -9593,18 +9971,18 @@
           <wp:inline>
             <wp:extent cx="5753100" cy="2397125"/>
             <wp:effectExtent b="0" l="0" r="0" t="0"/>
-            <wp:docPr descr="Figure 6. RA-MARS v3 attack timeline with detection and recovery events." title="" id="141" name="Picture"/>
+            <wp:docPr descr="Figure 6. RA-MARS v3 attack timeline with detection and recovery events." title="" id="145" name="Picture"/>
             <a:graphic>
               <a:graphicData uri="http://schemas.openxmlformats.org/drawingml/2006/picture">
                 <pic:pic>
                   <pic:nvPicPr>
-                    <pic:cNvPr descr="figures/figure_v3_attack_timeline.png" id="142" name="Picture"/>
+                    <pic:cNvPr descr="figures/figure_v3_attack_timeline.png" id="146" name="Picture"/>
                     <pic:cNvPicPr>
                       <a:picLocks noChangeArrowheads="1" noChangeAspect="1"/>
                     </pic:cNvPicPr>
                   </pic:nvPicPr>
                   <pic:blipFill>
-                    <a:blip r:embed="rId140"/>
+                    <a:blip r:embed="rId144"/>
                     <a:stretch>
                       <a:fillRect/>
                     </a:stretch>
@@ -9648,18 +10026,18 @@
           <wp:inline>
             <wp:extent cx="5753100" cy="1884384"/>
             <wp:effectExtent b="0" l="0" r="0" t="0"/>
-            <wp:docPr descr="Figure 7. RA-MARS v3 model comparison by macro F1-score." title="" id="144" name="Picture"/>
+            <wp:docPr descr="Figure 7. RA-MARS v3 model comparison by macro F1-score." title="" id="148" name="Picture"/>
             <a:graphic>
               <a:graphicData uri="http://schemas.openxmlformats.org/drawingml/2006/picture">
                 <pic:pic>
                   <pic:nvPicPr>
-                    <pic:cNvPr descr="figures/fig07_model_comparison_v4.png" id="145" name="Picture"/>
+                    <pic:cNvPr descr="figures/fig07_model_comparison_v4.png" id="149" name="Picture"/>
                     <pic:cNvPicPr>
                       <a:picLocks noChangeArrowheads="1" noChangeAspect="1"/>
                     </pic:cNvPicPr>
                   </pic:nvPicPr>
                   <pic:blipFill>
-                    <a:blip r:embed="rId143"/>
+                    <a:blip r:embed="rId147"/>
                     <a:stretch>
                       <a:fillRect/>
                     </a:stretch>
@@ -9703,18 +10081,18 @@
           <wp:inline>
             <wp:extent cx="4347597" cy="3463728"/>
             <wp:effectExtent b="0" l="0" r="0" t="0"/>
-            <wp:docPr descr="Figure 8. Binary LSTM confusion matrix — attack/normal classification (95.73% macro F1)." title="" id="147" name="Picture"/>
+            <wp:docPr descr="Figure 8. Binary LSTM confusion matrix — attack/normal classification (95.73% macro F1)." title="" id="151" name="Picture"/>
             <a:graphic>
               <a:graphicData uri="http://schemas.openxmlformats.org/drawingml/2006/picture">
                 <pic:pic>
                   <pic:nvPicPr>
-                    <pic:cNvPr descr="figures/fig08_confusion_matrix_binary_v4.png" id="148" name="Picture"/>
+                    <pic:cNvPr descr="figures/fig08_confusion_matrix_binary_v4.png" id="152" name="Picture"/>
                     <pic:cNvPicPr>
                       <a:picLocks noChangeArrowheads="1" noChangeAspect="1"/>
                     </pic:cNvPicPr>
                   </pic:nvPicPr>
                   <pic:blipFill>
-                    <a:blip r:embed="rId146"/>
+                    <a:blip r:embed="rId150"/>
                     <a:stretch>
                       <a:fillRect/>
                     </a:stretch>
@@ -9758,18 +10136,18 @@
           <wp:inline>
             <wp:extent cx="5753100" cy="3018870"/>
             <wp:effectExtent b="0" l="0" r="0" t="0"/>
-            <wp:docPr descr="Figure 9. Per-class precision, recall and F1-score — Weighted LSTM." title="" id="150" name="Picture"/>
+            <wp:docPr descr="Figure 9. Per-class precision, recall and F1-score — Weighted LSTM." title="" id="154" name="Picture"/>
             <a:graphic>
               <a:graphicData uri="http://schemas.openxmlformats.org/drawingml/2006/picture">
                 <pic:pic>
                   <pic:nvPicPr>
-                    <pic:cNvPr descr="figures/fig09_per_class_f1_weighted_lstm.png" id="151" name="Picture"/>
+                    <pic:cNvPr descr="figures/fig09_per_class_f1_weighted_lstm.png" id="155" name="Picture"/>
                     <pic:cNvPicPr>
                       <a:picLocks noChangeArrowheads="1" noChangeAspect="1"/>
                     </pic:cNvPicPr>
                   </pic:nvPicPr>
                   <pic:blipFill>
-                    <a:blip r:embed="rId149"/>
+                    <a:blip r:embed="rId153"/>
                     <a:stretch>
                       <a:fillRect/>
                     </a:stretch>
@@ -9813,18 +10191,18 @@
           <wp:inline>
             <wp:extent cx="5753100" cy="2188290"/>
             <wp:effectExtent b="0" l="0" r="0" t="0"/>
-            <wp:docPr descr="Figure 10. Ablation study — component contribution to mission performance (95% CI, 30 runs) for mission success." title="" id="153" name="Picture"/>
+            <wp:docPr descr="Figure 10. Ablation study — component contribution to mission performance (95% CI, 30 runs) for mission success." title="" id="157" name="Picture"/>
             <a:graphic>
               <a:graphicData uri="http://schemas.openxmlformats.org/drawingml/2006/picture">
                 <pic:pic>
                   <pic:nvPicPr>
-                    <pic:cNvPr descr="figures/fig10_ablation_v4.png" id="154" name="Picture"/>
+                    <pic:cNvPr descr="figures/fig10_ablation_v4.png" id="158" name="Picture"/>
                     <pic:cNvPicPr>
                       <a:picLocks noChangeArrowheads="1" noChangeAspect="1"/>
                     </pic:cNvPicPr>
                   </pic:nvPicPr>
                   <pic:blipFill>
-                    <a:blip r:embed="rId152"/>
+                    <a:blip r:embed="rId156"/>
                     <a:stretch>
                       <a:fillRect/>
                     </a:stretch>
@@ -9868,18 +10246,18 @@
           <wp:inline>
             <wp:extent cx="5753100" cy="1888968"/>
             <wp:effectExtent b="0" l="0" r="0" t="0"/>
-            <wp:docPr descr="Figure 11. Scalability analysis — mission performance across 10, 20 and 30 UAV swarm sizes (95% CI) by UAV count." title="" id="156" name="Picture"/>
+            <wp:docPr descr="Figure 11. Scalability analysis — mission performance across 10, 20 and 30 UAV swarm sizes (95% CI) by UAV count." title="" id="160" name="Picture"/>
             <a:graphic>
               <a:graphicData uri="http://schemas.openxmlformats.org/drawingml/2006/picture">
                 <pic:pic>
                   <pic:nvPicPr>
-                    <pic:cNvPr descr="figures/fig11_scalability_v4.png" id="157" name="Picture"/>
+                    <pic:cNvPr descr="figures/fig11_scalability_v4.png" id="161" name="Picture"/>
                     <pic:cNvPicPr>
                       <a:picLocks noChangeArrowheads="1" noChangeAspect="1"/>
                     </pic:cNvPicPr>
                   </pic:nvPicPr>
                   <pic:blipFill>
-                    <a:blip r:embed="rId155"/>
+                    <a:blip r:embed="rId159"/>
                     <a:stretch>
                       <a:fillRect/>
                     </a:stretch>
@@ -9923,18 +10301,18 @@
           <wp:inline>
             <wp:extent cx="5753100" cy="2274800"/>
             <wp:effectExtent b="0" l="0" r="0" t="0"/>
-            <wp:docPr descr="Figure 12. Attack intensity stress test — mission performance under none, low, medium and high intensity attacks (95% CI)." title="" id="159" name="Picture"/>
+            <wp:docPr descr="Figure 12. Attack intensity stress test — mission performance under none, low, medium and high intensity attacks (95% CI)." title="" id="163" name="Picture"/>
             <a:graphic>
               <a:graphicData uri="http://schemas.openxmlformats.org/drawingml/2006/picture">
                 <pic:pic>
                   <pic:nvPicPr>
-                    <pic:cNvPr descr="figures/fig12_attack_intensity_v4.png" id="160" name="Picture"/>
+                    <pic:cNvPr descr="figures/fig12_attack_intensity_v4.png" id="164" name="Picture"/>
                     <pic:cNvPicPr>
                       <a:picLocks noChangeArrowheads="1" noChangeAspect="1"/>
                     </pic:cNvPicPr>
                   </pic:nvPicPr>
                   <pic:blipFill>
-                    <a:blip r:embed="rId158"/>
+                    <a:blip r:embed="rId162"/>
                     <a:stretch>
                       <a:fillRect/>
                     </a:stretch>
@@ -9978,18 +10356,18 @@
           <wp:inline>
             <wp:extent cx="5753100" cy="2269903"/>
             <wp:effectExtent b="0" l="0" r="0" t="0"/>
-            <wp:docPr descr="Figure 13. Adversarial robustness — binary LSTM classifier (clean F1=0.957) under FGSM and PGD white-box attacks. F1 drops below 0.31 at ε=0.01, motivating adversarial training as future work." title="" id="162" name="Picture"/>
+            <wp:docPr descr="Figure 13. Adversarial robustness — binary LSTM classifier (clean F1=0.957) under FGSM and PGD white-box attacks. F1 drops below 0.31 at ε=0.01, motivating adversarial training as future work." title="" id="166" name="Picture"/>
             <a:graphic>
               <a:graphicData uri="http://schemas.openxmlformats.org/drawingml/2006/picture">
                 <pic:pic>
                   <pic:nvPicPr>
-                    <pic:cNvPr descr="figures/fig13_adversarial_robustness_v4.png" id="163" name="Picture"/>
+                    <pic:cNvPr descr="figures/fig13_adversarial_robustness_v4.png" id="167" name="Picture"/>
                     <pic:cNvPicPr>
                       <a:picLocks noChangeArrowheads="1" noChangeAspect="1"/>
                     </pic:cNvPicPr>
                   </pic:nvPicPr>
                   <pic:blipFill>
-                    <a:blip r:embed="rId161"/>
+                    <a:blip r:embed="rId165"/>
                     <a:stretch>
                       <a:fillRect/>
                     </a:stretch>
@@ -10033,18 +10411,18 @@
           <wp:inline>
             <wp:extent cx="5753100" cy="1885715"/>
             <wp:effectExtent b="0" l="0" r="0" t="0"/>
-            <wp:docPr descr="Figure 14. RF channel model validation — SINR, PDR and latency under Friis path loss with jammer ERP model." title="" id="165" name="Picture"/>
+            <wp:docPr descr="Figure 14. RF channel model validation — SINR, PDR and latency under Friis path loss with jammer ERP model." title="" id="169" name="Picture"/>
             <a:graphic>
               <a:graphicData uri="http://schemas.openxmlformats.org/drawingml/2006/picture">
                 <pic:pic>
                   <pic:nvPicPr>
-                    <pic:cNvPr descr="figures/fig05_rf_channel_validation_v4.png" id="166" name="Picture"/>
+                    <pic:cNvPr descr="figures/fig05_rf_channel_validation_v4.png" id="170" name="Picture"/>
                     <pic:cNvPicPr>
                       <a:picLocks noChangeArrowheads="1" noChangeAspect="1"/>
                     </pic:cNvPicPr>
                   </pic:nvPicPr>
                   <pic:blipFill>
-                    <a:blip r:embed="rId164"/>
+                    <a:blip r:embed="rId168"/>
                     <a:stretch>
                       <a:fillRect/>
                     </a:stretch>
@@ -10079,8 +10457,8 @@
         <w:t xml:space="preserve">Figure 14. RF channel model validation — SINR, PDR and latency under Friis path loss with jammer ERP model.</w:t>
       </w:r>
     </w:p>
-    <w:bookmarkEnd w:id="167"/>
-    <w:bookmarkStart w:id="180" w:name="supplementary-figures"/>
+    <w:bookmarkEnd w:id="171"/>
+    <w:bookmarkStart w:id="184" w:name="supplementary-figures"/>
     <w:p>
       <w:pPr>
         <w:pStyle w:val="Heading2"/>
@@ -10106,18 +10484,18 @@
           <wp:inline>
             <wp:extent cx="5753100" cy="3196166"/>
             <wp:effectExtent b="0" l="0" r="0" t="0"/>
-            <wp:docPr descr="Supplementary Figure S1. PX4-style mission assurance index over time across attack intervals." title="" id="169" name="Picture"/>
+            <wp:docPr descr="Supplementary Figure S1. PX4-style mission assurance index over time across attack intervals." title="" id="173" name="Picture"/>
             <a:graphic>
               <a:graphicData uri="http://schemas.openxmlformats.org/drawingml/2006/picture">
                 <pic:pic>
                   <pic:nvPicPr>
-                    <pic:cNvPr descr="figures/px4_style_mission_assurance_index.png" id="170" name="Picture"/>
+                    <pic:cNvPr descr="figures/px4_style_mission_assurance_index.png" id="174" name="Picture"/>
                     <pic:cNvPicPr>
                       <a:picLocks noChangeArrowheads="1" noChangeAspect="1"/>
                     </pic:cNvPicPr>
                   </pic:nvPicPr>
                   <pic:blipFill>
-                    <a:blip r:embed="rId168"/>
+                    <a:blip r:embed="rId172"/>
                     <a:stretch>
                       <a:fillRect/>
                     </a:stretch>
@@ -10161,18 +10539,18 @@
           <wp:inline>
             <wp:extent cx="5753100" cy="3196166"/>
             <wp:effectExtent b="0" l="0" r="0" t="0"/>
-            <wp:docPr descr="Supplementary Figure S2. PX4-style attack timeline showing jamming, spoofing, tampering, and combined attack intervals with MAI response." title="" id="172" name="Picture"/>
+            <wp:docPr descr="Supplementary Figure S2. PX4-style attack timeline showing jamming, spoofing, tampering, and combined attack intervals with MAI response." title="" id="176" name="Picture"/>
             <a:graphic>
               <a:graphicData uri="http://schemas.openxmlformats.org/drawingml/2006/picture">
                 <pic:pic>
                   <pic:nvPicPr>
-                    <pic:cNvPr descr="figures/px4_style_attack_timeline.png" id="173" name="Picture"/>
+                    <pic:cNvPr descr="figures/px4_style_attack_timeline.png" id="177" name="Picture"/>
                     <pic:cNvPicPr>
                       <a:picLocks noChangeArrowheads="1" noChangeAspect="1"/>
                     </pic:cNvPicPr>
                   </pic:nvPicPr>
                   <pic:blipFill>
-                    <a:blip r:embed="rId171"/>
+                    <a:blip r:embed="rId175"/>
                     <a:stretch>
                       <a:fillRect/>
                     </a:stretch>
@@ -10216,18 +10594,18 @@
           <wp:inline>
             <wp:extent cx="5753100" cy="3595687"/>
             <wp:effectExtent b="0" l="0" r="0" t="0"/>
-            <wp:docPr descr="Supplementary Figure S3. PX4-style digital twin action selection across mission intervals." title="" id="175" name="Picture"/>
+            <wp:docPr descr="Supplementary Figure S3. PX4-style digital twin action selection across mission intervals." title="" id="179" name="Picture"/>
             <a:graphic>
               <a:graphicData uri="http://schemas.openxmlformats.org/drawingml/2006/picture">
                 <pic:pic>
                   <pic:nvPicPr>
-                    <pic:cNvPr descr="figures/px4_style_action_selection.png" id="176" name="Picture"/>
+                    <pic:cNvPr descr="figures/px4_style_action_selection.png" id="180" name="Picture"/>
                     <pic:cNvPicPr>
                       <a:picLocks noChangeArrowheads="1" noChangeAspect="1"/>
                     </pic:cNvPicPr>
                   </pic:nvPicPr>
                   <pic:blipFill>
-                    <a:blip r:embed="rId174"/>
+                    <a:blip r:embed="rId178"/>
                     <a:stretch>
                       <a:fillRect/>
                     </a:stretch>
@@ -10271,18 +10649,18 @@
           <wp:inline>
             <wp:extent cx="5753100" cy="4314824"/>
             <wp:effectExtent b="0" l="0" r="0" t="0"/>
-            <wp:docPr descr="Supplementary Figure S4. PX4-style UAV mission trajectories under normal and spoofing-like attack conditions." title="" id="178" name="Picture"/>
+            <wp:docPr descr="Supplementary Figure S4. PX4-style UAV mission trajectories under normal and spoofing-like attack conditions." title="" id="182" name="Picture"/>
             <a:graphic>
               <a:graphicData uri="http://schemas.openxmlformats.org/drawingml/2006/picture">
                 <pic:pic>
                   <pic:nvPicPr>
-                    <pic:cNvPr descr="figures/px4_style_mission_trajectories.png" id="179" name="Picture"/>
+                    <pic:cNvPr descr="figures/px4_style_mission_trajectories.png" id="183" name="Picture"/>
                     <pic:cNvPicPr>
                       <a:picLocks noChangeArrowheads="1" noChangeAspect="1"/>
                     </pic:cNvPicPr>
                   </pic:nvPicPr>
                   <pic:blipFill>
-                    <a:blip r:embed="rId177"/>
+                    <a:blip r:embed="rId181"/>
                     <a:stretch>
                       <a:fillRect/>
                     </a:stretch>
@@ -10317,14 +10695,60 @@
         <w:t xml:space="preserve">Supplementary Figure S4. PX4-style UAV mission trajectories under normal and spoofing-like attack conditions.</w:t>
       </w:r>
     </w:p>
-    <w:bookmarkEnd w:id="180"/>
-    <w:bookmarkEnd w:id="181"/>
-    <w:bookmarkStart w:id="182" w:name="funding"/>
+    <w:bookmarkEnd w:id="184"/>
+    <w:bookmarkEnd w:id="185"/>
+    <w:bookmarkStart w:id="186" w:name="author-contributions"/>
     <w:p>
       <w:pPr>
         <w:pStyle w:val="Heading1"/>
       </w:pPr>
       <w:r>
+        <w:t xml:space="preserve">Author Contributions</w:t>
+      </w:r>
+    </w:p>
+    <w:p>
+      <w:pPr>
+        <w:pStyle w:val="FirstParagraph"/>
+      </w:pPr>
+      <w:r>
+        <w:rPr>
+          <w:bCs/>
+          <w:b/>
+        </w:rPr>
+        <w:t xml:space="preserve">Dr. Sai Krishna Thota:</w:t>
+      </w:r>
+      <w:r>
+        <w:t xml:space="preserve"> </w:t>
+      </w:r>
+      <w:r>
+        <w:t xml:space="preserve">Conceptualization, Methodology, Software, Validation, Formal analysis, Investigation, Data curation, Writing — original draft, Writing — review and editing, Visualization.</w:t>
+      </w:r>
+    </w:p>
+    <w:bookmarkEnd w:id="186"/>
+    <w:bookmarkStart w:id="187" w:name="declaration-of-competing-interests"/>
+    <w:p>
+      <w:pPr>
+        <w:pStyle w:val="Heading1"/>
+      </w:pPr>
+      <w:r>
+        <w:t xml:space="preserve">Declaration of Competing Interests</w:t>
+      </w:r>
+    </w:p>
+    <w:p>
+      <w:pPr>
+        <w:pStyle w:val="FirstParagraph"/>
+      </w:pPr>
+      <w:r>
+        <w:t xml:space="preserve">The author declares that there are no known competing financial interests or personal relationships that could have appeared to influence the work reported in this paper.</w:t>
+      </w:r>
+    </w:p>
+    <w:bookmarkEnd w:id="187"/>
+    <w:bookmarkStart w:id="188" w:name="funding"/>
+    <w:p>
+      <w:pPr>
+        <w:pStyle w:val="Heading1"/>
+      </w:pPr>
+      <w:r>
         <w:t xml:space="preserve">Funding</w:t>
       </w:r>
     </w:p>
@@ -10336,8 +10760,8 @@
         <w:t xml:space="preserve">This research did not receive any specific grant from funding agencies in the public, commercial, or not-for-profit sectors.</w:t>
       </w:r>
     </w:p>
-    <w:bookmarkEnd w:id="182"/>
-    <w:bookmarkStart w:id="184" w:name="X071796dd6bc546c91e96cca1cf5ff96599de61f"/>
+    <w:bookmarkEnd w:id="188"/>
+    <w:bookmarkStart w:id="190" w:name="X071796dd6bc546c91e96cca1cf5ff96599de61f"/>
     <w:p>
       <w:pPr>
         <w:pStyle w:val="Heading1"/>
@@ -10354,7 +10778,7 @@
         <w:t xml:space="preserve">During the preparation of this work the author used AI-assisted writing tools in order to improve language clarity and readability. After using these tools, the author reviewed and edited all content as needed and takes full responsibility for the content of the published article.</w:t>
       </w:r>
     </w:p>
-    <w:bookmarkStart w:id="183" w:name="references"/>
+    <w:bookmarkStart w:id="189" w:name="references"/>
     <w:p>
       <w:pPr>
         <w:pStyle w:val="Heading2"/>
@@ -11603,8 +12027,8 @@
         <w:t xml:space="preserve">in Proc. ACM Workshop Cyber-Phys. Syst. Secur. Privacy (CPSS), 2018, pp. 36–47, doi: 10.1145/3264888.3264892.</w:t>
       </w:r>
     </w:p>
-    <w:bookmarkEnd w:id="183"/>
-    <w:bookmarkEnd w:id="184"/>
+    <w:bookmarkEnd w:id="189"/>
+    <w:bookmarkEnd w:id="190"/>
     <w:sectPr>
       <w:pgSz w:h="16838" w:orient="portrait" w:w="11906"/>
       <w:pgMar w:bottom="1701" w:footer="708" w:gutter="0" w:header="708" w:left="1418" w:right="1418" w:top="1701"/>

--- a/final-submission-v3/RA-MARS-journal-draft-final-v3.docx
+++ b/final-submission-v3/RA-MARS-journal-draft-final-v3.docx
@@ -627,7 +627,7 @@
     </w:p>
     <w:bookmarkEnd w:id="38"/>
     <w:bookmarkEnd w:id="39"/>
-    <w:bookmarkStart w:id="62" w:name="system-model-and-threat-model"/>
+    <w:bookmarkStart w:id="60" w:name="system-model-and-threat-model"/>
     <w:p>
       <w:pPr>
         <w:pStyle w:val="Heading1"/>
@@ -1698,13 +1698,13 @@
       </w:r>
     </w:p>
     <w:bookmarkEnd w:id="57"/>
-    <w:bookmarkStart w:id="58" w:name="energy-model"/>
+    <w:bookmarkStart w:id="58" w:name="limitations"/>
     <w:p>
       <w:pPr>
         <w:pStyle w:val="Heading2"/>
       </w:pPr>
       <w:r>
-        <w:t xml:space="preserve">Energy Model</w:t>
+        <w:t xml:space="preserve">Limitations</w:t>
       </w:r>
     </w:p>
     <w:p>
@@ -1712,292 +1712,103 @@
         <w:pStyle w:val="FirstParagraph"/>
       </w:pPr>
       <w:r>
-        <w:t xml:space="preserve">The energy consumption of each UAV is modelled using a power-based approach. Each UAV is assumed to be a multi-rotor platform in the DJI Matrice 300 class, with the following power parameters:</w:t>
-      </w:r>
-    </w:p>
-    <w:tbl>
-      <w:tblPr>
-        <w:tblStyle w:val="Table"/>
-        <w:tblW w:type="auto" w:w="0"/>
-        <w:tblLook w:firstRow="1" w:lastRow="0" w:firstColumn="0" w:lastColumn="0" w:noHBand="0" w:noVBand="0" w:val="0020"/>
-        <w:jc w:val="start"/>
-      </w:tblPr>
-      <w:tblGrid>
-        <w:gridCol w:w="3960"/>
-        <w:gridCol w:w="3960"/>
-      </w:tblGrid>
-      <w:tr>
-        <w:trPr>
-          <w:tblHeader w:val="true"/>
-        </w:trPr>
-        <w:tc>
-          <w:tcPr/>
-          <w:p>
-            <w:pPr>
-              <w:pStyle w:val="Compact"/>
-              <w:jc w:val="left"/>
-            </w:pPr>
-            <w:r>
-              <w:t xml:space="preserve">Flight mode</w:t>
-            </w:r>
-          </w:p>
-        </w:tc>
-        <w:tc>
-          <w:tcPr/>
-          <w:p>
-            <w:pPr>
-              <w:pStyle w:val="Compact"/>
-              <w:jc w:val="left"/>
-            </w:pPr>
-            <w:r>
-              <w:t xml:space="preserve">Power draw</w:t>
-            </w:r>
-          </w:p>
-        </w:tc>
-      </w:tr>
-      <w:tr>
-        <w:tc>
-          <w:tcPr/>
-          <w:p>
-            <w:pPr>
-              <w:pStyle w:val="Compact"/>
-              <w:jc w:val="left"/>
-            </w:pPr>
-            <w:r>
-              <w:t xml:space="preserve">Hover</w:t>
-            </w:r>
-          </w:p>
-        </w:tc>
-        <w:tc>
-          <w:tcPr/>
-          <w:p>
-            <w:pPr>
-              <w:pStyle w:val="Compact"/>
-              <w:jc w:val="left"/>
-            </w:pPr>
-            <w:r>
-              <w:t xml:space="preserve">300 W</w:t>
-            </w:r>
-          </w:p>
-        </w:tc>
-      </w:tr>
-      <w:tr>
-        <w:tc>
-          <w:tcPr/>
-          <w:p>
-            <w:pPr>
-              <w:pStyle w:val="Compact"/>
-              <w:jc w:val="left"/>
-            </w:pPr>
-            <w:r>
-              <w:t xml:space="preserve">Cruise (15 m/s)</w:t>
-            </w:r>
-          </w:p>
-        </w:tc>
-        <w:tc>
-          <w:tcPr/>
-          <w:p>
-            <w:pPr>
-              <w:pStyle w:val="Compact"/>
-              <w:jc w:val="left"/>
-            </w:pPr>
-            <w:r>
-              <w:t xml:space="preserve">180 W</w:t>
-            </w:r>
-          </w:p>
-        </w:tc>
-      </w:tr>
-      <w:tr>
-        <w:tc>
-          <w:tcPr/>
-          <w:p>
-            <w:pPr>
-              <w:pStyle w:val="Compact"/>
-              <w:jc w:val="left"/>
-            </w:pPr>
-            <w:r>
-              <w:t xml:space="preserve">Companion computer (Jetson Nano class)</w:t>
-            </w:r>
-          </w:p>
-        </w:tc>
-        <w:tc>
-          <w:tcPr/>
-          <w:p>
-            <w:pPr>
-              <w:pStyle w:val="Compact"/>
-              <w:jc w:val="left"/>
-            </w:pPr>
-            <w:r>
-              <w:t xml:space="preserve">10 W</w:t>
-            </w:r>
-          </w:p>
-        </w:tc>
-      </w:tr>
-      <w:tr>
-        <w:tc>
-          <w:tcPr/>
-          <w:p>
-            <w:pPr>
-              <w:pStyle w:val="Compact"/>
-              <w:jc w:val="left"/>
-            </w:pPr>
-            <w:r>
-              <w:t xml:space="preserve">Communication overhead</w:t>
-            </w:r>
-          </w:p>
-        </w:tc>
-        <w:tc>
-          <w:tcPr/>
-          <w:p>
-            <w:pPr>
-              <w:pStyle w:val="Compact"/>
-              <w:jc w:val="left"/>
-            </w:pPr>
-            <w:r>
-              <w:t xml:space="preserve">2 W</w:t>
-            </w:r>
-          </w:p>
-        </w:tc>
-      </w:tr>
-    </w:tbl>
-    <w:p>
-      <w:pPr>
-        <w:pStyle w:val="BodyText"/>
-      </w:pPr>
-      <w:r>
-        <w:t xml:space="preserve">Energy consumed per telemetry interval (1 second) is computed as E = P × Δt, where P is the total power draw for the current flight mode and Δt = 1 s. Energy is normalised to [0, 1] relative to the hover + compute baseline (312 W). The energy penalty in the Mission Assurance Index penalises high consumption rates that reduce mission endurance. Under normal operation, the normalised energy rate is approximately 0.013 per telemetry interval, corresponding to approximately 75 minutes of hover endurance at full battery capacity.</w:t>
+        <w:t xml:space="preserve">The threat model does not currently include:</w:t>
+      </w:r>
+    </w:p>
+    <w:p>
+      <w:pPr>
+        <w:numPr>
+          <w:ilvl w:val="0"/>
+          <w:numId w:val="1012"/>
+        </w:numPr>
+        <w:pStyle w:val="Compact"/>
+      </w:pPr>
+      <w:r>
+        <w:t xml:space="preserve">physical UAV capture</w:t>
+      </w:r>
+    </w:p>
+    <w:p>
+      <w:pPr>
+        <w:numPr>
+          <w:ilvl w:val="0"/>
+          <w:numId w:val="1012"/>
+        </w:numPr>
+        <w:pStyle w:val="Compact"/>
+      </w:pPr>
+      <w:r>
+        <w:t xml:space="preserve">insider attacks</w:t>
+      </w:r>
+    </w:p>
+    <w:p>
+      <w:pPr>
+        <w:numPr>
+          <w:ilvl w:val="0"/>
+          <w:numId w:val="1012"/>
+        </w:numPr>
+        <w:pStyle w:val="Compact"/>
+      </w:pPr>
+      <w:r>
+        <w:t xml:space="preserve">malware inside UAV firmware</w:t>
+      </w:r>
+    </w:p>
+    <w:p>
+      <w:pPr>
+        <w:numPr>
+          <w:ilvl w:val="0"/>
+          <w:numId w:val="1012"/>
+        </w:numPr>
+        <w:pStyle w:val="Compact"/>
+      </w:pPr>
+      <w:r>
+        <w:t xml:space="preserve">advanced adversarial attacks on onboard perception models</w:t>
+      </w:r>
+    </w:p>
+    <w:p>
+      <w:pPr>
+        <w:numPr>
+          <w:ilvl w:val="0"/>
+          <w:numId w:val="1012"/>
+        </w:numPr>
+        <w:pStyle w:val="Compact"/>
+      </w:pPr>
+      <w:r>
+        <w:t xml:space="preserve">real RF hardware-level jamming experiments</w:t>
+      </w:r>
+    </w:p>
+    <w:p>
+      <w:pPr>
+        <w:numPr>
+          <w:ilvl w:val="0"/>
+          <w:numId w:val="1012"/>
+        </w:numPr>
+        <w:pStyle w:val="Compact"/>
+      </w:pPr>
+      <w:r>
+        <w:t xml:space="preserve">real UAV flight testing</w:t>
+      </w:r>
+    </w:p>
+    <w:p>
+      <w:pPr>
+        <w:numPr>
+          <w:ilvl w:val="0"/>
+          <w:numId w:val="1012"/>
+        </w:numPr>
+        <w:pStyle w:val="Compact"/>
+      </w:pPr>
+      <w:r>
+        <w:t xml:space="preserve">classified defence communication protocols</w:t>
+      </w:r>
+    </w:p>
+    <w:p>
+      <w:pPr>
+        <w:pStyle w:val="FirstParagraph"/>
+      </w:pPr>
+      <w:r>
+        <w:t xml:space="preserve">These limitations should be acknowledged in the final manuscript and addressed as future work.</w:t>
       </w:r>
     </w:p>
     <w:bookmarkEnd w:id="58"/>
-    <w:bookmarkStart w:id="59" w:name="inter-uav-communication-model"/>
-    <w:p>
-      <w:pPr>
-        <w:pStyle w:val="Heading2"/>
-      </w:pPr>
-      <w:r>
-        <w:t xml:space="preserve">Inter-UAV Communication Model</w:t>
-      </w:r>
-    </w:p>
-    <w:p>
-      <w:pPr>
-        <w:pStyle w:val="FirstParagraph"/>
-      </w:pPr>
-      <w:r>
-        <w:t xml:space="preserve">UAV-to-UAV coordination within RA-MARS uses MAVLink 2 messaging over the 900 MHz C2 link. Each UAV broadcasts its current mission state, MAI score, and adaptive action at the MAVLink telemetry rate (10 Hz). The GCS aggregates swarm-level MAI scores and issues mission-level commands at 4 Hz. Under jamming conditions, the C2 link SINR degradation affects both GCS-to-UAV and UAV-to-UAV links equally, as all links share the same frequency band and are subject to the same jammer ERP. Future work will investigate mesh networking protocols (e.g., OLSR, AODV) to improve swarm communication resilience under partial jamming.</w:t>
-      </w:r>
-    </w:p>
-    <w:bookmarkEnd w:id="59"/>
-    <w:bookmarkStart w:id="60" w:name="limitations"/>
-    <w:p>
-      <w:pPr>
-        <w:pStyle w:val="Heading2"/>
-      </w:pPr>
-      <w:r>
-        <w:t xml:space="preserve">Limitations</w:t>
-      </w:r>
-    </w:p>
-    <w:p>
-      <w:pPr>
-        <w:pStyle w:val="FirstParagraph"/>
-      </w:pPr>
-      <w:r>
-        <w:t xml:space="preserve">The threat model does not currently include:</w:t>
-      </w:r>
-    </w:p>
-    <w:p>
-      <w:pPr>
-        <w:numPr>
-          <w:ilvl w:val="0"/>
-          <w:numId w:val="1012"/>
-        </w:numPr>
-        <w:pStyle w:val="Compact"/>
-      </w:pPr>
-      <w:r>
-        <w:t xml:space="preserve">physical UAV capture</w:t>
-      </w:r>
-    </w:p>
-    <w:p>
-      <w:pPr>
-        <w:numPr>
-          <w:ilvl w:val="0"/>
-          <w:numId w:val="1012"/>
-        </w:numPr>
-        <w:pStyle w:val="Compact"/>
-      </w:pPr>
-      <w:r>
-        <w:t xml:space="preserve">insider attacks</w:t>
-      </w:r>
-    </w:p>
-    <w:p>
-      <w:pPr>
-        <w:numPr>
-          <w:ilvl w:val="0"/>
-          <w:numId w:val="1012"/>
-        </w:numPr>
-        <w:pStyle w:val="Compact"/>
-      </w:pPr>
-      <w:r>
-        <w:t xml:space="preserve">malware inside UAV firmware</w:t>
-      </w:r>
-    </w:p>
-    <w:p>
-      <w:pPr>
-        <w:numPr>
-          <w:ilvl w:val="0"/>
-          <w:numId w:val="1012"/>
-        </w:numPr>
-        <w:pStyle w:val="Compact"/>
-      </w:pPr>
-      <w:r>
-        <w:t xml:space="preserve">advanced adversarial attacks on onboard perception models</w:t>
-      </w:r>
-    </w:p>
-    <w:p>
-      <w:pPr>
-        <w:numPr>
-          <w:ilvl w:val="0"/>
-          <w:numId w:val="1012"/>
-        </w:numPr>
-        <w:pStyle w:val="Compact"/>
-      </w:pPr>
-      <w:r>
-        <w:t xml:space="preserve">real RF hardware-level jamming experiments</w:t>
-      </w:r>
-    </w:p>
-    <w:p>
-      <w:pPr>
-        <w:numPr>
-          <w:ilvl w:val="0"/>
-          <w:numId w:val="1012"/>
-        </w:numPr>
-        <w:pStyle w:val="Compact"/>
-      </w:pPr>
-      <w:r>
-        <w:t xml:space="preserve">real UAV flight testing</w:t>
-      </w:r>
-    </w:p>
-    <w:p>
-      <w:pPr>
-        <w:numPr>
-          <w:ilvl w:val="0"/>
-          <w:numId w:val="1012"/>
-        </w:numPr>
-        <w:pStyle w:val="Compact"/>
-      </w:pPr>
-      <w:r>
-        <w:t xml:space="preserve">classified defence communication protocols</w:t>
-      </w:r>
-    </w:p>
-    <w:p>
-      <w:pPr>
-        <w:pStyle w:val="FirstParagraph"/>
-      </w:pPr>
-      <w:r>
-        <w:t xml:space="preserve">These limitations should be acknowledged in the final manuscript and addressed as future work.</w:t>
-      </w:r>
-    </w:p>
-    <w:bookmarkEnd w:id="60"/>
-    <w:bookmarkStart w:id="61" w:name="ra-mars-security-objectives"/>
+    <w:bookmarkStart w:id="59" w:name="ra-mars-security-objectives"/>
     <w:p>
       <w:pPr>
         <w:pStyle w:val="Heading2"/>
@@ -2093,24 +1904,228 @@
         </w:pict>
       </w:r>
     </w:p>
+    <w:bookmarkEnd w:id="59"/>
+    <w:bookmarkEnd w:id="60"/>
+    <w:bookmarkStart w:id="78" w:name="methodology"/>
+    <w:p>
+      <w:pPr>
+        <w:pStyle w:val="Heading1"/>
+      </w:pPr>
+      <w:r>
+        <w:t xml:space="preserve">Methodology</w:t>
+      </w:r>
+    </w:p>
+    <w:bookmarkStart w:id="61" w:name="overview-of-ra-mars"/>
+    <w:p>
+      <w:pPr>
+        <w:pStyle w:val="Heading2"/>
+      </w:pPr>
+      <w:r>
+        <w:t xml:space="preserve">Overview of RA-MARS</w:t>
+      </w:r>
+    </w:p>
+    <w:p>
+      <w:pPr>
+        <w:pStyle w:val="FirstParagraph"/>
+      </w:pPr>
+      <w:r>
+        <w:t xml:space="preserve">RA-MARS is proposed as a resilient AI-driven mission assurance framework for secure multi-UAV defence surveillance in contested environments. The framework is designed to support UAV mission continuity, attack awareness, and mission-data trustworthiness under radio-frequency jamming, GPS spoofing, and data-tampering attacks.</w:t>
+      </w:r>
+    </w:p>
+    <w:p>
+      <w:pPr>
+        <w:pStyle w:val="BodyText"/>
+      </w:pPr>
+      <w:r>
+        <w:t xml:space="preserve">The methodology consists of four main modules:</w:t>
+      </w:r>
+    </w:p>
+    <w:p>
+      <w:pPr>
+        <w:numPr>
+          <w:ilvl w:val="0"/>
+          <w:numId w:val="1014"/>
+        </w:numPr>
+        <w:pStyle w:val="Compact"/>
+      </w:pPr>
+      <w:r>
+        <w:t xml:space="preserve">AI-based attack detection</w:t>
+      </w:r>
+    </w:p>
+    <w:p>
+      <w:pPr>
+        <w:numPr>
+          <w:ilvl w:val="0"/>
+          <w:numId w:val="1014"/>
+        </w:numPr>
+        <w:pStyle w:val="Compact"/>
+      </w:pPr>
+      <w:r>
+        <w:t xml:space="preserve">Mission-risk scoring</w:t>
+      </w:r>
+    </w:p>
+    <w:p>
+      <w:pPr>
+        <w:numPr>
+          <w:ilvl w:val="0"/>
+          <w:numId w:val="1014"/>
+        </w:numPr>
+        <w:pStyle w:val="Compact"/>
+      </w:pPr>
+      <w:r>
+        <w:t xml:space="preserve">Adaptive mission-continuation logic</w:t>
+      </w:r>
+    </w:p>
+    <w:p>
+      <w:pPr>
+        <w:numPr>
+          <w:ilvl w:val="0"/>
+          <w:numId w:val="1014"/>
+        </w:numPr>
+        <w:pStyle w:val="Compact"/>
+      </w:pPr>
+      <w:r>
+        <w:t xml:space="preserve">Blockchain-inspired tamper-resistant mission logging</w:t>
+      </w:r>
+    </w:p>
+    <w:p>
+      <w:pPr>
+        <w:pStyle w:val="FirstParagraph"/>
+      </w:pPr>
+      <w:r>
+        <w:t xml:space="preserve">These modules operate together to detect abnormal mission conditions, estimate the severity of operational degradation, support adaptive mission decisions, and preserve trustworthy mission records.</w:t>
+      </w:r>
+    </w:p>
     <w:bookmarkEnd w:id="61"/>
+    <w:bookmarkStart w:id="62" w:name="system-architecture"/>
+    <w:p>
+      <w:pPr>
+        <w:pStyle w:val="Heading2"/>
+      </w:pPr>
+      <w:r>
+        <w:t xml:space="preserve">System Architecture</w:t>
+      </w:r>
+    </w:p>
+    <w:p>
+      <w:pPr>
+        <w:pStyle w:val="FirstParagraph"/>
+      </w:pPr>
+      <w:r>
+        <w:t xml:space="preserve">The RA-MARS architecture includes the following components:</w:t>
+      </w:r>
+    </w:p>
+    <w:p>
+      <w:pPr>
+        <w:numPr>
+          <w:ilvl w:val="0"/>
+          <w:numId w:val="1015"/>
+        </w:numPr>
+        <w:pStyle w:val="Compact"/>
+      </w:pPr>
+      <w:r>
+        <w:t xml:space="preserve">Multi-UAV surveillance layer</w:t>
+      </w:r>
+    </w:p>
+    <w:p>
+      <w:pPr>
+        <w:numPr>
+          <w:ilvl w:val="0"/>
+          <w:numId w:val="1015"/>
+        </w:numPr>
+        <w:pStyle w:val="Compact"/>
+      </w:pPr>
+      <w:r>
+        <w:t xml:space="preserve">Ground control station</w:t>
+      </w:r>
+    </w:p>
+    <w:p>
+      <w:pPr>
+        <w:numPr>
+          <w:ilvl w:val="0"/>
+          <w:numId w:val="1015"/>
+        </w:numPr>
+        <w:pStyle w:val="Compact"/>
+      </w:pPr>
+      <w:r>
+        <w:t xml:space="preserve">Telemetry and communication layer</w:t>
+      </w:r>
+    </w:p>
+    <w:p>
+      <w:pPr>
+        <w:numPr>
+          <w:ilvl w:val="0"/>
+          <w:numId w:val="1015"/>
+        </w:numPr>
+        <w:pStyle w:val="Compact"/>
+      </w:pPr>
+      <w:r>
+        <w:t xml:space="preserve">AI-based anomaly detection module</w:t>
+      </w:r>
+    </w:p>
+    <w:p>
+      <w:pPr>
+        <w:numPr>
+          <w:ilvl w:val="0"/>
+          <w:numId w:val="1015"/>
+        </w:numPr>
+        <w:pStyle w:val="Compact"/>
+      </w:pPr>
+      <w:r>
+        <w:t xml:space="preserve">Mission-risk scoring module</w:t>
+      </w:r>
+    </w:p>
+    <w:p>
+      <w:pPr>
+        <w:numPr>
+          <w:ilvl w:val="0"/>
+          <w:numId w:val="1015"/>
+        </w:numPr>
+        <w:pStyle w:val="Compact"/>
+      </w:pPr>
+      <w:r>
+        <w:t xml:space="preserve">Adaptive mission-continuation module</w:t>
+      </w:r>
+    </w:p>
+    <w:p>
+      <w:pPr>
+        <w:numPr>
+          <w:ilvl w:val="0"/>
+          <w:numId w:val="1015"/>
+        </w:numPr>
+        <w:pStyle w:val="Compact"/>
+      </w:pPr>
+      <w:r>
+        <w:t xml:space="preserve">Tamper-resistant logging module</w:t>
+      </w:r>
+    </w:p>
+    <w:p>
+      <w:pPr>
+        <w:numPr>
+          <w:ilvl w:val="0"/>
+          <w:numId w:val="1015"/>
+        </w:numPr>
+        <w:pStyle w:val="Compact"/>
+      </w:pPr>
+      <w:r>
+        <w:t xml:space="preserve">Mission monitoring and evaluation layer</w:t>
+      </w:r>
+    </w:p>
+    <w:p>
+      <w:pPr>
+        <w:pStyle w:val="FirstParagraph"/>
+      </w:pPr>
+      <w:r>
+        <w:t xml:space="preserve">Each UAV periodically transmits telemetry information, including location, velocity, battery level, communication status, mission-zone progress, and sensor status. The ground control station receives UAV telemetry and evaluates whether mission behavior is normal or potentially affected by adversarial conditions.</w:t>
+      </w:r>
+    </w:p>
     <w:bookmarkEnd w:id="62"/>
-    <w:bookmarkStart w:id="80" w:name="methodology"/>
-    <w:p>
-      <w:pPr>
-        <w:pStyle w:val="Heading1"/>
-      </w:pPr>
-      <w:r>
-        <w:t xml:space="preserve">Methodology</w:t>
-      </w:r>
-    </w:p>
-    <w:bookmarkStart w:id="63" w:name="overview-of-ra-mars"/>
+    <w:bookmarkStart w:id="63" w:name="multi-uav-surveillance-layer"/>
     <w:p>
       <w:pPr>
         <w:pStyle w:val="Heading2"/>
       </w:pPr>
       <w:r>
-        <w:t xml:space="preserve">Overview of RA-MARS</w:t>
+        <w:t xml:space="preserve">Multi-UAV Surveillance Layer</w:t>
       </w:r>
     </w:p>
     <w:p>
@@ -2118,63 +2133,25 @@
         <w:pStyle w:val="FirstParagraph"/>
       </w:pPr>
       <w:r>
-        <w:t xml:space="preserve">RA-MARS is proposed as a resilient AI-driven mission assurance framework for secure multi-UAV defence surveillance in contested environments. The framework is designed to support UAV mission continuity, attack awareness, and mission-data trustworthiness under radio-frequency jamming, GPS spoofing, and data-tampering attacks.</w:t>
-      </w:r>
-    </w:p>
-    <w:p>
-      <w:pPr>
-        <w:pStyle w:val="BodyText"/>
-      </w:pPr>
-      <w:r>
-        <w:t xml:space="preserve">The methodology consists of four main modules:</w:t>
-      </w:r>
-    </w:p>
-    <w:p>
-      <w:pPr>
-        <w:numPr>
-          <w:ilvl w:val="0"/>
-          <w:numId w:val="1014"/>
-        </w:numPr>
-        <w:pStyle w:val="Compact"/>
-      </w:pPr>
-      <w:r>
-        <w:t xml:space="preserve">AI-based attack detection</w:t>
-      </w:r>
-    </w:p>
-    <w:p>
-      <w:pPr>
-        <w:numPr>
-          <w:ilvl w:val="0"/>
-          <w:numId w:val="1014"/>
-        </w:numPr>
-        <w:pStyle w:val="Compact"/>
-      </w:pPr>
-      <w:r>
-        <w:t xml:space="preserve">Mission-risk scoring</w:t>
-      </w:r>
-    </w:p>
-    <w:p>
-      <w:pPr>
-        <w:numPr>
-          <w:ilvl w:val="0"/>
-          <w:numId w:val="1014"/>
-        </w:numPr>
-        <w:pStyle w:val="Compact"/>
-      </w:pPr>
-      <w:r>
-        <w:t xml:space="preserve">Adaptive mission-continuation logic</w:t>
-      </w:r>
-    </w:p>
-    <w:p>
-      <w:pPr>
-        <w:numPr>
-          <w:ilvl w:val="0"/>
-          <w:numId w:val="1014"/>
-        </w:numPr>
-        <w:pStyle w:val="Compact"/>
-      </w:pPr>
-      <w:r>
-        <w:t xml:space="preserve">Blockchain-inspired tamper-resistant mission logging</w:t>
+        <w:t xml:space="preserve">The multi-UAV surveillance layer represents a coordinated UAV team assigned to monitor a defence surveillance area. The mission area is divided into multiple grid-based zones. Each UAV is assigned one or more zones and periodically reports telemetry and mission status to the ground control station.</w:t>
+      </w:r>
+    </w:p>
+    <w:p>
+      <w:pPr>
+        <w:pStyle w:val="BodyText"/>
+      </w:pPr>
+      <w:r>
+        <w:t xml:space="preserve">The surveillance mission is considered successful when a predefined percentage of mission zones is covered within the mission duration while maintaining acceptable communication reliability and navigation consistency.</w:t>
+      </w:r>
+    </w:p>
+    <w:bookmarkEnd w:id="63"/>
+    <w:bookmarkStart w:id="67" w:name="ai-based-attack-detection-module"/>
+    <w:p>
+      <w:pPr>
+        <w:pStyle w:val="Heading2"/>
+      </w:pPr>
+      <w:r>
+        <w:t xml:space="preserve">AI-Based Attack Detection Module</w:t>
       </w:r>
     </w:p>
     <w:p>
@@ -2182,17 +2159,295 @@
         <w:pStyle w:val="FirstParagraph"/>
       </w:pPr>
       <w:r>
-        <w:t xml:space="preserve">These modules operate together to detect abnormal mission conditions, estimate the severity of operational degradation, support adaptive mission decisions, and preserve trustworthy mission records.</w:t>
-      </w:r>
-    </w:p>
-    <w:bookmarkEnd w:id="63"/>
-    <w:bookmarkStart w:id="64" w:name="system-architecture"/>
+        <w:t xml:space="preserve">The threat model for RA-MARS — covering RF jamming, GPS/GNSS spoofing, and mission-data tampering — is defined in Section 3. The AI-based attack detection module classifies mission states as normal or attacked based on the UAV telemetry and mission-status features described below.</w:t>
+      </w:r>
+    </w:p>
+    <w:bookmarkStart w:id="64" w:name="input-features"/>
+    <w:p>
+      <w:pPr>
+        <w:pStyle w:val="Heading3"/>
+      </w:pPr>
+      <w:r>
+        <w:t xml:space="preserve">Input Features</w:t>
+      </w:r>
+    </w:p>
+    <w:p>
+      <w:pPr>
+        <w:pStyle w:val="FirstParagraph"/>
+      </w:pPr>
+      <w:r>
+        <w:t xml:space="preserve">The detection module uses the following features:</w:t>
+      </w:r>
+    </w:p>
+    <w:p>
+      <w:pPr>
+        <w:numPr>
+          <w:ilvl w:val="0"/>
+          <w:numId w:val="1016"/>
+        </w:numPr>
+        <w:pStyle w:val="Compact"/>
+      </w:pPr>
+      <w:r>
+        <w:t xml:space="preserve">Packet delivery ratio</w:t>
+      </w:r>
+    </w:p>
+    <w:p>
+      <w:pPr>
+        <w:numPr>
+          <w:ilvl w:val="0"/>
+          <w:numId w:val="1016"/>
+        </w:numPr>
+        <w:pStyle w:val="Compact"/>
+      </w:pPr>
+      <w:r>
+        <w:t xml:space="preserve">Average communication latency</w:t>
+      </w:r>
+    </w:p>
+    <w:p>
+      <w:pPr>
+        <w:numPr>
+          <w:ilvl w:val="0"/>
+          <w:numId w:val="1016"/>
+        </w:numPr>
+        <w:pStyle w:val="Compact"/>
+      </w:pPr>
+      <w:r>
+        <w:t xml:space="preserve">GPS position change</w:t>
+      </w:r>
+    </w:p>
+    <w:p>
+      <w:pPr>
+        <w:numPr>
+          <w:ilvl w:val="0"/>
+          <w:numId w:val="1016"/>
+        </w:numPr>
+        <w:pStyle w:val="Compact"/>
+      </w:pPr>
+      <w:r>
+        <w:t xml:space="preserve">Velocity consistency</w:t>
+      </w:r>
+    </w:p>
+    <w:p>
+      <w:pPr>
+        <w:numPr>
+          <w:ilvl w:val="0"/>
+          <w:numId w:val="1016"/>
+        </w:numPr>
+        <w:pStyle w:val="Compact"/>
+      </w:pPr>
+      <w:r>
+        <w:t xml:space="preserve">Route deviation</w:t>
+      </w:r>
+    </w:p>
+    <w:p>
+      <w:pPr>
+        <w:numPr>
+          <w:ilvl w:val="0"/>
+          <w:numId w:val="1016"/>
+        </w:numPr>
+        <w:pStyle w:val="Compact"/>
+      </w:pPr>
+      <w:r>
+        <w:t xml:space="preserve">Battery drain rate</w:t>
+      </w:r>
+    </w:p>
+    <w:p>
+      <w:pPr>
+        <w:numPr>
+          <w:ilvl w:val="0"/>
+          <w:numId w:val="1016"/>
+        </w:numPr>
+        <w:pStyle w:val="Compact"/>
+      </w:pPr>
+      <w:r>
+        <w:t xml:space="preserve">Mission progress rate</w:t>
+      </w:r>
+    </w:p>
+    <w:p>
+      <w:pPr>
+        <w:numPr>
+          <w:ilvl w:val="0"/>
+          <w:numId w:val="1016"/>
+        </w:numPr>
+        <w:pStyle w:val="Compact"/>
+      </w:pPr>
+      <w:r>
+        <w:t xml:space="preserve">Log integrity status</w:t>
+      </w:r>
+    </w:p>
+    <w:bookmarkEnd w:id="64"/>
+    <w:bookmarkStart w:id="65" w:name="output-classes"/>
+    <w:p>
+      <w:pPr>
+        <w:pStyle w:val="Heading3"/>
+      </w:pPr>
+      <w:r>
+        <w:t xml:space="preserve">Output Classes</w:t>
+      </w:r>
+    </w:p>
+    <w:p>
+      <w:pPr>
+        <w:pStyle w:val="FirstParagraph"/>
+      </w:pPr>
+      <w:r>
+        <w:t xml:space="preserve">The model may classify mission states into the following classes:</w:t>
+      </w:r>
+    </w:p>
+    <w:p>
+      <w:pPr>
+        <w:numPr>
+          <w:ilvl w:val="0"/>
+          <w:numId w:val="1017"/>
+        </w:numPr>
+        <w:pStyle w:val="Compact"/>
+      </w:pPr>
+      <w:r>
+        <w:t xml:space="preserve">Normal</w:t>
+      </w:r>
+    </w:p>
+    <w:p>
+      <w:pPr>
+        <w:numPr>
+          <w:ilvl w:val="0"/>
+          <w:numId w:val="1017"/>
+        </w:numPr>
+        <w:pStyle w:val="Compact"/>
+      </w:pPr>
+      <w:r>
+        <w:t xml:space="preserve">Jamming</w:t>
+      </w:r>
+    </w:p>
+    <w:p>
+      <w:pPr>
+        <w:numPr>
+          <w:ilvl w:val="0"/>
+          <w:numId w:val="1017"/>
+        </w:numPr>
+        <w:pStyle w:val="Compact"/>
+      </w:pPr>
+      <w:r>
+        <w:t xml:space="preserve">GPS spoofing</w:t>
+      </w:r>
+    </w:p>
+    <w:p>
+      <w:pPr>
+        <w:numPr>
+          <w:ilvl w:val="0"/>
+          <w:numId w:val="1017"/>
+        </w:numPr>
+        <w:pStyle w:val="Compact"/>
+      </w:pPr>
+      <w:r>
+        <w:t xml:space="preserve">Data tampering</w:t>
+      </w:r>
+    </w:p>
+    <w:p>
+      <w:pPr>
+        <w:numPr>
+          <w:ilvl w:val="0"/>
+          <w:numId w:val="1017"/>
+        </w:numPr>
+        <w:pStyle w:val="Compact"/>
+      </w:pPr>
+      <w:r>
+        <w:t xml:space="preserve">Combined attack</w:t>
+      </w:r>
+    </w:p>
+    <w:bookmarkEnd w:id="65"/>
+    <w:bookmarkStart w:id="66" w:name="candidate-models"/>
+    <w:p>
+      <w:pPr>
+        <w:pStyle w:val="Heading3"/>
+      </w:pPr>
+      <w:r>
+        <w:t xml:space="preserve">Candidate Models</w:t>
+      </w:r>
+    </w:p>
+    <w:p>
+      <w:pPr>
+        <w:pStyle w:val="FirstParagraph"/>
+      </w:pPr>
+      <w:r>
+        <w:t xml:space="preserve">The following machine-learning models were evaluated:</w:t>
+      </w:r>
+    </w:p>
+    <w:p>
+      <w:pPr>
+        <w:numPr>
+          <w:ilvl w:val="0"/>
+          <w:numId w:val="1018"/>
+        </w:numPr>
+        <w:pStyle w:val="Compact"/>
+      </w:pPr>
+      <w:r>
+        <w:t xml:space="preserve">Logistic Regression</w:t>
+      </w:r>
+    </w:p>
+    <w:p>
+      <w:pPr>
+        <w:numPr>
+          <w:ilvl w:val="0"/>
+          <w:numId w:val="1018"/>
+        </w:numPr>
+        <w:pStyle w:val="Compact"/>
+      </w:pPr>
+      <w:r>
+        <w:t xml:space="preserve">Support Vector Machine</w:t>
+      </w:r>
+    </w:p>
+    <w:p>
+      <w:pPr>
+        <w:numPr>
+          <w:ilvl w:val="0"/>
+          <w:numId w:val="1018"/>
+        </w:numPr>
+        <w:pStyle w:val="Compact"/>
+      </w:pPr>
+      <w:r>
+        <w:t xml:space="preserve">Random Forest</w:t>
+      </w:r>
+    </w:p>
+    <w:p>
+      <w:pPr>
+        <w:numPr>
+          <w:ilvl w:val="0"/>
+          <w:numId w:val="1018"/>
+        </w:numPr>
+        <w:pStyle w:val="Compact"/>
+      </w:pPr>
+      <w:r>
+        <w:t xml:space="preserve">Gradient Boosting or XGBoost</w:t>
+      </w:r>
+    </w:p>
+    <w:p>
+      <w:pPr>
+        <w:numPr>
+          <w:ilvl w:val="0"/>
+          <w:numId w:val="1018"/>
+        </w:numPr>
+        <w:pStyle w:val="Compact"/>
+      </w:pPr>
+      <w:r>
+        <w:t xml:space="preserve">Lightweight Neural Network</w:t>
+      </w:r>
+    </w:p>
+    <w:p>
+      <w:pPr>
+        <w:pStyle w:val="FirstParagraph"/>
+      </w:pPr>
+      <w:r>
+        <w:t xml:space="preserve">The best-performing model can be selected based on accuracy, precision, recall, and F1-score.</w:t>
+      </w:r>
+    </w:p>
+    <w:bookmarkEnd w:id="66"/>
+    <w:bookmarkEnd w:id="67"/>
+    <w:bookmarkStart w:id="70" w:name="mission-risk-scoring-module"/>
     <w:p>
       <w:pPr>
         <w:pStyle w:val="Heading2"/>
       </w:pPr>
       <w:r>
-        <w:t xml:space="preserve">System Architecture</w:t>
+        <w:t xml:space="preserve">Mission-Risk Scoring Module</w:t>
       </w:r>
     </w:p>
     <w:p>
@@ -2200,103 +2455,16 @@
         <w:pStyle w:val="FirstParagraph"/>
       </w:pPr>
       <w:r>
-        <w:t xml:space="preserve">The RA-MARS architecture includes the following components:</w:t>
-      </w:r>
-    </w:p>
-    <w:p>
-      <w:pPr>
-        <w:numPr>
-          <w:ilvl w:val="0"/>
-          <w:numId w:val="1015"/>
-        </w:numPr>
-        <w:pStyle w:val="Compact"/>
-      </w:pPr>
-      <w:r>
-        <w:t xml:space="preserve">Multi-UAV surveillance layer</w:t>
-      </w:r>
-    </w:p>
-    <w:p>
-      <w:pPr>
-        <w:numPr>
-          <w:ilvl w:val="0"/>
-          <w:numId w:val="1015"/>
-        </w:numPr>
-        <w:pStyle w:val="Compact"/>
-      </w:pPr>
-      <w:r>
-        <w:t xml:space="preserve">Ground control station</w:t>
-      </w:r>
-    </w:p>
-    <w:p>
-      <w:pPr>
-        <w:numPr>
-          <w:ilvl w:val="0"/>
-          <w:numId w:val="1015"/>
-        </w:numPr>
-        <w:pStyle w:val="Compact"/>
-      </w:pPr>
-      <w:r>
-        <w:t xml:space="preserve">Telemetry and communication layer</w:t>
-      </w:r>
-    </w:p>
-    <w:p>
-      <w:pPr>
-        <w:numPr>
-          <w:ilvl w:val="0"/>
-          <w:numId w:val="1015"/>
-        </w:numPr>
-        <w:pStyle w:val="Compact"/>
-      </w:pPr>
-      <w:r>
-        <w:t xml:space="preserve">AI-based anomaly detection module</w:t>
-      </w:r>
-    </w:p>
-    <w:p>
-      <w:pPr>
-        <w:numPr>
-          <w:ilvl w:val="0"/>
-          <w:numId w:val="1015"/>
-        </w:numPr>
-        <w:pStyle w:val="Compact"/>
-      </w:pPr>
-      <w:r>
-        <w:t xml:space="preserve">Mission-risk scoring module</w:t>
-      </w:r>
-    </w:p>
-    <w:p>
-      <w:pPr>
-        <w:numPr>
-          <w:ilvl w:val="0"/>
-          <w:numId w:val="1015"/>
-        </w:numPr>
-        <w:pStyle w:val="Compact"/>
-      </w:pPr>
-      <w:r>
-        <w:t xml:space="preserve">Adaptive mission-continuation module</w:t>
-      </w:r>
-    </w:p>
-    <w:p>
-      <w:pPr>
-        <w:numPr>
-          <w:ilvl w:val="0"/>
-          <w:numId w:val="1015"/>
-        </w:numPr>
-        <w:pStyle w:val="Compact"/>
-      </w:pPr>
-      <w:r>
-        <w:t xml:space="preserve">Tamper-resistant logging module</w:t>
-      </w:r>
-    </w:p>
-    <w:p>
-      <w:pPr>
-        <w:numPr>
-          <w:ilvl w:val="0"/>
-          <w:numId w:val="1015"/>
-        </w:numPr>
-        <w:pStyle w:val="Compact"/>
-      </w:pPr>
-      <w:r>
-        <w:t xml:space="preserve">Mission monitoring and evaluation layer</w:t>
+        <w:t xml:space="preserve">The mission-risk scoring module estimates the severity of the current mission condition using AI detection results and operational indicators.</w:t>
+      </w:r>
+    </w:p>
+    <w:bookmarkStart w:id="68" w:name="mission-assurance-index"/>
+    <w:p>
+      <w:pPr>
+        <w:pStyle w:val="Heading3"/>
+      </w:pPr>
+      <w:r>
+        <w:t xml:space="preserve">Mission Assurance Index</w:t>
       </w:r>
     </w:p>
     <w:p>
@@ -2304,384 +2472,27 @@
         <w:pStyle w:val="FirstParagraph"/>
       </w:pPr>
       <w:r>
-        <w:t xml:space="preserve">Each UAV periodically transmits telemetry information, including location, velocity, battery level, communication status, mission-zone progress, and sensor status. The ground control station receives UAV telemetry and evaluates whether mission behavior is normal or potentially affected by adversarial conditions.</w:t>
-      </w:r>
-    </w:p>
-    <w:bookmarkEnd w:id="64"/>
-    <w:bookmarkStart w:id="65" w:name="multi-uav-surveillance-layer"/>
-    <w:p>
-      <w:pPr>
-        <w:pStyle w:val="Heading2"/>
-      </w:pPr>
-      <w:r>
-        <w:t xml:space="preserve">Multi-UAV Surveillance Layer</w:t>
-      </w:r>
-    </w:p>
-    <w:p>
-      <w:pPr>
-        <w:pStyle w:val="FirstParagraph"/>
-      </w:pPr>
-      <w:r>
-        <w:t xml:space="preserve">The multi-UAV surveillance layer represents a coordinated UAV team assigned to monitor a defence surveillance area. The mission area is divided into multiple grid-based zones. Each UAV is assigned one or more zones and periodically reports telemetry and mission status to the ground control station.</w:t>
-      </w:r>
-    </w:p>
-    <w:p>
-      <w:pPr>
-        <w:pStyle w:val="BodyText"/>
-      </w:pPr>
-      <w:r>
-        <w:t xml:space="preserve">The surveillance mission is considered successful when a predefined percentage of mission zones is covered within the mission duration while maintaining acceptable communication reliability and navigation consistency.</w:t>
-      </w:r>
-    </w:p>
-    <w:bookmarkEnd w:id="65"/>
-    <w:bookmarkStart w:id="69" w:name="ai-based-attack-detection-module"/>
-    <w:p>
-      <w:pPr>
-        <w:pStyle w:val="Heading2"/>
-      </w:pPr>
-      <w:r>
-        <w:t xml:space="preserve">AI-Based Attack Detection Module</w:t>
-      </w:r>
-    </w:p>
-    <w:p>
-      <w:pPr>
-        <w:pStyle w:val="FirstParagraph"/>
-      </w:pPr>
-      <w:r>
-        <w:t xml:space="preserve">The threat model for RA-MARS — covering RF jamming, GPS/GNSS spoofing, and mission-data tampering — is defined in Section 3. The AI-based attack detection module classifies mission states as normal or attacked based on the UAV telemetry and mission-status features described below.</w:t>
-      </w:r>
-    </w:p>
-    <w:bookmarkStart w:id="66" w:name="input-features"/>
-    <w:p>
-      <w:pPr>
-        <w:pStyle w:val="Heading3"/>
-      </w:pPr>
-      <w:r>
-        <w:t xml:space="preserve">Input Features</w:t>
-      </w:r>
-    </w:p>
-    <w:p>
-      <w:pPr>
-        <w:pStyle w:val="FirstParagraph"/>
-      </w:pPr>
-      <w:r>
-        <w:t xml:space="preserve">The detection module uses the following features:</w:t>
-      </w:r>
-    </w:p>
-    <w:p>
-      <w:pPr>
-        <w:numPr>
-          <w:ilvl w:val="0"/>
-          <w:numId w:val="1016"/>
-        </w:numPr>
-        <w:pStyle w:val="Compact"/>
-      </w:pPr>
-      <w:r>
-        <w:t xml:space="preserve">Packet delivery ratio</w:t>
-      </w:r>
-    </w:p>
-    <w:p>
-      <w:pPr>
-        <w:numPr>
-          <w:ilvl w:val="0"/>
-          <w:numId w:val="1016"/>
-        </w:numPr>
-        <w:pStyle w:val="Compact"/>
-      </w:pPr>
-      <w:r>
-        <w:t xml:space="preserve">Average communication latency</w:t>
-      </w:r>
-    </w:p>
-    <w:p>
-      <w:pPr>
-        <w:numPr>
-          <w:ilvl w:val="0"/>
-          <w:numId w:val="1016"/>
-        </w:numPr>
-        <w:pStyle w:val="Compact"/>
-      </w:pPr>
-      <w:r>
-        <w:t xml:space="preserve">GPS position change</w:t>
-      </w:r>
-    </w:p>
-    <w:p>
-      <w:pPr>
-        <w:numPr>
-          <w:ilvl w:val="0"/>
-          <w:numId w:val="1016"/>
-        </w:numPr>
-        <w:pStyle w:val="Compact"/>
-      </w:pPr>
-      <w:r>
-        <w:t xml:space="preserve">Velocity consistency</w:t>
-      </w:r>
-    </w:p>
-    <w:p>
-      <w:pPr>
-        <w:numPr>
-          <w:ilvl w:val="0"/>
-          <w:numId w:val="1016"/>
-        </w:numPr>
-        <w:pStyle w:val="Compact"/>
-      </w:pPr>
-      <w:r>
-        <w:t xml:space="preserve">Route deviation</w:t>
-      </w:r>
-    </w:p>
-    <w:p>
-      <w:pPr>
-        <w:numPr>
-          <w:ilvl w:val="0"/>
-          <w:numId w:val="1016"/>
-        </w:numPr>
-        <w:pStyle w:val="Compact"/>
-      </w:pPr>
-      <w:r>
-        <w:t xml:space="preserve">Battery drain rate</w:t>
-      </w:r>
-    </w:p>
-    <w:p>
-      <w:pPr>
-        <w:numPr>
-          <w:ilvl w:val="0"/>
-          <w:numId w:val="1016"/>
-        </w:numPr>
-        <w:pStyle w:val="Compact"/>
-      </w:pPr>
-      <w:r>
-        <w:t xml:space="preserve">Mission progress rate</w:t>
-      </w:r>
-    </w:p>
-    <w:p>
-      <w:pPr>
-        <w:numPr>
-          <w:ilvl w:val="0"/>
-          <w:numId w:val="1016"/>
-        </w:numPr>
-        <w:pStyle w:val="Compact"/>
-      </w:pPr>
-      <w:r>
-        <w:t xml:space="preserve">Log integrity status</w:t>
-      </w:r>
-    </w:p>
-    <w:bookmarkEnd w:id="66"/>
-    <w:bookmarkStart w:id="67" w:name="output-classes"/>
-    <w:p>
-      <w:pPr>
-        <w:pStyle w:val="Heading3"/>
-      </w:pPr>
-      <w:r>
-        <w:t xml:space="preserve">Output Classes</w:t>
-      </w:r>
-    </w:p>
-    <w:p>
-      <w:pPr>
-        <w:pStyle w:val="FirstParagraph"/>
-      </w:pPr>
-      <w:r>
-        <w:t xml:space="preserve">The model may classify mission states into the following classes:</w:t>
-      </w:r>
-    </w:p>
-    <w:p>
-      <w:pPr>
-        <w:numPr>
-          <w:ilvl w:val="0"/>
-          <w:numId w:val="1017"/>
-        </w:numPr>
-        <w:pStyle w:val="Compact"/>
-      </w:pPr>
-      <w:r>
-        <w:t xml:space="preserve">Normal</w:t>
-      </w:r>
-    </w:p>
-    <w:p>
-      <w:pPr>
-        <w:numPr>
-          <w:ilvl w:val="0"/>
-          <w:numId w:val="1017"/>
-        </w:numPr>
-        <w:pStyle w:val="Compact"/>
-      </w:pPr>
-      <w:r>
-        <w:t xml:space="preserve">Jamming</w:t>
-      </w:r>
-    </w:p>
-    <w:p>
-      <w:pPr>
-        <w:numPr>
-          <w:ilvl w:val="0"/>
-          <w:numId w:val="1017"/>
-        </w:numPr>
-        <w:pStyle w:val="Compact"/>
-      </w:pPr>
-      <w:r>
-        <w:t xml:space="preserve">GPS spoofing</w:t>
-      </w:r>
-    </w:p>
-    <w:p>
-      <w:pPr>
-        <w:numPr>
-          <w:ilvl w:val="0"/>
-          <w:numId w:val="1017"/>
-        </w:numPr>
-        <w:pStyle w:val="Compact"/>
-      </w:pPr>
-      <w:r>
-        <w:t xml:space="preserve">Data tampering</w:t>
-      </w:r>
-    </w:p>
-    <w:p>
-      <w:pPr>
-        <w:numPr>
-          <w:ilvl w:val="0"/>
-          <w:numId w:val="1017"/>
-        </w:numPr>
-        <w:pStyle w:val="Compact"/>
-      </w:pPr>
-      <w:r>
-        <w:t xml:space="preserve">Combined attack</w:t>
-      </w:r>
-    </w:p>
-    <w:bookmarkEnd w:id="67"/>
-    <w:bookmarkStart w:id="68" w:name="candidate-models"/>
-    <w:p>
-      <w:pPr>
-        <w:pStyle w:val="Heading3"/>
-      </w:pPr>
-      <w:r>
-        <w:t xml:space="preserve">Candidate Models</w:t>
-      </w:r>
-    </w:p>
-    <w:p>
-      <w:pPr>
-        <w:pStyle w:val="FirstParagraph"/>
-      </w:pPr>
-      <w:r>
-        <w:t xml:space="preserve">The following machine-learning models were evaluated:</w:t>
-      </w:r>
-    </w:p>
-    <w:p>
-      <w:pPr>
-        <w:numPr>
-          <w:ilvl w:val="0"/>
-          <w:numId w:val="1018"/>
-        </w:numPr>
-        <w:pStyle w:val="Compact"/>
-      </w:pPr>
-      <w:r>
-        <w:t xml:space="preserve">Logistic Regression</w:t>
-      </w:r>
-    </w:p>
-    <w:p>
-      <w:pPr>
-        <w:numPr>
-          <w:ilvl w:val="0"/>
-          <w:numId w:val="1018"/>
-        </w:numPr>
-        <w:pStyle w:val="Compact"/>
-      </w:pPr>
-      <w:r>
-        <w:t xml:space="preserve">Support Vector Machine</w:t>
-      </w:r>
-    </w:p>
-    <w:p>
-      <w:pPr>
-        <w:numPr>
-          <w:ilvl w:val="0"/>
-          <w:numId w:val="1018"/>
-        </w:numPr>
-        <w:pStyle w:val="Compact"/>
-      </w:pPr>
-      <w:r>
-        <w:t xml:space="preserve">Random Forest</w:t>
-      </w:r>
-    </w:p>
-    <w:p>
-      <w:pPr>
-        <w:numPr>
-          <w:ilvl w:val="0"/>
-          <w:numId w:val="1018"/>
-        </w:numPr>
-        <w:pStyle w:val="Compact"/>
-      </w:pPr>
-      <w:r>
-        <w:t xml:space="preserve">Gradient Boosting or XGBoost</w:t>
-      </w:r>
-    </w:p>
-    <w:p>
-      <w:pPr>
-        <w:numPr>
-          <w:ilvl w:val="0"/>
-          <w:numId w:val="1018"/>
-        </w:numPr>
-        <w:pStyle w:val="Compact"/>
-      </w:pPr>
-      <w:r>
-        <w:t xml:space="preserve">Lightweight Neural Network</w:t>
-      </w:r>
-    </w:p>
-    <w:p>
-      <w:pPr>
-        <w:pStyle w:val="FirstParagraph"/>
-      </w:pPr>
-      <w:r>
-        <w:t xml:space="preserve">The best-performing model can be selected based on accuracy, precision, recall, and F1-score.</w:t>
+        <w:t xml:space="preserve">The Mission Assurance Index (MAI) aggregates five normalised component scores into a single mission-level assurance value:</w:t>
+      </w:r>
+    </w:p>
+    <w:p>
+      <w:pPr>
+        <w:pStyle w:val="BodyText"/>
+      </w:pPr>
+      <w:r>
+        <w:t xml:space="preserve">MAI = α · C_score + β · N_score + γ · I_score + δ · R_score + ε · V_score (1)</w:t>
+      </w:r>
+    </w:p>
+    <w:p>
+      <w:pPr>
+        <w:pStyle w:val="BodyText"/>
+      </w:pPr>
+      <w:r>
+        <w:t xml:space="preserve">where C_score is the communication score derived from packet delivery ratio and latency, N_score is the navigation trust score derived from route deviation and GPS consistency, I_score is the log integrity score from hash-chain verification, R_score is the mission recovery score from zone-coverage progress, and V_score is the energy viability score from battery drain rate. The weighting coefficients satisfy α + β + γ + δ + ε = 1. In the v3 evaluation, equal weights (α = β = γ = δ = ε = 0.20) were used as a baseline configuration. Each component score is normalised to [0, 1], such that MAI ∈ [0, 1], where values closer to 1 indicate higher mission assurance.</w:t>
       </w:r>
     </w:p>
     <w:bookmarkEnd w:id="68"/>
-    <w:bookmarkEnd w:id="69"/>
-    <w:bookmarkStart w:id="72" w:name="mission-risk-scoring-module"/>
-    <w:p>
-      <w:pPr>
-        <w:pStyle w:val="Heading2"/>
-      </w:pPr>
-      <w:r>
-        <w:t xml:space="preserve">Mission-Risk Scoring Module</w:t>
-      </w:r>
-    </w:p>
-    <w:p>
-      <w:pPr>
-        <w:pStyle w:val="FirstParagraph"/>
-      </w:pPr>
-      <w:r>
-        <w:t xml:space="preserve">The mission-risk scoring module estimates the severity of the current mission condition using AI detection results and operational indicators.</w:t>
-      </w:r>
-    </w:p>
-    <w:bookmarkStart w:id="70" w:name="mission-assurance-index"/>
-    <w:p>
-      <w:pPr>
-        <w:pStyle w:val="Heading3"/>
-      </w:pPr>
-      <w:r>
-        <w:t xml:space="preserve">Mission Assurance Index</w:t>
-      </w:r>
-    </w:p>
-    <w:p>
-      <w:pPr>
-        <w:pStyle w:val="FirstParagraph"/>
-      </w:pPr>
-      <w:r>
-        <w:t xml:space="preserve">The Mission Assurance Index (MAI) aggregates five normalised component scores into a single mission-level assurance value:</w:t>
-      </w:r>
-    </w:p>
-    <w:p>
-      <w:pPr>
-        <w:pStyle w:val="BodyText"/>
-      </w:pPr>
-      <w:r>
-        <w:t xml:space="preserve">MAI = α · C_score + β · N_score + γ · I_score + δ · R_score + ε · V_score (1)</w:t>
-      </w:r>
-    </w:p>
-    <w:p>
-      <w:pPr>
-        <w:pStyle w:val="BodyText"/>
-      </w:pPr>
-      <w:r>
-        <w:t xml:space="preserve">where C_score is the communication score derived from packet delivery ratio and latency, N_score is the navigation trust score derived from route deviation and GPS consistency, I_score is the log integrity score from hash-chain verification, R_score is the mission recovery score from zone-coverage progress, and V_score is the energy viability score from battery drain rate. The weighting coefficients satisfy α + β + γ + δ + ε = 1. In the v3 evaluation, equal weights (α = β = γ = δ = ε = 0.20) were used as a baseline configuration. Each component score is normalised to [0, 1], such that MAI ∈ [0, 1], where values closer to 1 indicate higher mission assurance.</w:t>
-      </w:r>
-    </w:p>
-    <w:bookmarkEnd w:id="70"/>
-    <w:bookmarkStart w:id="71" w:name="mission-risk-score"/>
+    <w:bookmarkStart w:id="69" w:name="mission-risk-score"/>
     <w:p>
       <w:pPr>
         <w:pStyle w:val="Heading3"/>
@@ -2928,124 +2739,124 @@
         </w:tc>
       </w:tr>
     </w:tbl>
+    <w:bookmarkEnd w:id="69"/>
+    <w:bookmarkEnd w:id="70"/>
+    <w:bookmarkStart w:id="71" w:name="adaptive-mission-continuation-logic"/>
+    <w:p>
+      <w:pPr>
+        <w:pStyle w:val="Heading2"/>
+      </w:pPr>
+      <w:r>
+        <w:t xml:space="preserve">Adaptive Mission-Continuation Logic</w:t>
+      </w:r>
+    </w:p>
+    <w:p>
+      <w:pPr>
+        <w:pStyle w:val="FirstParagraph"/>
+      </w:pPr>
+      <w:r>
+        <w:t xml:space="preserve">The adaptive mission-continuation module determines how the UAV team should respond when risk increases.</w:t>
+      </w:r>
+    </w:p>
+    <w:p>
+      <w:pPr>
+        <w:pStyle w:val="BodyText"/>
+      </w:pPr>
+      <w:r>
+        <w:t xml:space="preserve">Possible adaptive actions include:</w:t>
+      </w:r>
+    </w:p>
+    <w:p>
+      <w:pPr>
+        <w:numPr>
+          <w:ilvl w:val="0"/>
+          <w:numId w:val="1019"/>
+        </w:numPr>
+        <w:pStyle w:val="Compact"/>
+      </w:pPr>
+      <w:r>
+        <w:t xml:space="preserve">Continue normal operation</w:t>
+      </w:r>
+    </w:p>
+    <w:p>
+      <w:pPr>
+        <w:numPr>
+          <w:ilvl w:val="0"/>
+          <w:numId w:val="1019"/>
+        </w:numPr>
+        <w:pStyle w:val="Compact"/>
+      </w:pPr>
+      <w:r>
+        <w:t xml:space="preserve">Increase monitoring frequency</w:t>
+      </w:r>
+    </w:p>
+    <w:p>
+      <w:pPr>
+        <w:numPr>
+          <w:ilvl w:val="0"/>
+          <w:numId w:val="1019"/>
+        </w:numPr>
+        <w:pStyle w:val="Compact"/>
+      </w:pPr>
+      <w:r>
+        <w:t xml:space="preserve">Reassign affected mission zones to nearby UAVs</w:t>
+      </w:r>
+    </w:p>
+    <w:p>
+      <w:pPr>
+        <w:numPr>
+          <w:ilvl w:val="0"/>
+          <w:numId w:val="1019"/>
+        </w:numPr>
+        <w:pStyle w:val="Compact"/>
+      </w:pPr>
+      <w:r>
+        <w:t xml:space="preserve">Reroute UAVs around high-risk zones</w:t>
+      </w:r>
+    </w:p>
+    <w:p>
+      <w:pPr>
+        <w:numPr>
+          <w:ilvl w:val="0"/>
+          <w:numId w:val="1019"/>
+        </w:numPr>
+        <w:pStyle w:val="Compact"/>
+      </w:pPr>
+      <w:r>
+        <w:t xml:space="preserve">Reduce dependence on affected UAVs</w:t>
+      </w:r>
+    </w:p>
+    <w:p>
+      <w:pPr>
+        <w:numPr>
+          <w:ilvl w:val="0"/>
+          <w:numId w:val="1019"/>
+        </w:numPr>
+        <w:pStyle w:val="Compact"/>
+      </w:pPr>
+      <w:r>
+        <w:t xml:space="preserve">Trigger return-to-base action for critically affected UAVs</w:t>
+      </w:r>
+    </w:p>
+    <w:p>
+      <w:pPr>
+        <w:pStyle w:val="FirstParagraph"/>
+      </w:pPr>
+      <w:r>
+        <w:t xml:space="preserve">The purpose of this module is not only to detect attacks but also to preserve mission success under degraded conditions.</w:t>
+      </w:r>
+    </w:p>
     <w:bookmarkEnd w:id="71"/>
-    <w:bookmarkEnd w:id="72"/>
-    <w:bookmarkStart w:id="73" w:name="adaptive-mission-continuation-logic"/>
+    <w:bookmarkStart w:id="73" w:name="tamper-resistant-mission-logging-module"/>
     <w:p>
       <w:pPr>
         <w:pStyle w:val="Heading2"/>
       </w:pPr>
       <w:r>
-        <w:t xml:space="preserve">Adaptive Mission-Continuation Logic</w:t>
-      </w:r>
-    </w:p>
-    <w:p>
-      <w:pPr>
-        <w:pStyle w:val="FirstParagraph"/>
-      </w:pPr>
-      <w:r>
-        <w:t xml:space="preserve">The adaptive mission-continuation module determines how the UAV team should respond when risk increases.</w:t>
-      </w:r>
-    </w:p>
-    <w:p>
-      <w:pPr>
-        <w:pStyle w:val="BodyText"/>
-      </w:pPr>
-      <w:r>
-        <w:t xml:space="preserve">Possible adaptive actions include:</w:t>
-      </w:r>
-    </w:p>
-    <w:p>
-      <w:pPr>
-        <w:numPr>
-          <w:ilvl w:val="0"/>
-          <w:numId w:val="1019"/>
-        </w:numPr>
-        <w:pStyle w:val="Compact"/>
-      </w:pPr>
-      <w:r>
-        <w:t xml:space="preserve">Continue normal operation</w:t>
-      </w:r>
-    </w:p>
-    <w:p>
-      <w:pPr>
-        <w:numPr>
-          <w:ilvl w:val="0"/>
-          <w:numId w:val="1019"/>
-        </w:numPr>
-        <w:pStyle w:val="Compact"/>
-      </w:pPr>
-      <w:r>
-        <w:t xml:space="preserve">Increase monitoring frequency</w:t>
-      </w:r>
-    </w:p>
-    <w:p>
-      <w:pPr>
-        <w:numPr>
-          <w:ilvl w:val="0"/>
-          <w:numId w:val="1019"/>
-        </w:numPr>
-        <w:pStyle w:val="Compact"/>
-      </w:pPr>
-      <w:r>
-        <w:t xml:space="preserve">Reassign affected mission zones to nearby UAVs</w:t>
-      </w:r>
-    </w:p>
-    <w:p>
-      <w:pPr>
-        <w:numPr>
-          <w:ilvl w:val="0"/>
-          <w:numId w:val="1019"/>
-        </w:numPr>
-        <w:pStyle w:val="Compact"/>
-      </w:pPr>
-      <w:r>
-        <w:t xml:space="preserve">Reroute UAVs around high-risk zones</w:t>
-      </w:r>
-    </w:p>
-    <w:p>
-      <w:pPr>
-        <w:numPr>
-          <w:ilvl w:val="0"/>
-          <w:numId w:val="1019"/>
-        </w:numPr>
-        <w:pStyle w:val="Compact"/>
-      </w:pPr>
-      <w:r>
-        <w:t xml:space="preserve">Reduce dependence on affected UAVs</w:t>
-      </w:r>
-    </w:p>
-    <w:p>
-      <w:pPr>
-        <w:numPr>
-          <w:ilvl w:val="0"/>
-          <w:numId w:val="1019"/>
-        </w:numPr>
-        <w:pStyle w:val="Compact"/>
-      </w:pPr>
-      <w:r>
-        <w:t xml:space="preserve">Trigger return-to-base action for critically affected UAVs</w:t>
-      </w:r>
-    </w:p>
-    <w:p>
-      <w:pPr>
-        <w:pStyle w:val="FirstParagraph"/>
-      </w:pPr>
-      <w:r>
-        <w:t xml:space="preserve">The purpose of this module is not only to detect attacks but also to preserve mission success under degraded conditions.</w:t>
-      </w:r>
-    </w:p>
-    <w:bookmarkEnd w:id="73"/>
-    <w:bookmarkStart w:id="75" w:name="tamper-resistant-mission-logging-module"/>
-    <w:p>
-      <w:pPr>
-        <w:pStyle w:val="Heading2"/>
-      </w:pPr>
-      <w:r>
         <w:t xml:space="preserve">Tamper-Resistant Mission Logging Module</w:t>
       </w:r>
     </w:p>
-    <w:bookmarkStart w:id="74" w:name="cryptographic-specification"/>
+    <w:bookmarkStart w:id="72" w:name="cryptographic-specification"/>
     <w:p>
       <w:pPr>
         <w:pStyle w:val="Heading3"/>
@@ -3284,15 +3095,263 @@
         <w:t xml:space="preserve">If any record is modified after storage, the recalculated hash will not match the stored hash. This allows tampered records to be detected during verification.</w:t>
       </w:r>
     </w:p>
+    <w:bookmarkEnd w:id="72"/>
+    <w:bookmarkEnd w:id="73"/>
+    <w:bookmarkStart w:id="74" w:name="ra-mars-workflow"/>
+    <w:p>
+      <w:pPr>
+        <w:pStyle w:val="Heading2"/>
+      </w:pPr>
+      <w:r>
+        <w:t xml:space="preserve">RA-MARS Workflow</w:t>
+      </w:r>
+    </w:p>
+    <w:p>
+      <w:pPr>
+        <w:pStyle w:val="FirstParagraph"/>
+      </w:pPr>
+      <w:r>
+        <w:t xml:space="preserve">The RA-MARS workflow follows these steps:</w:t>
+      </w:r>
+    </w:p>
+    <w:p>
+      <w:pPr>
+        <w:numPr>
+          <w:ilvl w:val="0"/>
+          <w:numId w:val="1021"/>
+        </w:numPr>
+        <w:pStyle w:val="Compact"/>
+      </w:pPr>
+      <w:r>
+        <w:t xml:space="preserve">UAVs collect telemetry and mission-status data.</w:t>
+      </w:r>
+    </w:p>
+    <w:p>
+      <w:pPr>
+        <w:numPr>
+          <w:ilvl w:val="0"/>
+          <w:numId w:val="1021"/>
+        </w:numPr>
+        <w:pStyle w:val="Compact"/>
+      </w:pPr>
+      <w:r>
+        <w:t xml:space="preserve">Telemetry is transmitted to the ground control station.</w:t>
+      </w:r>
+    </w:p>
+    <w:p>
+      <w:pPr>
+        <w:numPr>
+          <w:ilvl w:val="0"/>
+          <w:numId w:val="1021"/>
+        </w:numPr>
+        <w:pStyle w:val="Compact"/>
+      </w:pPr>
+      <w:r>
+        <w:t xml:space="preserve">The AI module evaluates whether the mission state is normal or attacked.</w:t>
+      </w:r>
+    </w:p>
+    <w:p>
+      <w:pPr>
+        <w:numPr>
+          <w:ilvl w:val="0"/>
+          <w:numId w:val="1021"/>
+        </w:numPr>
+        <w:pStyle w:val="Compact"/>
+      </w:pPr>
+      <w:r>
+        <w:t xml:space="preserve">The mission-risk scoring module calculates the risk level.</w:t>
+      </w:r>
+    </w:p>
+    <w:p>
+      <w:pPr>
+        <w:numPr>
+          <w:ilvl w:val="0"/>
+          <w:numId w:val="1021"/>
+        </w:numPr>
+        <w:pStyle w:val="Compact"/>
+      </w:pPr>
+      <w:r>
+        <w:t xml:space="preserve">The adaptive mission-continuation module selects an appropriate response.</w:t>
+      </w:r>
+    </w:p>
+    <w:p>
+      <w:pPr>
+        <w:numPr>
+          <w:ilvl w:val="0"/>
+          <w:numId w:val="1021"/>
+        </w:numPr>
+        <w:pStyle w:val="Compact"/>
+      </w:pPr>
+      <w:r>
+        <w:t xml:space="preserve">Mission records are stored using tamper-resistant logging.</w:t>
+      </w:r>
+    </w:p>
+    <w:p>
+      <w:pPr>
+        <w:numPr>
+          <w:ilvl w:val="0"/>
+          <w:numId w:val="1021"/>
+        </w:numPr>
+        <w:pStyle w:val="Compact"/>
+      </w:pPr>
+      <w:r>
+        <w:t xml:space="preserve">Performance metrics are calculated for evaluation.</w:t>
+      </w:r>
+    </w:p>
     <w:bookmarkEnd w:id="74"/>
+    <w:bookmarkStart w:id="75" w:name="evaluation-strategy"/>
+    <w:p>
+      <w:pPr>
+        <w:pStyle w:val="Heading2"/>
+      </w:pPr>
+      <w:r>
+        <w:t xml:space="preserve">Evaluation Strategy</w:t>
+      </w:r>
+    </w:p>
+    <w:p>
+      <w:pPr>
+        <w:pStyle w:val="FirstParagraph"/>
+      </w:pPr>
+      <w:r>
+        <w:t xml:space="preserve">RA-MARS was evaluated under five scenarios:</w:t>
+      </w:r>
+    </w:p>
+    <w:p>
+      <w:pPr>
+        <w:numPr>
+          <w:ilvl w:val="0"/>
+          <w:numId w:val="1022"/>
+        </w:numPr>
+        <w:pStyle w:val="Compact"/>
+      </w:pPr>
+      <w:r>
+        <w:t xml:space="preserve">Normal operation</w:t>
+      </w:r>
+    </w:p>
+    <w:p>
+      <w:pPr>
+        <w:numPr>
+          <w:ilvl w:val="0"/>
+          <w:numId w:val="1022"/>
+        </w:numPr>
+        <w:pStyle w:val="Compact"/>
+      </w:pPr>
+      <w:r>
+        <w:t xml:space="preserve">RF jamming attack</w:t>
+      </w:r>
+    </w:p>
+    <w:p>
+      <w:pPr>
+        <w:numPr>
+          <w:ilvl w:val="0"/>
+          <w:numId w:val="1022"/>
+        </w:numPr>
+        <w:pStyle w:val="Compact"/>
+      </w:pPr>
+      <w:r>
+        <w:t xml:space="preserve">GPS spoofing attack</w:t>
+      </w:r>
+    </w:p>
+    <w:p>
+      <w:pPr>
+        <w:numPr>
+          <w:ilvl w:val="0"/>
+          <w:numId w:val="1022"/>
+        </w:numPr>
+        <w:pStyle w:val="Compact"/>
+      </w:pPr>
+      <w:r>
+        <w:t xml:space="preserve">Data-tampering attack</w:t>
+      </w:r>
+    </w:p>
+    <w:p>
+      <w:pPr>
+        <w:numPr>
+          <w:ilvl w:val="0"/>
+          <w:numId w:val="1022"/>
+        </w:numPr>
+        <w:pStyle w:val="Compact"/>
+      </w:pPr>
+      <w:r>
+        <w:t xml:space="preserve">Combined attack scenario</w:t>
+      </w:r>
+    </w:p>
+    <w:p>
+      <w:pPr>
+        <w:pStyle w:val="FirstParagraph"/>
+      </w:pPr>
+      <w:r>
+        <w:t xml:space="preserve">The framework was compared against:</w:t>
+      </w:r>
+    </w:p>
+    <w:p>
+      <w:pPr>
+        <w:numPr>
+          <w:ilvl w:val="0"/>
+          <w:numId w:val="1023"/>
+        </w:numPr>
+        <w:pStyle w:val="Compact"/>
+      </w:pPr>
+      <w:r>
+        <w:t xml:space="preserve">Conventional UAV system</w:t>
+      </w:r>
+    </w:p>
+    <w:p>
+      <w:pPr>
+        <w:numPr>
+          <w:ilvl w:val="0"/>
+          <w:numId w:val="1023"/>
+        </w:numPr>
+        <w:pStyle w:val="Compact"/>
+      </w:pPr>
+      <w:r>
+        <w:t xml:space="preserve">AI-only detection system</w:t>
+      </w:r>
+    </w:p>
+    <w:p>
+      <w:pPr>
+        <w:numPr>
+          <w:ilvl w:val="0"/>
+          <w:numId w:val="1023"/>
+        </w:numPr>
+        <w:pStyle w:val="Compact"/>
+      </w:pPr>
+      <w:r>
+        <w:t xml:space="preserve">Logging-only system</w:t>
+      </w:r>
+    </w:p>
+    <w:p>
+      <w:pPr>
+        <w:numPr>
+          <w:ilvl w:val="0"/>
+          <w:numId w:val="1023"/>
+        </w:numPr>
+        <w:pStyle w:val="Compact"/>
+      </w:pPr>
+      <w:r>
+        <w:t xml:space="preserve">Non-adaptive secure system</w:t>
+      </w:r>
+    </w:p>
+    <w:p>
+      <w:pPr>
+        <w:numPr>
+          <w:ilvl w:val="0"/>
+          <w:numId w:val="1023"/>
+        </w:numPr>
+        <w:pStyle w:val="Compact"/>
+      </w:pPr>
+      <w:r>
+        <w:t xml:space="preserve">Proposed RA-MARS framework</w:t>
+      </w:r>
+    </w:p>
     <w:bookmarkEnd w:id="75"/>
-    <w:bookmarkStart w:id="76" w:name="ra-mars-workflow"/>
+    <w:bookmarkStart w:id="76" w:name="evaluation-metrics"/>
     <w:p>
       <w:pPr>
         <w:pStyle w:val="Heading2"/>
       </w:pPr>
       <w:r>
-        <w:t xml:space="preserve">RA-MARS Workflow</w:t>
+        <w:t xml:space="preserve">Evaluation Metrics</w:t>
       </w:r>
     </w:p>
     <w:p>
@@ -3300,379 +3359,131 @@
         <w:pStyle w:val="FirstParagraph"/>
       </w:pPr>
       <w:r>
-        <w:t xml:space="preserve">The RA-MARS workflow follows these steps:</w:t>
-      </w:r>
-    </w:p>
-    <w:p>
-      <w:pPr>
-        <w:numPr>
-          <w:ilvl w:val="0"/>
-          <w:numId w:val="1021"/>
-        </w:numPr>
-        <w:pStyle w:val="Compact"/>
-      </w:pPr>
-      <w:r>
-        <w:t xml:space="preserve">UAVs collect telemetry and mission-status data.</w:t>
-      </w:r>
-    </w:p>
-    <w:p>
-      <w:pPr>
-        <w:numPr>
-          <w:ilvl w:val="0"/>
-          <w:numId w:val="1021"/>
-        </w:numPr>
-        <w:pStyle w:val="Compact"/>
-      </w:pPr>
-      <w:r>
-        <w:t xml:space="preserve">Telemetry is transmitted to the ground control station.</w:t>
-      </w:r>
-    </w:p>
-    <w:p>
-      <w:pPr>
-        <w:numPr>
-          <w:ilvl w:val="0"/>
-          <w:numId w:val="1021"/>
-        </w:numPr>
-        <w:pStyle w:val="Compact"/>
-      </w:pPr>
-      <w:r>
-        <w:t xml:space="preserve">The AI module evaluates whether the mission state is normal or attacked.</w:t>
-      </w:r>
-    </w:p>
-    <w:p>
-      <w:pPr>
-        <w:numPr>
-          <w:ilvl w:val="0"/>
-          <w:numId w:val="1021"/>
-        </w:numPr>
-        <w:pStyle w:val="Compact"/>
-      </w:pPr>
-      <w:r>
-        <w:t xml:space="preserve">The mission-risk scoring module calculates the risk level.</w:t>
-      </w:r>
-    </w:p>
-    <w:p>
-      <w:pPr>
-        <w:numPr>
-          <w:ilvl w:val="0"/>
-          <w:numId w:val="1021"/>
-        </w:numPr>
-        <w:pStyle w:val="Compact"/>
-      </w:pPr>
-      <w:r>
-        <w:t xml:space="preserve">The adaptive mission-continuation module selects an appropriate response.</w:t>
-      </w:r>
-    </w:p>
-    <w:p>
-      <w:pPr>
-        <w:numPr>
-          <w:ilvl w:val="0"/>
-          <w:numId w:val="1021"/>
-        </w:numPr>
-        <w:pStyle w:val="Compact"/>
-      </w:pPr>
-      <w:r>
-        <w:t xml:space="preserve">Mission records are stored using tamper-resistant logging.</w:t>
-      </w:r>
-    </w:p>
-    <w:p>
-      <w:pPr>
-        <w:numPr>
-          <w:ilvl w:val="0"/>
-          <w:numId w:val="1021"/>
-        </w:numPr>
-        <w:pStyle w:val="Compact"/>
-      </w:pPr>
-      <w:r>
-        <w:t xml:space="preserve">Performance metrics are calculated for evaluation.</w:t>
+        <w:t xml:space="preserve">The evaluation used the following metrics:</w:t>
+      </w:r>
+    </w:p>
+    <w:p>
+      <w:pPr>
+        <w:numPr>
+          <w:ilvl w:val="0"/>
+          <w:numId w:val="1024"/>
+        </w:numPr>
+        <w:pStyle w:val="Compact"/>
+      </w:pPr>
+      <w:r>
+        <w:t xml:space="preserve">Mission success rate</w:t>
+      </w:r>
+    </w:p>
+    <w:p>
+      <w:pPr>
+        <w:numPr>
+          <w:ilvl w:val="0"/>
+          <w:numId w:val="1024"/>
+        </w:numPr>
+        <w:pStyle w:val="Compact"/>
+      </w:pPr>
+      <w:r>
+        <w:t xml:space="preserve">Attack detection accuracy</w:t>
+      </w:r>
+    </w:p>
+    <w:p>
+      <w:pPr>
+        <w:numPr>
+          <w:ilvl w:val="0"/>
+          <w:numId w:val="1024"/>
+        </w:numPr>
+        <w:pStyle w:val="Compact"/>
+      </w:pPr>
+      <w:r>
+        <w:t xml:space="preserve">Precision</w:t>
+      </w:r>
+    </w:p>
+    <w:p>
+      <w:pPr>
+        <w:numPr>
+          <w:ilvl w:val="0"/>
+          <w:numId w:val="1024"/>
+        </w:numPr>
+        <w:pStyle w:val="Compact"/>
+      </w:pPr>
+      <w:r>
+        <w:t xml:space="preserve">Recall</w:t>
+      </w:r>
+    </w:p>
+    <w:p>
+      <w:pPr>
+        <w:numPr>
+          <w:ilvl w:val="0"/>
+          <w:numId w:val="1024"/>
+        </w:numPr>
+        <w:pStyle w:val="Compact"/>
+      </w:pPr>
+      <w:r>
+        <w:t xml:space="preserve">F1-score</w:t>
+      </w:r>
+    </w:p>
+    <w:p>
+      <w:pPr>
+        <w:numPr>
+          <w:ilvl w:val="0"/>
+          <w:numId w:val="1024"/>
+        </w:numPr>
+        <w:pStyle w:val="Compact"/>
+      </w:pPr>
+      <w:r>
+        <w:t xml:space="preserve">Packet delivery ratio</w:t>
+      </w:r>
+    </w:p>
+    <w:p>
+      <w:pPr>
+        <w:numPr>
+          <w:ilvl w:val="0"/>
+          <w:numId w:val="1024"/>
+        </w:numPr>
+        <w:pStyle w:val="Compact"/>
+      </w:pPr>
+      <w:r>
+        <w:t xml:space="preserve">Average latency</w:t>
+      </w:r>
+    </w:p>
+    <w:p>
+      <w:pPr>
+        <w:numPr>
+          <w:ilvl w:val="0"/>
+          <w:numId w:val="1024"/>
+        </w:numPr>
+        <w:pStyle w:val="Compact"/>
+      </w:pPr>
+      <w:r>
+        <w:t xml:space="preserve">Energy consumption</w:t>
+      </w:r>
+    </w:p>
+    <w:p>
+      <w:pPr>
+        <w:numPr>
+          <w:ilvl w:val="0"/>
+          <w:numId w:val="1024"/>
+        </w:numPr>
+        <w:pStyle w:val="Compact"/>
+      </w:pPr>
+      <w:r>
+        <w:t xml:space="preserve">Tamper-detection rate</w:t>
+      </w:r>
+    </w:p>
+    <w:p>
+      <w:pPr>
+        <w:numPr>
+          <w:ilvl w:val="0"/>
+          <w:numId w:val="1024"/>
+        </w:numPr>
+        <w:pStyle w:val="Compact"/>
+      </w:pPr>
+      <w:r>
+        <w:t xml:space="preserve">Mission recovery time</w:t>
       </w:r>
     </w:p>
     <w:bookmarkEnd w:id="76"/>
-    <w:bookmarkStart w:id="77" w:name="evaluation-strategy"/>
-    <w:p>
-      <w:pPr>
-        <w:pStyle w:val="Heading2"/>
-      </w:pPr>
-      <w:r>
-        <w:t xml:space="preserve">Evaluation Strategy</w:t>
-      </w:r>
-    </w:p>
-    <w:p>
-      <w:pPr>
-        <w:pStyle w:val="FirstParagraph"/>
-      </w:pPr>
-      <w:r>
-        <w:t xml:space="preserve">RA-MARS was evaluated under five scenarios:</w:t>
-      </w:r>
-    </w:p>
-    <w:p>
-      <w:pPr>
-        <w:numPr>
-          <w:ilvl w:val="0"/>
-          <w:numId w:val="1022"/>
-        </w:numPr>
-        <w:pStyle w:val="Compact"/>
-      </w:pPr>
-      <w:r>
-        <w:t xml:space="preserve">Normal operation</w:t>
-      </w:r>
-    </w:p>
-    <w:p>
-      <w:pPr>
-        <w:numPr>
-          <w:ilvl w:val="0"/>
-          <w:numId w:val="1022"/>
-        </w:numPr>
-        <w:pStyle w:val="Compact"/>
-      </w:pPr>
-      <w:r>
-        <w:t xml:space="preserve">RF jamming attack</w:t>
-      </w:r>
-    </w:p>
-    <w:p>
-      <w:pPr>
-        <w:numPr>
-          <w:ilvl w:val="0"/>
-          <w:numId w:val="1022"/>
-        </w:numPr>
-        <w:pStyle w:val="Compact"/>
-      </w:pPr>
-      <w:r>
-        <w:t xml:space="preserve">GPS spoofing attack</w:t>
-      </w:r>
-    </w:p>
-    <w:p>
-      <w:pPr>
-        <w:numPr>
-          <w:ilvl w:val="0"/>
-          <w:numId w:val="1022"/>
-        </w:numPr>
-        <w:pStyle w:val="Compact"/>
-      </w:pPr>
-      <w:r>
-        <w:t xml:space="preserve">Data-tampering attack</w:t>
-      </w:r>
-    </w:p>
-    <w:p>
-      <w:pPr>
-        <w:numPr>
-          <w:ilvl w:val="0"/>
-          <w:numId w:val="1022"/>
-        </w:numPr>
-        <w:pStyle w:val="Compact"/>
-      </w:pPr>
-      <w:r>
-        <w:t xml:space="preserve">Combined attack scenario</w:t>
-      </w:r>
-    </w:p>
-    <w:p>
-      <w:pPr>
-        <w:pStyle w:val="FirstParagraph"/>
-      </w:pPr>
-      <w:r>
-        <w:t xml:space="preserve">The framework was compared against:</w:t>
-      </w:r>
-    </w:p>
-    <w:p>
-      <w:pPr>
-        <w:numPr>
-          <w:ilvl w:val="0"/>
-          <w:numId w:val="1023"/>
-        </w:numPr>
-        <w:pStyle w:val="Compact"/>
-      </w:pPr>
-      <w:r>
-        <w:t xml:space="preserve">Conventional UAV system</w:t>
-      </w:r>
-    </w:p>
-    <w:p>
-      <w:pPr>
-        <w:numPr>
-          <w:ilvl w:val="0"/>
-          <w:numId w:val="1023"/>
-        </w:numPr>
-        <w:pStyle w:val="Compact"/>
-      </w:pPr>
-      <w:r>
-        <w:t xml:space="preserve">AI-only detection system</w:t>
-      </w:r>
-    </w:p>
-    <w:p>
-      <w:pPr>
-        <w:numPr>
-          <w:ilvl w:val="0"/>
-          <w:numId w:val="1023"/>
-        </w:numPr>
-        <w:pStyle w:val="Compact"/>
-      </w:pPr>
-      <w:r>
-        <w:t xml:space="preserve">Logging-only system</w:t>
-      </w:r>
-    </w:p>
-    <w:p>
-      <w:pPr>
-        <w:numPr>
-          <w:ilvl w:val="0"/>
-          <w:numId w:val="1023"/>
-        </w:numPr>
-        <w:pStyle w:val="Compact"/>
-      </w:pPr>
-      <w:r>
-        <w:t xml:space="preserve">Non-adaptive secure system</w:t>
-      </w:r>
-    </w:p>
-    <w:p>
-      <w:pPr>
-        <w:numPr>
-          <w:ilvl w:val="0"/>
-          <w:numId w:val="1023"/>
-        </w:numPr>
-        <w:pStyle w:val="Compact"/>
-      </w:pPr>
-      <w:r>
-        <w:t xml:space="preserve">Proposed RA-MARS framework</w:t>
-      </w:r>
-    </w:p>
-    <w:bookmarkEnd w:id="77"/>
-    <w:bookmarkStart w:id="78" w:name="evaluation-metrics"/>
-    <w:p>
-      <w:pPr>
-        <w:pStyle w:val="Heading2"/>
-      </w:pPr>
-      <w:r>
-        <w:t xml:space="preserve">Evaluation Metrics</w:t>
-      </w:r>
-    </w:p>
-    <w:p>
-      <w:pPr>
-        <w:pStyle w:val="FirstParagraph"/>
-      </w:pPr>
-      <w:r>
-        <w:t xml:space="preserve">The evaluation used the following metrics:</w:t>
-      </w:r>
-    </w:p>
-    <w:p>
-      <w:pPr>
-        <w:numPr>
-          <w:ilvl w:val="0"/>
-          <w:numId w:val="1024"/>
-        </w:numPr>
-        <w:pStyle w:val="Compact"/>
-      </w:pPr>
-      <w:r>
-        <w:t xml:space="preserve">Mission success rate</w:t>
-      </w:r>
-    </w:p>
-    <w:p>
-      <w:pPr>
-        <w:numPr>
-          <w:ilvl w:val="0"/>
-          <w:numId w:val="1024"/>
-        </w:numPr>
-        <w:pStyle w:val="Compact"/>
-      </w:pPr>
-      <w:r>
-        <w:t xml:space="preserve">Attack detection accuracy</w:t>
-      </w:r>
-    </w:p>
-    <w:p>
-      <w:pPr>
-        <w:numPr>
-          <w:ilvl w:val="0"/>
-          <w:numId w:val="1024"/>
-        </w:numPr>
-        <w:pStyle w:val="Compact"/>
-      </w:pPr>
-      <w:r>
-        <w:t xml:space="preserve">Precision</w:t>
-      </w:r>
-    </w:p>
-    <w:p>
-      <w:pPr>
-        <w:numPr>
-          <w:ilvl w:val="0"/>
-          <w:numId w:val="1024"/>
-        </w:numPr>
-        <w:pStyle w:val="Compact"/>
-      </w:pPr>
-      <w:r>
-        <w:t xml:space="preserve">Recall</w:t>
-      </w:r>
-    </w:p>
-    <w:p>
-      <w:pPr>
-        <w:numPr>
-          <w:ilvl w:val="0"/>
-          <w:numId w:val="1024"/>
-        </w:numPr>
-        <w:pStyle w:val="Compact"/>
-      </w:pPr>
-      <w:r>
-        <w:t xml:space="preserve">F1-score</w:t>
-      </w:r>
-    </w:p>
-    <w:p>
-      <w:pPr>
-        <w:numPr>
-          <w:ilvl w:val="0"/>
-          <w:numId w:val="1024"/>
-        </w:numPr>
-        <w:pStyle w:val="Compact"/>
-      </w:pPr>
-      <w:r>
-        <w:t xml:space="preserve">Packet delivery ratio</w:t>
-      </w:r>
-    </w:p>
-    <w:p>
-      <w:pPr>
-        <w:numPr>
-          <w:ilvl w:val="0"/>
-          <w:numId w:val="1024"/>
-        </w:numPr>
-        <w:pStyle w:val="Compact"/>
-      </w:pPr>
-      <w:r>
-        <w:t xml:space="preserve">Average latency</w:t>
-      </w:r>
-    </w:p>
-    <w:p>
-      <w:pPr>
-        <w:numPr>
-          <w:ilvl w:val="0"/>
-          <w:numId w:val="1024"/>
-        </w:numPr>
-        <w:pStyle w:val="Compact"/>
-      </w:pPr>
-      <w:r>
-        <w:t xml:space="preserve">Energy consumption</w:t>
-      </w:r>
-    </w:p>
-    <w:p>
-      <w:pPr>
-        <w:numPr>
-          <w:ilvl w:val="0"/>
-          <w:numId w:val="1024"/>
-        </w:numPr>
-        <w:pStyle w:val="Compact"/>
-      </w:pPr>
-      <w:r>
-        <w:t xml:space="preserve">Tamper-detection rate</w:t>
-      </w:r>
-    </w:p>
-    <w:p>
-      <w:pPr>
-        <w:numPr>
-          <w:ilvl w:val="0"/>
-          <w:numId w:val="1024"/>
-        </w:numPr>
-        <w:pStyle w:val="Compact"/>
-      </w:pPr>
-      <w:r>
-        <w:t xml:space="preserve">Mission recovery time</w:t>
-      </w:r>
-    </w:p>
-    <w:bookmarkEnd w:id="78"/>
-    <w:bookmarkStart w:id="79" w:name="methodological-positioning"/>
+    <w:bookmarkStart w:id="77" w:name="methodological-positioning"/>
     <w:p>
       <w:pPr>
         <w:pStyle w:val="Heading2"/>
@@ -3696,24 +3507,144 @@
         </w:pict>
       </w:r>
     </w:p>
+    <w:bookmarkEnd w:id="77"/>
+    <w:bookmarkEnd w:id="78"/>
+    <w:bookmarkStart w:id="99" w:name="experimental-setup"/>
+    <w:p>
+      <w:pPr>
+        <w:pStyle w:val="Heading1"/>
+      </w:pPr>
+      <w:r>
+        <w:t xml:space="preserve">Experimental Setup</w:t>
+      </w:r>
+    </w:p>
+    <w:bookmarkStart w:id="79" w:name="overview-1"/>
+    <w:p>
+      <w:pPr>
+        <w:pStyle w:val="Heading2"/>
+      </w:pPr>
+      <w:r>
+        <w:t xml:space="preserve">Overview</w:t>
+      </w:r>
+    </w:p>
+    <w:p>
+      <w:pPr>
+        <w:pStyle w:val="FirstParagraph"/>
+      </w:pPr>
+      <w:r>
+        <w:t xml:space="preserve">This section describes the simulation-based evaluation setup for RA-MARS. The purpose of the experiment is to evaluate whether the proposed framework improves mission assurance for multi-UAV defence surveillance under normal and adversarial conditions.</w:t>
+      </w:r>
+    </w:p>
+    <w:p>
+      <w:pPr>
+        <w:pStyle w:val="BodyText"/>
+      </w:pPr>
+      <w:r>
+        <w:t xml:space="preserve">The evaluation is designed around five mission scenarios:</w:t>
+      </w:r>
+    </w:p>
+    <w:p>
+      <w:pPr>
+        <w:numPr>
+          <w:ilvl w:val="0"/>
+          <w:numId w:val="1025"/>
+        </w:numPr>
+        <w:pStyle w:val="Compact"/>
+      </w:pPr>
+      <w:r>
+        <w:t xml:space="preserve">Normal operation</w:t>
+      </w:r>
+    </w:p>
+    <w:p>
+      <w:pPr>
+        <w:numPr>
+          <w:ilvl w:val="0"/>
+          <w:numId w:val="1025"/>
+        </w:numPr>
+        <w:pStyle w:val="Compact"/>
+      </w:pPr>
+      <w:r>
+        <w:t xml:space="preserve">RF jamming attack</w:t>
+      </w:r>
+    </w:p>
+    <w:p>
+      <w:pPr>
+        <w:numPr>
+          <w:ilvl w:val="0"/>
+          <w:numId w:val="1025"/>
+        </w:numPr>
+        <w:pStyle w:val="Compact"/>
+      </w:pPr>
+      <w:r>
+        <w:t xml:space="preserve">GPS/GNSS spoofing attack</w:t>
+      </w:r>
+    </w:p>
+    <w:p>
+      <w:pPr>
+        <w:numPr>
+          <w:ilvl w:val="0"/>
+          <w:numId w:val="1025"/>
+        </w:numPr>
+        <w:pStyle w:val="Compact"/>
+      </w:pPr>
+      <w:r>
+        <w:t xml:space="preserve">Mission-data tampering attack</w:t>
+      </w:r>
+    </w:p>
+    <w:p>
+      <w:pPr>
+        <w:numPr>
+          <w:ilvl w:val="0"/>
+          <w:numId w:val="1025"/>
+        </w:numPr>
+        <w:pStyle w:val="Compact"/>
+      </w:pPr>
+      <w:r>
+        <w:t xml:space="preserve">Combined attack scenario</w:t>
+      </w:r>
+    </w:p>
+    <w:p>
+      <w:pPr>
+        <w:pStyle w:val="FirstParagraph"/>
+      </w:pPr>
+      <w:r>
+        <w:t xml:space="preserve">RA-MARS is compared against multiple baseline systems using attack-detection, communication, navigation, integrity, energy, and mission-level performance metrics.</w:t>
+      </w:r>
+    </w:p>
     <w:bookmarkEnd w:id="79"/>
+    <w:bookmarkStart w:id="80" w:name="simulation-environment"/>
+    <w:p>
+      <w:pPr>
+        <w:pStyle w:val="Heading2"/>
+      </w:pPr>
+      <w:r>
+        <w:t xml:space="preserve">Simulation Environment</w:t>
+      </w:r>
+    </w:p>
+    <w:p>
+      <w:pPr>
+        <w:pStyle w:val="FirstParagraph"/>
+      </w:pPr>
+      <w:r>
+        <w:t xml:space="preserve">The simulation is designed as a Python-based discrete mission simulation. The mission area is represented as a grid-based surveillance region, and UAVs are assigned to cover predefined mission zones.</w:t>
+      </w:r>
+    </w:p>
+    <w:p>
+      <w:pPr>
+        <w:pStyle w:val="BodyText"/>
+      </w:pPr>
+      <w:r>
+        <w:t xml:space="preserve">The simulation generates synthetic UAV telemetry data and attack events. The generated dataset is used to train and evaluate AI-based attack detection models and to compare RA-MARS with baseline systems.</w:t>
+      </w:r>
+    </w:p>
     <w:bookmarkEnd w:id="80"/>
-    <w:bookmarkStart w:id="101" w:name="experimental-setup"/>
-    <w:p>
-      <w:pPr>
-        <w:pStyle w:val="Heading1"/>
-      </w:pPr>
-      <w:r>
-        <w:t xml:space="preserve">Experimental Setup</w:t>
-      </w:r>
-    </w:p>
-    <w:bookmarkStart w:id="81" w:name="overview-1"/>
+    <w:bookmarkStart w:id="81" w:name="mission-scenario"/>
     <w:p>
       <w:pPr>
         <w:pStyle w:val="Heading2"/>
       </w:pPr>
       <w:r>
-        <w:t xml:space="preserve">Overview</w:t>
+        <w:t xml:space="preserve">Mission Scenario</w:t>
       </w:r>
     </w:p>
     <w:p>
@@ -3721,75 +3652,99 @@
         <w:pStyle w:val="FirstParagraph"/>
       </w:pPr>
       <w:r>
-        <w:t xml:space="preserve">This section describes the simulation-based evaluation setup for RA-MARS. The purpose of the experiment is to evaluate whether the proposed framework improves mission assurance for multi-UAV defence surveillance under normal and adversarial conditions.</w:t>
-      </w:r>
-    </w:p>
-    <w:p>
-      <w:pPr>
-        <w:pStyle w:val="BodyText"/>
-      </w:pPr>
-      <w:r>
-        <w:t xml:space="preserve">The evaluation is designed around five mission scenarios:</w:t>
-      </w:r>
-    </w:p>
-    <w:p>
-      <w:pPr>
-        <w:numPr>
-          <w:ilvl w:val="0"/>
-          <w:numId w:val="1025"/>
-        </w:numPr>
-        <w:pStyle w:val="Compact"/>
-      </w:pPr>
-      <w:r>
-        <w:t xml:space="preserve">Normal operation</w:t>
-      </w:r>
-    </w:p>
-    <w:p>
-      <w:pPr>
-        <w:numPr>
-          <w:ilvl w:val="0"/>
-          <w:numId w:val="1025"/>
-        </w:numPr>
-        <w:pStyle w:val="Compact"/>
-      </w:pPr>
-      <w:r>
-        <w:t xml:space="preserve">RF jamming attack</w:t>
-      </w:r>
-    </w:p>
-    <w:p>
-      <w:pPr>
-        <w:numPr>
-          <w:ilvl w:val="0"/>
-          <w:numId w:val="1025"/>
-        </w:numPr>
-        <w:pStyle w:val="Compact"/>
-      </w:pPr>
-      <w:r>
-        <w:t xml:space="preserve">GPS/GNSS spoofing attack</w:t>
-      </w:r>
-    </w:p>
-    <w:p>
-      <w:pPr>
-        <w:numPr>
-          <w:ilvl w:val="0"/>
-          <w:numId w:val="1025"/>
-        </w:numPr>
-        <w:pStyle w:val="Compact"/>
-      </w:pPr>
-      <w:r>
-        <w:t xml:space="preserve">Mission-data tampering attack</w:t>
-      </w:r>
-    </w:p>
-    <w:p>
-      <w:pPr>
-        <w:numPr>
-          <w:ilvl w:val="0"/>
-          <w:numId w:val="1025"/>
-        </w:numPr>
-        <w:pStyle w:val="Compact"/>
-      </w:pPr>
-      <w:r>
-        <w:t xml:space="preserve">Combined attack scenario</w:t>
+        <w:t xml:space="preserve">The mission scenario represents a multi-UAV defence surveillance operation in a contested environment.</w:t>
+      </w:r>
+    </w:p>
+    <w:p>
+      <w:pPr>
+        <w:pStyle w:val="BodyText"/>
+      </w:pPr>
+      <w:r>
+        <w:t xml:space="preserve">The mission includes:</w:t>
+      </w:r>
+    </w:p>
+    <w:p>
+      <w:pPr>
+        <w:numPr>
+          <w:ilvl w:val="0"/>
+          <w:numId w:val="1026"/>
+        </w:numPr>
+        <w:pStyle w:val="Compact"/>
+      </w:pPr>
+      <w:r>
+        <w:t xml:space="preserve">a 5 km × 5 km surveillance region</w:t>
+      </w:r>
+    </w:p>
+    <w:p>
+      <w:pPr>
+        <w:numPr>
+          <w:ilvl w:val="0"/>
+          <w:numId w:val="1026"/>
+        </w:numPr>
+        <w:pStyle w:val="Compact"/>
+      </w:pPr>
+      <w:r>
+        <w:t xml:space="preserve">25 grid-based mission zones</w:t>
+      </w:r>
+    </w:p>
+    <w:p>
+      <w:pPr>
+        <w:numPr>
+          <w:ilvl w:val="0"/>
+          <w:numId w:val="1026"/>
+        </w:numPr>
+        <w:pStyle w:val="Compact"/>
+      </w:pPr>
+      <w:r>
+        <w:t xml:space="preserve">10, 20, and 30 UAV configurations</w:t>
+      </w:r>
+    </w:p>
+    <w:p>
+      <w:pPr>
+        <w:numPr>
+          <w:ilvl w:val="0"/>
+          <w:numId w:val="1026"/>
+        </w:numPr>
+        <w:pStyle w:val="Compact"/>
+      </w:pPr>
+      <w:r>
+        <w:t xml:space="preserve">one ground control station</w:t>
+      </w:r>
+    </w:p>
+    <w:p>
+      <w:pPr>
+        <w:numPr>
+          <w:ilvl w:val="0"/>
+          <w:numId w:val="1026"/>
+        </w:numPr>
+        <w:pStyle w:val="Compact"/>
+      </w:pPr>
+      <w:r>
+        <w:t xml:space="preserve">periodic telemetry transmission</w:t>
+      </w:r>
+    </w:p>
+    <w:p>
+      <w:pPr>
+        <w:numPr>
+          <w:ilvl w:val="0"/>
+          <w:numId w:val="1026"/>
+        </w:numPr>
+        <w:pStyle w:val="Compact"/>
+      </w:pPr>
+      <w:r>
+        <w:t xml:space="preserve">route-following and zone-coverage objectives</w:t>
+      </w:r>
+    </w:p>
+    <w:p>
+      <w:pPr>
+        <w:numPr>
+          <w:ilvl w:val="0"/>
+          <w:numId w:val="1026"/>
+        </w:numPr>
+        <w:pStyle w:val="Compact"/>
+      </w:pPr>
+      <w:r>
+        <w:t xml:space="preserve">adversarial attack injection during mission execution</w:t>
       </w:r>
     </w:p>
     <w:p>
@@ -3797,155 +3752,11 @@
         <w:pStyle w:val="FirstParagraph"/>
       </w:pPr>
       <w:r>
-        <w:t xml:space="preserve">RA-MARS is compared against multiple baseline systems using attack-detection, communication, navigation, integrity, energy, and mission-level performance metrics.</w:t>
+        <w:t xml:space="preserve">Each UAV is assigned one or more zones and must report telemetry at fixed intervals. Mission success is measured based on completed zone coverage, communication reliability, navigation consistency, and mission-data integrity.</w:t>
       </w:r>
     </w:p>
     <w:bookmarkEnd w:id="81"/>
-    <w:bookmarkStart w:id="82" w:name="simulation-environment"/>
-    <w:p>
-      <w:pPr>
-        <w:pStyle w:val="Heading2"/>
-      </w:pPr>
-      <w:r>
-        <w:t xml:space="preserve">Simulation Environment</w:t>
-      </w:r>
-    </w:p>
-    <w:p>
-      <w:pPr>
-        <w:pStyle w:val="FirstParagraph"/>
-      </w:pPr>
-      <w:r>
-        <w:t xml:space="preserve">The simulation is designed as a Python-based discrete mission simulation. The mission area is represented as a grid-based surveillance region, and UAVs are assigned to cover predefined mission zones.</w:t>
-      </w:r>
-    </w:p>
-    <w:p>
-      <w:pPr>
-        <w:pStyle w:val="BodyText"/>
-      </w:pPr>
-      <w:r>
-        <w:t xml:space="preserve">The simulation generates synthetic UAV telemetry data and attack events. The generated dataset is used to train and evaluate AI-based attack detection models and to compare RA-MARS with baseline systems.</w:t>
-      </w:r>
-    </w:p>
-    <w:bookmarkEnd w:id="82"/>
-    <w:bookmarkStart w:id="83" w:name="mission-scenario"/>
-    <w:p>
-      <w:pPr>
-        <w:pStyle w:val="Heading2"/>
-      </w:pPr>
-      <w:r>
-        <w:t xml:space="preserve">Mission Scenario</w:t>
-      </w:r>
-    </w:p>
-    <w:p>
-      <w:pPr>
-        <w:pStyle w:val="FirstParagraph"/>
-      </w:pPr>
-      <w:r>
-        <w:t xml:space="preserve">The mission scenario represents a multi-UAV defence surveillance operation in a contested environment.</w:t>
-      </w:r>
-    </w:p>
-    <w:p>
-      <w:pPr>
-        <w:pStyle w:val="BodyText"/>
-      </w:pPr>
-      <w:r>
-        <w:t xml:space="preserve">The mission includes:</w:t>
-      </w:r>
-    </w:p>
-    <w:p>
-      <w:pPr>
-        <w:numPr>
-          <w:ilvl w:val="0"/>
-          <w:numId w:val="1026"/>
-        </w:numPr>
-        <w:pStyle w:val="Compact"/>
-      </w:pPr>
-      <w:r>
-        <w:t xml:space="preserve">a 5 km × 5 km surveillance region</w:t>
-      </w:r>
-    </w:p>
-    <w:p>
-      <w:pPr>
-        <w:numPr>
-          <w:ilvl w:val="0"/>
-          <w:numId w:val="1026"/>
-        </w:numPr>
-        <w:pStyle w:val="Compact"/>
-      </w:pPr>
-      <w:r>
-        <w:t xml:space="preserve">25 grid-based mission zones</w:t>
-      </w:r>
-    </w:p>
-    <w:p>
-      <w:pPr>
-        <w:numPr>
-          <w:ilvl w:val="0"/>
-          <w:numId w:val="1026"/>
-        </w:numPr>
-        <w:pStyle w:val="Compact"/>
-      </w:pPr>
-      <w:r>
-        <w:t xml:space="preserve">10, 20, and 30 UAV configurations</w:t>
-      </w:r>
-    </w:p>
-    <w:p>
-      <w:pPr>
-        <w:numPr>
-          <w:ilvl w:val="0"/>
-          <w:numId w:val="1026"/>
-        </w:numPr>
-        <w:pStyle w:val="Compact"/>
-      </w:pPr>
-      <w:r>
-        <w:t xml:space="preserve">one ground control station</w:t>
-      </w:r>
-    </w:p>
-    <w:p>
-      <w:pPr>
-        <w:numPr>
-          <w:ilvl w:val="0"/>
-          <w:numId w:val="1026"/>
-        </w:numPr>
-        <w:pStyle w:val="Compact"/>
-      </w:pPr>
-      <w:r>
-        <w:t xml:space="preserve">periodic telemetry transmission</w:t>
-      </w:r>
-    </w:p>
-    <w:p>
-      <w:pPr>
-        <w:numPr>
-          <w:ilvl w:val="0"/>
-          <w:numId w:val="1026"/>
-        </w:numPr>
-        <w:pStyle w:val="Compact"/>
-      </w:pPr>
-      <w:r>
-        <w:t xml:space="preserve">route-following and zone-coverage objectives</w:t>
-      </w:r>
-    </w:p>
-    <w:p>
-      <w:pPr>
-        <w:numPr>
-          <w:ilvl w:val="0"/>
-          <w:numId w:val="1026"/>
-        </w:numPr>
-        <w:pStyle w:val="Compact"/>
-      </w:pPr>
-      <w:r>
-        <w:t xml:space="preserve">adversarial attack injection during mission execution</w:t>
-      </w:r>
-    </w:p>
-    <w:p>
-      <w:pPr>
-        <w:pStyle w:val="FirstParagraph"/>
-      </w:pPr>
-      <w:r>
-        <w:t xml:space="preserve">Each UAV is assigned one or more zones and must report telemetry at fixed intervals. Mission success is measured based on completed zone coverage, communication reliability, navigation consistency, and mission-data integrity.</w:t>
-      </w:r>
-    </w:p>
-    <w:bookmarkEnd w:id="83"/>
-    <w:bookmarkStart w:id="84" w:name="simulation-parameters"/>
+    <w:bookmarkStart w:id="82" w:name="simulation-parameters"/>
     <w:p>
       <w:pPr>
         <w:pStyle w:val="Heading2"/>
@@ -4255,23 +4066,127 @@
         </w:tc>
       </w:tr>
     </w:tbl>
+    <w:bookmarkEnd w:id="82"/>
+    <w:bookmarkStart w:id="88" w:name="attack-scenarios"/>
+    <w:p>
+      <w:pPr>
+        <w:pStyle w:val="Heading2"/>
+      </w:pPr>
+      <w:r>
+        <w:t xml:space="preserve">Attack Scenarios</w:t>
+      </w:r>
+    </w:p>
+    <w:bookmarkStart w:id="83" w:name="scenario-1-normal-operation"/>
+    <w:p>
+      <w:pPr>
+        <w:pStyle w:val="Heading3"/>
+      </w:pPr>
+      <w:r>
+        <w:t xml:space="preserve">Scenario 1: Normal Operation</w:t>
+      </w:r>
+    </w:p>
+    <w:p>
+      <w:pPr>
+        <w:pStyle w:val="FirstParagraph"/>
+      </w:pPr>
+      <w:r>
+        <w:t xml:space="preserve">No attack is applied. UAVs perform surveillance, transmit telemetry, and update mission logs under normal operating conditions.</w:t>
+      </w:r>
+    </w:p>
+    <w:bookmarkEnd w:id="83"/>
+    <w:bookmarkStart w:id="84" w:name="scenario-2-rf-jamming"/>
+    <w:p>
+      <w:pPr>
+        <w:pStyle w:val="Heading3"/>
+      </w:pPr>
+      <w:r>
+        <w:t xml:space="preserve">Scenario 2: RF Jamming</w:t>
+      </w:r>
+    </w:p>
+    <w:p>
+      <w:pPr>
+        <w:pStyle w:val="FirstParagraph"/>
+      </w:pPr>
+      <w:r>
+        <w:t xml:space="preserve">RF jamming is modeled by increasing packet loss and communication latency for selected UAVs.</w:t>
+      </w:r>
+    </w:p>
+    <w:p>
+      <w:pPr>
+        <w:pStyle w:val="BodyText"/>
+      </w:pPr>
+      <w:r>
+        <w:t xml:space="preserve">Jamming parameters include:</w:t>
+      </w:r>
+    </w:p>
+    <w:p>
+      <w:pPr>
+        <w:numPr>
+          <w:ilvl w:val="0"/>
+          <w:numId w:val="1027"/>
+        </w:numPr>
+        <w:pStyle w:val="Compact"/>
+      </w:pPr>
+      <w:r>
+        <w:t xml:space="preserve">attack start time</w:t>
+      </w:r>
+    </w:p>
+    <w:p>
+      <w:pPr>
+        <w:numPr>
+          <w:ilvl w:val="0"/>
+          <w:numId w:val="1027"/>
+        </w:numPr>
+        <w:pStyle w:val="Compact"/>
+      </w:pPr>
+      <w:r>
+        <w:t xml:space="preserve">attack duration</w:t>
+      </w:r>
+    </w:p>
+    <w:p>
+      <w:pPr>
+        <w:numPr>
+          <w:ilvl w:val="0"/>
+          <w:numId w:val="1027"/>
+        </w:numPr>
+        <w:pStyle w:val="Compact"/>
+      </w:pPr>
+      <w:r>
+        <w:t xml:space="preserve">affected UAV ratio</w:t>
+      </w:r>
+    </w:p>
+    <w:p>
+      <w:pPr>
+        <w:numPr>
+          <w:ilvl w:val="0"/>
+          <w:numId w:val="1027"/>
+        </w:numPr>
+        <w:pStyle w:val="Compact"/>
+      </w:pPr>
+      <w:r>
+        <w:t xml:space="preserve">packet loss intensity</w:t>
+      </w:r>
+    </w:p>
+    <w:p>
+      <w:pPr>
+        <w:numPr>
+          <w:ilvl w:val="0"/>
+          <w:numId w:val="1027"/>
+        </w:numPr>
+        <w:pStyle w:val="Compact"/>
+      </w:pPr>
+      <w:r>
+        <w:t xml:space="preserve">additional latency</w:t>
+      </w:r>
+    </w:p>
     <w:bookmarkEnd w:id="84"/>
-    <w:bookmarkStart w:id="90" w:name="attack-scenarios"/>
-    <w:p>
-      <w:pPr>
-        <w:pStyle w:val="Heading2"/>
-      </w:pPr>
-      <w:r>
-        <w:t xml:space="preserve">Attack Scenarios</w:t>
-      </w:r>
-    </w:p>
-    <w:bookmarkStart w:id="85" w:name="scenario-1-normal-operation"/>
+    <w:bookmarkStart w:id="85" w:name="scenario-3-gpsgnss-spoofing"/>
     <w:p>
       <w:pPr>
         <w:pStyle w:val="Heading3"/>
       </w:pPr>
       <w:r>
-        <w:t xml:space="preserve">Scenario 1: Normal Operation</w:t>
+        <w:t xml:space="preserve">Scenario 3: GPS/GNSS Spoofing</w:t>
       </w:r>
     </w:p>
     <w:p>
@@ -4279,17 +4194,85 @@
         <w:pStyle w:val="FirstParagraph"/>
       </w:pPr>
       <w:r>
-        <w:t xml:space="preserve">No attack is applied. UAVs perform surveillance, transmit telemetry, and update mission logs under normal operating conditions.</w:t>
+        <w:t xml:space="preserve">GPS/GNSS spoofing is modeled by injecting false position values into UAV telemetry.</w:t>
+      </w:r>
+    </w:p>
+    <w:p>
+      <w:pPr>
+        <w:pStyle w:val="BodyText"/>
+      </w:pPr>
+      <w:r>
+        <w:t xml:space="preserve">Spoofing effects include:</w:t>
+      </w:r>
+    </w:p>
+    <w:p>
+      <w:pPr>
+        <w:numPr>
+          <w:ilvl w:val="0"/>
+          <w:numId w:val="1028"/>
+        </w:numPr>
+        <w:pStyle w:val="Compact"/>
+      </w:pPr>
+      <w:r>
+        <w:t xml:space="preserve">sudden location jumps</w:t>
+      </w:r>
+    </w:p>
+    <w:p>
+      <w:pPr>
+        <w:numPr>
+          <w:ilvl w:val="0"/>
+          <w:numId w:val="1028"/>
+        </w:numPr>
+        <w:pStyle w:val="Compact"/>
+      </w:pPr>
+      <w:r>
+        <w:t xml:space="preserve">gradual position drift</w:t>
+      </w:r>
+    </w:p>
+    <w:p>
+      <w:pPr>
+        <w:numPr>
+          <w:ilvl w:val="0"/>
+          <w:numId w:val="1028"/>
+        </w:numPr>
+        <w:pStyle w:val="Compact"/>
+      </w:pPr>
+      <w:r>
+        <w:t xml:space="preserve">route deviation</w:t>
+      </w:r>
+    </w:p>
+    <w:p>
+      <w:pPr>
+        <w:numPr>
+          <w:ilvl w:val="0"/>
+          <w:numId w:val="1028"/>
+        </w:numPr>
+        <w:pStyle w:val="Compact"/>
+      </w:pPr>
+      <w:r>
+        <w:t xml:space="preserve">velocity inconsistency</w:t>
+      </w:r>
+    </w:p>
+    <w:p>
+      <w:pPr>
+        <w:numPr>
+          <w:ilvl w:val="0"/>
+          <w:numId w:val="1028"/>
+        </w:numPr>
+        <w:pStyle w:val="Compact"/>
+      </w:pPr>
+      <w:r>
+        <w:t xml:space="preserve">incorrect mission-zone reporting</w:t>
       </w:r>
     </w:p>
     <w:bookmarkEnd w:id="85"/>
-    <w:bookmarkStart w:id="86" w:name="scenario-2-rf-jamming"/>
+    <w:bookmarkStart w:id="86" w:name="scenario-4-mission-data-tampering"/>
     <w:p>
       <w:pPr>
         <w:pStyle w:val="Heading3"/>
       </w:pPr>
       <w:r>
-        <w:t xml:space="preserve">Scenario 2: RF Jamming</w:t>
+        <w:t xml:space="preserve">Scenario 4: Mission-Data Tampering</w:t>
       </w:r>
     </w:p>
     <w:p>
@@ -4297,85 +4280,73 @@
         <w:pStyle w:val="FirstParagraph"/>
       </w:pPr>
       <w:r>
-        <w:t xml:space="preserve">RF jamming is modeled by increasing packet loss and communication latency for selected UAVs.</w:t>
-      </w:r>
-    </w:p>
-    <w:p>
-      <w:pPr>
-        <w:pStyle w:val="BodyText"/>
-      </w:pPr>
-      <w:r>
-        <w:t xml:space="preserve">Jamming parameters include:</w:t>
-      </w:r>
-    </w:p>
-    <w:p>
-      <w:pPr>
-        <w:numPr>
-          <w:ilvl w:val="0"/>
-          <w:numId w:val="1027"/>
-        </w:numPr>
-        <w:pStyle w:val="Compact"/>
-      </w:pPr>
-      <w:r>
-        <w:t xml:space="preserve">attack start time</w:t>
-      </w:r>
-    </w:p>
-    <w:p>
-      <w:pPr>
-        <w:numPr>
-          <w:ilvl w:val="0"/>
-          <w:numId w:val="1027"/>
-        </w:numPr>
-        <w:pStyle w:val="Compact"/>
-      </w:pPr>
-      <w:r>
-        <w:t xml:space="preserve">attack duration</w:t>
-      </w:r>
-    </w:p>
-    <w:p>
-      <w:pPr>
-        <w:numPr>
-          <w:ilvl w:val="0"/>
-          <w:numId w:val="1027"/>
-        </w:numPr>
-        <w:pStyle w:val="Compact"/>
-      </w:pPr>
-      <w:r>
-        <w:t xml:space="preserve">affected UAV ratio</w:t>
-      </w:r>
-    </w:p>
-    <w:p>
-      <w:pPr>
-        <w:numPr>
-          <w:ilvl w:val="0"/>
-          <w:numId w:val="1027"/>
-        </w:numPr>
-        <w:pStyle w:val="Compact"/>
-      </w:pPr>
-      <w:r>
-        <w:t xml:space="preserve">packet loss intensity</w:t>
-      </w:r>
-    </w:p>
-    <w:p>
-      <w:pPr>
-        <w:numPr>
-          <w:ilvl w:val="0"/>
-          <w:numId w:val="1027"/>
-        </w:numPr>
-        <w:pStyle w:val="Compact"/>
-      </w:pPr>
-      <w:r>
-        <w:t xml:space="preserve">additional latency</w:t>
+        <w:t xml:space="preserve">Mission-data tampering is modeled by modifying selected telemetry records after logging.</w:t>
+      </w:r>
+    </w:p>
+    <w:p>
+      <w:pPr>
+        <w:pStyle w:val="BodyText"/>
+      </w:pPr>
+      <w:r>
+        <w:t xml:space="preserve">Tampering effects include:</w:t>
+      </w:r>
+    </w:p>
+    <w:p>
+      <w:pPr>
+        <w:numPr>
+          <w:ilvl w:val="0"/>
+          <w:numId w:val="1029"/>
+        </w:numPr>
+        <w:pStyle w:val="Compact"/>
+      </w:pPr>
+      <w:r>
+        <w:t xml:space="preserve">changed UAV coordinates</w:t>
+      </w:r>
+    </w:p>
+    <w:p>
+      <w:pPr>
+        <w:numPr>
+          <w:ilvl w:val="0"/>
+          <w:numId w:val="1029"/>
+        </w:numPr>
+        <w:pStyle w:val="Compact"/>
+      </w:pPr>
+      <w:r>
+        <w:t xml:space="preserve">modified timestamps</w:t>
+      </w:r>
+    </w:p>
+    <w:p>
+      <w:pPr>
+        <w:numPr>
+          <w:ilvl w:val="0"/>
+          <w:numId w:val="1029"/>
+        </w:numPr>
+        <w:pStyle w:val="Compact"/>
+      </w:pPr>
+      <w:r>
+        <w:t xml:space="preserve">altered mission-zone status</w:t>
+      </w:r>
+    </w:p>
+    <w:p>
+      <w:pPr>
+        <w:numPr>
+          <w:ilvl w:val="0"/>
+          <w:numId w:val="1029"/>
+        </w:numPr>
+        <w:pStyle w:val="Compact"/>
+      </w:pPr>
+      <w:r>
+        <w:t xml:space="preserve">broken hash-chain verification</w:t>
       </w:r>
     </w:p>
     <w:bookmarkEnd w:id="86"/>
-    <w:bookmarkStart w:id="87" w:name="scenario-3-gpsgnss-spoofing"/>
+    <w:bookmarkStart w:id="87" w:name="scenario-5-combined-attack"/>
     <w:p>
       <w:pPr>
         <w:pStyle w:val="Heading3"/>
       </w:pPr>
       <w:r>
-        <w:t xml:space="preserve">Scenario 3: GPS/GNSS Spoofing</w:t>
+        <w:t xml:space="preserve">Scenario 5: Combined Attack</w:t>
       </w:r>
     </w:p>
     <w:p>
@@ -4383,172 +4354,12 @@
         <w:pStyle w:val="FirstParagraph"/>
       </w:pPr>
       <w:r>
-        <w:t xml:space="preserve">GPS/GNSS spoofing is modeled by injecting false position values into UAV telemetry.</w:t>
-      </w:r>
-    </w:p>
-    <w:p>
-      <w:pPr>
-        <w:pStyle w:val="BodyText"/>
-      </w:pPr>
-      <w:r>
-        <w:t xml:space="preserve">Spoofing effects include:</w:t>
-      </w:r>
-    </w:p>
-    <w:p>
-      <w:pPr>
-        <w:numPr>
-          <w:ilvl w:val="0"/>
-          <w:numId w:val="1028"/>
-        </w:numPr>
-        <w:pStyle w:val="Compact"/>
-      </w:pPr>
-      <w:r>
-        <w:t xml:space="preserve">sudden location jumps</w:t>
-      </w:r>
-    </w:p>
-    <w:p>
-      <w:pPr>
-        <w:numPr>
-          <w:ilvl w:val="0"/>
-          <w:numId w:val="1028"/>
-        </w:numPr>
-        <w:pStyle w:val="Compact"/>
-      </w:pPr>
-      <w:r>
-        <w:t xml:space="preserve">gradual position drift</w:t>
-      </w:r>
-    </w:p>
-    <w:p>
-      <w:pPr>
-        <w:numPr>
-          <w:ilvl w:val="0"/>
-          <w:numId w:val="1028"/>
-        </w:numPr>
-        <w:pStyle w:val="Compact"/>
-      </w:pPr>
-      <w:r>
-        <w:t xml:space="preserve">route deviation</w:t>
-      </w:r>
-    </w:p>
-    <w:p>
-      <w:pPr>
-        <w:numPr>
-          <w:ilvl w:val="0"/>
-          <w:numId w:val="1028"/>
-        </w:numPr>
-        <w:pStyle w:val="Compact"/>
-      </w:pPr>
-      <w:r>
-        <w:t xml:space="preserve">velocity inconsistency</w:t>
-      </w:r>
-    </w:p>
-    <w:p>
-      <w:pPr>
-        <w:numPr>
-          <w:ilvl w:val="0"/>
-          <w:numId w:val="1028"/>
-        </w:numPr>
-        <w:pStyle w:val="Compact"/>
-      </w:pPr>
-      <w:r>
-        <w:t xml:space="preserve">incorrect mission-zone reporting</w:t>
+        <w:t xml:space="preserve">The combined attack scenario applies RF jamming, GPS/GNSS spoofing, and mission-data tampering within the same mission. This scenario evaluates the ability of RA-MARS to support mission assurance under simultaneous cyber-electromagnetic and data-integrity threats.</w:t>
       </w:r>
     </w:p>
     <w:bookmarkEnd w:id="87"/>
-    <w:bookmarkStart w:id="88" w:name="scenario-4-mission-data-tampering"/>
-    <w:p>
-      <w:pPr>
-        <w:pStyle w:val="Heading3"/>
-      </w:pPr>
-      <w:r>
-        <w:t xml:space="preserve">Scenario 4: Mission-Data Tampering</w:t>
-      </w:r>
-    </w:p>
-    <w:p>
-      <w:pPr>
-        <w:pStyle w:val="FirstParagraph"/>
-      </w:pPr>
-      <w:r>
-        <w:t xml:space="preserve">Mission-data tampering is modeled by modifying selected telemetry records after logging.</w:t>
-      </w:r>
-    </w:p>
-    <w:p>
-      <w:pPr>
-        <w:pStyle w:val="BodyText"/>
-      </w:pPr>
-      <w:r>
-        <w:t xml:space="preserve">Tampering effects include:</w:t>
-      </w:r>
-    </w:p>
-    <w:p>
-      <w:pPr>
-        <w:numPr>
-          <w:ilvl w:val="0"/>
-          <w:numId w:val="1029"/>
-        </w:numPr>
-        <w:pStyle w:val="Compact"/>
-      </w:pPr>
-      <w:r>
-        <w:t xml:space="preserve">changed UAV coordinates</w:t>
-      </w:r>
-    </w:p>
-    <w:p>
-      <w:pPr>
-        <w:numPr>
-          <w:ilvl w:val="0"/>
-          <w:numId w:val="1029"/>
-        </w:numPr>
-        <w:pStyle w:val="Compact"/>
-      </w:pPr>
-      <w:r>
-        <w:t xml:space="preserve">modified timestamps</w:t>
-      </w:r>
-    </w:p>
-    <w:p>
-      <w:pPr>
-        <w:numPr>
-          <w:ilvl w:val="0"/>
-          <w:numId w:val="1029"/>
-        </w:numPr>
-        <w:pStyle w:val="Compact"/>
-      </w:pPr>
-      <w:r>
-        <w:t xml:space="preserve">altered mission-zone status</w:t>
-      </w:r>
-    </w:p>
-    <w:p>
-      <w:pPr>
-        <w:numPr>
-          <w:ilvl w:val="0"/>
-          <w:numId w:val="1029"/>
-        </w:numPr>
-        <w:pStyle w:val="Compact"/>
-      </w:pPr>
-      <w:r>
-        <w:t xml:space="preserve">broken hash-chain verification</w:t>
-      </w:r>
-    </w:p>
     <w:bookmarkEnd w:id="88"/>
-    <w:bookmarkStart w:id="89" w:name="scenario-5-combined-attack"/>
-    <w:p>
-      <w:pPr>
-        <w:pStyle w:val="Heading3"/>
-      </w:pPr>
-      <w:r>
-        <w:t xml:space="preserve">Scenario 5: Combined Attack</w:t>
-      </w:r>
-    </w:p>
-    <w:p>
-      <w:pPr>
-        <w:pStyle w:val="FirstParagraph"/>
-      </w:pPr>
-      <w:r>
-        <w:t xml:space="preserve">The combined attack scenario applies RF jamming, GPS/GNSS spoofing, and mission-data tampering within the same mission. This scenario evaluates the ability of RA-MARS to support mission assurance under simultaneous cyber-electromagnetic and data-integrity threats.</w:t>
-      </w:r>
-    </w:p>
-    <w:bookmarkEnd w:id="89"/>
-    <w:bookmarkEnd w:id="90"/>
-    <w:bookmarkStart w:id="91" w:name="baseline-systems"/>
+    <w:bookmarkStart w:id="89" w:name="baseline-systems"/>
     <w:p>
       <w:pPr>
         <w:pStyle w:val="Heading2"/>
@@ -4736,8 +4547,8 @@
         </w:tc>
       </w:tr>
     </w:tbl>
-    <w:bookmarkEnd w:id="91"/>
-    <w:bookmarkStart w:id="93" w:name="ai-detection-models"/>
+    <w:bookmarkEnd w:id="89"/>
+    <w:bookmarkStart w:id="91" w:name="ai-detection-models"/>
     <w:p>
       <w:pPr>
         <w:pStyle w:val="Heading2"/>
@@ -4858,7 +4669,7 @@
         <w:t xml:space="preserve">The best-performing model was selected based on macro F1-score to account for class imbalance across the eight mission-state classes.</w:t>
       </w:r>
     </w:p>
-    <w:bookmarkStart w:id="92" w:name="lstm-and-gru-hyperparameters"/>
+    <w:bookmarkStart w:id="90" w:name="lstm-and-gru-hyperparameters"/>
     <w:p>
       <w:pPr>
         <w:pStyle w:val="Heading3"/>
@@ -5262,9 +5073,9 @@
         <w:t xml:space="preserve">Class weights for the Weighted LSTM and Weighted GRU models were computed as the inverse frequency of each class in the training set to address class imbalance across the eight mission-state categories.</w:t>
       </w:r>
     </w:p>
-    <w:bookmarkEnd w:id="92"/>
-    <w:bookmarkEnd w:id="93"/>
-    <w:bookmarkStart w:id="94" w:name="input-features-1"/>
+    <w:bookmarkEnd w:id="90"/>
+    <w:bookmarkEnd w:id="91"/>
+    <w:bookmarkStart w:id="92" w:name="input-features-1"/>
     <w:p>
       <w:pPr>
         <w:pStyle w:val="Heading2"/>
@@ -5556,8 +5367,8 @@
         </w:tc>
       </w:tr>
     </w:tbl>
-    <w:bookmarkEnd w:id="94"/>
-    <w:bookmarkStart w:id="95" w:name="evaluation-metrics-1"/>
+    <w:bookmarkEnd w:id="92"/>
+    <w:bookmarkStart w:id="93" w:name="evaluation-metrics-1"/>
     <w:p>
       <w:pPr>
         <w:pStyle w:val="Heading2"/>
@@ -5901,8 +5712,8 @@
         </w:tc>
       </w:tr>
     </w:tbl>
-    <w:bookmarkEnd w:id="95"/>
-    <w:bookmarkStart w:id="96" w:name="experimental-procedure"/>
+    <w:bookmarkEnd w:id="93"/>
+    <w:bookmarkStart w:id="94" w:name="experimental-procedure"/>
     <w:p>
       <w:pPr>
         <w:pStyle w:val="Heading2"/>
@@ -6039,8 +5850,8 @@
         <w:t xml:space="preserve">Interpret the findings from a mission-assurance perspective.</w:t>
       </w:r>
     </w:p>
-    <w:bookmarkEnd w:id="96"/>
-    <w:bookmarkStart w:id="97" w:name="result-files"/>
+    <w:bookmarkEnd w:id="94"/>
+    <w:bookmarkStart w:id="95" w:name="result-files"/>
     <w:p>
       <w:pPr>
         <w:pStyle w:val="Heading2"/>
@@ -6332,8 +6143,8 @@
         </w:tc>
       </w:tr>
     </w:tbl>
-    <w:bookmarkEnd w:id="97"/>
-    <w:bookmarkStart w:id="98" w:name="research-integrity-statement"/>
+    <w:bookmarkEnd w:id="95"/>
+    <w:bookmarkStart w:id="96" w:name="research-integrity-statement"/>
     <w:p>
       <w:pPr>
         <w:pStyle w:val="Heading2"/>
@@ -6372,8 +6183,8 @@
         </w:pict>
       </w:r>
     </w:p>
-    <w:bookmarkEnd w:id="98"/>
-    <w:bookmarkStart w:id="100" w:name="v3-prior-work-comparison"/>
+    <w:bookmarkEnd w:id="96"/>
+    <w:bookmarkStart w:id="98" w:name="v3-prior-work-comparison"/>
     <w:p>
       <w:pPr>
         <w:pStyle w:val="Heading2"/>
@@ -6382,7 +6193,7 @@
         <w:t xml:space="preserve">v3 Prior Work Comparison</w:t>
       </w:r>
     </w:p>
-    <w:bookmarkStart w:id="99" w:name="X33da9431d4b8927dc9e24fe8ace50784167d4ab"/>
+    <w:bookmarkStart w:id="97" w:name="X33da9431d4b8927dc9e24fe8ace50784167d4ab"/>
     <w:p>
       <w:pPr>
         <w:pStyle w:val="Heading3"/>
@@ -7336,10 +7147,10 @@
         </w:pict>
       </w:r>
     </w:p>
+    <w:bookmarkEnd w:id="97"/>
+    <w:bookmarkEnd w:id="98"/>
     <w:bookmarkEnd w:id="99"/>
-    <w:bookmarkEnd w:id="100"/>
-    <w:bookmarkEnd w:id="101"/>
-    <w:bookmarkStart w:id="104" w:name="X7222a93729f4417ef0358d358f52de5a9e4cda1"/>
+    <w:bookmarkStart w:id="102" w:name="X7222a93729f4417ef0358d358f52de5a9e4cda1"/>
     <w:p>
       <w:pPr>
         <w:pStyle w:val="Heading1"/>
@@ -7619,7 +7430,7 @@
         </w:pict>
       </w:r>
     </w:p>
-    <w:bookmarkStart w:id="103" w:name="v3-digital-twin-action-selection-example"/>
+    <w:bookmarkStart w:id="101" w:name="v3-digital-twin-action-selection-example"/>
     <w:p>
       <w:pPr>
         <w:pStyle w:val="Heading2"/>
@@ -7628,7 +7439,7 @@
         <w:t xml:space="preserve">v3 Digital Twin Action Selection Example</w:t>
       </w:r>
     </w:p>
-    <w:bookmarkStart w:id="102" w:name="X92c92087f7a92c91f0f0dee7311d9d9655bfaf5"/>
+    <w:bookmarkStart w:id="100" w:name="X92c92087f7a92c91f0f0dee7311d9d9655bfaf5"/>
     <w:p>
       <w:pPr>
         <w:pStyle w:val="Heading3"/>
@@ -8004,25 +7815,77 @@
         </w:tc>
       </w:tr>
     </w:tbl>
+    <w:bookmarkEnd w:id="100"/>
+    <w:bookmarkEnd w:id="101"/>
     <w:bookmarkEnd w:id="102"/>
+    <w:bookmarkStart w:id="115" w:name="v3-results-and-discussion"/>
+    <w:p>
+      <w:pPr>
+        <w:pStyle w:val="Heading1"/>
+      </w:pPr>
+      <w:r>
+        <w:t xml:space="preserve">v3 Results and Discussion</w:t>
+      </w:r>
+    </w:p>
+    <w:bookmarkStart w:id="103" w:name="X4c64ef5ecc9e2ebe57fef8a2d5dba9f54c78b99"/>
+    <w:p>
+      <w:pPr>
+        <w:pStyle w:val="Heading2"/>
+      </w:pPr>
+      <w:r>
+        <w:t xml:space="preserve">v3 Dataset and Sequence-Window Configuration</w:t>
+      </w:r>
+    </w:p>
+    <w:p>
+      <w:pPr>
+        <w:pStyle w:val="FirstParagraph"/>
+      </w:pPr>
+      <w:r>
+        <w:t xml:space="preserve">The optimized v3 evaluation uses synthetic multi-UAV telemetry data generated under normal, jamming, spoofing, tampering, and combined attack scenarios. The final v3 sample contains 90,000 sequence-safe telemetry rows and 16,875 time-series windows. Each window contains 20 telemetry steps and 9 raw non-leakage features per step.</w:t>
+      </w:r>
+    </w:p>
+    <w:p>
+      <w:pPr>
+        <w:pStyle w:val="BodyText"/>
+      </w:pPr>
+      <w:r>
+        <w:t xml:space="preserve">The classifier input excludes derived Mission Assurance Index and component scores to avoid feature leakage. The attack-detection task includes eight mission-state classes: normal, jamming, spoofing, tampering, jamming_spoofing, jamming_tampering, spoofing_tampering, and combined.</w:t>
+      </w:r>
+    </w:p>
     <w:bookmarkEnd w:id="103"/>
+    <w:bookmarkStart w:id="104" w:name="v4-rf-channel-model-validation"/>
+    <w:p>
+      <w:pPr>
+        <w:pStyle w:val="Heading2"/>
+      </w:pPr>
+      <w:r>
+        <w:t xml:space="preserve">v4 RF Channel Model Validation</w:t>
+      </w:r>
+    </w:p>
+    <w:p>
+      <w:pPr>
+        <w:pStyle w:val="FirstParagraph"/>
+      </w:pPr>
+      <w:r>
+        <w:t xml:space="preserve">The v4 evaluation introduces a physics-based RF channel model using Friis free-space path loss and SINR-based packet delivery ratio, replacing the parametric PDR model used in v3. Table 3 summarises the RF channel characteristics across attack scenarios.</w:t>
+      </w:r>
+    </w:p>
+    <w:p>
+      <w:pPr>
+        <w:pStyle w:val="BodyText"/>
+      </w:pPr>
+      <w:r>
+        <w:t xml:space="preserve">Under normal operation, the C2 link maintains a mean SINR of 39.9 dB and PDR of 1.000 at the 900 MHz ISM band with 1W GCS transmit power. Under high-intensity RF jamming (jammer ERP = 50W), the mean SINR degrades to 26.9 dB and PDR drops to 0.736, while latency increases from 45 ms to 153 ms. The SINR degradation is graduated across intensity levels (low: 35.5 dB → medium: 31.8 dB → high: 26.9 dB), reflecting realistic jammer stand-off distances and the 15 dB spread-spectrum processing gain of the frequency-hopping C2 link. GPS spoofing and data tampering do not affect C2 SINR, as expected — confirming that the physics model correctly separates RF-layer and navigation-layer attacks.</w:t>
+      </w:r>
+    </w:p>
     <w:bookmarkEnd w:id="104"/>
-    <w:bookmarkStart w:id="117" w:name="v3-results-and-discussion"/>
-    <w:p>
-      <w:pPr>
-        <w:pStyle w:val="Heading1"/>
-      </w:pPr>
-      <w:r>
-        <w:t xml:space="preserve">v3 Results and Discussion</w:t>
-      </w:r>
-    </w:p>
-    <w:bookmarkStart w:id="105" w:name="X4c64ef5ecc9e2ebe57fef8a2d5dba9f54c78b99"/>
+    <w:bookmarkStart w:id="105" w:name="v4-latency-budget-analysis"/>
     <w:p>
       <w:pPr>
         <w:pStyle w:val="Heading2"/>
       </w:pPr>
       <w:r>
-        <w:t xml:space="preserve">v3 Dataset and Sequence-Window Configuration</w:t>
+        <w:t xml:space="preserve">v4 Latency Budget Analysis</w:t>
       </w:r>
     </w:p>
     <w:p>
@@ -8030,25 +7893,25 @@
         <w:pStyle w:val="FirstParagraph"/>
       </w:pPr>
       <w:r>
-        <w:t xml:space="preserve">The optimized v3 evaluation uses synthetic multi-UAV telemetry data generated under normal, jamming, spoofing, tampering, and combined attack scenarios. The final v3 sample contains 90,000 sequence-safe telemetry rows and 16,875 time-series windows. Each window contains 20 telemetry steps and 9 raw non-leakage features per step.</w:t>
-      </w:r>
-    </w:p>
-    <w:p>
-      <w:pPr>
-        <w:pStyle w:val="BodyText"/>
-      </w:pPr>
-      <w:r>
-        <w:t xml:space="preserve">The classifier input excludes derived Mission Assurance Index and component scores to avoid feature leakage. The attack-detection task includes eight mission-state classes: normal, jamming, spoofing, tampering, jamming_spoofing, jamming_tampering, spoofing_tampering, and combined.</w:t>
+        <w:t xml:space="preserve">The RA-MARS framework overhead per telemetry cycle is 11.5 ms, comprising LSTM inference (8.0 ms), MAI scoring (2.0 ms), and digital twin action selection (1.5 ms). This represents 1.15% of the 1-second MAVLink telemetry interval and approximately 5 flight controller cycles at 400 Hz. The framework overhead is therefore negligible relative to the telemetry rate and does not interfere with the flight controller loop.</w:t>
+      </w:r>
+    </w:p>
+    <w:p>
+      <w:pPr>
+        <w:pStyle w:val="BodyText"/>
+      </w:pPr>
+      <w:r>
+        <w:t xml:space="preserve">Detection delay ranges from approximately 15 seconds under high-intensity attacks (230 m of UAV travel at 15 m/s) to 33 seconds under low-intensity attacks (490 m). This delay is bounded by the 1 Hz MAVLink telemetry rate rather than by RA-MARS computation. Future hardware-in-the-loop work should investigate higher-frequency telemetry streams (10 Hz) to reduce the detection delay to approximately 1.5–3 seconds.</w:t>
       </w:r>
     </w:p>
     <w:bookmarkEnd w:id="105"/>
-    <w:bookmarkStart w:id="106" w:name="v4-rf-channel-model-validation"/>
+    <w:bookmarkStart w:id="106" w:name="v4-temporal-attack-detection-results"/>
     <w:p>
       <w:pPr>
         <w:pStyle w:val="Heading2"/>
       </w:pPr>
       <w:r>
-        <w:t xml:space="preserve">v4 RF Channel Model Validation</w:t>
+        <w:t xml:space="preserve">v4 Temporal Attack-Detection Results</w:t>
       </w:r>
     </w:p>
     <w:p>
@@ -8056,25 +7919,33 @@
         <w:pStyle w:val="FirstParagraph"/>
       </w:pPr>
       <w:r>
-        <w:t xml:space="preserve">The v4 evaluation introduces a physics-based RF channel model using Friis free-space path loss and SINR-based packet delivery ratio, replacing the parametric PDR model used in v3. Table 3 summarises the RF channel characteristics across attack scenarios.</w:t>
-      </w:r>
-    </w:p>
-    <w:p>
-      <w:pPr>
-        <w:pStyle w:val="BodyText"/>
-      </w:pPr>
-      <w:r>
-        <w:t xml:space="preserve">Under normal operation, the C2 link maintains a mean SINR of 39.9 dB and PDR of 1.000 at the 900 MHz ISM band with 1W GCS transmit power. Under high-intensity RF jamming (jammer ERP = 50W), the mean SINR degrades to 26.9 dB and PDR drops to 0.736, while latency increases from 45 ms to 153 ms. The SINR degradation is graduated across intensity levels (low: 35.5 dB → medium: 31.8 dB → high: 26.9 dB), reflecting realistic jammer stand-off distances and the 15 dB spread-spectrum processing gain of the frequency-hopping C2 link. GPS spoofing and data tampering do not affect C2 SINR, as expected — confirming that the physics model correctly separates RF-layer and navigation-layer attacks.</w:t>
+        <w:t xml:space="preserve">The v3 model evaluation compares classical sequence baselines, GRU/LSTM sequence models, and weighted GRU/LSTM models. The best macro-F1 model is Weighted LSTM, which achieved 95.73% binary F1 and 75.36% fine-grained accuracy, 58.10% macro precision, 60.91% macro recall, 57.02% macro F1-score, and 74.83% weighted F1-score.</w:t>
+      </w:r>
+    </w:p>
+    <w:p>
+      <w:pPr>
+        <w:pStyle w:val="BodyText"/>
+      </w:pPr>
+      <w:r>
+        <w:t xml:space="preserve">The best accuracy model is LSTM, which achieved 78.24% accuracy and 53.40% macro F1-score. The strongest classical baseline is Random Forest, which achieved 77.06% accuracy, 56.56% macro F1-score, and 74.72% weighted F1-score.</w:t>
+      </w:r>
+    </w:p>
+    <w:p>
+      <w:pPr>
+        <w:pStyle w:val="BodyText"/>
+      </w:pPr>
+      <w:r>
+        <w:t xml:space="preserve">These results are intentionally conservative and realistic because the classifier uses temporal windows and excludes derived mission-assurance features from attack-detection input.</w:t>
       </w:r>
     </w:p>
     <w:bookmarkEnd w:id="106"/>
-    <w:bookmarkStart w:id="107" w:name="v4-latency-budget-analysis"/>
+    <w:bookmarkStart w:id="107" w:name="v3-mission-assurance-results"/>
     <w:p>
       <w:pPr>
         <w:pStyle w:val="Heading2"/>
       </w:pPr>
       <w:r>
-        <w:t xml:space="preserve">v4 Latency Budget Analysis</w:t>
+        <w:t xml:space="preserve">v3 Mission Assurance Results</w:t>
       </w:r>
     </w:p>
     <w:p>
@@ -8082,79 +7953,19 @@
         <w:pStyle w:val="FirstParagraph"/>
       </w:pPr>
       <w:r>
-        <w:t xml:space="preserve">The RA-MARS framework overhead per telemetry cycle is 11.5 ms, comprising LSTM inference (8.0 ms), MAI scoring (2.0 ms), and digital twin action selection (1.5 ms). This represents 1.15% of the 1-second MAVLink telemetry interval and approximately 5 flight controller cycles at 400 Hz. The framework overhead is therefore negligible relative to the telemetry rate and does not interfere with the flight controller loop.</w:t>
-      </w:r>
-    </w:p>
-    <w:p>
-      <w:pPr>
-        <w:pStyle w:val="BodyText"/>
-      </w:pPr>
-      <w:r>
-        <w:t xml:space="preserve">Detection delay ranges from approximately 15 seconds under high-intensity attacks (230 m of UAV travel at 15 m/s) to 33 seconds under low-intensity attacks (490 m). This delay is bounded by the 1 Hz MAVLink telemetry rate rather than by RA-MARS computation. Future hardware-in-the-loop work should investigate higher-frequency telemetry streams (10 Hz) to reduce the detection delay to approximately 1.5–3 seconds.</w:t>
+        <w:t xml:space="preserve">Full RA-MARS achieved a Mission Assurance Index of 0.7012 ± 0.0042 and a mission success rate of 73.61 ± 0.87% under stressed attack scenarios. The packet delivery ratio was 0.9533, mean route deviation was 36.88 m, and the recovery-time proxy was 5.81 s.</w:t>
+      </w:r>
+    </w:p>
+    <w:p>
+      <w:pPr>
+        <w:pStyle w:val="BodyText"/>
+      </w:pPr>
+      <w:r>
+        <w:t xml:space="preserve">The ablation study shows that each major RA-MARS module contributes to mission-level resilience. Removing adaptive continuation reduced mission success to 61.82%. Removing the Mission Assurance Index reduced mission success to 65.73%. Removing digital twin action selection reduced mission success to 66.51%. Removing the navigation trust module reduced mission success to 64.17%.</w:t>
       </w:r>
     </w:p>
     <w:bookmarkEnd w:id="107"/>
-    <w:bookmarkStart w:id="108" w:name="v4-temporal-attack-detection-results"/>
-    <w:p>
-      <w:pPr>
-        <w:pStyle w:val="Heading2"/>
-      </w:pPr>
-      <w:r>
-        <w:t xml:space="preserve">v4 Temporal Attack-Detection Results</w:t>
-      </w:r>
-    </w:p>
-    <w:p>
-      <w:pPr>
-        <w:pStyle w:val="FirstParagraph"/>
-      </w:pPr>
-      <w:r>
-        <w:t xml:space="preserve">The v3 model evaluation compares classical sequence baselines, GRU/LSTM sequence models, and weighted GRU/LSTM models. The best macro-F1 model is Weighted LSTM, which achieved 95.73% binary F1 and 75.36% fine-grained accuracy, 58.10% macro precision, 60.91% macro recall, 57.02% macro F1-score, and 74.83% weighted F1-score.</w:t>
-      </w:r>
-    </w:p>
-    <w:p>
-      <w:pPr>
-        <w:pStyle w:val="BodyText"/>
-      </w:pPr>
-      <w:r>
-        <w:t xml:space="preserve">The best accuracy model is LSTM, which achieved 78.24% accuracy and 53.40% macro F1-score. The strongest classical baseline is Random Forest, which achieved 77.06% accuracy, 56.56% macro F1-score, and 74.72% weighted F1-score.</w:t>
-      </w:r>
-    </w:p>
-    <w:p>
-      <w:pPr>
-        <w:pStyle w:val="BodyText"/>
-      </w:pPr>
-      <w:r>
-        <w:t xml:space="preserve">These results are intentionally conservative and realistic because the classifier uses temporal windows and excludes derived mission-assurance features from attack-detection input.</w:t>
-      </w:r>
-    </w:p>
-    <w:bookmarkEnd w:id="108"/>
-    <w:bookmarkStart w:id="109" w:name="v3-mission-assurance-results"/>
-    <w:p>
-      <w:pPr>
-        <w:pStyle w:val="Heading2"/>
-      </w:pPr>
-      <w:r>
-        <w:t xml:space="preserve">v3 Mission Assurance Results</w:t>
-      </w:r>
-    </w:p>
-    <w:p>
-      <w:pPr>
-        <w:pStyle w:val="FirstParagraph"/>
-      </w:pPr>
-      <w:r>
-        <w:t xml:space="preserve">Full RA-MARS achieved a Mission Assurance Index of 0.7012 ± 0.0042 and a mission success rate of 73.61 ± 0.87% under stressed attack scenarios. The packet delivery ratio was 0.9533, mean route deviation was 36.88 m, and the recovery-time proxy was 5.81 s.</w:t>
-      </w:r>
-    </w:p>
-    <w:p>
-      <w:pPr>
-        <w:pStyle w:val="BodyText"/>
-      </w:pPr>
-      <w:r>
-        <w:t xml:space="preserve">The ablation study shows that each major RA-MARS module contributes to mission-level resilience. Removing adaptive continuation reduced mission success to 61.82%. Removing the Mission Assurance Index reduced mission success to 65.73%. Removing digital twin action selection reduced mission success to 66.51%. Removing the navigation trust module reduced mission success to 64.17%.</w:t>
-      </w:r>
-    </w:p>
-    <w:bookmarkEnd w:id="109"/>
-    <w:bookmarkStart w:id="110" w:name="v3-baseline-comparison-results"/>
+    <w:bookmarkStart w:id="108" w:name="v3-baseline-comparison-results"/>
     <w:p>
       <w:pPr>
         <w:pStyle w:val="Heading2"/>
@@ -8986,14 +8797,75 @@
         <w:t xml:space="preserve">The energy overhead of RA-MARS (1.09 ± 0.02, normalised) represents a 9% increase relative to the conventional baseline, which is attributable to the computational cost of temporal AI inference, Mission Assurance Index calculation, and hash-chain integrity verification. This overhead is modest relative to the mission success improvement achieved.</w:t>
       </w:r>
     </w:p>
+    <w:bookmarkEnd w:id="108"/>
+    <w:bookmarkStart w:id="109" w:name="X8dc38df02bfc538211c64b0d417f09d249cd2f2"/>
+    <w:p>
+      <w:pPr>
+        <w:pStyle w:val="Heading2"/>
+      </w:pPr>
+      <w:r>
+        <w:t xml:space="preserve">v3 Scalability and Attack-Intensity Results</w:t>
+      </w:r>
+    </w:p>
+    <w:p>
+      <w:pPr>
+        <w:pStyle w:val="FirstParagraph"/>
+      </w:pPr>
+      <w:r>
+        <w:t xml:space="preserve">Scalability analysis shows that mission success remains stable across UAV swarm sizes. The mission success rate was 80.19 ± 0.63% for 10 UAVs, 79.42 ± 0.54% for 20 UAVs, and 79.38 ± 0.52% for 30 UAVs.</w:t>
+      </w:r>
+    </w:p>
+    <w:p>
+      <w:pPr>
+        <w:pStyle w:val="BodyText"/>
+      </w:pPr>
+      <w:r>
+        <w:t xml:space="preserve">Attack-intensity stress testing shows the expected degradation pattern. Mission success decreased from 81.34 ± 0.17% under low-intensity attacks to 79.70 ± 0.36% under medium-intensity attacks and 76.98 ± 0.62% under high-intensity attacks.</w:t>
+      </w:r>
+    </w:p>
+    <w:bookmarkEnd w:id="109"/>
+    <w:bookmarkStart w:id="114" w:name="v3-discussion"/>
+    <w:p>
+      <w:pPr>
+        <w:pStyle w:val="Heading2"/>
+      </w:pPr>
+      <w:r>
+        <w:t xml:space="preserve">v3 Discussion</w:t>
+      </w:r>
+    </w:p>
+    <w:p>
+      <w:pPr>
+        <w:pStyle w:val="FirstParagraph"/>
+      </w:pPr>
+      <w:r>
+        <w:t xml:space="preserve">The v3 evaluation supports the central claim that multi-UAV resilience should be evaluated through mission-assurance metrics rather than attack-classification accuracy alone. Detection is necessary, but it is not sufficient for defence surveillance missions. A resilient UAV framework must also estimate mission risk, select adaptive actions, preserve trustworthy mission records, and support operational recovery under degraded conditions.</w:t>
+      </w:r>
+    </w:p>
+    <w:bookmarkStart w:id="110" w:name="statistical-significance"/>
+    <w:p>
+      <w:pPr>
+        <w:pStyle w:val="Heading3"/>
+      </w:pPr>
+      <w:r>
+        <w:t xml:space="preserve">Statistical Significance</w:t>
+      </w:r>
+    </w:p>
+    <w:p>
+      <w:pPr>
+        <w:pStyle w:val="FirstParagraph"/>
+      </w:pPr>
+      <w:r>
+        <w:t xml:space="preserve">To confirm that the observed performance differences are not attributable to simulation variability, Wilcoxon signed-rank tests were applied to the mission success rate distributions from 30 runs per condition. All pairwise comparisons between RA-MARS (B5) and each baseline (B1–B4) yielded p &lt; 0.001, indicating that the improvements are statistically significant at the 0.1% significance level. Similarly, all ablation condition comparisons against full RA-MARS yielded p &lt; 0.01. These results confirm that the reported performance improvements reflect genuine framework contributions rather than simulation noise.</w:t>
+      </w:r>
+    </w:p>
     <w:bookmarkEnd w:id="110"/>
-    <w:bookmarkStart w:id="111" w:name="X8dc38df02bfc538211c64b0d417f09d249cd2f2"/>
-    <w:p>
-      <w:pPr>
-        <w:pStyle w:val="Heading2"/>
-      </w:pPr>
-      <w:r>
-        <w:t xml:space="preserve">v3 Scalability and Attack-Intensity Results</w:t>
+    <w:bookmarkStart w:id="111" w:name="component-contribution-analysis"/>
+    <w:p>
+      <w:pPr>
+        <w:pStyle w:val="Heading3"/>
+      </w:pPr>
+      <w:r>
+        <w:t xml:space="preserve">Component Contribution Analysis</w:t>
       </w:r>
     </w:p>
     <w:p>
@@ -9001,25 +8873,17 @@
         <w:pStyle w:val="FirstParagraph"/>
       </w:pPr>
       <w:r>
-        <w:t xml:space="preserve">Scalability analysis shows that mission success remains stable across UAV swarm sizes. The mission success rate was 80.19 ± 0.63% for 10 UAVs, 79.42 ± 0.54% for 20 UAVs, and 79.38 ± 0.52% for 30 UAVs.</w:t>
-      </w:r>
-    </w:p>
-    <w:p>
-      <w:pPr>
-        <w:pStyle w:val="BodyText"/>
-      </w:pPr>
-      <w:r>
-        <w:t xml:space="preserve">Attack-intensity stress testing shows the expected degradation pattern. Mission success decreased from 81.34 ± 0.17% under low-intensity attacks to 79.70 ± 0.36% under medium-intensity attacks and 76.98 ± 0.62% under high-intensity attacks.</w:t>
+        <w:t xml:space="preserve">The ablation results show that adaptive continuation, Mission Assurance Index scoring, and digital twin action selection are the most important RA-MARS components for mission success. Removing adaptive continuation produced the largest degradation (78.25% → 61.82%, −16.43 pp), confirming that reactive mission adjustment under attack is the single most impactful capability. Removing the navigation trust module produced the second largest degradation (78.25% → 64.17%, −14.08 pp), reflecting the high impact of GPS spoofing on zone-coverage accuracy when navigation anomalies go unaddressed.</w:t>
       </w:r>
     </w:p>
     <w:bookmarkEnd w:id="111"/>
-    <w:bookmarkStart w:id="116" w:name="v3-discussion"/>
-    <w:p>
-      <w:pPr>
-        <w:pStyle w:val="Heading2"/>
-      </w:pPr>
-      <w:r>
-        <w:t xml:space="preserve">v3 Discussion</w:t>
+    <w:bookmarkStart w:id="112" w:name="px4-case-study-vs-main-evaluation"/>
+    <w:p>
+      <w:pPr>
+        <w:pStyle w:val="Heading3"/>
+      </w:pPr>
+      <w:r>
+        <w:t xml:space="preserve">PX4 Case Study vs Main Evaluation</w:t>
       </w:r>
     </w:p>
     <w:p>
@@ -9027,64 +8891,11 @@
         <w:pStyle w:val="FirstParagraph"/>
       </w:pPr>
       <w:r>
-        <w:t xml:space="preserve">The v3 evaluation supports the central claim that multi-UAV resilience should be evaluated through mission-assurance metrics rather than attack-classification accuracy alone. Detection is necessary, but it is not sufficient for defence surveillance missions. A resilient UAV framework must also estimate mission risk, select adaptive actions, preserve trustworthy mission records, and support operational recovery under degraded conditions.</w:t>
-      </w:r>
-    </w:p>
-    <w:bookmarkStart w:id="112" w:name="statistical-significance"/>
-    <w:p>
-      <w:pPr>
-        <w:pStyle w:val="Heading3"/>
-      </w:pPr>
-      <w:r>
-        <w:t xml:space="preserve">Statistical Significance</w:t>
-      </w:r>
-    </w:p>
-    <w:p>
-      <w:pPr>
-        <w:pStyle w:val="FirstParagraph"/>
-      </w:pPr>
-      <w:r>
-        <w:t xml:space="preserve">To confirm that the observed performance differences are not attributable to simulation variability, Wilcoxon signed-rank tests were applied to the mission success rate distributions from 30 runs per condition. All pairwise comparisons between RA-MARS (B5) and each baseline (B1–B4) yielded p &lt; 0.001, indicating that the improvements are statistically significant at the 0.1% significance level. Similarly, all ablation condition comparisons against full RA-MARS yielded p &lt; 0.01. These results confirm that the reported performance improvements reflect genuine framework contributions rather than simulation noise.</w:t>
+        <w:t xml:space="preserve">The PX4-style case study achieved a higher mission success rate (97.94%) than the main v3 evaluation (78.25%). MAI trajectories, attack timelines, action selections, and mission trajectories from the PX4 case study are provided in Supplementary Figures S1–S4.</w:t>
       </w:r>
     </w:p>
     <w:bookmarkEnd w:id="112"/>
-    <w:bookmarkStart w:id="113" w:name="component-contribution-analysis"/>
-    <w:p>
-      <w:pPr>
-        <w:pStyle w:val="Heading3"/>
-      </w:pPr>
-      <w:r>
-        <w:t xml:space="preserve">Component Contribution Analysis</w:t>
-      </w:r>
-    </w:p>
-    <w:p>
-      <w:pPr>
-        <w:pStyle w:val="FirstParagraph"/>
-      </w:pPr>
-      <w:r>
-        <w:t xml:space="preserve">The ablation results show that adaptive continuation, Mission Assurance Index scoring, and digital twin action selection are the most important RA-MARS components for mission success. Removing adaptive continuation produced the largest degradation (78.25% → 61.82%, −16.43 pp), confirming that reactive mission adjustment under attack is the single most impactful capability. Removing the navigation trust module produced the second largest degradation (78.25% → 64.17%, −14.08 pp), reflecting the high impact of GPS spoofing on zone-coverage accuracy when navigation anomalies go unaddressed.</w:t>
-      </w:r>
-    </w:p>
-    <w:bookmarkEnd w:id="113"/>
-    <w:bookmarkStart w:id="114" w:name="px4-case-study-vs-main-evaluation"/>
-    <w:p>
-      <w:pPr>
-        <w:pStyle w:val="Heading3"/>
-      </w:pPr>
-      <w:r>
-        <w:t xml:space="preserve">PX4 Case Study vs Main Evaluation</w:t>
-      </w:r>
-    </w:p>
-    <w:p>
-      <w:pPr>
-        <w:pStyle w:val="FirstParagraph"/>
-      </w:pPr>
-      <w:r>
-        <w:t xml:space="preserve">The PX4-style case study achieved a higher mission success rate (97.94%) than the main v3 evaluation (78.25%). MAI trajectories, attack timelines, action selections, and mission trajectories from the PX4 case study are provided in Supplementary Figures S1–S4.</w:t>
-      </w:r>
-    </w:p>
-    <w:bookmarkEnd w:id="114"/>
-    <w:bookmarkStart w:id="115" w:name="adversarial-robustness-analysis"/>
+    <w:bookmarkStart w:id="113" w:name="adversarial-robustness-analysis"/>
     <w:p>
       <w:pPr>
         <w:pStyle w:val="Heading3"/>
@@ -9132,274 +8943,85 @@
         </w:pict>
       </w:r>
     </w:p>
+    <w:bookmarkEnd w:id="113"/>
+    <w:bookmarkEnd w:id="114"/>
     <w:bookmarkEnd w:id="115"/>
+    <w:bookmarkStart w:id="118" w:name="limitations-and-future-work"/>
+    <w:p>
+      <w:pPr>
+        <w:pStyle w:val="Heading1"/>
+      </w:pPr>
+      <w:r>
+        <w:t xml:space="preserve">Limitations and Future Work</w:t>
+      </w:r>
+    </w:p>
+    <w:bookmarkStart w:id="116" w:name="limitations-1"/>
+    <w:p>
+      <w:pPr>
+        <w:pStyle w:val="Heading2"/>
+      </w:pPr>
+      <w:r>
+        <w:t xml:space="preserve">Limitations</w:t>
+      </w:r>
+    </w:p>
+    <w:p>
+      <w:pPr>
+        <w:pStyle w:val="FirstParagraph"/>
+      </w:pPr>
+      <w:r>
+        <w:t xml:space="preserve">Although RA-MARS is designed to improve mission assurance for multi-UAV defence surveillance under contested conditions, this study has several limitations.</w:t>
+      </w:r>
+    </w:p>
+    <w:p>
+      <w:pPr>
+        <w:pStyle w:val="BodyText"/>
+      </w:pPr>
+      <w:r>
+        <w:t xml:space="preserve">First, the evaluation is simulation-based. The UAV telemetry data, attack events, mission-zone coverage, and adversarial conditions are generated through controlled simulation. Therefore, the results should be interpreted as simulation-based evidence rather than real-world flight validation.</w:t>
+      </w:r>
+    </w:p>
+    <w:p>
+      <w:pPr>
+        <w:pStyle w:val="BodyText"/>
+      </w:pPr>
+      <w:r>
+        <w:t xml:space="preserve">Second, the attack models are simplified representations of RF jamming, GPS/GNSS spoofing, and mission-data tampering. Real contested environments may involve more complex electromagnetic interference, adaptive jammers, multipath effects, stealthy spoofing strategies, insider threats, malware, and coordinated adversarial behavior.</w:t>
+      </w:r>
+    </w:p>
+    <w:p>
+      <w:pPr>
+        <w:pStyle w:val="BodyText"/>
+      </w:pPr>
+      <w:r>
+        <w:t xml:space="preserve">Third, the proposed tamper-resistant logging module is modeled using a lightweight hash-chain or blockchain-inspired structure. While this approach supports mission-record integrity verification, the study does not claim full-scale deployment of a production blockchain network in operational defence UAV systems.</w:t>
+      </w:r>
+    </w:p>
+    <w:p>
+      <w:pPr>
+        <w:pStyle w:val="BodyText"/>
+      </w:pPr>
+      <w:r>
+        <w:t xml:space="preserve">Fourth, the simulation does not include physical UAV capture, hardware compromise, firmware-level malware, classified defence communication protocols, or real electronic warfare hardware. These factors may significantly affect system performance in real operational environments.</w:t>
+      </w:r>
+    </w:p>
+    <w:p>
+      <w:pPr>
+        <w:pStyle w:val="BodyText"/>
+      </w:pPr>
+      <w:r>
+        <w:t xml:space="preserve">Fifth, the proposed AI-based detection module depends on the quality and representativeness of the generated telemetry and attack data. Real-world attack patterns may differ from the synthetic scenarios used in this study.</w:t>
+      </w:r>
+    </w:p>
+    <w:p>
+      <w:pPr>
+        <w:pStyle w:val="BodyText"/>
+      </w:pPr>
+      <w:r>
+        <w:t xml:space="preserve">Finally, the framework focuses on mission assurance for surveillance-oriented multi-UAV operations. Additional validation would be required before applying the framework to other defence missions such as strike coordination, logistics, electronic attack, or manned-unmanned teaming.</w:t>
+      </w:r>
+    </w:p>
     <w:bookmarkEnd w:id="116"/>
-    <w:bookmarkEnd w:id="117"/>
-    <w:bookmarkStart w:id="122" w:name="limitations-and-future-work"/>
-    <w:p>
-      <w:pPr>
-        <w:pStyle w:val="Heading1"/>
-      </w:pPr>
-      <w:r>
-        <w:t xml:space="preserve">Limitations and Future Work</w:t>
-      </w:r>
-    </w:p>
-    <w:bookmarkStart w:id="118" w:name="energy-model-1"/>
-    <w:p>
-      <w:pPr>
-        <w:pStyle w:val="Heading2"/>
-      </w:pPr>
-      <w:r>
-        <w:t xml:space="preserve">Energy Model</w:t>
-      </w:r>
-    </w:p>
-    <w:p>
-      <w:pPr>
-        <w:pStyle w:val="FirstParagraph"/>
-      </w:pPr>
-      <w:r>
-        <w:t xml:space="preserve">The energy consumption of each UAV is modelled using a power-based approach. Each UAV is assumed to be a multi-rotor platform in the DJI Matrice 300 class, with the following power parameters:</w:t>
-      </w:r>
-    </w:p>
-    <w:tbl>
-      <w:tblPr>
-        <w:tblStyle w:val="Table"/>
-        <w:tblW w:type="auto" w:w="0"/>
-        <w:tblLook w:firstRow="1" w:lastRow="0" w:firstColumn="0" w:lastColumn="0" w:noHBand="0" w:noVBand="0" w:val="0020"/>
-        <w:jc w:val="start"/>
-      </w:tblPr>
-      <w:tblGrid>
-        <w:gridCol w:w="3960"/>
-        <w:gridCol w:w="3960"/>
-      </w:tblGrid>
-      <w:tr>
-        <w:trPr>
-          <w:tblHeader w:val="true"/>
-        </w:trPr>
-        <w:tc>
-          <w:tcPr/>
-          <w:p>
-            <w:pPr>
-              <w:pStyle w:val="Compact"/>
-              <w:jc w:val="left"/>
-            </w:pPr>
-            <w:r>
-              <w:t xml:space="preserve">Flight mode</w:t>
-            </w:r>
-          </w:p>
-        </w:tc>
-        <w:tc>
-          <w:tcPr/>
-          <w:p>
-            <w:pPr>
-              <w:pStyle w:val="Compact"/>
-              <w:jc w:val="left"/>
-            </w:pPr>
-            <w:r>
-              <w:t xml:space="preserve">Power draw</w:t>
-            </w:r>
-          </w:p>
-        </w:tc>
-      </w:tr>
-      <w:tr>
-        <w:tc>
-          <w:tcPr/>
-          <w:p>
-            <w:pPr>
-              <w:pStyle w:val="Compact"/>
-              <w:jc w:val="left"/>
-            </w:pPr>
-            <w:r>
-              <w:t xml:space="preserve">Hover</w:t>
-            </w:r>
-          </w:p>
-        </w:tc>
-        <w:tc>
-          <w:tcPr/>
-          <w:p>
-            <w:pPr>
-              <w:pStyle w:val="Compact"/>
-              <w:jc w:val="left"/>
-            </w:pPr>
-            <w:r>
-              <w:t xml:space="preserve">300 W</w:t>
-            </w:r>
-          </w:p>
-        </w:tc>
-      </w:tr>
-      <w:tr>
-        <w:tc>
-          <w:tcPr/>
-          <w:p>
-            <w:pPr>
-              <w:pStyle w:val="Compact"/>
-              <w:jc w:val="left"/>
-            </w:pPr>
-            <w:r>
-              <w:t xml:space="preserve">Cruise (15 m/s)</w:t>
-            </w:r>
-          </w:p>
-        </w:tc>
-        <w:tc>
-          <w:tcPr/>
-          <w:p>
-            <w:pPr>
-              <w:pStyle w:val="Compact"/>
-              <w:jc w:val="left"/>
-            </w:pPr>
-            <w:r>
-              <w:t xml:space="preserve">180 W</w:t>
-            </w:r>
-          </w:p>
-        </w:tc>
-      </w:tr>
-      <w:tr>
-        <w:tc>
-          <w:tcPr/>
-          <w:p>
-            <w:pPr>
-              <w:pStyle w:val="Compact"/>
-              <w:jc w:val="left"/>
-            </w:pPr>
-            <w:r>
-              <w:t xml:space="preserve">Companion computer (Jetson Nano class)</w:t>
-            </w:r>
-          </w:p>
-        </w:tc>
-        <w:tc>
-          <w:tcPr/>
-          <w:p>
-            <w:pPr>
-              <w:pStyle w:val="Compact"/>
-              <w:jc w:val="left"/>
-            </w:pPr>
-            <w:r>
-              <w:t xml:space="preserve">10 W</w:t>
-            </w:r>
-          </w:p>
-        </w:tc>
-      </w:tr>
-      <w:tr>
-        <w:tc>
-          <w:tcPr/>
-          <w:p>
-            <w:pPr>
-              <w:pStyle w:val="Compact"/>
-              <w:jc w:val="left"/>
-            </w:pPr>
-            <w:r>
-              <w:t xml:space="preserve">Communication overhead</w:t>
-            </w:r>
-          </w:p>
-        </w:tc>
-        <w:tc>
-          <w:tcPr/>
-          <w:p>
-            <w:pPr>
-              <w:pStyle w:val="Compact"/>
-              <w:jc w:val="left"/>
-            </w:pPr>
-            <w:r>
-              <w:t xml:space="preserve">2 W</w:t>
-            </w:r>
-          </w:p>
-        </w:tc>
-      </w:tr>
-    </w:tbl>
-    <w:p>
-      <w:pPr>
-        <w:pStyle w:val="BodyText"/>
-      </w:pPr>
-      <w:r>
-        <w:t xml:space="preserve">Energy consumed per telemetry interval (1 second) is computed as E = P × Δt, where P is the total power draw for the current flight mode and Δt = 1 s. Energy is normalised to [0, 1] relative to the hover + compute baseline (312 W). The energy penalty in the Mission Assurance Index penalises high consumption rates that reduce mission endurance. Under normal operation, the normalised energy rate is approximately 0.013 per telemetry interval, corresponding to approximately 75 minutes of hover endurance at full battery capacity.</w:t>
-      </w:r>
-    </w:p>
-    <w:bookmarkEnd w:id="118"/>
-    <w:bookmarkStart w:id="119" w:name="inter-uav-communication-model-1"/>
-    <w:p>
-      <w:pPr>
-        <w:pStyle w:val="Heading2"/>
-      </w:pPr>
-      <w:r>
-        <w:t xml:space="preserve">Inter-UAV Communication Model</w:t>
-      </w:r>
-    </w:p>
-    <w:p>
-      <w:pPr>
-        <w:pStyle w:val="FirstParagraph"/>
-      </w:pPr>
-      <w:r>
-        <w:t xml:space="preserve">UAV-to-UAV coordination within RA-MARS uses MAVLink 2 messaging over the 900 MHz C2 link. Each UAV broadcasts its current mission state, MAI score, and adaptive action at the MAVLink telemetry rate (10 Hz). The GCS aggregates swarm-level MAI scores and issues mission-level commands at 4 Hz. Under jamming conditions, the C2 link SINR degradation affects both GCS-to-UAV and UAV-to-UAV links equally, as all links share the same frequency band and are subject to the same jammer ERP. Future work will investigate mesh networking protocols (e.g., OLSR, AODV) to improve swarm communication resilience under partial jamming.</w:t>
-      </w:r>
-    </w:p>
-    <w:bookmarkEnd w:id="119"/>
-    <w:bookmarkStart w:id="120" w:name="limitations-1"/>
-    <w:p>
-      <w:pPr>
-        <w:pStyle w:val="Heading2"/>
-      </w:pPr>
-      <w:r>
-        <w:t xml:space="preserve">Limitations</w:t>
-      </w:r>
-    </w:p>
-    <w:p>
-      <w:pPr>
-        <w:pStyle w:val="FirstParagraph"/>
-      </w:pPr>
-      <w:r>
-        <w:t xml:space="preserve">Although RA-MARS is designed to improve mission assurance for multi-UAV defence surveillance under contested conditions, this study has several limitations.</w:t>
-      </w:r>
-    </w:p>
-    <w:p>
-      <w:pPr>
-        <w:pStyle w:val="BodyText"/>
-      </w:pPr>
-      <w:r>
-        <w:t xml:space="preserve">First, the evaluation is simulation-based. The UAV telemetry data, attack events, mission-zone coverage, and adversarial conditions are generated through controlled simulation. Therefore, the results should be interpreted as simulation-based evidence rather than real-world flight validation.</w:t>
-      </w:r>
-    </w:p>
-    <w:p>
-      <w:pPr>
-        <w:pStyle w:val="BodyText"/>
-      </w:pPr>
-      <w:r>
-        <w:t xml:space="preserve">Second, the attack models are simplified representations of RF jamming, GPS/GNSS spoofing, and mission-data tampering. Real contested environments may involve more complex electromagnetic interference, adaptive jammers, multipath effects, stealthy spoofing strategies, insider threats, malware, and coordinated adversarial behavior.</w:t>
-      </w:r>
-    </w:p>
-    <w:p>
-      <w:pPr>
-        <w:pStyle w:val="BodyText"/>
-      </w:pPr>
-      <w:r>
-        <w:t xml:space="preserve">Third, the proposed tamper-resistant logging module is modeled using a lightweight hash-chain or blockchain-inspired structure. While this approach supports mission-record integrity verification, the study does not claim full-scale deployment of a production blockchain network in operational defence UAV systems.</w:t>
-      </w:r>
-    </w:p>
-    <w:p>
-      <w:pPr>
-        <w:pStyle w:val="BodyText"/>
-      </w:pPr>
-      <w:r>
-        <w:t xml:space="preserve">Fourth, the simulation does not include physical UAV capture, hardware compromise, firmware-level malware, classified defence communication protocols, or real electronic warfare hardware. These factors may significantly affect system performance in real operational environments.</w:t>
-      </w:r>
-    </w:p>
-    <w:p>
-      <w:pPr>
-        <w:pStyle w:val="BodyText"/>
-      </w:pPr>
-      <w:r>
-        <w:t xml:space="preserve">Fifth, the proposed AI-based detection module depends on the quality and representativeness of the generated telemetry and attack data. Real-world attack patterns may differ from the synthetic scenarios used in this study.</w:t>
-      </w:r>
-    </w:p>
-    <w:p>
-      <w:pPr>
-        <w:pStyle w:val="BodyText"/>
-      </w:pPr>
-      <w:r>
-        <w:t xml:space="preserve">Finally, the framework focuses on mission assurance for surveillance-oriented multi-UAV operations. Additional validation would be required before applying the framework to other defence missions such as strike coordination, logistics, electronic attack, or manned-unmanned teaming.</w:t>
-      </w:r>
-    </w:p>
-    <w:bookmarkEnd w:id="120"/>
-    <w:bookmarkStart w:id="121" w:name="future-work"/>
+    <w:bookmarkStart w:id="117" w:name="future-work"/>
     <w:p>
       <w:pPr>
         <w:pStyle w:val="Heading2"/>
@@ -9471,9 +9093,9 @@
         </w:pict>
       </w:r>
     </w:p>
-    <w:bookmarkEnd w:id="121"/>
-    <w:bookmarkEnd w:id="122"/>
-    <w:bookmarkStart w:id="123" w:name="conclusion"/>
+    <w:bookmarkEnd w:id="117"/>
+    <w:bookmarkEnd w:id="118"/>
+    <w:bookmarkStart w:id="119" w:name="conclusion"/>
     <w:p>
       <w:pPr>
         <w:pStyle w:val="Heading1"/>
@@ -9537,8 +9159,8 @@
         </w:pict>
       </w:r>
     </w:p>
-    <w:bookmarkEnd w:id="123"/>
-    <w:bookmarkStart w:id="124" w:name="data-availability-statement"/>
+    <w:bookmarkEnd w:id="119"/>
+    <w:bookmarkStart w:id="120" w:name="data-availability-statement"/>
     <w:p>
       <w:pPr>
         <w:pStyle w:val="Heading1"/>
@@ -9579,8 +9201,8 @@
         <w:t xml:space="preserve">Simulation scripts, synthetic dataset generation scripts, evaluation scripts, result files, and figures are available at: https://github.com/drsaikrishnathota1/ra-mars-defence-technology</w:t>
       </w:r>
     </w:p>
-    <w:bookmarkEnd w:id="124"/>
-    <w:bookmarkStart w:id="125" w:name="code-availability-statement"/>
+    <w:bookmarkEnd w:id="120"/>
+    <w:bookmarkStart w:id="121" w:name="code-availability-statement"/>
     <w:p>
       <w:pPr>
         <w:pStyle w:val="Heading1"/>
@@ -9605,8 +9227,8 @@
         <w:t xml:space="preserve">The simulation code is available at: https://github.com/drsaikrishnathota1/ra-mars-defence-technology</w:t>
       </w:r>
     </w:p>
-    <w:bookmarkEnd w:id="125"/>
-    <w:bookmarkStart w:id="185" w:name="synthetic-data-statement"/>
+    <w:bookmarkEnd w:id="121"/>
+    <w:bookmarkStart w:id="181" w:name="synthetic-data-statement"/>
     <w:p>
       <w:pPr>
         <w:pStyle w:val="Heading1"/>
@@ -9623,7 +9245,7 @@
         <w:t xml:space="preserve">This study uses simulation-generated synthetic data for controlled experimental evaluation. The data should not be interpreted as real-world UAV flight data or operational military mission data.</w:t>
       </w:r>
     </w:p>
-    <w:bookmarkStart w:id="171" w:name="figures"/>
+    <w:bookmarkStart w:id="167" w:name="figures"/>
     <w:p>
       <w:pPr>
         <w:pStyle w:val="Heading2"/>
@@ -9641,18 +9263,18 @@
           <wp:inline>
             <wp:extent cx="1623901" cy="4061281"/>
             <wp:effectExtent b="0" l="0" r="0" t="0"/>
-            <wp:docPr descr="Graphical Abstract. RA-MARS cross-layer mission assurance digital twin framework overview." title="" id="127" name="Picture"/>
+            <wp:docPr descr="Graphical Abstract. RA-MARS cross-layer mission assurance digital twin framework overview." title="" id="123" name="Picture"/>
             <a:graphic>
               <a:graphicData uri="http://schemas.openxmlformats.org/drawingml/2006/picture">
                 <pic:pic>
                   <pic:nvPicPr>
-                    <pic:cNvPr descr="figures/ra_mars_graphical_abstract_531x1328.png" id="128" name="Picture"/>
+                    <pic:cNvPr descr="figures/ra_mars_graphical_abstract_531x1328.png" id="124" name="Picture"/>
                     <pic:cNvPicPr>
                       <a:picLocks noChangeArrowheads="1" noChangeAspect="1"/>
                     </pic:cNvPicPr>
                   </pic:nvPicPr>
                   <pic:blipFill>
-                    <a:blip r:embed="rId126"/>
+                    <a:blip r:embed="rId122"/>
                     <a:stretch>
                       <a:fillRect/>
                     </a:stretch>
@@ -9696,18 +9318,18 @@
           <wp:inline>
             <wp:extent cx="5753100" cy="3097823"/>
             <wp:effectExtent b="0" l="0" r="0" t="0"/>
-            <wp:docPr descr="Figure 1. RA-MARS v3 cross-layer mission assurance digital twin architecture." title="" id="130" name="Picture"/>
+            <wp:docPr descr="Figure 1. RA-MARS v3 cross-layer mission assurance digital twin architecture." title="" id="126" name="Picture"/>
             <a:graphic>
               <a:graphicData uri="http://schemas.openxmlformats.org/drawingml/2006/picture">
                 <pic:pic>
                   <pic:nvPicPr>
-                    <pic:cNvPr descr="figures/figure_v3_cross_layer_architecture.png" id="131" name="Picture"/>
+                    <pic:cNvPr descr="figures/figure_v3_cross_layer_architecture.png" id="127" name="Picture"/>
                     <pic:cNvPicPr>
                       <a:picLocks noChangeArrowheads="1" noChangeAspect="1"/>
                     </pic:cNvPicPr>
                   </pic:nvPicPr>
                   <pic:blipFill>
-                    <a:blip r:embed="rId129"/>
+                    <a:blip r:embed="rId125"/>
                     <a:stretch>
                       <a:fillRect/>
                     </a:stretch>
@@ -9751,18 +9373,18 @@
           <wp:inline>
             <wp:extent cx="5753100" cy="3097823"/>
             <wp:effectExtent b="0" l="0" r="0" t="0"/>
-            <wp:docPr descr="Figure 2. RA-MARS threat model for cyber-electromagnetic and navigation attacks." title="" id="133" name="Picture"/>
+            <wp:docPr descr="Figure 2. RA-MARS threat model for cyber-electromagnetic and navigation attacks." title="" id="129" name="Picture"/>
             <a:graphic>
               <a:graphicData uri="http://schemas.openxmlformats.org/drawingml/2006/picture">
                 <pic:pic>
                   <pic:nvPicPr>
-                    <pic:cNvPr descr="figures/ra_mars_threat_model.png" id="134" name="Picture"/>
+                    <pic:cNvPr descr="figures/ra_mars_threat_model.png" id="130" name="Picture"/>
                     <pic:cNvPicPr>
                       <a:picLocks noChangeArrowheads="1" noChangeAspect="1"/>
                     </pic:cNvPicPr>
                   </pic:nvPicPr>
                   <pic:blipFill>
-                    <a:blip r:embed="rId132"/>
+                    <a:blip r:embed="rId128"/>
                     <a:stretch>
                       <a:fillRect/>
                     </a:stretch>
@@ -9806,18 +9428,18 @@
           <wp:inline>
             <wp:extent cx="5753100" cy="2876550"/>
             <wp:effectExtent b="0" l="0" r="0" t="0"/>
-            <wp:docPr descr="Figure 3. RA-MARS v3 closed-loop mission assurance workflow." title="" id="136" name="Picture"/>
+            <wp:docPr descr="Figure 3. RA-MARS v3 closed-loop mission assurance workflow." title="" id="132" name="Picture"/>
             <a:graphic>
               <a:graphicData uri="http://schemas.openxmlformats.org/drawingml/2006/picture">
                 <pic:pic>
                   <pic:nvPicPr>
-                    <pic:cNvPr descr="figures/figure_v3_closed_loop_workflow.png" id="137" name="Picture"/>
+                    <pic:cNvPr descr="figures/figure_v3_closed_loop_workflow.png" id="133" name="Picture"/>
                     <pic:cNvPicPr>
                       <a:picLocks noChangeArrowheads="1" noChangeAspect="1"/>
                     </pic:cNvPicPr>
                   </pic:nvPicPr>
                   <pic:blipFill>
-                    <a:blip r:embed="rId135"/>
+                    <a:blip r:embed="rId131"/>
                     <a:stretch>
                       <a:fillRect/>
                     </a:stretch>
@@ -9861,18 +9483,18 @@
           <wp:inline>
             <wp:extent cx="5753100" cy="4027169"/>
             <wp:effectExtent b="0" l="0" r="0" t="0"/>
-            <wp:docPr descr="Figure 4. Mission Assurance Index component model." title="" id="139" name="Picture"/>
+            <wp:docPr descr="Figure 4. Mission Assurance Index component model." title="" id="135" name="Picture"/>
             <a:graphic>
               <a:graphicData uri="http://schemas.openxmlformats.org/drawingml/2006/picture">
                 <pic:pic>
                   <pic:nvPicPr>
-                    <pic:cNvPr descr="figures/figure_v3_mission_assurance_index_components.png" id="140" name="Picture"/>
+                    <pic:cNvPr descr="figures/figure_v3_mission_assurance_index_components.png" id="136" name="Picture"/>
                     <pic:cNvPicPr>
                       <a:picLocks noChangeArrowheads="1" noChangeAspect="1"/>
                     </pic:cNvPicPr>
                   </pic:nvPicPr>
                   <pic:blipFill>
-                    <a:blip r:embed="rId138"/>
+                    <a:blip r:embed="rId134"/>
                     <a:stretch>
                       <a:fillRect/>
                     </a:stretch>
@@ -9916,18 +9538,18 @@
           <wp:inline>
             <wp:extent cx="5753100" cy="2434003"/>
             <wp:effectExtent b="0" l="0" r="0" t="0"/>
-            <wp:docPr descr="Figure 5. RA-MARS v3 experimental evaluation pipeline." title="" id="142" name="Picture"/>
+            <wp:docPr descr="Figure 5. RA-MARS v3 experimental evaluation pipeline." title="" id="138" name="Picture"/>
             <a:graphic>
               <a:graphicData uri="http://schemas.openxmlformats.org/drawingml/2006/picture">
                 <pic:pic>
                   <pic:nvPicPr>
-                    <pic:cNvPr descr="figures/figure_v3_experimental_pipeline.png" id="143" name="Picture"/>
+                    <pic:cNvPr descr="figures/figure_v3_experimental_pipeline.png" id="139" name="Picture"/>
                     <pic:cNvPicPr>
                       <a:picLocks noChangeArrowheads="1" noChangeAspect="1"/>
                     </pic:cNvPicPr>
                   </pic:nvPicPr>
                   <pic:blipFill>
-                    <a:blip r:embed="rId141"/>
+                    <a:blip r:embed="rId137"/>
                     <a:stretch>
                       <a:fillRect/>
                     </a:stretch>
@@ -9971,18 +9593,18 @@
           <wp:inline>
             <wp:extent cx="5753100" cy="2397125"/>
             <wp:effectExtent b="0" l="0" r="0" t="0"/>
-            <wp:docPr descr="Figure 6. RA-MARS v3 attack timeline with detection and recovery events." title="" id="145" name="Picture"/>
+            <wp:docPr descr="Figure 6. RA-MARS v3 attack timeline with detection and recovery events." title="" id="141" name="Picture"/>
             <a:graphic>
               <a:graphicData uri="http://schemas.openxmlformats.org/drawingml/2006/picture">
                 <pic:pic>
                   <pic:nvPicPr>
-                    <pic:cNvPr descr="figures/figure_v3_attack_timeline.png" id="146" name="Picture"/>
+                    <pic:cNvPr descr="figures/figure_v3_attack_timeline.png" id="142" name="Picture"/>
                     <pic:cNvPicPr>
                       <a:picLocks noChangeArrowheads="1" noChangeAspect="1"/>
                     </pic:cNvPicPr>
                   </pic:nvPicPr>
                   <pic:blipFill>
-                    <a:blip r:embed="rId144"/>
+                    <a:blip r:embed="rId140"/>
                     <a:stretch>
                       <a:fillRect/>
                     </a:stretch>
@@ -10026,18 +9648,18 @@
           <wp:inline>
             <wp:extent cx="5753100" cy="1884384"/>
             <wp:effectExtent b="0" l="0" r="0" t="0"/>
-            <wp:docPr descr="Figure 7. RA-MARS v3 model comparison by macro F1-score." title="" id="148" name="Picture"/>
+            <wp:docPr descr="Figure 7. RA-MARS v3 model comparison by macro F1-score." title="" id="144" name="Picture"/>
             <a:graphic>
               <a:graphicData uri="http://schemas.openxmlformats.org/drawingml/2006/picture">
                 <pic:pic>
                   <pic:nvPicPr>
-                    <pic:cNvPr descr="figures/fig07_model_comparison_v4.png" id="149" name="Picture"/>
+                    <pic:cNvPr descr="figures/fig07_model_comparison_v4.png" id="145" name="Picture"/>
                     <pic:cNvPicPr>
                       <a:picLocks noChangeArrowheads="1" noChangeAspect="1"/>
                     </pic:cNvPicPr>
                   </pic:nvPicPr>
                   <pic:blipFill>
-                    <a:blip r:embed="rId147"/>
+                    <a:blip r:embed="rId143"/>
                     <a:stretch>
                       <a:fillRect/>
                     </a:stretch>
@@ -10081,18 +9703,18 @@
           <wp:inline>
             <wp:extent cx="4347597" cy="3463728"/>
             <wp:effectExtent b="0" l="0" r="0" t="0"/>
-            <wp:docPr descr="Figure 8. Binary LSTM confusion matrix — attack/normal classification (95.73% macro F1)." title="" id="151" name="Picture"/>
+            <wp:docPr descr="Figure 8. Binary LSTM confusion matrix — attack/normal classification (95.73% macro F1)." title="" id="147" name="Picture"/>
             <a:graphic>
               <a:graphicData uri="http://schemas.openxmlformats.org/drawingml/2006/picture">
                 <pic:pic>
                   <pic:nvPicPr>
-                    <pic:cNvPr descr="figures/fig08_confusion_matrix_binary_v4.png" id="152" name="Picture"/>
+                    <pic:cNvPr descr="figures/fig08_confusion_matrix_binary_v4.png" id="148" name="Picture"/>
                     <pic:cNvPicPr>
                       <a:picLocks noChangeArrowheads="1" noChangeAspect="1"/>
                     </pic:cNvPicPr>
                   </pic:nvPicPr>
                   <pic:blipFill>
-                    <a:blip r:embed="rId150"/>
+                    <a:blip r:embed="rId146"/>
                     <a:stretch>
                       <a:fillRect/>
                     </a:stretch>
@@ -10136,18 +9758,18 @@
           <wp:inline>
             <wp:extent cx="5753100" cy="3018870"/>
             <wp:effectExtent b="0" l="0" r="0" t="0"/>
-            <wp:docPr descr="Figure 9. Per-class precision, recall and F1-score — Weighted LSTM." title="" id="154" name="Picture"/>
+            <wp:docPr descr="Figure 9. Per-class precision, recall and F1-score — Weighted LSTM." title="" id="150" name="Picture"/>
             <a:graphic>
               <a:graphicData uri="http://schemas.openxmlformats.org/drawingml/2006/picture">
                 <pic:pic>
                   <pic:nvPicPr>
-                    <pic:cNvPr descr="figures/fig09_per_class_f1_weighted_lstm.png" id="155" name="Picture"/>
+                    <pic:cNvPr descr="figures/fig09_per_class_f1_weighted_lstm.png" id="151" name="Picture"/>
                     <pic:cNvPicPr>
                       <a:picLocks noChangeArrowheads="1" noChangeAspect="1"/>
                     </pic:cNvPicPr>
                   </pic:nvPicPr>
                   <pic:blipFill>
-                    <a:blip r:embed="rId153"/>
+                    <a:blip r:embed="rId149"/>
                     <a:stretch>
                       <a:fillRect/>
                     </a:stretch>
@@ -10191,18 +9813,18 @@
           <wp:inline>
             <wp:extent cx="5753100" cy="2188290"/>
             <wp:effectExtent b="0" l="0" r="0" t="0"/>
-            <wp:docPr descr="Figure 10. Ablation study — component contribution to mission performance (95% CI, 30 runs) for mission success." title="" id="157" name="Picture"/>
+            <wp:docPr descr="Figure 10. Ablation study — component contribution to mission performance (95% CI, 30 runs) for mission success." title="" id="153" name="Picture"/>
             <a:graphic>
               <a:graphicData uri="http://schemas.openxmlformats.org/drawingml/2006/picture">
                 <pic:pic>
                   <pic:nvPicPr>
-                    <pic:cNvPr descr="figures/fig10_ablation_v4.png" id="158" name="Picture"/>
+                    <pic:cNvPr descr="figures/fig10_ablation_v4.png" id="154" name="Picture"/>
                     <pic:cNvPicPr>
                       <a:picLocks noChangeArrowheads="1" noChangeAspect="1"/>
                     </pic:cNvPicPr>
                   </pic:nvPicPr>
                   <pic:blipFill>
-                    <a:blip r:embed="rId156"/>
+                    <a:blip r:embed="rId152"/>
                     <a:stretch>
                       <a:fillRect/>
                     </a:stretch>
@@ -10246,18 +9868,18 @@
           <wp:inline>
             <wp:extent cx="5753100" cy="1888968"/>
             <wp:effectExtent b="0" l="0" r="0" t="0"/>
-            <wp:docPr descr="Figure 11. Scalability analysis — mission performance across 10, 20 and 30 UAV swarm sizes (95% CI) by UAV count." title="" id="160" name="Picture"/>
+            <wp:docPr descr="Figure 11. Scalability analysis — mission performance across 10, 20 and 30 UAV swarm sizes (95% CI) by UAV count." title="" id="156" name="Picture"/>
             <a:graphic>
               <a:graphicData uri="http://schemas.openxmlformats.org/drawingml/2006/picture">
                 <pic:pic>
                   <pic:nvPicPr>
-                    <pic:cNvPr descr="figures/fig11_scalability_v4.png" id="161" name="Picture"/>
+                    <pic:cNvPr descr="figures/fig11_scalability_v4.png" id="157" name="Picture"/>
                     <pic:cNvPicPr>
                       <a:picLocks noChangeArrowheads="1" noChangeAspect="1"/>
                     </pic:cNvPicPr>
                   </pic:nvPicPr>
                   <pic:blipFill>
-                    <a:blip r:embed="rId159"/>
+                    <a:blip r:embed="rId155"/>
                     <a:stretch>
                       <a:fillRect/>
                     </a:stretch>
@@ -10301,18 +9923,18 @@
           <wp:inline>
             <wp:extent cx="5753100" cy="2274800"/>
             <wp:effectExtent b="0" l="0" r="0" t="0"/>
-            <wp:docPr descr="Figure 12. Attack intensity stress test — mission performance under none, low, medium and high intensity attacks (95% CI)." title="" id="163" name="Picture"/>
+            <wp:docPr descr="Figure 12. Attack intensity stress test — mission performance under none, low, medium and high intensity attacks (95% CI)." title="" id="159" name="Picture"/>
             <a:graphic>
               <a:graphicData uri="http://schemas.openxmlformats.org/drawingml/2006/picture">
                 <pic:pic>
                   <pic:nvPicPr>
-                    <pic:cNvPr descr="figures/fig12_attack_intensity_v4.png" id="164" name="Picture"/>
+                    <pic:cNvPr descr="figures/fig12_attack_intensity_v4.png" id="160" name="Picture"/>
                     <pic:cNvPicPr>
                       <a:picLocks noChangeArrowheads="1" noChangeAspect="1"/>
                     </pic:cNvPicPr>
                   </pic:nvPicPr>
                   <pic:blipFill>
-                    <a:blip r:embed="rId162"/>
+                    <a:blip r:embed="rId158"/>
                     <a:stretch>
                       <a:fillRect/>
                     </a:stretch>
@@ -10356,18 +9978,18 @@
           <wp:inline>
             <wp:extent cx="5753100" cy="2269903"/>
             <wp:effectExtent b="0" l="0" r="0" t="0"/>
-            <wp:docPr descr="Figure 13. Adversarial robustness — binary LSTM classifier (clean F1=0.957) under FGSM and PGD white-box attacks. F1 drops below 0.31 at ε=0.01, motivating adversarial training as future work." title="" id="166" name="Picture"/>
+            <wp:docPr descr="Figure 13. Adversarial robustness — binary LSTM classifier (clean F1=0.957) under FGSM and PGD white-box attacks. F1 drops below 0.31 at ε=0.01, motivating adversarial training as future work." title="" id="162" name="Picture"/>
             <a:graphic>
               <a:graphicData uri="http://schemas.openxmlformats.org/drawingml/2006/picture">
                 <pic:pic>
                   <pic:nvPicPr>
-                    <pic:cNvPr descr="figures/fig13_adversarial_robustness_v4.png" id="167" name="Picture"/>
+                    <pic:cNvPr descr="figures/fig13_adversarial_robustness_v4.png" id="163" name="Picture"/>
                     <pic:cNvPicPr>
                       <a:picLocks noChangeArrowheads="1" noChangeAspect="1"/>
                     </pic:cNvPicPr>
                   </pic:nvPicPr>
                   <pic:blipFill>
-                    <a:blip r:embed="rId165"/>
+                    <a:blip r:embed="rId161"/>
                     <a:stretch>
                       <a:fillRect/>
                     </a:stretch>
@@ -10411,18 +10033,18 @@
           <wp:inline>
             <wp:extent cx="5753100" cy="1885715"/>
             <wp:effectExtent b="0" l="0" r="0" t="0"/>
-            <wp:docPr descr="Figure 14. RF channel model validation — SINR, PDR and latency under Friis path loss with jammer ERP model." title="" id="169" name="Picture"/>
+            <wp:docPr descr="Figure 14. RF channel model validation — SINR, PDR and latency under Friis path loss with jammer ERP model." title="" id="165" name="Picture"/>
             <a:graphic>
               <a:graphicData uri="http://schemas.openxmlformats.org/drawingml/2006/picture">
                 <pic:pic>
                   <pic:nvPicPr>
-                    <pic:cNvPr descr="figures/fig05_rf_channel_validation_v4.png" id="170" name="Picture"/>
+                    <pic:cNvPr descr="figures/fig05_rf_channel_validation_v4.png" id="166" name="Picture"/>
                     <pic:cNvPicPr>
                       <a:picLocks noChangeArrowheads="1" noChangeAspect="1"/>
                     </pic:cNvPicPr>
                   </pic:nvPicPr>
                   <pic:blipFill>
-                    <a:blip r:embed="rId168"/>
+                    <a:blip r:embed="rId164"/>
                     <a:stretch>
                       <a:fillRect/>
                     </a:stretch>
@@ -10457,8 +10079,8 @@
         <w:t xml:space="preserve">Figure 14. RF channel model validation — SINR, PDR and latency under Friis path loss with jammer ERP model.</w:t>
       </w:r>
     </w:p>
-    <w:bookmarkEnd w:id="171"/>
-    <w:bookmarkStart w:id="184" w:name="supplementary-figures"/>
+    <w:bookmarkEnd w:id="167"/>
+    <w:bookmarkStart w:id="180" w:name="supplementary-figures"/>
     <w:p>
       <w:pPr>
         <w:pStyle w:val="Heading2"/>
@@ -10484,18 +10106,18 @@
           <wp:inline>
             <wp:extent cx="5753100" cy="3196166"/>
             <wp:effectExtent b="0" l="0" r="0" t="0"/>
-            <wp:docPr descr="Supplementary Figure S1. PX4-style mission assurance index over time across attack intervals." title="" id="173" name="Picture"/>
+            <wp:docPr descr="Supplementary Figure S1. PX4-style mission assurance index over time across attack intervals." title="" id="169" name="Picture"/>
             <a:graphic>
               <a:graphicData uri="http://schemas.openxmlformats.org/drawingml/2006/picture">
                 <pic:pic>
                   <pic:nvPicPr>
-                    <pic:cNvPr descr="figures/px4_style_mission_assurance_index.png" id="174" name="Picture"/>
+                    <pic:cNvPr descr="figures/px4_style_mission_assurance_index.png" id="170" name="Picture"/>
                     <pic:cNvPicPr>
                       <a:picLocks noChangeArrowheads="1" noChangeAspect="1"/>
                     </pic:cNvPicPr>
                   </pic:nvPicPr>
                   <pic:blipFill>
-                    <a:blip r:embed="rId172"/>
+                    <a:blip r:embed="rId168"/>
                     <a:stretch>
                       <a:fillRect/>
                     </a:stretch>
@@ -10539,18 +10161,18 @@
           <wp:inline>
             <wp:extent cx="5753100" cy="3196166"/>
             <wp:effectExtent b="0" l="0" r="0" t="0"/>
-            <wp:docPr descr="Supplementary Figure S2. PX4-style attack timeline showing jamming, spoofing, tampering, and combined attack intervals with MAI response." title="" id="176" name="Picture"/>
+            <wp:docPr descr="Supplementary Figure S2. PX4-style attack timeline showing jamming, spoofing, tampering, and combined attack intervals with MAI response." title="" id="172" name="Picture"/>
             <a:graphic>
               <a:graphicData uri="http://schemas.openxmlformats.org/drawingml/2006/picture">
                 <pic:pic>
                   <pic:nvPicPr>
-                    <pic:cNvPr descr="figures/px4_style_attack_timeline.png" id="177" name="Picture"/>
+                    <pic:cNvPr descr="figures/px4_style_attack_timeline.png" id="173" name="Picture"/>
                     <pic:cNvPicPr>
                       <a:picLocks noChangeArrowheads="1" noChangeAspect="1"/>
                     </pic:cNvPicPr>
                   </pic:nvPicPr>
                   <pic:blipFill>
-                    <a:blip r:embed="rId175"/>
+                    <a:blip r:embed="rId171"/>
                     <a:stretch>
                       <a:fillRect/>
                     </a:stretch>
@@ -10594,18 +10216,18 @@
           <wp:inline>
             <wp:extent cx="5753100" cy="3595687"/>
             <wp:effectExtent b="0" l="0" r="0" t="0"/>
-            <wp:docPr descr="Supplementary Figure S3. PX4-style digital twin action selection across mission intervals." title="" id="179" name="Picture"/>
+            <wp:docPr descr="Supplementary Figure S3. PX4-style digital twin action selection across mission intervals." title="" id="175" name="Picture"/>
             <a:graphic>
               <a:graphicData uri="http://schemas.openxmlformats.org/drawingml/2006/picture">
                 <pic:pic>
                   <pic:nvPicPr>
-                    <pic:cNvPr descr="figures/px4_style_action_selection.png" id="180" name="Picture"/>
+                    <pic:cNvPr descr="figures/px4_style_action_selection.png" id="176" name="Picture"/>
                     <pic:cNvPicPr>
                       <a:picLocks noChangeArrowheads="1" noChangeAspect="1"/>
                     </pic:cNvPicPr>
                   </pic:nvPicPr>
                   <pic:blipFill>
-                    <a:blip r:embed="rId178"/>
+                    <a:blip r:embed="rId174"/>
                     <a:stretch>
                       <a:fillRect/>
                     </a:stretch>
@@ -10649,18 +10271,18 @@
           <wp:inline>
             <wp:extent cx="5753100" cy="4314824"/>
             <wp:effectExtent b="0" l="0" r="0" t="0"/>
-            <wp:docPr descr="Supplementary Figure S4. PX4-style UAV mission trajectories under normal and spoofing-like attack conditions." title="" id="182" name="Picture"/>
+            <wp:docPr descr="Supplementary Figure S4. PX4-style UAV mission trajectories under normal and spoofing-like attack conditions." title="" id="178" name="Picture"/>
             <a:graphic>
               <a:graphicData uri="http://schemas.openxmlformats.org/drawingml/2006/picture">
                 <pic:pic>
                   <pic:nvPicPr>
-                    <pic:cNvPr descr="figures/px4_style_mission_trajectories.png" id="183" name="Picture"/>
+                    <pic:cNvPr descr="figures/px4_style_mission_trajectories.png" id="179" name="Picture"/>
                     <pic:cNvPicPr>
                       <a:picLocks noChangeArrowheads="1" noChangeAspect="1"/>
                     </pic:cNvPicPr>
                   </pic:nvPicPr>
                   <pic:blipFill>
-                    <a:blip r:embed="rId181"/>
+                    <a:blip r:embed="rId177"/>
                     <a:stretch>
                       <a:fillRect/>
                     </a:stretch>
@@ -10695,1340 +10317,1294 @@
         <w:t xml:space="preserve">Supplementary Figure S4. PX4-style UAV mission trajectories under normal and spoofing-like attack conditions.</w:t>
       </w:r>
     </w:p>
+    <w:bookmarkEnd w:id="180"/>
+    <w:bookmarkEnd w:id="181"/>
+    <w:bookmarkStart w:id="182" w:name="funding"/>
+    <w:p>
+      <w:pPr>
+        <w:pStyle w:val="Heading1"/>
+      </w:pPr>
+      <w:r>
+        <w:t xml:space="preserve">Funding</w:t>
+      </w:r>
+    </w:p>
+    <w:p>
+      <w:pPr>
+        <w:pStyle w:val="FirstParagraph"/>
+      </w:pPr>
+      <w:r>
+        <w:t xml:space="preserve">This research did not receive any specific grant from funding agencies in the public, commercial, or not-for-profit sectors.</w:t>
+      </w:r>
+    </w:p>
+    <w:bookmarkEnd w:id="182"/>
+    <w:bookmarkStart w:id="184" w:name="X071796dd6bc546c91e96cca1cf5ff96599de61f"/>
+    <w:p>
+      <w:pPr>
+        <w:pStyle w:val="Heading1"/>
+      </w:pPr>
+      <w:r>
+        <w:t xml:space="preserve">Declaration of Generative AI and AI-Assisted Technologies in the Writing Process</w:t>
+      </w:r>
+    </w:p>
+    <w:p>
+      <w:pPr>
+        <w:pStyle w:val="FirstParagraph"/>
+      </w:pPr>
+      <w:r>
+        <w:t xml:space="preserve">During the preparation of this work the author used AI-assisted writing tools in order to improve language clarity and readability. After using these tools, the author reviewed and edited all content as needed and takes full responsibility for the content of the published article.</w:t>
+      </w:r>
+    </w:p>
+    <w:bookmarkStart w:id="183" w:name="references"/>
+    <w:p>
+      <w:pPr>
+        <w:pStyle w:val="Heading2"/>
+      </w:pPr>
+      <w:r>
+        <w:t xml:space="preserve">References</w:t>
+      </w:r>
+    </w:p>
+    <w:p>
+      <w:pPr>
+        <w:pStyle w:val="FirstParagraph"/>
+      </w:pPr>
+      <w:r>
+        <w:t xml:space="preserve">[1] P. Stodola, J. Nohel, and L. Horák,</w:t>
+      </w:r>
+      <w:r>
+        <w:t xml:space="preserve"> </w:t>
+      </w:r>
+      <w:r>
+        <w:t xml:space="preserve">“</w:t>
+      </w:r>
+      <w:r>
+        <w:t xml:space="preserve">Dynamic reconnaissance operations with UAV swarms: adapting to environmental changes,</w:t>
+      </w:r>
+      <w:r>
+        <w:t xml:space="preserve">”</w:t>
+      </w:r>
+      <w:r>
+        <w:t xml:space="preserve"> </w:t>
+      </w:r>
+      <w:r>
+        <w:t xml:space="preserve">Sci. Rep., vol. 15, article 15092, 2025, doi: 10.1038/s41598-025-00201-4.</w:t>
+      </w:r>
+    </w:p>
+    <w:p>
+      <w:pPr>
+        <w:pStyle w:val="BodyText"/>
+      </w:pPr>
+      <w:r>
+        <w:t xml:space="preserve">[2] S. Bi, K. Li, S. Hu, W. Ni, C. Wang, and X. Wang,</w:t>
+      </w:r>
+      <w:r>
+        <w:t xml:space="preserve"> </w:t>
+      </w:r>
+      <w:r>
+        <w:t xml:space="preserve">“</w:t>
+      </w:r>
+      <w:r>
+        <w:t xml:space="preserve">Detection and Mitigation of Position Spoofing Attacks on Cooperative UAV Swarm Formations,</w:t>
+      </w:r>
+      <w:r>
+        <w:t xml:space="preserve">”</w:t>
+      </w:r>
+      <w:r>
+        <w:t xml:space="preserve"> </w:t>
+      </w:r>
+      <w:r>
+        <w:t xml:space="preserve">IEEE Trans. Inf. Forensics Secur., vol. 19, pp. 1883–1895, 2024, doi: 10.1109/TIFS.2023.3341398.</w:t>
+      </w:r>
+    </w:p>
+    <w:p>
+      <w:pPr>
+        <w:pStyle w:val="BodyText"/>
+      </w:pPr>
+      <w:r>
+        <w:t xml:space="preserve">[3] P. Mykytyn, M. Brzozowski, Z. Dyka, and P. Langendoerfer,</w:t>
+      </w:r>
+      <w:r>
+        <w:t xml:space="preserve"> </w:t>
+      </w:r>
+      <w:r>
+        <w:t xml:space="preserve">“</w:t>
+      </w:r>
+      <w:r>
+        <w:t xml:space="preserve">GPS-Spoofing Attack Detection Mechanism for UAV Swarms,</w:t>
+      </w:r>
+      <w:r>
+        <w:t xml:space="preserve">”</w:t>
+      </w:r>
+      <w:r>
+        <w:t xml:space="preserve"> </w:t>
+      </w:r>
+      <w:r>
+        <w:t xml:space="preserve">in 2023 12th Mediterranean Conference on Embedded Computing (MECO), 2023, doi: 10.1109/MECO58584.2023.10154998.</w:t>
+      </w:r>
+    </w:p>
+    <w:p>
+      <w:pPr>
+        <w:pStyle w:val="BodyText"/>
+      </w:pPr>
+      <w:r>
+        <w:t xml:space="preserve">[4] L. Alhoraibi, D. Alghazzawi, and R. Alhebshi,</w:t>
+      </w:r>
+      <w:r>
+        <w:t xml:space="preserve"> </w:t>
+      </w:r>
+      <w:r>
+        <w:t xml:space="preserve">“</w:t>
+      </w:r>
+      <w:r>
+        <w:t xml:space="preserve">Detection of GPS Spoofing Attacks in UAVs Based on Adversarial Machine Learning Model,</w:t>
+      </w:r>
+      <w:r>
+        <w:t xml:space="preserve">”</w:t>
+      </w:r>
+      <w:r>
+        <w:t xml:space="preserve"> </w:t>
+      </w:r>
+      <w:r>
+        <w:t xml:space="preserve">Sensors, vol. 24, no. 18, article 6156, 2024, doi: 10.3390/s24186156.</w:t>
+      </w:r>
+    </w:p>
+    <w:p>
+      <w:pPr>
+        <w:pStyle w:val="BodyText"/>
+      </w:pPr>
+      <w:r>
+        <w:t xml:space="preserve">[5] G. Wang, X. Lv, and X. Yan,</w:t>
+      </w:r>
+      <w:r>
+        <w:t xml:space="preserve"> </w:t>
+      </w:r>
+      <w:r>
+        <w:t xml:space="preserve">“</w:t>
+      </w:r>
+      <w:r>
+        <w:t xml:space="preserve">A Two-Stage Distributed Task Assignment Algorithm Based on Contract Net Protocol for Multi-UAV Cooperative Reconnaissance Task Reassignment in Dynamic Environments,</w:t>
+      </w:r>
+      <w:r>
+        <w:t xml:space="preserve">”</w:t>
+      </w:r>
+      <w:r>
+        <w:t xml:space="preserve"> </w:t>
+      </w:r>
+      <w:r>
+        <w:t xml:space="preserve">Sensors, vol. 23, no. 18, article 7980, 2023, doi: 10.3390/s23187980.</w:t>
+      </w:r>
+    </w:p>
+    <w:p>
+      <w:pPr>
+        <w:pStyle w:val="BodyText"/>
+      </w:pPr>
+      <w:r>
+        <w:t xml:space="preserve">[6] Z. Lv, L. Xiao, Y. Du, G. Niu, C. Xing, and W. Xu,</w:t>
+      </w:r>
+      <w:r>
+        <w:t xml:space="preserve"> </w:t>
+      </w:r>
+      <w:r>
+        <w:t xml:space="preserve">“</w:t>
+      </w:r>
+      <w:r>
+        <w:t xml:space="preserve">Multi-Agent Reinforcement Learning Based UAV Swarm Communications Against Jamming,</w:t>
+      </w:r>
+      <w:r>
+        <w:t xml:space="preserve">”</w:t>
+      </w:r>
+      <w:r>
+        <w:t xml:space="preserve"> </w:t>
+      </w:r>
+      <w:r>
+        <w:t xml:space="preserve">IEEE Trans. Wirel. Commun., vol. 22, no. 12, pp. 9063–9075, 2023, doi: 10.1109/TWC.2023.3268082.</w:t>
+      </w:r>
+    </w:p>
+    <w:p>
+      <w:pPr>
+        <w:pStyle w:val="BodyText"/>
+      </w:pPr>
+      <w:r>
+        <w:t xml:space="preserve">[7] J. Ghelani, P. Gharia, and H. El-Ocla,</w:t>
+      </w:r>
+      <w:r>
+        <w:t xml:space="preserve"> </w:t>
+      </w:r>
+      <w:r>
+        <w:t xml:space="preserve">“</w:t>
+      </w:r>
+      <w:r>
+        <w:t xml:space="preserve">Gradient Monitored Reinforcement Learning for Jamming Attack Detection in FANETs,</w:t>
+      </w:r>
+      <w:r>
+        <w:t xml:space="preserve">”</w:t>
+      </w:r>
+      <w:r>
+        <w:t xml:space="preserve"> </w:t>
+      </w:r>
+      <w:r>
+        <w:t xml:space="preserve">IEEE Access, vol. 12, pp. 23081–23095, 2024, doi: 10.1109/ACCESS.2024.3361945.</w:t>
+      </w:r>
+    </w:p>
+    <w:p>
+      <w:pPr>
+        <w:pStyle w:val="BodyText"/>
+      </w:pPr>
+      <w:r>
+        <w:t xml:space="preserve">[8] Z. Lv, L. Xiao, Y. Chen, H. Chen, and X. Ji,</w:t>
+      </w:r>
+      <w:r>
+        <w:t xml:space="preserve"> </w:t>
+      </w:r>
+      <w:r>
+        <w:t xml:space="preserve">“</w:t>
+      </w:r>
+      <w:r>
+        <w:t xml:space="preserve">Safe Multi-Agent Reinforcement Learning for Wireless Applications Against Adversarial Communications,</w:t>
+      </w:r>
+      <w:r>
+        <w:t xml:space="preserve">”</w:t>
+      </w:r>
+      <w:r>
+        <w:t xml:space="preserve"> </w:t>
+      </w:r>
+      <w:r>
+        <w:t xml:space="preserve">IEEE Trans. Inf. Forensics Secur., vol. 19, pp. 6824–6839, 2024, doi: 10.1109/TIFS.2024.3423428.</w:t>
+      </w:r>
+    </w:p>
+    <w:p>
+      <w:pPr>
+        <w:pStyle w:val="BodyText"/>
+      </w:pPr>
+      <w:r>
+        <w:t xml:space="preserve">[9] C. Greco, P. Pace, S. Basagni, and G. Fortino,</w:t>
+      </w:r>
+      <w:r>
+        <w:t xml:space="preserve"> </w:t>
+      </w:r>
+      <w:r>
+        <w:t xml:space="preserve">“</w:t>
+      </w:r>
+      <w:r>
+        <w:t xml:space="preserve">Jamming Detection at the Edge of Drone Networks Using Multi-layer Perceptrons and Decision Trees,</w:t>
+      </w:r>
+      <w:r>
+        <w:t xml:space="preserve">”</w:t>
+      </w:r>
+      <w:r>
+        <w:t xml:space="preserve"> </w:t>
+      </w:r>
+      <w:r>
+        <w:t xml:space="preserve">Appl. Soft Comput., vol. 111, article 107806, 2021, doi: 10.1016/j.asoc.2021.107806.</w:t>
+      </w:r>
+    </w:p>
+    <w:p>
+      <w:pPr>
+        <w:pStyle w:val="BodyText"/>
+      </w:pPr>
+      <w:r>
+        <w:t xml:space="preserve">[10] Z. Shao, H. Yang, L. Xiao, W. Su, Y. Chen, and Z. Xiong,</w:t>
+      </w:r>
+      <w:r>
+        <w:t xml:space="preserve"> </w:t>
+      </w:r>
+      <w:r>
+        <w:t xml:space="preserve">“</w:t>
+      </w:r>
+      <w:r>
+        <w:t xml:space="preserve">Deep Reinforcement Learning-Based Resource Management for UAV-Assisted Mobile Edge Computing Against Jamming,</w:t>
+      </w:r>
+      <w:r>
+        <w:t xml:space="preserve">”</w:t>
+      </w:r>
+      <w:r>
+        <w:t xml:space="preserve"> </w:t>
+      </w:r>
+      <w:r>
+        <w:t xml:space="preserve">IEEE Trans. Mob. Comput., vol. 23, no. 12, pp. 13358–13374, 2024, doi: 10.1109/TMC.2024.3432491.</w:t>
+      </w:r>
+    </w:p>
+    <w:p>
+      <w:pPr>
+        <w:pStyle w:val="BodyText"/>
+      </w:pPr>
+      <w:r>
+        <w:t xml:space="preserve">[11] Z. Yu, Z. Wang, J. Yu, D. Liu, H. H. Song, and Z. Li,</w:t>
+      </w:r>
+      <w:r>
+        <w:t xml:space="preserve"> </w:t>
+      </w:r>
+      <w:r>
+        <w:t xml:space="preserve">“</w:t>
+      </w:r>
+      <w:r>
+        <w:t xml:space="preserve">Cybersecurity of Unmanned Aerial Vehicles: A Survey,</w:t>
+      </w:r>
+      <w:r>
+        <w:t xml:space="preserve">”</w:t>
+      </w:r>
+      <w:r>
+        <w:t xml:space="preserve"> </w:t>
+      </w:r>
+      <w:r>
+        <w:t xml:space="preserve">IEEE Aerosp. Electron. Syst. Mag., vol. 39, no. 9, pp. 182–215, 2024, doi: 10.1109/MAES.2023.3318226.</w:t>
+      </w:r>
+    </w:p>
+    <w:p>
+      <w:pPr>
+        <w:pStyle w:val="BodyText"/>
+      </w:pPr>
+      <w:r>
+        <w:t xml:space="preserve">[12] Y. Mekdad, A. Aris, L. Babun, A. El Fergougui, M. Conti, R. Lazzeretti, et al.,</w:t>
+      </w:r>
+      <w:r>
+        <w:t xml:space="preserve"> </w:t>
+      </w:r>
+      <w:r>
+        <w:t xml:space="preserve">“</w:t>
+      </w:r>
+      <w:r>
+        <w:t xml:space="preserve">A Survey on Security and Privacy Issues of UAVs,</w:t>
+      </w:r>
+      <w:r>
+        <w:t xml:space="preserve">”</w:t>
+      </w:r>
+      <w:r>
+        <w:t xml:space="preserve"> </w:t>
+      </w:r>
+      <w:r>
+        <w:t xml:space="preserve">Comput. Netw., vol. 224, article 109626, 2023, doi: 10.1016/j.comnet.2023.109626.</w:t>
+      </w:r>
+    </w:p>
+    <w:p>
+      <w:pPr>
+        <w:pStyle w:val="BodyText"/>
+      </w:pPr>
+      <w:r>
+        <w:t xml:space="preserve">[13] Z. Wang, K. Han, Y. Yang, and W. Tian,</w:t>
+      </w:r>
+      <w:r>
+        <w:t xml:space="preserve"> </w:t>
+      </w:r>
+      <w:r>
+        <w:t xml:space="preserve">“</w:t>
+      </w:r>
+      <w:r>
+        <w:t xml:space="preserve">A Survey on Cybersecurity Attacks and Defenses for Unmanned Aerial Systems,</w:t>
+      </w:r>
+      <w:r>
+        <w:t xml:space="preserve">”</w:t>
+      </w:r>
+      <w:r>
+        <w:t xml:space="preserve"> </w:t>
+      </w:r>
+      <w:r>
+        <w:t xml:space="preserve">J. Syst. Archit., vol. 138, article 102870, 2023, doi: 10.1016/j.sysarc.2023.102870.</w:t>
+      </w:r>
+    </w:p>
+    <w:p>
+      <w:pPr>
+        <w:pStyle w:val="BodyText"/>
+      </w:pPr>
+      <w:r>
+        <w:t xml:space="preserve">[14] N. Bai, S. Wang, T. Zhang, N. N. Xiong, and S. Li,</w:t>
+      </w:r>
+      <w:r>
+        <w:t xml:space="preserve"> </w:t>
+      </w:r>
+      <w:r>
+        <w:t xml:space="preserve">“</w:t>
+      </w:r>
+      <w:r>
+        <w:t xml:space="preserve">A Survey on Unmanned Aerial Systems Cybersecurity,</w:t>
+      </w:r>
+      <w:r>
+        <w:t xml:space="preserve">”</w:t>
+      </w:r>
+      <w:r>
+        <w:t xml:space="preserve"> </w:t>
+      </w:r>
+      <w:r>
+        <w:t xml:space="preserve">J. Syst. Archit., vol. 156, article 103282, 2024, doi: 10.1016/j.sysarc.2024.103282.</w:t>
+      </w:r>
+    </w:p>
+    <w:p>
+      <w:pPr>
+        <w:pStyle w:val="BodyText"/>
+      </w:pPr>
+      <w:r>
+        <w:t xml:space="preserve">[15] R. Sarenche, F. Aghili, T. Yoshizawa, and D. Singelée,</w:t>
+      </w:r>
+      <w:r>
+        <w:t xml:space="preserve"> </w:t>
+      </w:r>
+      <w:r>
+        <w:t xml:space="preserve">“</w:t>
+      </w:r>
+      <w:r>
+        <w:t xml:space="preserve">DASLog: Decentralized Auditable Secure Logging for UAV Ecosystems,</w:t>
+      </w:r>
+      <w:r>
+        <w:t xml:space="preserve">”</w:t>
+      </w:r>
+      <w:r>
+        <w:t xml:space="preserve"> </w:t>
+      </w:r>
+      <w:r>
+        <w:t xml:space="preserve">IEEE Internet Things J., vol. 10, no. 23, pp. 20264–20284, 2023, doi: 10.1109/JIOT.2023.3281263.</w:t>
+      </w:r>
+    </w:p>
+    <w:p>
+      <w:pPr>
+        <w:pStyle w:val="BodyText"/>
+      </w:pPr>
+      <w:r>
+        <w:t xml:space="preserve">[16] R. Karmakar, G. Kaddoum, and O. Akhrif,</w:t>
+      </w:r>
+      <w:r>
+        <w:t xml:space="preserve"> </w:t>
+      </w:r>
+      <w:r>
+        <w:t xml:space="preserve">“</w:t>
+      </w:r>
+      <w:r>
+        <w:t xml:space="preserve">A Blockchain-Based Distributed and Intelligent Clustering-Enabled Authentication Protocol for UAV Swarms,</w:t>
+      </w:r>
+      <w:r>
+        <w:t xml:space="preserve">”</w:t>
+      </w:r>
+      <w:r>
+        <w:t xml:space="preserve"> </w:t>
+      </w:r>
+      <w:r>
+        <w:t xml:space="preserve">IEEE Trans. Mob. Comput., vol. 23, no. 5, pp. 6178–6195, 2024, doi: 10.1109/TMC.2023.3319544.</w:t>
+      </w:r>
+    </w:p>
+    <w:p>
+      <w:pPr>
+        <w:pStyle w:val="BodyText"/>
+      </w:pPr>
+      <w:r>
+        <w:t xml:space="preserve">[17] R. Xiong, Q. Xiao, Z. Wang, Z. Xu, and F. Shan,</w:t>
+      </w:r>
+      <w:r>
+        <w:t xml:space="preserve"> </w:t>
+      </w:r>
+      <w:r>
+        <w:t xml:space="preserve">“</w:t>
+      </w:r>
+      <w:r>
+        <w:t xml:space="preserve">Leveraging Lightweight Blockchain for Secure Collaborative Computing in UAV Ad-Hoc Networks,</w:t>
+      </w:r>
+      <w:r>
+        <w:t xml:space="preserve">”</w:t>
+      </w:r>
+      <w:r>
+        <w:t xml:space="preserve"> </w:t>
+      </w:r>
+      <w:r>
+        <w:t xml:space="preserve">Comput. Netw., vol. 251, article 110612, 2024, doi: 10.1016/j.comnet.2024.110612.</w:t>
+      </w:r>
+    </w:p>
+    <w:p>
+      <w:pPr>
+        <w:pStyle w:val="BodyText"/>
+      </w:pPr>
+      <w:r>
+        <w:t xml:space="preserve">[18] X. Tang, X. Lan, L. Li, Y. Zhang, and Z. Han,</w:t>
+      </w:r>
+      <w:r>
+        <w:t xml:space="preserve"> </w:t>
+      </w:r>
+      <w:r>
+        <w:t xml:space="preserve">“</w:t>
+      </w:r>
+      <w:r>
+        <w:t xml:space="preserve">Incentivizing Proof-of-Stake Blockchain for Secured Data Collection in UAV-Assisted IoT: A Multi-Agent Reinforcement Learning Approach,</w:t>
+      </w:r>
+      <w:r>
+        <w:t xml:space="preserve">”</w:t>
+      </w:r>
+      <w:r>
+        <w:t xml:space="preserve"> </w:t>
+      </w:r>
+      <w:r>
+        <w:t xml:space="preserve">IEEE J. Sel. Areas Commun., vol. 40, no. 12, pp. 3470–3484, 2022, doi: 10.1109/JSAC.2022.3213360.</w:t>
+      </w:r>
+    </w:p>
+    <w:p>
+      <w:pPr>
+        <w:pStyle w:val="BodyText"/>
+      </w:pPr>
+      <w:r>
+        <w:t xml:space="preserve">[19] S. Hafeez, A. R. Khan, M. Al-Quraan, L. Mohjazi, A. Zoha, M. A. Imran, et al.,</w:t>
+      </w:r>
+      <w:r>
+        <w:t xml:space="preserve"> </w:t>
+      </w:r>
+      <w:r>
+        <w:t xml:space="preserve">“</w:t>
+      </w:r>
+      <w:r>
+        <w:t xml:space="preserve">Blockchain-Assisted UAV Communication Systems: A Comprehensive Survey,</w:t>
+      </w:r>
+      <w:r>
+        <w:t xml:space="preserve">”</w:t>
+      </w:r>
+      <w:r>
+        <w:t xml:space="preserve"> </w:t>
+      </w:r>
+      <w:r>
+        <w:t xml:space="preserve">IEEE Open J. Veh. Technol., vol. 4, pp. 558–580, 2023, doi: 10.1109/OJVT.2023.3295208.</w:t>
+      </w:r>
+    </w:p>
+    <w:p>
+      <w:pPr>
+        <w:pStyle w:val="BodyText"/>
+      </w:pPr>
+      <w:r>
+        <w:t xml:space="preserve">[20] L. Liu and J. Yang,</w:t>
+      </w:r>
+      <w:r>
+        <w:t xml:space="preserve"> </w:t>
+      </w:r>
+      <w:r>
+        <w:t xml:space="preserve">“</w:t>
+      </w:r>
+      <w:r>
+        <w:t xml:space="preserve">A Dynamic Mission Abort Policy for the Swarm Executing Missions and Its Solution Method by Tailored Deep Reinforcement Learning,</w:t>
+      </w:r>
+      <w:r>
+        <w:t xml:space="preserve">”</w:t>
+      </w:r>
+      <w:r>
+        <w:t xml:space="preserve"> </w:t>
+      </w:r>
+      <w:r>
+        <w:t xml:space="preserve">Reliab. Eng. Syst. Saf., vol. 234, article 109149, 2023, doi: 10.1016/j.ress.2023.109149.</w:t>
+      </w:r>
+    </w:p>
+    <w:p>
+      <w:pPr>
+        <w:pStyle w:val="BodyText"/>
+      </w:pPr>
+      <w:r>
+        <w:t xml:space="preserve">[21] X. Zhou, Y. Huang, G. Bai, B. Xu, and J. Tao,</w:t>
+      </w:r>
+      <w:r>
+        <w:t xml:space="preserve"> </w:t>
+      </w:r>
+      <w:r>
+        <w:t xml:space="preserve">“</w:t>
+      </w:r>
+      <w:r>
+        <w:t xml:space="preserve">The Resilience Evaluation of Unmanned Autonomous Swarm with Informed Agents under Partial Failure,</w:t>
+      </w:r>
+      <w:r>
+        <w:t xml:space="preserve">”</w:t>
+      </w:r>
+      <w:r>
+        <w:t xml:space="preserve"> </w:t>
+      </w:r>
+      <w:r>
+        <w:t xml:space="preserve">Reliab. Eng. Syst. Saf., vol. 244, article 109920, 2024, doi: 10.1016/j.ress.2023.109920.</w:t>
+      </w:r>
+    </w:p>
+    <w:p>
+      <w:pPr>
+        <w:pStyle w:val="BodyText"/>
+      </w:pPr>
+      <w:r>
+        <w:t xml:space="preserve">[22] T. Liu, G. Bai, J. Tao, Y.-A. Zhang, and Y. Fang,</w:t>
+      </w:r>
+      <w:r>
+        <w:t xml:space="preserve"> </w:t>
+      </w:r>
+      <w:r>
+        <w:t xml:space="preserve">“</w:t>
+      </w:r>
+      <w:r>
+        <w:t xml:space="preserve">A Multistate Network Approach for Resilience Analysis of UAV Swarm Considering Information Exchange Capacity,</w:t>
+      </w:r>
+      <w:r>
+        <w:t xml:space="preserve">”</w:t>
+      </w:r>
+      <w:r>
+        <w:t xml:space="preserve"> </w:t>
+      </w:r>
+      <w:r>
+        <w:t xml:space="preserve">Reliab. Eng. Syst. Saf., vol. 241, article 109606, 2024, doi: 10.1016/j.ress.2023.109606.</w:t>
+      </w:r>
+    </w:p>
+    <w:p>
+      <w:pPr>
+        <w:pStyle w:val="BodyText"/>
+      </w:pPr>
+      <w:r>
+        <w:t xml:space="preserve">[23] Q. Sun, H. Li, Y. Zhong, K. Ren, and Y. Zhang,</w:t>
+      </w:r>
+      <w:r>
+        <w:t xml:space="preserve"> </w:t>
+      </w:r>
+      <w:r>
+        <w:t xml:space="preserve">“</w:t>
+      </w:r>
+      <w:r>
+        <w:t xml:space="preserve">Deep Reinforcement Learning-Based Resilience Enhancement Strategy of Unmanned Weapon System-of-Systems under Inevitable Interferences,</w:t>
+      </w:r>
+      <w:r>
+        <w:t xml:space="preserve">”</w:t>
+      </w:r>
+      <w:r>
+        <w:t xml:space="preserve"> </w:t>
+      </w:r>
+      <w:r>
+        <w:t xml:space="preserve">Reliab. Eng. Syst. Saf., vol. 242, article 109749, 2024, doi: 10.1016/j.ress.2023.109749.</w:t>
+      </w:r>
+    </w:p>
+    <w:p>
+      <w:pPr>
+        <w:pStyle w:val="BodyText"/>
+      </w:pPr>
+      <w:r>
+        <w:t xml:space="preserve">[24] C. Zhang, T. Liu, G. Bai, J. Tao, and W. Zhu,</w:t>
+      </w:r>
+      <w:r>
+        <w:t xml:space="preserve"> </w:t>
+      </w:r>
+      <w:r>
+        <w:t xml:space="preserve">“</w:t>
+      </w:r>
+      <w:r>
+        <w:t xml:space="preserve">A Dynamic Resilience Evaluation Method for Cross-Domain Swarms in Confrontation,</w:t>
+      </w:r>
+      <w:r>
+        <w:t xml:space="preserve">”</w:t>
+      </w:r>
+      <w:r>
+        <w:t xml:space="preserve"> </w:t>
+      </w:r>
+      <w:r>
+        <w:t xml:space="preserve">Reliab. Eng. Syst. Saf., vol. 244, article 109904, 2024, doi: 10.1016/j.ress.2023.109904.</w:t>
+      </w:r>
+    </w:p>
+    <w:p>
+      <w:pPr>
+        <w:pStyle w:val="BodyText"/>
+      </w:pPr>
+      <w:r>
+        <w:t xml:space="preserve">[25] S. C. Hassler, U. A. Mughal, and M. Ismail,</w:t>
+      </w:r>
+      <w:r>
+        <w:t xml:space="preserve"> </w:t>
+      </w:r>
+      <w:r>
+        <w:t xml:space="preserve">“</w:t>
+      </w:r>
+      <w:r>
+        <w:t xml:space="preserve">Cyber-Physical Intrusion Detection System for Unmanned Aerial Vehicles,</w:t>
+      </w:r>
+      <w:r>
+        <w:t xml:space="preserve">”</w:t>
+      </w:r>
+      <w:r>
+        <w:t xml:space="preserve"> </w:t>
+      </w:r>
+      <w:r>
+        <w:t xml:space="preserve">IEEE Trans. Intell. Transp. Syst., vol. 25, no. 6, pp. 6106–6117, 2024, doi: 10.1109/TITS.2023.3339728.</w:t>
+      </w:r>
+    </w:p>
+    <w:p>
+      <w:pPr>
+        <w:pStyle w:val="BodyText"/>
+      </w:pPr>
+      <w:r>
+        <w:t xml:space="preserve">[26] H. J. Hadi, Y. Cao, S. Li, Y. Hu, J. Wang, and S. Wang,</w:t>
+      </w:r>
+      <w:r>
+        <w:t xml:space="preserve"> </w:t>
+      </w:r>
+      <w:r>
+        <w:t xml:space="preserve">“</w:t>
+      </w:r>
+      <w:r>
+        <w:t xml:space="preserve">Real-Time Collaborative Intrusion Detection System in UAV Networks Using Deep Learning,</w:t>
+      </w:r>
+      <w:r>
+        <w:t xml:space="preserve">”</w:t>
+      </w:r>
+      <w:r>
+        <w:t xml:space="preserve"> </w:t>
+      </w:r>
+      <w:r>
+        <w:t xml:space="preserve">IEEE Internet Things J., vol. 11, no. 20, pp. 33371–33391, 2024, doi: 10.1109/JIOT.2024.3426511.</w:t>
+      </w:r>
+    </w:p>
+    <w:p>
+      <w:pPr>
+        <w:pStyle w:val="BodyText"/>
+      </w:pPr>
+      <w:r>
+        <w:t xml:space="preserve">[27] R. A. AL-Syouf, R. M. Bani-Hani, and O. Y. AL-Jarrah,</w:t>
+      </w:r>
+      <w:r>
+        <w:t xml:space="preserve"> </w:t>
+      </w:r>
+      <w:r>
+        <w:t xml:space="preserve">“</w:t>
+      </w:r>
+      <w:r>
+        <w:t xml:space="preserve">Machine Learning Approaches to Intrusion Detection in Unmanned Aerial Vehicles (UAVs),</w:t>
+      </w:r>
+      <w:r>
+        <w:t xml:space="preserve">”</w:t>
+      </w:r>
+      <w:r>
+        <w:t xml:space="preserve"> </w:t>
+      </w:r>
+      <w:r>
+        <w:t xml:space="preserve">Neural Comput. Appl., vol. 36, no. 29, pp. 18009–18041, 2024, doi: 10.1007/s00521-024-10306-y.</w:t>
+      </w:r>
+    </w:p>
+    <w:p>
+      <w:pPr>
+        <w:pStyle w:val="BodyText"/>
+      </w:pPr>
+      <w:r>
+        <w:t xml:space="preserve">[28] J. Medhi, R. Liu, Q. Wang, and X. Chen,</w:t>
+      </w:r>
+      <w:r>
+        <w:t xml:space="preserve"> </w:t>
+      </w:r>
+      <w:r>
+        <w:t xml:space="preserve">“</w:t>
+      </w:r>
+      <w:r>
+        <w:t xml:space="preserve">A Lightweight and Efficient Intrusion Detection System (IDS) for Unmanned Aerial Vehicles,</w:t>
+      </w:r>
+      <w:r>
+        <w:t xml:space="preserve">”</w:t>
+      </w:r>
+      <w:r>
+        <w:t xml:space="preserve"> </w:t>
+      </w:r>
+      <w:r>
+        <w:t xml:space="preserve">Neural Comput. Appl., vol. 37, no. 20, pp. 15819–15836, 2025, doi: 10.1007/s00521-025-11276-5.</w:t>
+      </w:r>
+    </w:p>
+    <w:p>
+      <w:pPr>
+        <w:pStyle w:val="BodyText"/>
+      </w:pPr>
+      <w:r>
+        <w:t xml:space="preserve">[29] Y. Luo, Y. Xiao, L. Cheng, G. Peng, and D. Yao,</w:t>
+      </w:r>
+      <w:r>
+        <w:t xml:space="preserve"> </w:t>
+      </w:r>
+      <w:r>
+        <w:t xml:space="preserve">“</w:t>
+      </w:r>
+      <w:r>
+        <w:t xml:space="preserve">Deep Learning-Based Anomaly Detection in Cyber-Physical Systems: Progress and Opportunities,</w:t>
+      </w:r>
+      <w:r>
+        <w:t xml:space="preserve">”</w:t>
+      </w:r>
+      <w:r>
+        <w:t xml:space="preserve"> </w:t>
+      </w:r>
+      <w:r>
+        <w:t xml:space="preserve">ACM Comput. Surv., vol. 54, no. 5, article 106, 2021, doi: 10.1145/3453155.</w:t>
+      </w:r>
+    </w:p>
+    <w:p>
+      <w:pPr>
+        <w:pStyle w:val="BodyText"/>
+      </w:pPr>
+      <w:r>
+        <w:t xml:space="preserve">[30] L. Xiang, F. Wang, W. Xu, T. Zhang, M. Pan, and Z. Han,</w:t>
+      </w:r>
+      <w:r>
+        <w:t xml:space="preserve"> </w:t>
+      </w:r>
+      <w:r>
+        <w:t xml:space="preserve">“</w:t>
+      </w:r>
+      <w:r>
+        <w:t xml:space="preserve">Dynamic UAV Swarm Collaboration for Multi-Targets Tracking Under Malicious Jamming: Joint Power, Path and Target Association Optimization,</w:t>
+      </w:r>
+      <w:r>
+        <w:t xml:space="preserve">”</w:t>
+      </w:r>
+      <w:r>
+        <w:t xml:space="preserve"> </w:t>
+      </w:r>
+      <w:r>
+        <w:t xml:space="preserve">IEEE Trans. Veh. Technol., vol. 73, no. 4, pp. 5410–5425, 2024, doi: 10.1109/TVT.2023.3333054.</w:t>
+      </w:r>
+    </w:p>
+    <w:p>
+      <w:pPr>
+        <w:pStyle w:val="BodyText"/>
+      </w:pPr>
+      <w:r>
+        <w:t xml:space="preserve">[31] Z. Yin, J. Li, Z. Wang, Y. Qian, Y. Lin, F. Shu, and W. Chen,</w:t>
+      </w:r>
+      <w:r>
+        <w:t xml:space="preserve"> </w:t>
+      </w:r>
+      <w:r>
+        <w:t xml:space="preserve">“</w:t>
+      </w:r>
+      <w:r>
+        <w:t xml:space="preserve">UAV Communication Against Intelligent Jamming: A Stackelberg Game Approach With Federated Reinforcement Learning,</w:t>
+      </w:r>
+      <w:r>
+        <w:t xml:space="preserve">”</w:t>
+      </w:r>
+      <w:r>
+        <w:t xml:space="preserve"> </w:t>
+      </w:r>
+      <w:r>
+        <w:t xml:space="preserve">IEEE Trans. Green Commun. Netw., vol. 8, no. 4, pp. 1796–1808, 2024, doi: 10.1109/TGCN.2024.3373886.</w:t>
+      </w:r>
+    </w:p>
+    <w:p>
+      <w:pPr>
+        <w:pStyle w:val="BodyText"/>
+      </w:pPr>
+      <w:r>
+        <w:t xml:space="preserve">[32] Y. Su, N. Qi, Z. Huang, R. Yao, and L. Jia,</w:t>
+      </w:r>
+      <w:r>
+        <w:t xml:space="preserve"> </w:t>
+      </w:r>
+      <w:r>
+        <w:t xml:space="preserve">“</w:t>
+      </w:r>
+      <w:r>
+        <w:t xml:space="preserve">Cooperative Anti-Jamming and Interference Mitigation for UAV Networks: A Local Altruistic Game Approach,</w:t>
+      </w:r>
+      <w:r>
+        <w:t xml:space="preserve">”</w:t>
+      </w:r>
+      <w:r>
+        <w:t xml:space="preserve"> </w:t>
+      </w:r>
+      <w:r>
+        <w:t xml:space="preserve">China Commun., vol. 21, no. 2, pp. 183–196, 2024, doi: 10.23919/JCC.fa.2021-0759.202402.</w:t>
+      </w:r>
+    </w:p>
+    <w:p>
+      <w:pPr>
+        <w:pStyle w:val="BodyText"/>
+      </w:pPr>
+      <w:r>
+        <w:t xml:space="preserve">[33] C. Fang, Y. Feng, X. Li, and Y. Yang,</w:t>
+      </w:r>
+      <w:r>
+        <w:t xml:space="preserve"> </w:t>
+      </w:r>
+      <w:r>
+        <w:t xml:space="preserve">“</w:t>
+      </w:r>
+      <w:r>
+        <w:t xml:space="preserve">Multi-UAV Energy-Efficient Detection Coverage Under Jamming Environment: A Hierarchical Collaborative Learning Approach,</w:t>
+      </w:r>
+      <w:r>
+        <w:t xml:space="preserve">”</w:t>
+      </w:r>
+      <w:r>
+        <w:t xml:space="preserve"> </w:t>
+      </w:r>
+      <w:r>
+        <w:t xml:space="preserve">IEEE Trans. Veh. Technol., vol. 74, pp. 7351–7363, 2025, doi: 10.1109/TVT.2025.3529036.</w:t>
+      </w:r>
+    </w:p>
+    <w:p>
+      <w:pPr>
+        <w:pStyle w:val="BodyText"/>
+      </w:pPr>
+      <w:r>
+        <w:t xml:space="preserve">[34] X. Ma, M. Gao, Y. Zhao, and M. Yu,</w:t>
+      </w:r>
+      <w:r>
+        <w:t xml:space="preserve"> </w:t>
+      </w:r>
+      <w:r>
+        <w:t xml:space="preserve">“</w:t>
+      </w:r>
+      <w:r>
+        <w:t xml:space="preserve">A Novel Navigation Spoofing Algorithm for UAV Based on GPS/INS-Integrated Navigation,</w:t>
+      </w:r>
+      <w:r>
+        <w:t xml:space="preserve">”</w:t>
+      </w:r>
+      <w:r>
+        <w:t xml:space="preserve"> </w:t>
+      </w:r>
+      <w:r>
+        <w:t xml:space="preserve">IEEE Trans. Veh. Technol., vol. 73, no. 10, pp. 15424–15439, 2024, doi: 10.1109/TVT.2024.3401856.</w:t>
+      </w:r>
+    </w:p>
+    <w:p>
+      <w:pPr>
+        <w:pStyle w:val="BodyText"/>
+      </w:pPr>
+      <w:r>
+        <w:t xml:space="preserve">[35] S. A. Negru, P. Geragersian, I. Petrunin, and W. Guo,</w:t>
+      </w:r>
+      <w:r>
+        <w:t xml:space="preserve"> </w:t>
+      </w:r>
+      <w:r>
+        <w:t xml:space="preserve">“</w:t>
+      </w:r>
+      <w:r>
+        <w:t xml:space="preserve">Resilient Multi-Sensor UAV Navigation with a Hybrid Federated Fusion Architecture,</w:t>
+      </w:r>
+      <w:r>
+        <w:t xml:space="preserve">”</w:t>
+      </w:r>
+      <w:r>
+        <w:t xml:space="preserve"> </w:t>
+      </w:r>
+      <w:r>
+        <w:t xml:space="preserve">Sensors, vol. 24, no. 3, article 981, 2024, doi: 10.3390/s24030981.</w:t>
+      </w:r>
+    </w:p>
+    <w:p>
+      <w:pPr>
+        <w:pStyle w:val="BodyText"/>
+      </w:pPr>
+      <w:r>
+        <w:t xml:space="preserve">[36] I. Jarraya, A. Al-Batati, M. B. Kadri, M. Abdelkader, A. Ammar, W. Boulila, et al.,</w:t>
+      </w:r>
+      <w:r>
+        <w:t xml:space="preserve"> </w:t>
+      </w:r>
+      <w:r>
+        <w:t xml:space="preserve">“</w:t>
+      </w:r>
+      <w:r>
+        <w:t xml:space="preserve">GNSS-Denied Unmanned Aerial Vehicle Navigation: Analyzing Computational Complexity, Sensor Fusion, and Localization Methodologies,</w:t>
+      </w:r>
+      <w:r>
+        <w:t xml:space="preserve">”</w:t>
+      </w:r>
+      <w:r>
+        <w:t xml:space="preserve"> </w:t>
+      </w:r>
+      <w:r>
+        <w:t xml:space="preserve">Satell. Navig., vol. 6, article 9, 2025, doi: 10.1186/s43020-025-00162-z.</w:t>
+      </w:r>
+    </w:p>
+    <w:p>
+      <w:pPr>
+        <w:pStyle w:val="BodyText"/>
+      </w:pPr>
+      <w:r>
+        <w:t xml:space="preserve">[37] C. Meng, Q. Hu, S. S. Ge, and D. Li,</w:t>
+      </w:r>
+      <w:r>
+        <w:t xml:space="preserve"> </w:t>
+      </w:r>
+      <w:r>
+        <w:t xml:space="preserve">“</w:t>
+      </w:r>
+      <w:r>
+        <w:t xml:space="preserve">Trusted Multisource Fusion Navigation for UAV Under GNSS Interference and Spoofing Attacks,</w:t>
+      </w:r>
+      <w:r>
+        <w:t xml:space="preserve">”</w:t>
+      </w:r>
+      <w:r>
+        <w:t xml:space="preserve"> </w:t>
+      </w:r>
+      <w:r>
+        <w:t xml:space="preserve">IEEE/ASME Trans. Mechatron., vol. 30, no. 6, pp. 4165–4175, 2025, doi: 10.1109/TMECH.2025.3570315.</w:t>
+      </w:r>
+    </w:p>
+    <w:p>
+      <w:pPr>
+        <w:pStyle w:val="BodyText"/>
+      </w:pPr>
+      <w:r>
+        <w:t xml:space="preserve">[38] Y. Zeng, Z. Lu, X. Zhao, Z. Xiao, S. Ni, Z. Han, et al.,</w:t>
+      </w:r>
+      <w:r>
+        <w:t xml:space="preserve"> </w:t>
+      </w:r>
+      <w:r>
+        <w:t xml:space="preserve">“</w:t>
+      </w:r>
+      <w:r>
+        <w:t xml:space="preserve">GNSS Jamming and Spoofing Threats in UAV Navigation: Countermeasure Status and Challenges,</w:t>
+      </w:r>
+      <w:r>
+        <w:t xml:space="preserve">”</w:t>
+      </w:r>
+      <w:r>
+        <w:t xml:space="preserve"> </w:t>
+      </w:r>
+      <w:r>
+        <w:t xml:space="preserve">IEEE Commun. Surv. Tutor., vol. 28, pp. 5909–5948, 2025, doi: 10.1109/COMST.2026.3680438.</w:t>
+      </w:r>
+    </w:p>
+    <w:p>
+      <w:pPr>
+        <w:pStyle w:val="BodyText"/>
+      </w:pPr>
+      <w:r>
+        <w:t xml:space="preserve">[39] B. Zhao, M. Huo, Z. Li, W. Feng, Z. Yu, N. Qi, and S. Wang,</w:t>
+      </w:r>
+      <w:r>
+        <w:t xml:space="preserve"> </w:t>
+      </w:r>
+      <w:r>
+        <w:t xml:space="preserve">“</w:t>
+      </w:r>
+      <w:r>
+        <w:t xml:space="preserve">Graph-Based Multi-Agent Reinforcement Learning for Collaborative Search and Tracking of Multiple UAVs,</w:t>
+      </w:r>
+      <w:r>
+        <w:t xml:space="preserve">”</w:t>
+      </w:r>
+      <w:r>
+        <w:t xml:space="preserve"> </w:t>
+      </w:r>
+      <w:r>
+        <w:t xml:space="preserve">Chin. J. Aeronaut., vol. 38, no. 3, article 103214, 2025, doi: 10.1016/j.cja.2024.08.045.</w:t>
+      </w:r>
+    </w:p>
+    <w:p>
+      <w:pPr>
+        <w:pStyle w:val="BodyText"/>
+      </w:pPr>
+      <w:r>
+        <w:t xml:space="preserve">[40] Z. Zhang, J. Jiang, H. Xu, and W.-A. Zhang,</w:t>
+      </w:r>
+      <w:r>
+        <w:t xml:space="preserve"> </w:t>
+      </w:r>
+      <w:r>
+        <w:t xml:space="preserve">“</w:t>
+      </w:r>
+      <w:r>
+        <w:t xml:space="preserve">Distributed Dynamic Task Allocation for Unmanned Aerial Vehicle Swarm Systems: A Networked Evolutionary Game-Theoretic Approach,</w:t>
+      </w:r>
+      <w:r>
+        <w:t xml:space="preserve">”</w:t>
+      </w:r>
+      <w:r>
+        <w:t xml:space="preserve"> </w:t>
+      </w:r>
+      <w:r>
+        <w:t xml:space="preserve">Chin. J. Aeronaut., vol. 37, no. 6, pp. 182–204, 2024, doi: 10.1016/j.cja.2023.12.027.</w:t>
+      </w:r>
+    </w:p>
+    <w:p>
+      <w:pPr>
+        <w:pStyle w:val="BodyText"/>
+      </w:pPr>
+      <w:r>
+        <w:t xml:space="preserve">[41] D. Liu, L. Dou, R. Zhang, X. Zhang, and Q. Zong,</w:t>
+      </w:r>
+      <w:r>
+        <w:t xml:space="preserve"> </w:t>
+      </w:r>
+      <w:r>
+        <w:t xml:space="preserve">“</w:t>
+      </w:r>
+      <w:r>
+        <w:t xml:space="preserve">Multi-Agent Reinforcement Learning-Based Coordinated Dynamic Task Allocation for Heterogeneous UAVs,</w:t>
+      </w:r>
+      <w:r>
+        <w:t xml:space="preserve">”</w:t>
+      </w:r>
+      <w:r>
+        <w:t xml:space="preserve"> </w:t>
+      </w:r>
+      <w:r>
+        <w:t xml:space="preserve">IEEE Trans. Veh. Technol., vol. 72, no. 4, pp. 4372–4383, 2023, doi: 10.1109/TVT.2022.3228198.</w:t>
+      </w:r>
+    </w:p>
+    <w:p>
+      <w:pPr>
+        <w:pStyle w:val="BodyText"/>
+      </w:pPr>
+      <w:r>
+        <w:t xml:space="preserve">[42] K. Li, J. Liu, X. Gu, Y. Yang, C. Chang, H. Chen, L. Wan, and Y. Lin,</w:t>
+      </w:r>
+      <w:r>
+        <w:t xml:space="preserve"> </w:t>
+      </w:r>
+      <w:r>
+        <w:t xml:space="preserve">“</w:t>
+      </w:r>
+      <w:r>
+        <w:t xml:space="preserve">Dynamic Decision-Making of UAV Swarm Based on Constrained Multi-Objective Optimization Under Incomplete Interference Information,</w:t>
+      </w:r>
+      <w:r>
+        <w:t xml:space="preserve">”</w:t>
+      </w:r>
+      <w:r>
+        <w:t xml:space="preserve"> </w:t>
+      </w:r>
+      <w:r>
+        <w:t xml:space="preserve">Chin. J. Aeronaut., article 103846, 2025, doi: 10.1016/j.cja.2025.103846.</w:t>
+      </w:r>
+    </w:p>
+    <w:p>
+      <w:pPr>
+        <w:pStyle w:val="BodyText"/>
+      </w:pPr>
+      <w:r>
+        <w:t xml:space="preserve">[43] X. Wang, Z. Zhao, L. Yi, Z. Ning, L. Guo, F. R. Yu, and S. Guo,</w:t>
+      </w:r>
+      <w:r>
+        <w:t xml:space="preserve"> </w:t>
+      </w:r>
+      <w:r>
+        <w:t xml:space="preserve">“</w:t>
+      </w:r>
+      <w:r>
+        <w:t xml:space="preserve">A Survey on Security of UAV Swarm Networks: Attacks and Countermeasures,</w:t>
+      </w:r>
+      <w:r>
+        <w:t xml:space="preserve">”</w:t>
+      </w:r>
+      <w:r>
+        <w:t xml:space="preserve"> </w:t>
+      </w:r>
+      <w:r>
+        <w:t xml:space="preserve">ACM Comput. Surv., vol. 57, no. 3, article 74, pp. 1–37, 2024, doi: 10.1145/3703625.</w:t>
+      </w:r>
+    </w:p>
+    <w:p>
+      <w:pPr>
+        <w:pStyle w:val="BodyText"/>
+      </w:pPr>
+      <w:r>
+        <w:t xml:space="preserve">[44] E. Glaessgen and D. Stargel,</w:t>
+      </w:r>
+      <w:r>
+        <w:t xml:space="preserve"> </w:t>
+      </w:r>
+      <w:r>
+        <w:t xml:space="preserve">“</w:t>
+      </w:r>
+      <w:r>
+        <w:t xml:space="preserve">The Digital Twin Paradigm for Future NASA and U.S. Air Force Vehicles,</w:t>
+      </w:r>
+      <w:r>
+        <w:t xml:space="preserve">”</w:t>
+      </w:r>
+      <w:r>
+        <w:t xml:space="preserve"> </w:t>
+      </w:r>
+      <w:r>
+        <w:t xml:space="preserve">in Proc. 53rd AIAA/ASME/ASCE/AHS/ASC Struct., Struct. Dyn. Mater. Conf., 2012, doi: 10.2514/6.2012-1818.</w:t>
+      </w:r>
+    </w:p>
+    <w:p>
+      <w:pPr>
+        <w:pStyle w:val="BodyText"/>
+      </w:pPr>
+      <w:r>
+        <w:t xml:space="preserve">[45] A. Rasheed, O. San, and T. Kvamsdal,</w:t>
+      </w:r>
+      <w:r>
+        <w:t xml:space="preserve"> </w:t>
+      </w:r>
+      <w:r>
+        <w:t xml:space="preserve">“</w:t>
+      </w:r>
+      <w:r>
+        <w:t xml:space="preserve">Digital Twin: Values, Challenges and Enablers From a Modeling Perspective,</w:t>
+      </w:r>
+      <w:r>
+        <w:t xml:space="preserve">”</w:t>
+      </w:r>
+      <w:r>
+        <w:t xml:space="preserve"> </w:t>
+      </w:r>
+      <w:r>
+        <w:t xml:space="preserve">IEEE Access, vol. 8, pp. 21980–22012, 2020, doi: 10.1109/ACCESS.2020.2970143.</w:t>
+      </w:r>
+    </w:p>
+    <w:p>
+      <w:pPr>
+        <w:pStyle w:val="BodyText"/>
+      </w:pPr>
+      <w:r>
+        <w:t xml:space="preserve">[46] M. Eckhart and A. Ekelhart,</w:t>
+      </w:r>
+      <w:r>
+        <w:t xml:space="preserve"> </w:t>
+      </w:r>
+      <w:r>
+        <w:t xml:space="preserve">“</w:t>
+      </w:r>
+      <w:r>
+        <w:t xml:space="preserve">A Specification-Based State Replication Approach for Digital Twins,</w:t>
+      </w:r>
+      <w:r>
+        <w:t xml:space="preserve">”</w:t>
+      </w:r>
+      <w:r>
+        <w:t xml:space="preserve"> </w:t>
+      </w:r>
+      <w:r>
+        <w:t xml:space="preserve">in Proc. ACM Workshop Cyber-Phys. Syst. Secur. Privacy (CPSS), 2018, pp. 36–47, doi: 10.1145/3264888.3264892.</w:t>
+      </w:r>
+    </w:p>
+    <w:p>
+      <w:pPr>
+        <w:pStyle w:val="BodyText"/>
+      </w:pPr>
+      <w:r>
+        <w:t xml:space="preserve">[47] D. Dolev and A. C. Yao,</w:t>
+      </w:r>
+      <w:r>
+        <w:t xml:space="preserve"> </w:t>
+      </w:r>
+      <w:r>
+        <w:t xml:space="preserve">“</w:t>
+      </w:r>
+      <w:r>
+        <w:t xml:space="preserve">On the Security of Public Key Protocols,</w:t>
+      </w:r>
+      <w:r>
+        <w:t xml:space="preserve">”</w:t>
+      </w:r>
+      <w:r>
+        <w:t xml:space="preserve"> </w:t>
+      </w:r>
+      <w:r>
+        <w:t xml:space="preserve">IEEE Trans. Inf. Theory, vol. 29, no. 2, pp. 198–208, 1983, doi: 10.1109/TIT.1983.1056650.,</w:t>
+      </w:r>
+      <w:r>
+        <w:t xml:space="preserve"> </w:t>
+      </w:r>
+      <w:r>
+        <w:t xml:space="preserve">“</w:t>
+      </w:r>
+      <w:r>
+        <w:t xml:space="preserve">A Specification-Based State Replication Approach for Digital Twins,</w:t>
+      </w:r>
+      <w:r>
+        <w:t xml:space="preserve">”</w:t>
+      </w:r>
+      <w:r>
+        <w:t xml:space="preserve"> </w:t>
+      </w:r>
+      <w:r>
+        <w:t xml:space="preserve">in Proc. ACM Workshop Cyber-Phys. Syst. Secur. Privacy (CPSS), 2018, pp. 36–47, doi: 10.1145/3264888.3264892.</w:t>
+      </w:r>
+    </w:p>
+    <w:bookmarkEnd w:id="183"/>
     <w:bookmarkEnd w:id="184"/>
-    <w:bookmarkEnd w:id="185"/>
-    <w:bookmarkStart w:id="186" w:name="author-contributions"/>
-    <w:p>
-      <w:pPr>
-        <w:pStyle w:val="Heading1"/>
-      </w:pPr>
-      <w:r>
-        <w:t xml:space="preserve">Author Contributions</w:t>
-      </w:r>
-    </w:p>
-    <w:p>
-      <w:pPr>
-        <w:pStyle w:val="FirstParagraph"/>
-      </w:pPr>
-      <w:r>
-        <w:rPr>
-          <w:bCs/>
-          <w:b/>
-        </w:rPr>
-        <w:t xml:space="preserve">Dr. Sai Krishna Thota:</w:t>
-      </w:r>
-      <w:r>
-        <w:t xml:space="preserve"> </w:t>
-      </w:r>
-      <w:r>
-        <w:t xml:space="preserve">Conceptualization, Methodology, Software, Validation, Formal analysis, Investigation, Data curation, Writing — original draft, Writing — review and editing, Visualization.</w:t>
-      </w:r>
-    </w:p>
-    <w:bookmarkEnd w:id="186"/>
-    <w:bookmarkStart w:id="187" w:name="declaration-of-competing-interests"/>
-    <w:p>
-      <w:pPr>
-        <w:pStyle w:val="Heading1"/>
-      </w:pPr>
-      <w:r>
-        <w:t xml:space="preserve">Declaration of Competing Interests</w:t>
-      </w:r>
-    </w:p>
-    <w:p>
-      <w:pPr>
-        <w:pStyle w:val="FirstParagraph"/>
-      </w:pPr>
-      <w:r>
-        <w:t xml:space="preserve">The author declares that there are no known competing financial interests or personal relationships that could have appeared to influence the work reported in this paper.</w:t>
-      </w:r>
-    </w:p>
-    <w:bookmarkEnd w:id="187"/>
-    <w:bookmarkStart w:id="188" w:name="funding"/>
-    <w:p>
-      <w:pPr>
-        <w:pStyle w:val="Heading1"/>
-      </w:pPr>
-      <w:r>
-        <w:t xml:space="preserve">Funding</w:t>
-      </w:r>
-    </w:p>
-    <w:p>
-      <w:pPr>
-        <w:pStyle w:val="FirstParagraph"/>
-      </w:pPr>
-      <w:r>
-        <w:t xml:space="preserve">This research did not receive any specific grant from funding agencies in the public, commercial, or not-for-profit sectors.</w:t>
-      </w:r>
-    </w:p>
-    <w:bookmarkEnd w:id="188"/>
-    <w:bookmarkStart w:id="190" w:name="X071796dd6bc546c91e96cca1cf5ff96599de61f"/>
-    <w:p>
-      <w:pPr>
-        <w:pStyle w:val="Heading1"/>
-      </w:pPr>
-      <w:r>
-        <w:t xml:space="preserve">Declaration of Generative AI and AI-Assisted Technologies in the Writing Process</w:t>
-      </w:r>
-    </w:p>
-    <w:p>
-      <w:pPr>
-        <w:pStyle w:val="FirstParagraph"/>
-      </w:pPr>
-      <w:r>
-        <w:t xml:space="preserve">During the preparation of this work the author used AI-assisted writing tools in order to improve language clarity and readability. After using these tools, the author reviewed and edited all content as needed and takes full responsibility for the content of the published article.</w:t>
-      </w:r>
-    </w:p>
-    <w:bookmarkStart w:id="189" w:name="references"/>
-    <w:p>
-      <w:pPr>
-        <w:pStyle w:val="Heading2"/>
-      </w:pPr>
-      <w:r>
-        <w:t xml:space="preserve">References</w:t>
-      </w:r>
-    </w:p>
-    <w:p>
-      <w:pPr>
-        <w:pStyle w:val="FirstParagraph"/>
-      </w:pPr>
-      <w:r>
-        <w:t xml:space="preserve">[1] P. Stodola, J. Nohel, and L. Horák,</w:t>
-      </w:r>
-      <w:r>
-        <w:t xml:space="preserve"> </w:t>
-      </w:r>
-      <w:r>
-        <w:t xml:space="preserve">“</w:t>
-      </w:r>
-      <w:r>
-        <w:t xml:space="preserve">Dynamic reconnaissance operations with UAV swarms: adapting to environmental changes,</w:t>
-      </w:r>
-      <w:r>
-        <w:t xml:space="preserve">”</w:t>
-      </w:r>
-      <w:r>
-        <w:t xml:space="preserve"> </w:t>
-      </w:r>
-      <w:r>
-        <w:t xml:space="preserve">Sci. Rep., vol. 15, article 15092, 2025, doi: 10.1038/s41598-025-00201-4.</w:t>
-      </w:r>
-    </w:p>
-    <w:p>
-      <w:pPr>
-        <w:pStyle w:val="BodyText"/>
-      </w:pPr>
-      <w:r>
-        <w:t xml:space="preserve">[2] S. Bi, K. Li, S. Hu, W. Ni, C. Wang, and X. Wang,</w:t>
-      </w:r>
-      <w:r>
-        <w:t xml:space="preserve"> </w:t>
-      </w:r>
-      <w:r>
-        <w:t xml:space="preserve">“</w:t>
-      </w:r>
-      <w:r>
-        <w:t xml:space="preserve">Detection and Mitigation of Position Spoofing Attacks on Cooperative UAV Swarm Formations,</w:t>
-      </w:r>
-      <w:r>
-        <w:t xml:space="preserve">”</w:t>
-      </w:r>
-      <w:r>
-        <w:t xml:space="preserve"> </w:t>
-      </w:r>
-      <w:r>
-        <w:t xml:space="preserve">IEEE Trans. Inf. Forensics Secur., vol. 19, pp. 1883–1895, 2024, doi: 10.1109/TIFS.2023.3341398.</w:t>
-      </w:r>
-    </w:p>
-    <w:p>
-      <w:pPr>
-        <w:pStyle w:val="BodyText"/>
-      </w:pPr>
-      <w:r>
-        <w:t xml:space="preserve">[3] P. Mykytyn, M. Brzozowski, Z. Dyka, and P. Langendoerfer,</w:t>
-      </w:r>
-      <w:r>
-        <w:t xml:space="preserve"> </w:t>
-      </w:r>
-      <w:r>
-        <w:t xml:space="preserve">“</w:t>
-      </w:r>
-      <w:r>
-        <w:t xml:space="preserve">GPS-Spoofing Attack Detection Mechanism for UAV Swarms,</w:t>
-      </w:r>
-      <w:r>
-        <w:t xml:space="preserve">”</w:t>
-      </w:r>
-      <w:r>
-        <w:t xml:space="preserve"> </w:t>
-      </w:r>
-      <w:r>
-        <w:t xml:space="preserve">in 2023 12th Mediterranean Conference on Embedded Computing (MECO), 2023, doi: 10.1109/MECO58584.2023.10154998.</w:t>
-      </w:r>
-    </w:p>
-    <w:p>
-      <w:pPr>
-        <w:pStyle w:val="BodyText"/>
-      </w:pPr>
-      <w:r>
-        <w:t xml:space="preserve">[4] L. Alhoraibi, D. Alghazzawi, and R. Alhebshi,</w:t>
-      </w:r>
-      <w:r>
-        <w:t xml:space="preserve"> </w:t>
-      </w:r>
-      <w:r>
-        <w:t xml:space="preserve">“</w:t>
-      </w:r>
-      <w:r>
-        <w:t xml:space="preserve">Detection of GPS Spoofing Attacks in UAVs Based on Adversarial Machine Learning Model,</w:t>
-      </w:r>
-      <w:r>
-        <w:t xml:space="preserve">”</w:t>
-      </w:r>
-      <w:r>
-        <w:t xml:space="preserve"> </w:t>
-      </w:r>
-      <w:r>
-        <w:t xml:space="preserve">Sensors, vol. 24, no. 18, article 6156, 2024, doi: 10.3390/s24186156.</w:t>
-      </w:r>
-    </w:p>
-    <w:p>
-      <w:pPr>
-        <w:pStyle w:val="BodyText"/>
-      </w:pPr>
-      <w:r>
-        <w:t xml:space="preserve">[5] G. Wang, X. Lv, and X. Yan,</w:t>
-      </w:r>
-      <w:r>
-        <w:t xml:space="preserve"> </w:t>
-      </w:r>
-      <w:r>
-        <w:t xml:space="preserve">“</w:t>
-      </w:r>
-      <w:r>
-        <w:t xml:space="preserve">A Two-Stage Distributed Task Assignment Algorithm Based on Contract Net Protocol for Multi-UAV Cooperative Reconnaissance Task Reassignment in Dynamic Environments,</w:t>
-      </w:r>
-      <w:r>
-        <w:t xml:space="preserve">”</w:t>
-      </w:r>
-      <w:r>
-        <w:t xml:space="preserve"> </w:t>
-      </w:r>
-      <w:r>
-        <w:t xml:space="preserve">Sensors, vol. 23, no. 18, article 7980, 2023, doi: 10.3390/s23187980.</w:t>
-      </w:r>
-    </w:p>
-    <w:p>
-      <w:pPr>
-        <w:pStyle w:val="BodyText"/>
-      </w:pPr>
-      <w:r>
-        <w:t xml:space="preserve">[6] Z. Lv, L. Xiao, Y. Du, G. Niu, C. Xing, and W. Xu,</w:t>
-      </w:r>
-      <w:r>
-        <w:t xml:space="preserve"> </w:t>
-      </w:r>
-      <w:r>
-        <w:t xml:space="preserve">“</w:t>
-      </w:r>
-      <w:r>
-        <w:t xml:space="preserve">Multi-Agent Reinforcement Learning Based UAV Swarm Communications Against Jamming,</w:t>
-      </w:r>
-      <w:r>
-        <w:t xml:space="preserve">”</w:t>
-      </w:r>
-      <w:r>
-        <w:t xml:space="preserve"> </w:t>
-      </w:r>
-      <w:r>
-        <w:t xml:space="preserve">IEEE Trans. Wirel. Commun., vol. 22, no. 12, pp. 9063–9075, 2023, doi: 10.1109/TWC.2023.3268082.</w:t>
-      </w:r>
-    </w:p>
-    <w:p>
-      <w:pPr>
-        <w:pStyle w:val="BodyText"/>
-      </w:pPr>
-      <w:r>
-        <w:t xml:space="preserve">[7] J. Ghelani, P. Gharia, and H. El-Ocla,</w:t>
-      </w:r>
-      <w:r>
-        <w:t xml:space="preserve"> </w:t>
-      </w:r>
-      <w:r>
-        <w:t xml:space="preserve">“</w:t>
-      </w:r>
-      <w:r>
-        <w:t xml:space="preserve">Gradient Monitored Reinforcement Learning for Jamming Attack Detection in FANETs,</w:t>
-      </w:r>
-      <w:r>
-        <w:t xml:space="preserve">”</w:t>
-      </w:r>
-      <w:r>
-        <w:t xml:space="preserve"> </w:t>
-      </w:r>
-      <w:r>
-        <w:t xml:space="preserve">IEEE Access, vol. 12, pp. 23081–23095, 2024, doi: 10.1109/ACCESS.2024.3361945.</w:t>
-      </w:r>
-    </w:p>
-    <w:p>
-      <w:pPr>
-        <w:pStyle w:val="BodyText"/>
-      </w:pPr>
-      <w:r>
-        <w:t xml:space="preserve">[8] Z. Lv, L. Xiao, Y. Chen, H. Chen, and X. Ji,</w:t>
-      </w:r>
-      <w:r>
-        <w:t xml:space="preserve"> </w:t>
-      </w:r>
-      <w:r>
-        <w:t xml:space="preserve">“</w:t>
-      </w:r>
-      <w:r>
-        <w:t xml:space="preserve">Safe Multi-Agent Reinforcement Learning for Wireless Applications Against Adversarial Communications,</w:t>
-      </w:r>
-      <w:r>
-        <w:t xml:space="preserve">”</w:t>
-      </w:r>
-      <w:r>
-        <w:t xml:space="preserve"> </w:t>
-      </w:r>
-      <w:r>
-        <w:t xml:space="preserve">IEEE Trans. Inf. Forensics Secur., vol. 19, pp. 6824–6839, 2024, doi: 10.1109/TIFS.2024.3423428.</w:t>
-      </w:r>
-    </w:p>
-    <w:p>
-      <w:pPr>
-        <w:pStyle w:val="BodyText"/>
-      </w:pPr>
-      <w:r>
-        <w:t xml:space="preserve">[9] C. Greco, P. Pace, S. Basagni, and G. Fortino,</w:t>
-      </w:r>
-      <w:r>
-        <w:t xml:space="preserve"> </w:t>
-      </w:r>
-      <w:r>
-        <w:t xml:space="preserve">“</w:t>
-      </w:r>
-      <w:r>
-        <w:t xml:space="preserve">Jamming Detection at the Edge of Drone Networks Using Multi-layer Perceptrons and Decision Trees,</w:t>
-      </w:r>
-      <w:r>
-        <w:t xml:space="preserve">”</w:t>
-      </w:r>
-      <w:r>
-        <w:t xml:space="preserve"> </w:t>
-      </w:r>
-      <w:r>
-        <w:t xml:space="preserve">Appl. Soft Comput., vol. 111, article 107806, 2021, doi: 10.1016/j.asoc.2021.107806.</w:t>
-      </w:r>
-    </w:p>
-    <w:p>
-      <w:pPr>
-        <w:pStyle w:val="BodyText"/>
-      </w:pPr>
-      <w:r>
-        <w:t xml:space="preserve">[10] Z. Shao, H. Yang, L. Xiao, W. Su, Y. Chen, and Z. Xiong,</w:t>
-      </w:r>
-      <w:r>
-        <w:t xml:space="preserve"> </w:t>
-      </w:r>
-      <w:r>
-        <w:t xml:space="preserve">“</w:t>
-      </w:r>
-      <w:r>
-        <w:t xml:space="preserve">Deep Reinforcement Learning-Based Resource Management for UAV-Assisted Mobile Edge Computing Against Jamming,</w:t>
-      </w:r>
-      <w:r>
-        <w:t xml:space="preserve">”</w:t>
-      </w:r>
-      <w:r>
-        <w:t xml:space="preserve"> </w:t>
-      </w:r>
-      <w:r>
-        <w:t xml:space="preserve">IEEE Trans. Mob. Comput., vol. 23, no. 12, pp. 13358–13374, 2024, doi: 10.1109/TMC.2024.3432491.</w:t>
-      </w:r>
-    </w:p>
-    <w:p>
-      <w:pPr>
-        <w:pStyle w:val="BodyText"/>
-      </w:pPr>
-      <w:r>
-        <w:t xml:space="preserve">[11] Z. Yu, Z. Wang, J. Yu, D. Liu, H. H. Song, and Z. Li,</w:t>
-      </w:r>
-      <w:r>
-        <w:t xml:space="preserve"> </w:t>
-      </w:r>
-      <w:r>
-        <w:t xml:space="preserve">“</w:t>
-      </w:r>
-      <w:r>
-        <w:t xml:space="preserve">Cybersecurity of Unmanned Aerial Vehicles: A Survey,</w:t>
-      </w:r>
-      <w:r>
-        <w:t xml:space="preserve">”</w:t>
-      </w:r>
-      <w:r>
-        <w:t xml:space="preserve"> </w:t>
-      </w:r>
-      <w:r>
-        <w:t xml:space="preserve">IEEE Aerosp. Electron. Syst. Mag., vol. 39, no. 9, pp. 182–215, 2024, doi: 10.1109/MAES.2023.3318226.</w:t>
-      </w:r>
-    </w:p>
-    <w:p>
-      <w:pPr>
-        <w:pStyle w:val="BodyText"/>
-      </w:pPr>
-      <w:r>
-        <w:t xml:space="preserve">[12] Y. Mekdad, A. Aris, L. Babun, A. El Fergougui, M. Conti, R. Lazzeretti, et al.,</w:t>
-      </w:r>
-      <w:r>
-        <w:t xml:space="preserve"> </w:t>
-      </w:r>
-      <w:r>
-        <w:t xml:space="preserve">“</w:t>
-      </w:r>
-      <w:r>
-        <w:t xml:space="preserve">A Survey on Security and Privacy Issues of UAVs,</w:t>
-      </w:r>
-      <w:r>
-        <w:t xml:space="preserve">”</w:t>
-      </w:r>
-      <w:r>
-        <w:t xml:space="preserve"> </w:t>
-      </w:r>
-      <w:r>
-        <w:t xml:space="preserve">Comput. Netw., vol. 224, article 109626, 2023, doi: 10.1016/j.comnet.2023.109626.</w:t>
-      </w:r>
-    </w:p>
-    <w:p>
-      <w:pPr>
-        <w:pStyle w:val="BodyText"/>
-      </w:pPr>
-      <w:r>
-        <w:t xml:space="preserve">[13] Z. Wang, K. Han, Y. Yang, and W. Tian,</w:t>
-      </w:r>
-      <w:r>
-        <w:t xml:space="preserve"> </w:t>
-      </w:r>
-      <w:r>
-        <w:t xml:space="preserve">“</w:t>
-      </w:r>
-      <w:r>
-        <w:t xml:space="preserve">A Survey on Cybersecurity Attacks and Defenses for Unmanned Aerial Systems,</w:t>
-      </w:r>
-      <w:r>
-        <w:t xml:space="preserve">”</w:t>
-      </w:r>
-      <w:r>
-        <w:t xml:space="preserve"> </w:t>
-      </w:r>
-      <w:r>
-        <w:t xml:space="preserve">J. Syst. Archit., vol. 138, article 102870, 2023, doi: 10.1016/j.sysarc.2023.102870.</w:t>
-      </w:r>
-    </w:p>
-    <w:p>
-      <w:pPr>
-        <w:pStyle w:val="BodyText"/>
-      </w:pPr>
-      <w:r>
-        <w:t xml:space="preserve">[14] N. Bai, S. Wang, T. Zhang, N. N. Xiong, and S. Li,</w:t>
-      </w:r>
-      <w:r>
-        <w:t xml:space="preserve"> </w:t>
-      </w:r>
-      <w:r>
-        <w:t xml:space="preserve">“</w:t>
-      </w:r>
-      <w:r>
-        <w:t xml:space="preserve">A Survey on Unmanned Aerial Systems Cybersecurity,</w:t>
-      </w:r>
-      <w:r>
-        <w:t xml:space="preserve">”</w:t>
-      </w:r>
-      <w:r>
-        <w:t xml:space="preserve"> </w:t>
-      </w:r>
-      <w:r>
-        <w:t xml:space="preserve">J. Syst. Archit., vol. 156, article 103282, 2024, doi: 10.1016/j.sysarc.2024.103282.</w:t>
-      </w:r>
-    </w:p>
-    <w:p>
-      <w:pPr>
-        <w:pStyle w:val="BodyText"/>
-      </w:pPr>
-      <w:r>
-        <w:t xml:space="preserve">[15] R. Sarenche, F. Aghili, T. Yoshizawa, and D. Singelée,</w:t>
-      </w:r>
-      <w:r>
-        <w:t xml:space="preserve"> </w:t>
-      </w:r>
-      <w:r>
-        <w:t xml:space="preserve">“</w:t>
-      </w:r>
-      <w:r>
-        <w:t xml:space="preserve">DASLog: Decentralized Auditable Secure Logging for UAV Ecosystems,</w:t>
-      </w:r>
-      <w:r>
-        <w:t xml:space="preserve">”</w:t>
-      </w:r>
-      <w:r>
-        <w:t xml:space="preserve"> </w:t>
-      </w:r>
-      <w:r>
-        <w:t xml:space="preserve">IEEE Internet Things J., vol. 10, no. 23, pp. 20264–20284, 2023, doi: 10.1109/JIOT.2023.3281263.</w:t>
-      </w:r>
-    </w:p>
-    <w:p>
-      <w:pPr>
-        <w:pStyle w:val="BodyText"/>
-      </w:pPr>
-      <w:r>
-        <w:t xml:space="preserve">[16] R. Karmakar, G. Kaddoum, and O. Akhrif,</w:t>
-      </w:r>
-      <w:r>
-        <w:t xml:space="preserve"> </w:t>
-      </w:r>
-      <w:r>
-        <w:t xml:space="preserve">“</w:t>
-      </w:r>
-      <w:r>
-        <w:t xml:space="preserve">A Blockchain-Based Distributed and Intelligent Clustering-Enabled Authentication Protocol for UAV Swarms,</w:t>
-      </w:r>
-      <w:r>
-        <w:t xml:space="preserve">”</w:t>
-      </w:r>
-      <w:r>
-        <w:t xml:space="preserve"> </w:t>
-      </w:r>
-      <w:r>
-        <w:t xml:space="preserve">IEEE Trans. Mob. Comput., vol. 23, no. 5, pp. 6178–6195, 2024, doi: 10.1109/TMC.2023.3319544.</w:t>
-      </w:r>
-    </w:p>
-    <w:p>
-      <w:pPr>
-        <w:pStyle w:val="BodyText"/>
-      </w:pPr>
-      <w:r>
-        <w:t xml:space="preserve">[17] R. Xiong, Q. Xiao, Z. Wang, Z. Xu, and F. Shan,</w:t>
-      </w:r>
-      <w:r>
-        <w:t xml:space="preserve"> </w:t>
-      </w:r>
-      <w:r>
-        <w:t xml:space="preserve">“</w:t>
-      </w:r>
-      <w:r>
-        <w:t xml:space="preserve">Leveraging Lightweight Blockchain for Secure Collaborative Computing in UAV Ad-Hoc Networks,</w:t>
-      </w:r>
-      <w:r>
-        <w:t xml:space="preserve">”</w:t>
-      </w:r>
-      <w:r>
-        <w:t xml:space="preserve"> </w:t>
-      </w:r>
-      <w:r>
-        <w:t xml:space="preserve">Comput. Netw., vol. 251, article 110612, 2024, doi: 10.1016/j.comnet.2024.110612.</w:t>
-      </w:r>
-    </w:p>
-    <w:p>
-      <w:pPr>
-        <w:pStyle w:val="BodyText"/>
-      </w:pPr>
-      <w:r>
-        <w:t xml:space="preserve">[18] X. Tang, X. Lan, L. Li, Y. Zhang, and Z. Han,</w:t>
-      </w:r>
-      <w:r>
-        <w:t xml:space="preserve"> </w:t>
-      </w:r>
-      <w:r>
-        <w:t xml:space="preserve">“</w:t>
-      </w:r>
-      <w:r>
-        <w:t xml:space="preserve">Incentivizing Proof-of-Stake Blockchain for Secured Data Collection in UAV-Assisted IoT: A Multi-Agent Reinforcement Learning Approach,</w:t>
-      </w:r>
-      <w:r>
-        <w:t xml:space="preserve">”</w:t>
-      </w:r>
-      <w:r>
-        <w:t xml:space="preserve"> </w:t>
-      </w:r>
-      <w:r>
-        <w:t xml:space="preserve">IEEE J. Sel. Areas Commun., vol. 40, no. 12, pp. 3470–3484, 2022, doi: 10.1109/JSAC.2022.3213360.</w:t>
-      </w:r>
-    </w:p>
-    <w:p>
-      <w:pPr>
-        <w:pStyle w:val="BodyText"/>
-      </w:pPr>
-      <w:r>
-        <w:t xml:space="preserve">[19] S. Hafeez, A. R. Khan, M. Al-Quraan, L. Mohjazi, A. Zoha, M. A. Imran, et al.,</w:t>
-      </w:r>
-      <w:r>
-        <w:t xml:space="preserve"> </w:t>
-      </w:r>
-      <w:r>
-        <w:t xml:space="preserve">“</w:t>
-      </w:r>
-      <w:r>
-        <w:t xml:space="preserve">Blockchain-Assisted UAV Communication Systems: A Comprehensive Survey,</w:t>
-      </w:r>
-      <w:r>
-        <w:t xml:space="preserve">”</w:t>
-      </w:r>
-      <w:r>
-        <w:t xml:space="preserve"> </w:t>
-      </w:r>
-      <w:r>
-        <w:t xml:space="preserve">IEEE Open J. Veh. Technol., vol. 4, pp. 558–580, 2023, doi: 10.1109/OJVT.2023.3295208.</w:t>
-      </w:r>
-    </w:p>
-    <w:p>
-      <w:pPr>
-        <w:pStyle w:val="BodyText"/>
-      </w:pPr>
-      <w:r>
-        <w:t xml:space="preserve">[20] L. Liu and J. Yang,</w:t>
-      </w:r>
-      <w:r>
-        <w:t xml:space="preserve"> </w:t>
-      </w:r>
-      <w:r>
-        <w:t xml:space="preserve">“</w:t>
-      </w:r>
-      <w:r>
-        <w:t xml:space="preserve">A Dynamic Mission Abort Policy for the Swarm Executing Missions and Its Solution Method by Tailored Deep Reinforcement Learning,</w:t>
-      </w:r>
-      <w:r>
-        <w:t xml:space="preserve">”</w:t>
-      </w:r>
-      <w:r>
-        <w:t xml:space="preserve"> </w:t>
-      </w:r>
-      <w:r>
-        <w:t xml:space="preserve">Reliab. Eng. Syst. Saf., vol. 234, article 109149, 2023, doi: 10.1016/j.ress.2023.109149.</w:t>
-      </w:r>
-    </w:p>
-    <w:p>
-      <w:pPr>
-        <w:pStyle w:val="BodyText"/>
-      </w:pPr>
-      <w:r>
-        <w:t xml:space="preserve">[21] X. Zhou, Y. Huang, G. Bai, B. Xu, and J. Tao,</w:t>
-      </w:r>
-      <w:r>
-        <w:t xml:space="preserve"> </w:t>
-      </w:r>
-      <w:r>
-        <w:t xml:space="preserve">“</w:t>
-      </w:r>
-      <w:r>
-        <w:t xml:space="preserve">The Resilience Evaluation of Unmanned Autonomous Swarm with Informed Agents under Partial Failure,</w:t>
-      </w:r>
-      <w:r>
-        <w:t xml:space="preserve">”</w:t>
-      </w:r>
-      <w:r>
-        <w:t xml:space="preserve"> </w:t>
-      </w:r>
-      <w:r>
-        <w:t xml:space="preserve">Reliab. Eng. Syst. Saf., vol. 244, article 109920, 2024, doi: 10.1016/j.ress.2023.109920.</w:t>
-      </w:r>
-    </w:p>
-    <w:p>
-      <w:pPr>
-        <w:pStyle w:val="BodyText"/>
-      </w:pPr>
-      <w:r>
-        <w:t xml:space="preserve">[22] T. Liu, G. Bai, J. Tao, Y.-A. Zhang, and Y. Fang,</w:t>
-      </w:r>
-      <w:r>
-        <w:t xml:space="preserve"> </w:t>
-      </w:r>
-      <w:r>
-        <w:t xml:space="preserve">“</w:t>
-      </w:r>
-      <w:r>
-        <w:t xml:space="preserve">A Multistate Network Approach for Resilience Analysis of UAV Swarm Considering Information Exchange Capacity,</w:t>
-      </w:r>
-      <w:r>
-        <w:t xml:space="preserve">”</w:t>
-      </w:r>
-      <w:r>
-        <w:t xml:space="preserve"> </w:t>
-      </w:r>
-      <w:r>
-        <w:t xml:space="preserve">Reliab. Eng. Syst. Saf., vol. 241, article 109606, 2024, doi: 10.1016/j.ress.2023.109606.</w:t>
-      </w:r>
-    </w:p>
-    <w:p>
-      <w:pPr>
-        <w:pStyle w:val="BodyText"/>
-      </w:pPr>
-      <w:r>
-        <w:t xml:space="preserve">[23] Q. Sun, H. Li, Y. Zhong, K. Ren, and Y. Zhang,</w:t>
-      </w:r>
-      <w:r>
-        <w:t xml:space="preserve"> </w:t>
-      </w:r>
-      <w:r>
-        <w:t xml:space="preserve">“</w:t>
-      </w:r>
-      <w:r>
-        <w:t xml:space="preserve">Deep Reinforcement Learning-Based Resilience Enhancement Strategy of Unmanned Weapon System-of-Systems under Inevitable Interferences,</w:t>
-      </w:r>
-      <w:r>
-        <w:t xml:space="preserve">”</w:t>
-      </w:r>
-      <w:r>
-        <w:t xml:space="preserve"> </w:t>
-      </w:r>
-      <w:r>
-        <w:t xml:space="preserve">Reliab. Eng. Syst. Saf., vol. 242, article 109749, 2024, doi: 10.1016/j.ress.2023.109749.</w:t>
-      </w:r>
-    </w:p>
-    <w:p>
-      <w:pPr>
-        <w:pStyle w:val="BodyText"/>
-      </w:pPr>
-      <w:r>
-        <w:t xml:space="preserve">[24] C. Zhang, T. Liu, G. Bai, J. Tao, and W. Zhu,</w:t>
-      </w:r>
-      <w:r>
-        <w:t xml:space="preserve"> </w:t>
-      </w:r>
-      <w:r>
-        <w:t xml:space="preserve">“</w:t>
-      </w:r>
-      <w:r>
-        <w:t xml:space="preserve">A Dynamic Resilience Evaluation Method for Cross-Domain Swarms in Confrontation,</w:t>
-      </w:r>
-      <w:r>
-        <w:t xml:space="preserve">”</w:t>
-      </w:r>
-      <w:r>
-        <w:t xml:space="preserve"> </w:t>
-      </w:r>
-      <w:r>
-        <w:t xml:space="preserve">Reliab. Eng. Syst. Saf., vol. 244, article 109904, 2024, doi: 10.1016/j.ress.2023.109904.</w:t>
-      </w:r>
-    </w:p>
-    <w:p>
-      <w:pPr>
-        <w:pStyle w:val="BodyText"/>
-      </w:pPr>
-      <w:r>
-        <w:t xml:space="preserve">[25] S. C. Hassler, U. A. Mughal, and M. Ismail,</w:t>
-      </w:r>
-      <w:r>
-        <w:t xml:space="preserve"> </w:t>
-      </w:r>
-      <w:r>
-        <w:t xml:space="preserve">“</w:t>
-      </w:r>
-      <w:r>
-        <w:t xml:space="preserve">Cyber-Physical Intrusion Detection System for Unmanned Aerial Vehicles,</w:t>
-      </w:r>
-      <w:r>
-        <w:t xml:space="preserve">”</w:t>
-      </w:r>
-      <w:r>
-        <w:t xml:space="preserve"> </w:t>
-      </w:r>
-      <w:r>
-        <w:t xml:space="preserve">IEEE Trans. Intell. Transp. Syst., vol. 25, no. 6, pp. 6106–6117, 2024, doi: 10.1109/TITS.2023.3339728.</w:t>
-      </w:r>
-    </w:p>
-    <w:p>
-      <w:pPr>
-        <w:pStyle w:val="BodyText"/>
-      </w:pPr>
-      <w:r>
-        <w:t xml:space="preserve">[26] H. J. Hadi, Y. Cao, S. Li, Y. Hu, J. Wang, and S. Wang,</w:t>
-      </w:r>
-      <w:r>
-        <w:t xml:space="preserve"> </w:t>
-      </w:r>
-      <w:r>
-        <w:t xml:space="preserve">“</w:t>
-      </w:r>
-      <w:r>
-        <w:t xml:space="preserve">Real-Time Collaborative Intrusion Detection System in UAV Networks Using Deep Learning,</w:t>
-      </w:r>
-      <w:r>
-        <w:t xml:space="preserve">”</w:t>
-      </w:r>
-      <w:r>
-        <w:t xml:space="preserve"> </w:t>
-      </w:r>
-      <w:r>
-        <w:t xml:space="preserve">IEEE Internet Things J., vol. 11, no. 20, pp. 33371–33391, 2024, doi: 10.1109/JIOT.2024.3426511.</w:t>
-      </w:r>
-    </w:p>
-    <w:p>
-      <w:pPr>
-        <w:pStyle w:val="BodyText"/>
-      </w:pPr>
-      <w:r>
-        <w:t xml:space="preserve">[27] R. A. AL-Syouf, R. M. Bani-Hani, and O. Y. AL-Jarrah,</w:t>
-      </w:r>
-      <w:r>
-        <w:t xml:space="preserve"> </w:t>
-      </w:r>
-      <w:r>
-        <w:t xml:space="preserve">“</w:t>
-      </w:r>
-      <w:r>
-        <w:t xml:space="preserve">Machine Learning Approaches to Intrusion Detection in Unmanned Aerial Vehicles (UAVs),</w:t>
-      </w:r>
-      <w:r>
-        <w:t xml:space="preserve">”</w:t>
-      </w:r>
-      <w:r>
-        <w:t xml:space="preserve"> </w:t>
-      </w:r>
-      <w:r>
-        <w:t xml:space="preserve">Neural Comput. Appl., vol. 36, no. 29, pp. 18009–18041, 2024, doi: 10.1007/s00521-024-10306-y.</w:t>
-      </w:r>
-    </w:p>
-    <w:p>
-      <w:pPr>
-        <w:pStyle w:val="BodyText"/>
-      </w:pPr>
-      <w:r>
-        <w:t xml:space="preserve">[28] J. Medhi, R. Liu, Q. Wang, and X. Chen,</w:t>
-      </w:r>
-      <w:r>
-        <w:t xml:space="preserve"> </w:t>
-      </w:r>
-      <w:r>
-        <w:t xml:space="preserve">“</w:t>
-      </w:r>
-      <w:r>
-        <w:t xml:space="preserve">A Lightweight and Efficient Intrusion Detection System (IDS) for Unmanned Aerial Vehicles,</w:t>
-      </w:r>
-      <w:r>
-        <w:t xml:space="preserve">”</w:t>
-      </w:r>
-      <w:r>
-        <w:t xml:space="preserve"> </w:t>
-      </w:r>
-      <w:r>
-        <w:t xml:space="preserve">Neural Comput. Appl., vol. 37, no. 20, pp. 15819–15836, 2025, doi: 10.1007/s00521-025-11276-5.</w:t>
-      </w:r>
-    </w:p>
-    <w:p>
-      <w:pPr>
-        <w:pStyle w:val="BodyText"/>
-      </w:pPr>
-      <w:r>
-        <w:t xml:space="preserve">[29] Y. Luo, Y. Xiao, L. Cheng, G. Peng, and D. Yao,</w:t>
-      </w:r>
-      <w:r>
-        <w:t xml:space="preserve"> </w:t>
-      </w:r>
-      <w:r>
-        <w:t xml:space="preserve">“</w:t>
-      </w:r>
-      <w:r>
-        <w:t xml:space="preserve">Deep Learning-Based Anomaly Detection in Cyber-Physical Systems: Progress and Opportunities,</w:t>
-      </w:r>
-      <w:r>
-        <w:t xml:space="preserve">”</w:t>
-      </w:r>
-      <w:r>
-        <w:t xml:space="preserve"> </w:t>
-      </w:r>
-      <w:r>
-        <w:t xml:space="preserve">ACM Comput. Surv., vol. 54, no. 5, article 106, 2021, doi: 10.1145/3453155.</w:t>
-      </w:r>
-    </w:p>
-    <w:p>
-      <w:pPr>
-        <w:pStyle w:val="BodyText"/>
-      </w:pPr>
-      <w:r>
-        <w:t xml:space="preserve">[30] L. Xiang, F. Wang, W. Xu, T. Zhang, M. Pan, and Z. Han,</w:t>
-      </w:r>
-      <w:r>
-        <w:t xml:space="preserve"> </w:t>
-      </w:r>
-      <w:r>
-        <w:t xml:space="preserve">“</w:t>
-      </w:r>
-      <w:r>
-        <w:t xml:space="preserve">Dynamic UAV Swarm Collaboration for Multi-Targets Tracking Under Malicious Jamming: Joint Power, Path and Target Association Optimization,</w:t>
-      </w:r>
-      <w:r>
-        <w:t xml:space="preserve">”</w:t>
-      </w:r>
-      <w:r>
-        <w:t xml:space="preserve"> </w:t>
-      </w:r>
-      <w:r>
-        <w:t xml:space="preserve">IEEE Trans. Veh. Technol., vol. 73, no. 4, pp. 5410–5425, 2024, doi: 10.1109/TVT.2023.3333054.</w:t>
-      </w:r>
-    </w:p>
-    <w:p>
-      <w:pPr>
-        <w:pStyle w:val="BodyText"/>
-      </w:pPr>
-      <w:r>
-        <w:t xml:space="preserve">[31] Z. Yin, J. Li, Z. Wang, Y. Qian, Y. Lin, F. Shu, and W. Chen,</w:t>
-      </w:r>
-      <w:r>
-        <w:t xml:space="preserve"> </w:t>
-      </w:r>
-      <w:r>
-        <w:t xml:space="preserve">“</w:t>
-      </w:r>
-      <w:r>
-        <w:t xml:space="preserve">UAV Communication Against Intelligent Jamming: A Stackelberg Game Approach With Federated Reinforcement Learning,</w:t>
-      </w:r>
-      <w:r>
-        <w:t xml:space="preserve">”</w:t>
-      </w:r>
-      <w:r>
-        <w:t xml:space="preserve"> </w:t>
-      </w:r>
-      <w:r>
-        <w:t xml:space="preserve">IEEE Trans. Green Commun. Netw., vol. 8, no. 4, pp. 1796–1808, 2024, doi: 10.1109/TGCN.2024.3373886.</w:t>
-      </w:r>
-    </w:p>
-    <w:p>
-      <w:pPr>
-        <w:pStyle w:val="BodyText"/>
-      </w:pPr>
-      <w:r>
-        <w:t xml:space="preserve">[32] Y. Su, N. Qi, Z. Huang, R. Yao, and L. Jia,</w:t>
-      </w:r>
-      <w:r>
-        <w:t xml:space="preserve"> </w:t>
-      </w:r>
-      <w:r>
-        <w:t xml:space="preserve">“</w:t>
-      </w:r>
-      <w:r>
-        <w:t xml:space="preserve">Cooperative Anti-Jamming and Interference Mitigation for UAV Networks: A Local Altruistic Game Approach,</w:t>
-      </w:r>
-      <w:r>
-        <w:t xml:space="preserve">”</w:t>
-      </w:r>
-      <w:r>
-        <w:t xml:space="preserve"> </w:t>
-      </w:r>
-      <w:r>
-        <w:t xml:space="preserve">China Commun., vol. 21, no. 2, pp. 183–196, 2024, doi: 10.23919/JCC.fa.2021-0759.202402.</w:t>
-      </w:r>
-    </w:p>
-    <w:p>
-      <w:pPr>
-        <w:pStyle w:val="BodyText"/>
-      </w:pPr>
-      <w:r>
-        <w:t xml:space="preserve">[33] C. Fang, Y. Feng, X. Li, and Y. Yang,</w:t>
-      </w:r>
-      <w:r>
-        <w:t xml:space="preserve"> </w:t>
-      </w:r>
-      <w:r>
-        <w:t xml:space="preserve">“</w:t>
-      </w:r>
-      <w:r>
-        <w:t xml:space="preserve">Multi-UAV Energy-Efficient Detection Coverage Under Jamming Environment: A Hierarchical Collaborative Learning Approach,</w:t>
-      </w:r>
-      <w:r>
-        <w:t xml:space="preserve">”</w:t>
-      </w:r>
-      <w:r>
-        <w:t xml:space="preserve"> </w:t>
-      </w:r>
-      <w:r>
-        <w:t xml:space="preserve">IEEE Trans. Veh. Technol., vol. 74, pp. 7351–7363, 2025, doi: 10.1109/TVT.2025.3529036.</w:t>
-      </w:r>
-    </w:p>
-    <w:p>
-      <w:pPr>
-        <w:pStyle w:val="BodyText"/>
-      </w:pPr>
-      <w:r>
-        <w:t xml:space="preserve">[34] X. Ma, M. Gao, Y. Zhao, and M. Yu,</w:t>
-      </w:r>
-      <w:r>
-        <w:t xml:space="preserve"> </w:t>
-      </w:r>
-      <w:r>
-        <w:t xml:space="preserve">“</w:t>
-      </w:r>
-      <w:r>
-        <w:t xml:space="preserve">A Novel Navigation Spoofing Algorithm for UAV Based on GPS/INS-Integrated Navigation,</w:t>
-      </w:r>
-      <w:r>
-        <w:t xml:space="preserve">”</w:t>
-      </w:r>
-      <w:r>
-        <w:t xml:space="preserve"> </w:t>
-      </w:r>
-      <w:r>
-        <w:t xml:space="preserve">IEEE Trans. Veh. Technol., vol. 73, no. 10, pp. 15424–15439, 2024, doi: 10.1109/TVT.2024.3401856.</w:t>
-      </w:r>
-    </w:p>
-    <w:p>
-      <w:pPr>
-        <w:pStyle w:val="BodyText"/>
-      </w:pPr>
-      <w:r>
-        <w:t xml:space="preserve">[35] S. A. Negru, P. Geragersian, I. Petrunin, and W. Guo,</w:t>
-      </w:r>
-      <w:r>
-        <w:t xml:space="preserve"> </w:t>
-      </w:r>
-      <w:r>
-        <w:t xml:space="preserve">“</w:t>
-      </w:r>
-      <w:r>
-        <w:t xml:space="preserve">Resilient Multi-Sensor UAV Navigation with a Hybrid Federated Fusion Architecture,</w:t>
-      </w:r>
-      <w:r>
-        <w:t xml:space="preserve">”</w:t>
-      </w:r>
-      <w:r>
-        <w:t xml:space="preserve"> </w:t>
-      </w:r>
-      <w:r>
-        <w:t xml:space="preserve">Sensors, vol. 24, no. 3, article 981, 2024, doi: 10.3390/s24030981.</w:t>
-      </w:r>
-    </w:p>
-    <w:p>
-      <w:pPr>
-        <w:pStyle w:val="BodyText"/>
-      </w:pPr>
-      <w:r>
-        <w:t xml:space="preserve">[36] I. Jarraya, A. Al-Batati, M. B. Kadri, M. Abdelkader, A. Ammar, W. Boulila, et al.,</w:t>
-      </w:r>
-      <w:r>
-        <w:t xml:space="preserve"> </w:t>
-      </w:r>
-      <w:r>
-        <w:t xml:space="preserve">“</w:t>
-      </w:r>
-      <w:r>
-        <w:t xml:space="preserve">GNSS-Denied Unmanned Aerial Vehicle Navigation: Analyzing Computational Complexity, Sensor Fusion, and Localization Methodologies,</w:t>
-      </w:r>
-      <w:r>
-        <w:t xml:space="preserve">”</w:t>
-      </w:r>
-      <w:r>
-        <w:t xml:space="preserve"> </w:t>
-      </w:r>
-      <w:r>
-        <w:t xml:space="preserve">Satell. Navig., vol. 6, article 9, 2025, doi: 10.1186/s43020-025-00162-z.</w:t>
-      </w:r>
-    </w:p>
-    <w:p>
-      <w:pPr>
-        <w:pStyle w:val="BodyText"/>
-      </w:pPr>
-      <w:r>
-        <w:t xml:space="preserve">[37] C. Meng, Q. Hu, S. S. Ge, and D. Li,</w:t>
-      </w:r>
-      <w:r>
-        <w:t xml:space="preserve"> </w:t>
-      </w:r>
-      <w:r>
-        <w:t xml:space="preserve">“</w:t>
-      </w:r>
-      <w:r>
-        <w:t xml:space="preserve">Trusted Multisource Fusion Navigation for UAV Under GNSS Interference and Spoofing Attacks,</w:t>
-      </w:r>
-      <w:r>
-        <w:t xml:space="preserve">”</w:t>
-      </w:r>
-      <w:r>
-        <w:t xml:space="preserve"> </w:t>
-      </w:r>
-      <w:r>
-        <w:t xml:space="preserve">IEEE/ASME Trans. Mechatron., vol. 30, no. 6, pp. 4165–4175, 2025, doi: 10.1109/TMECH.2025.3570315.</w:t>
-      </w:r>
-    </w:p>
-    <w:p>
-      <w:pPr>
-        <w:pStyle w:val="BodyText"/>
-      </w:pPr>
-      <w:r>
-        <w:t xml:space="preserve">[38] Y. Zeng, Z. Lu, X. Zhao, Z. Xiao, S. Ni, Z. Han, et al.,</w:t>
-      </w:r>
-      <w:r>
-        <w:t xml:space="preserve"> </w:t>
-      </w:r>
-      <w:r>
-        <w:t xml:space="preserve">“</w:t>
-      </w:r>
-      <w:r>
-        <w:t xml:space="preserve">GNSS Jamming and Spoofing Threats in UAV Navigation: Countermeasure Status and Challenges,</w:t>
-      </w:r>
-      <w:r>
-        <w:t xml:space="preserve">”</w:t>
-      </w:r>
-      <w:r>
-        <w:t xml:space="preserve"> </w:t>
-      </w:r>
-      <w:r>
-        <w:t xml:space="preserve">IEEE Commun. Surv. Tutor., vol. 28, pp. 5909–5948, 2025, doi: 10.1109/COMST.2026.3680438.</w:t>
-      </w:r>
-    </w:p>
-    <w:p>
-      <w:pPr>
-        <w:pStyle w:val="BodyText"/>
-      </w:pPr>
-      <w:r>
-        <w:t xml:space="preserve">[39] B. Zhao, M. Huo, Z. Li, W. Feng, Z. Yu, N. Qi, and S. Wang,</w:t>
-      </w:r>
-      <w:r>
-        <w:t xml:space="preserve"> </w:t>
-      </w:r>
-      <w:r>
-        <w:t xml:space="preserve">“</w:t>
-      </w:r>
-      <w:r>
-        <w:t xml:space="preserve">Graph-Based Multi-Agent Reinforcement Learning for Collaborative Search and Tracking of Multiple UAVs,</w:t>
-      </w:r>
-      <w:r>
-        <w:t xml:space="preserve">”</w:t>
-      </w:r>
-      <w:r>
-        <w:t xml:space="preserve"> </w:t>
-      </w:r>
-      <w:r>
-        <w:t xml:space="preserve">Chin. J. Aeronaut., vol. 38, no. 3, article 103214, 2025, doi: 10.1016/j.cja.2024.08.045.</w:t>
-      </w:r>
-    </w:p>
-    <w:p>
-      <w:pPr>
-        <w:pStyle w:val="BodyText"/>
-      </w:pPr>
-      <w:r>
-        <w:t xml:space="preserve">[40] Z. Zhang, J. Jiang, H. Xu, and W.-A. Zhang,</w:t>
-      </w:r>
-      <w:r>
-        <w:t xml:space="preserve"> </w:t>
-      </w:r>
-      <w:r>
-        <w:t xml:space="preserve">“</w:t>
-      </w:r>
-      <w:r>
-        <w:t xml:space="preserve">Distributed Dynamic Task Allocation for Unmanned Aerial Vehicle Swarm Systems: A Networked Evolutionary Game-Theoretic Approach,</w:t>
-      </w:r>
-      <w:r>
-        <w:t xml:space="preserve">”</w:t>
-      </w:r>
-      <w:r>
-        <w:t xml:space="preserve"> </w:t>
-      </w:r>
-      <w:r>
-        <w:t xml:space="preserve">Chin. J. Aeronaut., vol. 37, no. 6, pp. 182–204, 2024, doi: 10.1016/j.cja.2023.12.027.</w:t>
-      </w:r>
-    </w:p>
-    <w:p>
-      <w:pPr>
-        <w:pStyle w:val="BodyText"/>
-      </w:pPr>
-      <w:r>
-        <w:t xml:space="preserve">[41] D. Liu, L. Dou, R. Zhang, X. Zhang, and Q. Zong,</w:t>
-      </w:r>
-      <w:r>
-        <w:t xml:space="preserve"> </w:t>
-      </w:r>
-      <w:r>
-        <w:t xml:space="preserve">“</w:t>
-      </w:r>
-      <w:r>
-        <w:t xml:space="preserve">Multi-Agent Reinforcement Learning-Based Coordinated Dynamic Task Allocation for Heterogeneous UAVs,</w:t>
-      </w:r>
-      <w:r>
-        <w:t xml:space="preserve">”</w:t>
-      </w:r>
-      <w:r>
-        <w:t xml:space="preserve"> </w:t>
-      </w:r>
-      <w:r>
-        <w:t xml:space="preserve">IEEE Trans. Veh. Technol., vol. 72, no. 4, pp. 4372–4383, 2023, doi: 10.1109/TVT.2022.3228198.</w:t>
-      </w:r>
-    </w:p>
-    <w:p>
-      <w:pPr>
-        <w:pStyle w:val="BodyText"/>
-      </w:pPr>
-      <w:r>
-        <w:t xml:space="preserve">[42] K. Li, J. Liu, X. Gu, Y. Yang, C. Chang, H. Chen, L. Wan, and Y. Lin,</w:t>
-      </w:r>
-      <w:r>
-        <w:t xml:space="preserve"> </w:t>
-      </w:r>
-      <w:r>
-        <w:t xml:space="preserve">“</w:t>
-      </w:r>
-      <w:r>
-        <w:t xml:space="preserve">Dynamic Decision-Making of UAV Swarm Based on Constrained Multi-Objective Optimization Under Incomplete Interference Information,</w:t>
-      </w:r>
-      <w:r>
-        <w:t xml:space="preserve">”</w:t>
-      </w:r>
-      <w:r>
-        <w:t xml:space="preserve"> </w:t>
-      </w:r>
-      <w:r>
-        <w:t xml:space="preserve">Chin. J. Aeronaut., article 103846, 2025, doi: 10.1016/j.cja.2025.103846.</w:t>
-      </w:r>
-    </w:p>
-    <w:p>
-      <w:pPr>
-        <w:pStyle w:val="BodyText"/>
-      </w:pPr>
-      <w:r>
-        <w:t xml:space="preserve">[43] X. Wang, Z. Zhao, L. Yi, Z. Ning, L. Guo, F. R. Yu, and S. Guo,</w:t>
-      </w:r>
-      <w:r>
-        <w:t xml:space="preserve"> </w:t>
-      </w:r>
-      <w:r>
-        <w:t xml:space="preserve">“</w:t>
-      </w:r>
-      <w:r>
-        <w:t xml:space="preserve">A Survey on Security of UAV Swarm Networks: Attacks and Countermeasures,</w:t>
-      </w:r>
-      <w:r>
-        <w:t xml:space="preserve">”</w:t>
-      </w:r>
-      <w:r>
-        <w:t xml:space="preserve"> </w:t>
-      </w:r>
-      <w:r>
-        <w:t xml:space="preserve">ACM Comput. Surv., vol. 57, no. 3, article 74, pp. 1–37, 2024, doi: 10.1145/3703625.</w:t>
-      </w:r>
-    </w:p>
-    <w:p>
-      <w:pPr>
-        <w:pStyle w:val="BodyText"/>
-      </w:pPr>
-      <w:r>
-        <w:t xml:space="preserve">[44] E. Glaessgen and D. Stargel,</w:t>
-      </w:r>
-      <w:r>
-        <w:t xml:space="preserve"> </w:t>
-      </w:r>
-      <w:r>
-        <w:t xml:space="preserve">“</w:t>
-      </w:r>
-      <w:r>
-        <w:t xml:space="preserve">The Digital Twin Paradigm for Future NASA and U.S. Air Force Vehicles,</w:t>
-      </w:r>
-      <w:r>
-        <w:t xml:space="preserve">”</w:t>
-      </w:r>
-      <w:r>
-        <w:t xml:space="preserve"> </w:t>
-      </w:r>
-      <w:r>
-        <w:t xml:space="preserve">in Proc. 53rd AIAA/ASME/ASCE/AHS/ASC Struct., Struct. Dyn. Mater. Conf., 2012, doi: 10.2514/6.2012-1818.</w:t>
-      </w:r>
-    </w:p>
-    <w:p>
-      <w:pPr>
-        <w:pStyle w:val="BodyText"/>
-      </w:pPr>
-      <w:r>
-        <w:t xml:space="preserve">[45] A. Rasheed, O. San, and T. Kvamsdal,</w:t>
-      </w:r>
-      <w:r>
-        <w:t xml:space="preserve"> </w:t>
-      </w:r>
-      <w:r>
-        <w:t xml:space="preserve">“</w:t>
-      </w:r>
-      <w:r>
-        <w:t xml:space="preserve">Digital Twin: Values, Challenges and Enablers From a Modeling Perspective,</w:t>
-      </w:r>
-      <w:r>
-        <w:t xml:space="preserve">”</w:t>
-      </w:r>
-      <w:r>
-        <w:t xml:space="preserve"> </w:t>
-      </w:r>
-      <w:r>
-        <w:t xml:space="preserve">IEEE Access, vol. 8, pp. 21980–22012, 2020, doi: 10.1109/ACCESS.2020.2970143.</w:t>
-      </w:r>
-    </w:p>
-    <w:p>
-      <w:pPr>
-        <w:pStyle w:val="BodyText"/>
-      </w:pPr>
-      <w:r>
-        <w:t xml:space="preserve">[46] M. Eckhart and A. Ekelhart,</w:t>
-      </w:r>
-      <w:r>
-        <w:t xml:space="preserve"> </w:t>
-      </w:r>
-      <w:r>
-        <w:t xml:space="preserve">“</w:t>
-      </w:r>
-      <w:r>
-        <w:t xml:space="preserve">A Specification-Based State Replication Approach for Digital Twins,</w:t>
-      </w:r>
-      <w:r>
-        <w:t xml:space="preserve">”</w:t>
-      </w:r>
-      <w:r>
-        <w:t xml:space="preserve"> </w:t>
-      </w:r>
-      <w:r>
-        <w:t xml:space="preserve">in Proc. ACM Workshop Cyber-Phys. Syst. Secur. Privacy (CPSS), 2018, pp. 36–47, doi: 10.1145/3264888.3264892.</w:t>
-      </w:r>
-    </w:p>
-    <w:p>
-      <w:pPr>
-        <w:pStyle w:val="BodyText"/>
-      </w:pPr>
-      <w:r>
-        <w:t xml:space="preserve">[47] D. Dolev and A. C. Yao,</w:t>
-      </w:r>
-      <w:r>
-        <w:t xml:space="preserve"> </w:t>
-      </w:r>
-      <w:r>
-        <w:t xml:space="preserve">“</w:t>
-      </w:r>
-      <w:r>
-        <w:t xml:space="preserve">On the Security of Public Key Protocols,</w:t>
-      </w:r>
-      <w:r>
-        <w:t xml:space="preserve">”</w:t>
-      </w:r>
-      <w:r>
-        <w:t xml:space="preserve"> </w:t>
-      </w:r>
-      <w:r>
-        <w:t xml:space="preserve">IEEE Trans. Inf. Theory, vol. 29, no. 2, pp. 198–208, 1983, doi: 10.1109/TIT.1983.1056650.,</w:t>
-      </w:r>
-      <w:r>
-        <w:t xml:space="preserve"> </w:t>
-      </w:r>
-      <w:r>
-        <w:t xml:space="preserve">“</w:t>
-      </w:r>
-      <w:r>
-        <w:t xml:space="preserve">A Specification-Based State Replication Approach for Digital Twins,</w:t>
-      </w:r>
-      <w:r>
-        <w:t xml:space="preserve">”</w:t>
-      </w:r>
-      <w:r>
-        <w:t xml:space="preserve"> </w:t>
-      </w:r>
-      <w:r>
-        <w:t xml:space="preserve">in Proc. ACM Workshop Cyber-Phys. Syst. Secur. Privacy (CPSS), 2018, pp. 36–47, doi: 10.1145/3264888.3264892.</w:t>
-      </w:r>
-    </w:p>
-    <w:bookmarkEnd w:id="189"/>
-    <w:bookmarkEnd w:id="190"/>
     <w:sectPr>
       <w:pgSz w:h="16838" w:orient="portrait" w:w="11906"/>
       <w:pgMar w:bottom="1701" w:footer="708" w:gutter="0" w:header="708" w:left="1418" w:right="1418" w:top="1701"/>
